--- a/18_DOCX/VIDA_FAQ_0001_0020.docx
+++ b/18_DOCX/VIDA_FAQ_0001_0020.docx
@@ -7,12 +7,31 @@
         <w:pStyle w:val="Heading1"/>
       </w:pPr>
       <w:r>
-        <w:t>VIDA_FAQ_0001_0020 - Primeiro ciclo de FAQs VIDA</w:t>
-      </w:r>
-    </w:p>
-    <w:p>
-      <w:r>
-        <w:t>————————————————————————</w:t>
+        <w:t>VIDA_FAQ_0001_0020</w:t>
+      </w:r>
+    </w:p>
+    <w:p>
+      <w:pPr>
+        <w:pStyle w:val="ListBullet"/>
+      </w:pPr>
+      <w:r>
+        <w:t>Versão: 0.2</w:t>
+      </w:r>
+    </w:p>
+    <w:p>
+      <w:pPr>
+        <w:pStyle w:val="ListBullet"/>
+      </w:pPr>
+      <w:r>
+        <w:t>Data: 2026-06-26</w:t>
+      </w:r>
+    </w:p>
+    <w:p>
+      <w:pPr>
+        <w:pStyle w:val="ListBullet"/>
+      </w:pPr>
+      <w:r>
+        <w:t>Autor: JP-BR Insurance Knowledge Base</w:t>
       </w:r>
     </w:p>
     <w:p>
@@ -261,24 +280,107 @@
         <w:t>Histórico de revisão</w:t>
       </w:r>
     </w:p>
-    <w:p>
-      <w:r>
-        <w:t>| Data | Versão | Autor | Alteração |</w:t>
-      </w:r>
-    </w:p>
-    <w:p>
-      <w:r>
-        <w:t>| --- | --- | --- | --- |</w:t>
-      </w:r>
-    </w:p>
-    <w:p>
-      <w:r>
-        <w:t>| 2026-06-25 | 0.1 | JP-BR Insurance Knowledge Base | Criação inicial. |</w:t>
-      </w:r>
-    </w:p>
-    <w:p>
-      <w:r>
-        <w:t>————————————————————————</w:t>
+    <w:tbl>
+      <w:tblPr>
+        <w:tblStyle w:val="TableGrid"/>
+        <w:tblW w:type="auto" w:w="0"/>
+        <w:tblLook w:firstColumn="1" w:firstRow="1" w:lastColumn="0" w:lastRow="0" w:noHBand="0" w:noVBand="1" w:val="04A0"/>
+      </w:tblPr>
+      <w:tblGrid>
+        <w:gridCol w:w="2448"/>
+        <w:gridCol w:w="2448"/>
+        <w:gridCol w:w="2448"/>
+        <w:gridCol w:w="2448"/>
+      </w:tblGrid>
+      <w:tr>
+        <w:tc>
+          <w:tcPr>
+            <w:tcW w:type="dxa" w:w="2448"/>
+          </w:tcPr>
+          <w:p>
+            <w:r>
+              <w:t>Data</w:t>
+            </w:r>
+          </w:p>
+        </w:tc>
+        <w:tc>
+          <w:tcPr>
+            <w:tcW w:type="dxa" w:w="2448"/>
+          </w:tcPr>
+          <w:p>
+            <w:r>
+              <w:t>Versão</w:t>
+            </w:r>
+          </w:p>
+        </w:tc>
+        <w:tc>
+          <w:tcPr>
+            <w:tcW w:type="dxa" w:w="2448"/>
+          </w:tcPr>
+          <w:p>
+            <w:r>
+              <w:t>Autor</w:t>
+            </w:r>
+          </w:p>
+        </w:tc>
+        <w:tc>
+          <w:tcPr>
+            <w:tcW w:type="dxa" w:w="2448"/>
+          </w:tcPr>
+          <w:p>
+            <w:r>
+              <w:t>Alteração</w:t>
+            </w:r>
+          </w:p>
+        </w:tc>
+      </w:tr>
+      <w:tr>
+        <w:tc>
+          <w:tcPr>
+            <w:tcW w:type="dxa" w:w="2448"/>
+          </w:tcPr>
+          <w:p>
+            <w:r>
+              <w:t>2026-06-25</w:t>
+            </w:r>
+          </w:p>
+        </w:tc>
+        <w:tc>
+          <w:tcPr>
+            <w:tcW w:type="dxa" w:w="2448"/>
+          </w:tcPr>
+          <w:p>
+            <w:r>
+              <w:t>0.1</w:t>
+            </w:r>
+          </w:p>
+        </w:tc>
+        <w:tc>
+          <w:tcPr>
+            <w:tcW w:type="dxa" w:w="2448"/>
+          </w:tcPr>
+          <w:p>
+            <w:r>
+              <w:t>JP-BR Insurance Knowledge Base</w:t>
+            </w:r>
+          </w:p>
+        </w:tc>
+        <w:tc>
+          <w:tcPr>
+            <w:tcW w:type="dxa" w:w="2448"/>
+          </w:tcPr>
+          <w:p>
+            <w:r>
+              <w:t>Criação inicial.</w:t>
+            </w:r>
+          </w:p>
+        </w:tc>
+      </w:tr>
+    </w:tbl>
+    <w:p/>
+    <w:p>
+      <w:r>
+        <w:t>---</w:t>
       </w:r>
     </w:p>
     <w:p>
@@ -527,24 +629,107 @@
         <w:t>Histórico de revisão</w:t>
       </w:r>
     </w:p>
-    <w:p>
-      <w:r>
-        <w:t>| Data | Versão | Autor | Alteração |</w:t>
-      </w:r>
-    </w:p>
-    <w:p>
-      <w:r>
-        <w:t>| --- | --- | --- | --- |</w:t>
-      </w:r>
-    </w:p>
-    <w:p>
-      <w:r>
-        <w:t>| 2026-06-25 | 0.1 | JP-BR Insurance Knowledge Base | Criação inicial. |</w:t>
-      </w:r>
-    </w:p>
-    <w:p>
-      <w:r>
-        <w:t>————————————————————————</w:t>
+    <w:tbl>
+      <w:tblPr>
+        <w:tblStyle w:val="TableGrid"/>
+        <w:tblW w:type="auto" w:w="0"/>
+        <w:tblLook w:firstColumn="1" w:firstRow="1" w:lastColumn="0" w:lastRow="0" w:noHBand="0" w:noVBand="1" w:val="04A0"/>
+      </w:tblPr>
+      <w:tblGrid>
+        <w:gridCol w:w="2448"/>
+        <w:gridCol w:w="2448"/>
+        <w:gridCol w:w="2448"/>
+        <w:gridCol w:w="2448"/>
+      </w:tblGrid>
+      <w:tr>
+        <w:tc>
+          <w:tcPr>
+            <w:tcW w:type="dxa" w:w="2448"/>
+          </w:tcPr>
+          <w:p>
+            <w:r>
+              <w:t>Data</w:t>
+            </w:r>
+          </w:p>
+        </w:tc>
+        <w:tc>
+          <w:tcPr>
+            <w:tcW w:type="dxa" w:w="2448"/>
+          </w:tcPr>
+          <w:p>
+            <w:r>
+              <w:t>Versão</w:t>
+            </w:r>
+          </w:p>
+        </w:tc>
+        <w:tc>
+          <w:tcPr>
+            <w:tcW w:type="dxa" w:w="2448"/>
+          </w:tcPr>
+          <w:p>
+            <w:r>
+              <w:t>Autor</w:t>
+            </w:r>
+          </w:p>
+        </w:tc>
+        <w:tc>
+          <w:tcPr>
+            <w:tcW w:type="dxa" w:w="2448"/>
+          </w:tcPr>
+          <w:p>
+            <w:r>
+              <w:t>Alteração</w:t>
+            </w:r>
+          </w:p>
+        </w:tc>
+      </w:tr>
+      <w:tr>
+        <w:tc>
+          <w:tcPr>
+            <w:tcW w:type="dxa" w:w="2448"/>
+          </w:tcPr>
+          <w:p>
+            <w:r>
+              <w:t>2026-06-25</w:t>
+            </w:r>
+          </w:p>
+        </w:tc>
+        <w:tc>
+          <w:tcPr>
+            <w:tcW w:type="dxa" w:w="2448"/>
+          </w:tcPr>
+          <w:p>
+            <w:r>
+              <w:t>0.1</w:t>
+            </w:r>
+          </w:p>
+        </w:tc>
+        <w:tc>
+          <w:tcPr>
+            <w:tcW w:type="dxa" w:w="2448"/>
+          </w:tcPr>
+          <w:p>
+            <w:r>
+              <w:t>JP-BR Insurance Knowledge Base</w:t>
+            </w:r>
+          </w:p>
+        </w:tc>
+        <w:tc>
+          <w:tcPr>
+            <w:tcW w:type="dxa" w:w="2448"/>
+          </w:tcPr>
+          <w:p>
+            <w:r>
+              <w:t>Criação inicial.</w:t>
+            </w:r>
+          </w:p>
+        </w:tc>
+      </w:tr>
+    </w:tbl>
+    <w:p/>
+    <w:p>
+      <w:r>
+        <w:t>---</w:t>
       </w:r>
     </w:p>
     <w:p>
@@ -793,24 +978,107 @@
         <w:t>Histórico de revisão</w:t>
       </w:r>
     </w:p>
-    <w:p>
-      <w:r>
-        <w:t>| Data | Versão | Autor | Alteração |</w:t>
-      </w:r>
-    </w:p>
-    <w:p>
-      <w:r>
-        <w:t>| --- | --- | --- | --- |</w:t>
-      </w:r>
-    </w:p>
-    <w:p>
-      <w:r>
-        <w:t>| 2026-06-25 | 0.1 | JP-BR Insurance Knowledge Base | Criação inicial. |</w:t>
-      </w:r>
-    </w:p>
-    <w:p>
-      <w:r>
-        <w:t>————————————————————————</w:t>
+    <w:tbl>
+      <w:tblPr>
+        <w:tblStyle w:val="TableGrid"/>
+        <w:tblW w:type="auto" w:w="0"/>
+        <w:tblLook w:firstColumn="1" w:firstRow="1" w:lastColumn="0" w:lastRow="0" w:noHBand="0" w:noVBand="1" w:val="04A0"/>
+      </w:tblPr>
+      <w:tblGrid>
+        <w:gridCol w:w="2448"/>
+        <w:gridCol w:w="2448"/>
+        <w:gridCol w:w="2448"/>
+        <w:gridCol w:w="2448"/>
+      </w:tblGrid>
+      <w:tr>
+        <w:tc>
+          <w:tcPr>
+            <w:tcW w:type="dxa" w:w="2448"/>
+          </w:tcPr>
+          <w:p>
+            <w:r>
+              <w:t>Data</w:t>
+            </w:r>
+          </w:p>
+        </w:tc>
+        <w:tc>
+          <w:tcPr>
+            <w:tcW w:type="dxa" w:w="2448"/>
+          </w:tcPr>
+          <w:p>
+            <w:r>
+              <w:t>Versão</w:t>
+            </w:r>
+          </w:p>
+        </w:tc>
+        <w:tc>
+          <w:tcPr>
+            <w:tcW w:type="dxa" w:w="2448"/>
+          </w:tcPr>
+          <w:p>
+            <w:r>
+              <w:t>Autor</w:t>
+            </w:r>
+          </w:p>
+        </w:tc>
+        <w:tc>
+          <w:tcPr>
+            <w:tcW w:type="dxa" w:w="2448"/>
+          </w:tcPr>
+          <w:p>
+            <w:r>
+              <w:t>Alteração</w:t>
+            </w:r>
+          </w:p>
+        </w:tc>
+      </w:tr>
+      <w:tr>
+        <w:tc>
+          <w:tcPr>
+            <w:tcW w:type="dxa" w:w="2448"/>
+          </w:tcPr>
+          <w:p>
+            <w:r>
+              <w:t>2026-06-25</w:t>
+            </w:r>
+          </w:p>
+        </w:tc>
+        <w:tc>
+          <w:tcPr>
+            <w:tcW w:type="dxa" w:w="2448"/>
+          </w:tcPr>
+          <w:p>
+            <w:r>
+              <w:t>0.1</w:t>
+            </w:r>
+          </w:p>
+        </w:tc>
+        <w:tc>
+          <w:tcPr>
+            <w:tcW w:type="dxa" w:w="2448"/>
+          </w:tcPr>
+          <w:p>
+            <w:r>
+              <w:t>JP-BR Insurance Knowledge Base</w:t>
+            </w:r>
+          </w:p>
+        </w:tc>
+        <w:tc>
+          <w:tcPr>
+            <w:tcW w:type="dxa" w:w="2448"/>
+          </w:tcPr>
+          <w:p>
+            <w:r>
+              <w:t>Criação inicial.</w:t>
+            </w:r>
+          </w:p>
+        </w:tc>
+      </w:tr>
+    </w:tbl>
+    <w:p/>
+    <w:p>
+      <w:r>
+        <w:t>---</w:t>
       </w:r>
     </w:p>
     <w:p>
@@ -1059,24 +1327,107 @@
         <w:t>Histórico de revisão</w:t>
       </w:r>
     </w:p>
-    <w:p>
-      <w:r>
-        <w:t>| Data | Versão | Autor | Alteração |</w:t>
-      </w:r>
-    </w:p>
-    <w:p>
-      <w:r>
-        <w:t>| --- | --- | --- | --- |</w:t>
-      </w:r>
-    </w:p>
-    <w:p>
-      <w:r>
-        <w:t>| 2026-06-25 | 0.1 | JP-BR Insurance Knowledge Base | Criação inicial. |</w:t>
-      </w:r>
-    </w:p>
-    <w:p>
-      <w:r>
-        <w:t>————————————————————————</w:t>
+    <w:tbl>
+      <w:tblPr>
+        <w:tblStyle w:val="TableGrid"/>
+        <w:tblW w:type="auto" w:w="0"/>
+        <w:tblLook w:firstColumn="1" w:firstRow="1" w:lastColumn="0" w:lastRow="0" w:noHBand="0" w:noVBand="1" w:val="04A0"/>
+      </w:tblPr>
+      <w:tblGrid>
+        <w:gridCol w:w="2448"/>
+        <w:gridCol w:w="2448"/>
+        <w:gridCol w:w="2448"/>
+        <w:gridCol w:w="2448"/>
+      </w:tblGrid>
+      <w:tr>
+        <w:tc>
+          <w:tcPr>
+            <w:tcW w:type="dxa" w:w="2448"/>
+          </w:tcPr>
+          <w:p>
+            <w:r>
+              <w:t>Data</w:t>
+            </w:r>
+          </w:p>
+        </w:tc>
+        <w:tc>
+          <w:tcPr>
+            <w:tcW w:type="dxa" w:w="2448"/>
+          </w:tcPr>
+          <w:p>
+            <w:r>
+              <w:t>Versão</w:t>
+            </w:r>
+          </w:p>
+        </w:tc>
+        <w:tc>
+          <w:tcPr>
+            <w:tcW w:type="dxa" w:w="2448"/>
+          </w:tcPr>
+          <w:p>
+            <w:r>
+              <w:t>Autor</w:t>
+            </w:r>
+          </w:p>
+        </w:tc>
+        <w:tc>
+          <w:tcPr>
+            <w:tcW w:type="dxa" w:w="2448"/>
+          </w:tcPr>
+          <w:p>
+            <w:r>
+              <w:t>Alteração</w:t>
+            </w:r>
+          </w:p>
+        </w:tc>
+      </w:tr>
+      <w:tr>
+        <w:tc>
+          <w:tcPr>
+            <w:tcW w:type="dxa" w:w="2448"/>
+          </w:tcPr>
+          <w:p>
+            <w:r>
+              <w:t>2026-06-25</w:t>
+            </w:r>
+          </w:p>
+        </w:tc>
+        <w:tc>
+          <w:tcPr>
+            <w:tcW w:type="dxa" w:w="2448"/>
+          </w:tcPr>
+          <w:p>
+            <w:r>
+              <w:t>0.1</w:t>
+            </w:r>
+          </w:p>
+        </w:tc>
+        <w:tc>
+          <w:tcPr>
+            <w:tcW w:type="dxa" w:w="2448"/>
+          </w:tcPr>
+          <w:p>
+            <w:r>
+              <w:t>JP-BR Insurance Knowledge Base</w:t>
+            </w:r>
+          </w:p>
+        </w:tc>
+        <w:tc>
+          <w:tcPr>
+            <w:tcW w:type="dxa" w:w="2448"/>
+          </w:tcPr>
+          <w:p>
+            <w:r>
+              <w:t>Criação inicial.</w:t>
+            </w:r>
+          </w:p>
+        </w:tc>
+      </w:tr>
+    </w:tbl>
+    <w:p/>
+    <w:p>
+      <w:r>
+        <w:t>---</w:t>
       </w:r>
     </w:p>
     <w:p>
@@ -1325,24 +1676,107 @@
         <w:t>Histórico de revisão</w:t>
       </w:r>
     </w:p>
-    <w:p>
-      <w:r>
-        <w:t>| Data | Versão | Autor | Alteração |</w:t>
-      </w:r>
-    </w:p>
-    <w:p>
-      <w:r>
-        <w:t>| --- | --- | --- | --- |</w:t>
-      </w:r>
-    </w:p>
-    <w:p>
-      <w:r>
-        <w:t>| 2026-06-25 | 0.1 | JP-BR Insurance Knowledge Base | Criação inicial. |</w:t>
-      </w:r>
-    </w:p>
-    <w:p>
-      <w:r>
-        <w:t>————————————————————————</w:t>
+    <w:tbl>
+      <w:tblPr>
+        <w:tblStyle w:val="TableGrid"/>
+        <w:tblW w:type="auto" w:w="0"/>
+        <w:tblLook w:firstColumn="1" w:firstRow="1" w:lastColumn="0" w:lastRow="0" w:noHBand="0" w:noVBand="1" w:val="04A0"/>
+      </w:tblPr>
+      <w:tblGrid>
+        <w:gridCol w:w="2448"/>
+        <w:gridCol w:w="2448"/>
+        <w:gridCol w:w="2448"/>
+        <w:gridCol w:w="2448"/>
+      </w:tblGrid>
+      <w:tr>
+        <w:tc>
+          <w:tcPr>
+            <w:tcW w:type="dxa" w:w="2448"/>
+          </w:tcPr>
+          <w:p>
+            <w:r>
+              <w:t>Data</w:t>
+            </w:r>
+          </w:p>
+        </w:tc>
+        <w:tc>
+          <w:tcPr>
+            <w:tcW w:type="dxa" w:w="2448"/>
+          </w:tcPr>
+          <w:p>
+            <w:r>
+              <w:t>Versão</w:t>
+            </w:r>
+          </w:p>
+        </w:tc>
+        <w:tc>
+          <w:tcPr>
+            <w:tcW w:type="dxa" w:w="2448"/>
+          </w:tcPr>
+          <w:p>
+            <w:r>
+              <w:t>Autor</w:t>
+            </w:r>
+          </w:p>
+        </w:tc>
+        <w:tc>
+          <w:tcPr>
+            <w:tcW w:type="dxa" w:w="2448"/>
+          </w:tcPr>
+          <w:p>
+            <w:r>
+              <w:t>Alteração</w:t>
+            </w:r>
+          </w:p>
+        </w:tc>
+      </w:tr>
+      <w:tr>
+        <w:tc>
+          <w:tcPr>
+            <w:tcW w:type="dxa" w:w="2448"/>
+          </w:tcPr>
+          <w:p>
+            <w:r>
+              <w:t>2026-06-25</w:t>
+            </w:r>
+          </w:p>
+        </w:tc>
+        <w:tc>
+          <w:tcPr>
+            <w:tcW w:type="dxa" w:w="2448"/>
+          </w:tcPr>
+          <w:p>
+            <w:r>
+              <w:t>0.1</w:t>
+            </w:r>
+          </w:p>
+        </w:tc>
+        <w:tc>
+          <w:tcPr>
+            <w:tcW w:type="dxa" w:w="2448"/>
+          </w:tcPr>
+          <w:p>
+            <w:r>
+              <w:t>JP-BR Insurance Knowledge Base</w:t>
+            </w:r>
+          </w:p>
+        </w:tc>
+        <w:tc>
+          <w:tcPr>
+            <w:tcW w:type="dxa" w:w="2448"/>
+          </w:tcPr>
+          <w:p>
+            <w:r>
+              <w:t>Criação inicial.</w:t>
+            </w:r>
+          </w:p>
+        </w:tc>
+      </w:tr>
+    </w:tbl>
+    <w:p/>
+    <w:p>
+      <w:r>
+        <w:t>---</w:t>
       </w:r>
     </w:p>
     <w:p>
@@ -1591,24 +2025,107 @@
         <w:t>Histórico de revisão</w:t>
       </w:r>
     </w:p>
-    <w:p>
-      <w:r>
-        <w:t>| Data | Versão | Autor | Alteração |</w:t>
-      </w:r>
-    </w:p>
-    <w:p>
-      <w:r>
-        <w:t>| --- | --- | --- | --- |</w:t>
-      </w:r>
-    </w:p>
-    <w:p>
-      <w:r>
-        <w:t>| 2026-06-25 | 0.1 | JP-BR Insurance Knowledge Base | Criação inicial. |</w:t>
-      </w:r>
-    </w:p>
-    <w:p>
-      <w:r>
-        <w:t>————————————————————————</w:t>
+    <w:tbl>
+      <w:tblPr>
+        <w:tblStyle w:val="TableGrid"/>
+        <w:tblW w:type="auto" w:w="0"/>
+        <w:tblLook w:firstColumn="1" w:firstRow="1" w:lastColumn="0" w:lastRow="0" w:noHBand="0" w:noVBand="1" w:val="04A0"/>
+      </w:tblPr>
+      <w:tblGrid>
+        <w:gridCol w:w="2448"/>
+        <w:gridCol w:w="2448"/>
+        <w:gridCol w:w="2448"/>
+        <w:gridCol w:w="2448"/>
+      </w:tblGrid>
+      <w:tr>
+        <w:tc>
+          <w:tcPr>
+            <w:tcW w:type="dxa" w:w="2448"/>
+          </w:tcPr>
+          <w:p>
+            <w:r>
+              <w:t>Data</w:t>
+            </w:r>
+          </w:p>
+        </w:tc>
+        <w:tc>
+          <w:tcPr>
+            <w:tcW w:type="dxa" w:w="2448"/>
+          </w:tcPr>
+          <w:p>
+            <w:r>
+              <w:t>Versão</w:t>
+            </w:r>
+          </w:p>
+        </w:tc>
+        <w:tc>
+          <w:tcPr>
+            <w:tcW w:type="dxa" w:w="2448"/>
+          </w:tcPr>
+          <w:p>
+            <w:r>
+              <w:t>Autor</w:t>
+            </w:r>
+          </w:p>
+        </w:tc>
+        <w:tc>
+          <w:tcPr>
+            <w:tcW w:type="dxa" w:w="2448"/>
+          </w:tcPr>
+          <w:p>
+            <w:r>
+              <w:t>Alteração</w:t>
+            </w:r>
+          </w:p>
+        </w:tc>
+      </w:tr>
+      <w:tr>
+        <w:tc>
+          <w:tcPr>
+            <w:tcW w:type="dxa" w:w="2448"/>
+          </w:tcPr>
+          <w:p>
+            <w:r>
+              <w:t>2026-06-25</w:t>
+            </w:r>
+          </w:p>
+        </w:tc>
+        <w:tc>
+          <w:tcPr>
+            <w:tcW w:type="dxa" w:w="2448"/>
+          </w:tcPr>
+          <w:p>
+            <w:r>
+              <w:t>0.1</w:t>
+            </w:r>
+          </w:p>
+        </w:tc>
+        <w:tc>
+          <w:tcPr>
+            <w:tcW w:type="dxa" w:w="2448"/>
+          </w:tcPr>
+          <w:p>
+            <w:r>
+              <w:t>JP-BR Insurance Knowledge Base</w:t>
+            </w:r>
+          </w:p>
+        </w:tc>
+        <w:tc>
+          <w:tcPr>
+            <w:tcW w:type="dxa" w:w="2448"/>
+          </w:tcPr>
+          <w:p>
+            <w:r>
+              <w:t>Criação inicial.</w:t>
+            </w:r>
+          </w:p>
+        </w:tc>
+      </w:tr>
+    </w:tbl>
+    <w:p/>
+    <w:p>
+      <w:r>
+        <w:t>---</w:t>
       </w:r>
     </w:p>
     <w:p>
@@ -1857,24 +2374,107 @@
         <w:t>Histórico de revisão</w:t>
       </w:r>
     </w:p>
-    <w:p>
-      <w:r>
-        <w:t>| Data | Versão | Autor | Alteração |</w:t>
-      </w:r>
-    </w:p>
-    <w:p>
-      <w:r>
-        <w:t>| --- | --- | --- | --- |</w:t>
-      </w:r>
-    </w:p>
-    <w:p>
-      <w:r>
-        <w:t>| 2026-06-25 | 0.1 | JP-BR Insurance Knowledge Base | Criação inicial. |</w:t>
-      </w:r>
-    </w:p>
-    <w:p>
-      <w:r>
-        <w:t>————————————————————————</w:t>
+    <w:tbl>
+      <w:tblPr>
+        <w:tblStyle w:val="TableGrid"/>
+        <w:tblW w:type="auto" w:w="0"/>
+        <w:tblLook w:firstColumn="1" w:firstRow="1" w:lastColumn="0" w:lastRow="0" w:noHBand="0" w:noVBand="1" w:val="04A0"/>
+      </w:tblPr>
+      <w:tblGrid>
+        <w:gridCol w:w="2448"/>
+        <w:gridCol w:w="2448"/>
+        <w:gridCol w:w="2448"/>
+        <w:gridCol w:w="2448"/>
+      </w:tblGrid>
+      <w:tr>
+        <w:tc>
+          <w:tcPr>
+            <w:tcW w:type="dxa" w:w="2448"/>
+          </w:tcPr>
+          <w:p>
+            <w:r>
+              <w:t>Data</w:t>
+            </w:r>
+          </w:p>
+        </w:tc>
+        <w:tc>
+          <w:tcPr>
+            <w:tcW w:type="dxa" w:w="2448"/>
+          </w:tcPr>
+          <w:p>
+            <w:r>
+              <w:t>Versão</w:t>
+            </w:r>
+          </w:p>
+        </w:tc>
+        <w:tc>
+          <w:tcPr>
+            <w:tcW w:type="dxa" w:w="2448"/>
+          </w:tcPr>
+          <w:p>
+            <w:r>
+              <w:t>Autor</w:t>
+            </w:r>
+          </w:p>
+        </w:tc>
+        <w:tc>
+          <w:tcPr>
+            <w:tcW w:type="dxa" w:w="2448"/>
+          </w:tcPr>
+          <w:p>
+            <w:r>
+              <w:t>Alteração</w:t>
+            </w:r>
+          </w:p>
+        </w:tc>
+      </w:tr>
+      <w:tr>
+        <w:tc>
+          <w:tcPr>
+            <w:tcW w:type="dxa" w:w="2448"/>
+          </w:tcPr>
+          <w:p>
+            <w:r>
+              <w:t>2026-06-25</w:t>
+            </w:r>
+          </w:p>
+        </w:tc>
+        <w:tc>
+          <w:tcPr>
+            <w:tcW w:type="dxa" w:w="2448"/>
+          </w:tcPr>
+          <w:p>
+            <w:r>
+              <w:t>0.1</w:t>
+            </w:r>
+          </w:p>
+        </w:tc>
+        <w:tc>
+          <w:tcPr>
+            <w:tcW w:type="dxa" w:w="2448"/>
+          </w:tcPr>
+          <w:p>
+            <w:r>
+              <w:t>JP-BR Insurance Knowledge Base</w:t>
+            </w:r>
+          </w:p>
+        </w:tc>
+        <w:tc>
+          <w:tcPr>
+            <w:tcW w:type="dxa" w:w="2448"/>
+          </w:tcPr>
+          <w:p>
+            <w:r>
+              <w:t>Criação inicial.</w:t>
+            </w:r>
+          </w:p>
+        </w:tc>
+      </w:tr>
+    </w:tbl>
+    <w:p/>
+    <w:p>
+      <w:r>
+        <w:t>---</w:t>
       </w:r>
     </w:p>
     <w:p>
@@ -2123,24 +2723,107 @@
         <w:t>Histórico de revisão</w:t>
       </w:r>
     </w:p>
-    <w:p>
-      <w:r>
-        <w:t>| Data | Versão | Autor | Alteração |</w:t>
-      </w:r>
-    </w:p>
-    <w:p>
-      <w:r>
-        <w:t>| --- | --- | --- | --- |</w:t>
-      </w:r>
-    </w:p>
-    <w:p>
-      <w:r>
-        <w:t>| 2026-06-25 | 0.1 | JP-BR Insurance Knowledge Base | Criação inicial. |</w:t>
-      </w:r>
-    </w:p>
-    <w:p>
-      <w:r>
-        <w:t>————————————————————————</w:t>
+    <w:tbl>
+      <w:tblPr>
+        <w:tblStyle w:val="TableGrid"/>
+        <w:tblW w:type="auto" w:w="0"/>
+        <w:tblLook w:firstColumn="1" w:firstRow="1" w:lastColumn="0" w:lastRow="0" w:noHBand="0" w:noVBand="1" w:val="04A0"/>
+      </w:tblPr>
+      <w:tblGrid>
+        <w:gridCol w:w="2448"/>
+        <w:gridCol w:w="2448"/>
+        <w:gridCol w:w="2448"/>
+        <w:gridCol w:w="2448"/>
+      </w:tblGrid>
+      <w:tr>
+        <w:tc>
+          <w:tcPr>
+            <w:tcW w:type="dxa" w:w="2448"/>
+          </w:tcPr>
+          <w:p>
+            <w:r>
+              <w:t>Data</w:t>
+            </w:r>
+          </w:p>
+        </w:tc>
+        <w:tc>
+          <w:tcPr>
+            <w:tcW w:type="dxa" w:w="2448"/>
+          </w:tcPr>
+          <w:p>
+            <w:r>
+              <w:t>Versão</w:t>
+            </w:r>
+          </w:p>
+        </w:tc>
+        <w:tc>
+          <w:tcPr>
+            <w:tcW w:type="dxa" w:w="2448"/>
+          </w:tcPr>
+          <w:p>
+            <w:r>
+              <w:t>Autor</w:t>
+            </w:r>
+          </w:p>
+        </w:tc>
+        <w:tc>
+          <w:tcPr>
+            <w:tcW w:type="dxa" w:w="2448"/>
+          </w:tcPr>
+          <w:p>
+            <w:r>
+              <w:t>Alteração</w:t>
+            </w:r>
+          </w:p>
+        </w:tc>
+      </w:tr>
+      <w:tr>
+        <w:tc>
+          <w:tcPr>
+            <w:tcW w:type="dxa" w:w="2448"/>
+          </w:tcPr>
+          <w:p>
+            <w:r>
+              <w:t>2026-06-25</w:t>
+            </w:r>
+          </w:p>
+        </w:tc>
+        <w:tc>
+          <w:tcPr>
+            <w:tcW w:type="dxa" w:w="2448"/>
+          </w:tcPr>
+          <w:p>
+            <w:r>
+              <w:t>0.1</w:t>
+            </w:r>
+          </w:p>
+        </w:tc>
+        <w:tc>
+          <w:tcPr>
+            <w:tcW w:type="dxa" w:w="2448"/>
+          </w:tcPr>
+          <w:p>
+            <w:r>
+              <w:t>JP-BR Insurance Knowledge Base</w:t>
+            </w:r>
+          </w:p>
+        </w:tc>
+        <w:tc>
+          <w:tcPr>
+            <w:tcW w:type="dxa" w:w="2448"/>
+          </w:tcPr>
+          <w:p>
+            <w:r>
+              <w:t>Criação inicial.</w:t>
+            </w:r>
+          </w:p>
+        </w:tc>
+      </w:tr>
+    </w:tbl>
+    <w:p/>
+    <w:p>
+      <w:r>
+        <w:t>---</w:t>
       </w:r>
     </w:p>
     <w:p>
@@ -2389,24 +3072,107 @@
         <w:t>Histórico de revisão</w:t>
       </w:r>
     </w:p>
-    <w:p>
-      <w:r>
-        <w:t>| Data | Versão | Autor | Alteração |</w:t>
-      </w:r>
-    </w:p>
-    <w:p>
-      <w:r>
-        <w:t>| --- | --- | --- | --- |</w:t>
-      </w:r>
-    </w:p>
-    <w:p>
-      <w:r>
-        <w:t>| 2026-06-25 | 0.1 | JP-BR Insurance Knowledge Base | Criação inicial. |</w:t>
-      </w:r>
-    </w:p>
-    <w:p>
-      <w:r>
-        <w:t>————————————————————————</w:t>
+    <w:tbl>
+      <w:tblPr>
+        <w:tblStyle w:val="TableGrid"/>
+        <w:tblW w:type="auto" w:w="0"/>
+        <w:tblLook w:firstColumn="1" w:firstRow="1" w:lastColumn="0" w:lastRow="0" w:noHBand="0" w:noVBand="1" w:val="04A0"/>
+      </w:tblPr>
+      <w:tblGrid>
+        <w:gridCol w:w="2448"/>
+        <w:gridCol w:w="2448"/>
+        <w:gridCol w:w="2448"/>
+        <w:gridCol w:w="2448"/>
+      </w:tblGrid>
+      <w:tr>
+        <w:tc>
+          <w:tcPr>
+            <w:tcW w:type="dxa" w:w="2448"/>
+          </w:tcPr>
+          <w:p>
+            <w:r>
+              <w:t>Data</w:t>
+            </w:r>
+          </w:p>
+        </w:tc>
+        <w:tc>
+          <w:tcPr>
+            <w:tcW w:type="dxa" w:w="2448"/>
+          </w:tcPr>
+          <w:p>
+            <w:r>
+              <w:t>Versão</w:t>
+            </w:r>
+          </w:p>
+        </w:tc>
+        <w:tc>
+          <w:tcPr>
+            <w:tcW w:type="dxa" w:w="2448"/>
+          </w:tcPr>
+          <w:p>
+            <w:r>
+              <w:t>Autor</w:t>
+            </w:r>
+          </w:p>
+        </w:tc>
+        <w:tc>
+          <w:tcPr>
+            <w:tcW w:type="dxa" w:w="2448"/>
+          </w:tcPr>
+          <w:p>
+            <w:r>
+              <w:t>Alteração</w:t>
+            </w:r>
+          </w:p>
+        </w:tc>
+      </w:tr>
+      <w:tr>
+        <w:tc>
+          <w:tcPr>
+            <w:tcW w:type="dxa" w:w="2448"/>
+          </w:tcPr>
+          <w:p>
+            <w:r>
+              <w:t>2026-06-25</w:t>
+            </w:r>
+          </w:p>
+        </w:tc>
+        <w:tc>
+          <w:tcPr>
+            <w:tcW w:type="dxa" w:w="2448"/>
+          </w:tcPr>
+          <w:p>
+            <w:r>
+              <w:t>0.1</w:t>
+            </w:r>
+          </w:p>
+        </w:tc>
+        <w:tc>
+          <w:tcPr>
+            <w:tcW w:type="dxa" w:w="2448"/>
+          </w:tcPr>
+          <w:p>
+            <w:r>
+              <w:t>JP-BR Insurance Knowledge Base</w:t>
+            </w:r>
+          </w:p>
+        </w:tc>
+        <w:tc>
+          <w:tcPr>
+            <w:tcW w:type="dxa" w:w="2448"/>
+          </w:tcPr>
+          <w:p>
+            <w:r>
+              <w:t>Criação inicial.</w:t>
+            </w:r>
+          </w:p>
+        </w:tc>
+      </w:tr>
+    </w:tbl>
+    <w:p/>
+    <w:p>
+      <w:r>
+        <w:t>---</w:t>
       </w:r>
     </w:p>
     <w:p>
@@ -2655,24 +3421,107 @@
         <w:t>Histórico de revisão</w:t>
       </w:r>
     </w:p>
-    <w:p>
-      <w:r>
-        <w:t>| Data | Versão | Autor | Alteração |</w:t>
-      </w:r>
-    </w:p>
-    <w:p>
-      <w:r>
-        <w:t>| --- | --- | --- | --- |</w:t>
-      </w:r>
-    </w:p>
-    <w:p>
-      <w:r>
-        <w:t>| 2026-06-25 | 0.1 | JP-BR Insurance Knowledge Base | Criação inicial. |</w:t>
-      </w:r>
-    </w:p>
-    <w:p>
-      <w:r>
-        <w:t>————————————————————————</w:t>
+    <w:tbl>
+      <w:tblPr>
+        <w:tblStyle w:val="TableGrid"/>
+        <w:tblW w:type="auto" w:w="0"/>
+        <w:tblLook w:firstColumn="1" w:firstRow="1" w:lastColumn="0" w:lastRow="0" w:noHBand="0" w:noVBand="1" w:val="04A0"/>
+      </w:tblPr>
+      <w:tblGrid>
+        <w:gridCol w:w="2448"/>
+        <w:gridCol w:w="2448"/>
+        <w:gridCol w:w="2448"/>
+        <w:gridCol w:w="2448"/>
+      </w:tblGrid>
+      <w:tr>
+        <w:tc>
+          <w:tcPr>
+            <w:tcW w:type="dxa" w:w="2448"/>
+          </w:tcPr>
+          <w:p>
+            <w:r>
+              <w:t>Data</w:t>
+            </w:r>
+          </w:p>
+        </w:tc>
+        <w:tc>
+          <w:tcPr>
+            <w:tcW w:type="dxa" w:w="2448"/>
+          </w:tcPr>
+          <w:p>
+            <w:r>
+              <w:t>Versão</w:t>
+            </w:r>
+          </w:p>
+        </w:tc>
+        <w:tc>
+          <w:tcPr>
+            <w:tcW w:type="dxa" w:w="2448"/>
+          </w:tcPr>
+          <w:p>
+            <w:r>
+              <w:t>Autor</w:t>
+            </w:r>
+          </w:p>
+        </w:tc>
+        <w:tc>
+          <w:tcPr>
+            <w:tcW w:type="dxa" w:w="2448"/>
+          </w:tcPr>
+          <w:p>
+            <w:r>
+              <w:t>Alteração</w:t>
+            </w:r>
+          </w:p>
+        </w:tc>
+      </w:tr>
+      <w:tr>
+        <w:tc>
+          <w:tcPr>
+            <w:tcW w:type="dxa" w:w="2448"/>
+          </w:tcPr>
+          <w:p>
+            <w:r>
+              <w:t>2026-06-25</w:t>
+            </w:r>
+          </w:p>
+        </w:tc>
+        <w:tc>
+          <w:tcPr>
+            <w:tcW w:type="dxa" w:w="2448"/>
+          </w:tcPr>
+          <w:p>
+            <w:r>
+              <w:t>0.1</w:t>
+            </w:r>
+          </w:p>
+        </w:tc>
+        <w:tc>
+          <w:tcPr>
+            <w:tcW w:type="dxa" w:w="2448"/>
+          </w:tcPr>
+          <w:p>
+            <w:r>
+              <w:t>JP-BR Insurance Knowledge Base</w:t>
+            </w:r>
+          </w:p>
+        </w:tc>
+        <w:tc>
+          <w:tcPr>
+            <w:tcW w:type="dxa" w:w="2448"/>
+          </w:tcPr>
+          <w:p>
+            <w:r>
+              <w:t>Criação inicial.</w:t>
+            </w:r>
+          </w:p>
+        </w:tc>
+      </w:tr>
+    </w:tbl>
+    <w:p/>
+    <w:p>
+      <w:r>
+        <w:t>---</w:t>
       </w:r>
     </w:p>
     <w:p>
@@ -2921,24 +3770,107 @@
         <w:t>Histórico de revisão</w:t>
       </w:r>
     </w:p>
-    <w:p>
-      <w:r>
-        <w:t>| Data | Versão | Autor | Alteração |</w:t>
-      </w:r>
-    </w:p>
-    <w:p>
-      <w:r>
-        <w:t>| --- | --- | --- | --- |</w:t>
-      </w:r>
-    </w:p>
-    <w:p>
-      <w:r>
-        <w:t>| 2026-06-25 | 0.1 | JP-BR Insurance Knowledge Base | Criação inicial. |</w:t>
-      </w:r>
-    </w:p>
-    <w:p>
-      <w:r>
-        <w:t>————————————————————————</w:t>
+    <w:tbl>
+      <w:tblPr>
+        <w:tblStyle w:val="TableGrid"/>
+        <w:tblW w:type="auto" w:w="0"/>
+        <w:tblLook w:firstColumn="1" w:firstRow="1" w:lastColumn="0" w:lastRow="0" w:noHBand="0" w:noVBand="1" w:val="04A0"/>
+      </w:tblPr>
+      <w:tblGrid>
+        <w:gridCol w:w="2448"/>
+        <w:gridCol w:w="2448"/>
+        <w:gridCol w:w="2448"/>
+        <w:gridCol w:w="2448"/>
+      </w:tblGrid>
+      <w:tr>
+        <w:tc>
+          <w:tcPr>
+            <w:tcW w:type="dxa" w:w="2448"/>
+          </w:tcPr>
+          <w:p>
+            <w:r>
+              <w:t>Data</w:t>
+            </w:r>
+          </w:p>
+        </w:tc>
+        <w:tc>
+          <w:tcPr>
+            <w:tcW w:type="dxa" w:w="2448"/>
+          </w:tcPr>
+          <w:p>
+            <w:r>
+              <w:t>Versão</w:t>
+            </w:r>
+          </w:p>
+        </w:tc>
+        <w:tc>
+          <w:tcPr>
+            <w:tcW w:type="dxa" w:w="2448"/>
+          </w:tcPr>
+          <w:p>
+            <w:r>
+              <w:t>Autor</w:t>
+            </w:r>
+          </w:p>
+        </w:tc>
+        <w:tc>
+          <w:tcPr>
+            <w:tcW w:type="dxa" w:w="2448"/>
+          </w:tcPr>
+          <w:p>
+            <w:r>
+              <w:t>Alteração</w:t>
+            </w:r>
+          </w:p>
+        </w:tc>
+      </w:tr>
+      <w:tr>
+        <w:tc>
+          <w:tcPr>
+            <w:tcW w:type="dxa" w:w="2448"/>
+          </w:tcPr>
+          <w:p>
+            <w:r>
+              <w:t>2026-06-25</w:t>
+            </w:r>
+          </w:p>
+        </w:tc>
+        <w:tc>
+          <w:tcPr>
+            <w:tcW w:type="dxa" w:w="2448"/>
+          </w:tcPr>
+          <w:p>
+            <w:r>
+              <w:t>0.1</w:t>
+            </w:r>
+          </w:p>
+        </w:tc>
+        <w:tc>
+          <w:tcPr>
+            <w:tcW w:type="dxa" w:w="2448"/>
+          </w:tcPr>
+          <w:p>
+            <w:r>
+              <w:t>JP-BR Insurance Knowledge Base</w:t>
+            </w:r>
+          </w:p>
+        </w:tc>
+        <w:tc>
+          <w:tcPr>
+            <w:tcW w:type="dxa" w:w="2448"/>
+          </w:tcPr>
+          <w:p>
+            <w:r>
+              <w:t>Criação inicial.</w:t>
+            </w:r>
+          </w:p>
+        </w:tc>
+      </w:tr>
+    </w:tbl>
+    <w:p/>
+    <w:p>
+      <w:r>
+        <w:t>---</w:t>
       </w:r>
     </w:p>
     <w:p>
@@ -3187,24 +4119,107 @@
         <w:t>Histórico de revisão</w:t>
       </w:r>
     </w:p>
-    <w:p>
-      <w:r>
-        <w:t>| Data | Versão | Autor | Alteração |</w:t>
-      </w:r>
-    </w:p>
-    <w:p>
-      <w:r>
-        <w:t>| --- | --- | --- | --- |</w:t>
-      </w:r>
-    </w:p>
-    <w:p>
-      <w:r>
-        <w:t>| 2026-06-25 | 0.1 | JP-BR Insurance Knowledge Base | Criação inicial. |</w:t>
-      </w:r>
-    </w:p>
-    <w:p>
-      <w:r>
-        <w:t>————————————————————————</w:t>
+    <w:tbl>
+      <w:tblPr>
+        <w:tblStyle w:val="TableGrid"/>
+        <w:tblW w:type="auto" w:w="0"/>
+        <w:tblLook w:firstColumn="1" w:firstRow="1" w:lastColumn="0" w:lastRow="0" w:noHBand="0" w:noVBand="1" w:val="04A0"/>
+      </w:tblPr>
+      <w:tblGrid>
+        <w:gridCol w:w="2448"/>
+        <w:gridCol w:w="2448"/>
+        <w:gridCol w:w="2448"/>
+        <w:gridCol w:w="2448"/>
+      </w:tblGrid>
+      <w:tr>
+        <w:tc>
+          <w:tcPr>
+            <w:tcW w:type="dxa" w:w="2448"/>
+          </w:tcPr>
+          <w:p>
+            <w:r>
+              <w:t>Data</w:t>
+            </w:r>
+          </w:p>
+        </w:tc>
+        <w:tc>
+          <w:tcPr>
+            <w:tcW w:type="dxa" w:w="2448"/>
+          </w:tcPr>
+          <w:p>
+            <w:r>
+              <w:t>Versão</w:t>
+            </w:r>
+          </w:p>
+        </w:tc>
+        <w:tc>
+          <w:tcPr>
+            <w:tcW w:type="dxa" w:w="2448"/>
+          </w:tcPr>
+          <w:p>
+            <w:r>
+              <w:t>Autor</w:t>
+            </w:r>
+          </w:p>
+        </w:tc>
+        <w:tc>
+          <w:tcPr>
+            <w:tcW w:type="dxa" w:w="2448"/>
+          </w:tcPr>
+          <w:p>
+            <w:r>
+              <w:t>Alteração</w:t>
+            </w:r>
+          </w:p>
+        </w:tc>
+      </w:tr>
+      <w:tr>
+        <w:tc>
+          <w:tcPr>
+            <w:tcW w:type="dxa" w:w="2448"/>
+          </w:tcPr>
+          <w:p>
+            <w:r>
+              <w:t>2026-06-25</w:t>
+            </w:r>
+          </w:p>
+        </w:tc>
+        <w:tc>
+          <w:tcPr>
+            <w:tcW w:type="dxa" w:w="2448"/>
+          </w:tcPr>
+          <w:p>
+            <w:r>
+              <w:t>0.1</w:t>
+            </w:r>
+          </w:p>
+        </w:tc>
+        <w:tc>
+          <w:tcPr>
+            <w:tcW w:type="dxa" w:w="2448"/>
+          </w:tcPr>
+          <w:p>
+            <w:r>
+              <w:t>JP-BR Insurance Knowledge Base</w:t>
+            </w:r>
+          </w:p>
+        </w:tc>
+        <w:tc>
+          <w:tcPr>
+            <w:tcW w:type="dxa" w:w="2448"/>
+          </w:tcPr>
+          <w:p>
+            <w:r>
+              <w:t>Criação inicial.</w:t>
+            </w:r>
+          </w:p>
+        </w:tc>
+      </w:tr>
+    </w:tbl>
+    <w:p/>
+    <w:p>
+      <w:r>
+        <w:t>---</w:t>
       </w:r>
     </w:p>
     <w:p>
@@ -3453,24 +4468,107 @@
         <w:t>Histórico de revisão</w:t>
       </w:r>
     </w:p>
-    <w:p>
-      <w:r>
-        <w:t>| Data | Versão | Autor | Alteração |</w:t>
-      </w:r>
-    </w:p>
-    <w:p>
-      <w:r>
-        <w:t>| --- | --- | --- | --- |</w:t>
-      </w:r>
-    </w:p>
-    <w:p>
-      <w:r>
-        <w:t>| 2026-06-25 | 0.1 | JP-BR Insurance Knowledge Base | Criação inicial. |</w:t>
-      </w:r>
-    </w:p>
-    <w:p>
-      <w:r>
-        <w:t>————————————————————————</w:t>
+    <w:tbl>
+      <w:tblPr>
+        <w:tblStyle w:val="TableGrid"/>
+        <w:tblW w:type="auto" w:w="0"/>
+        <w:tblLook w:firstColumn="1" w:firstRow="1" w:lastColumn="0" w:lastRow="0" w:noHBand="0" w:noVBand="1" w:val="04A0"/>
+      </w:tblPr>
+      <w:tblGrid>
+        <w:gridCol w:w="2448"/>
+        <w:gridCol w:w="2448"/>
+        <w:gridCol w:w="2448"/>
+        <w:gridCol w:w="2448"/>
+      </w:tblGrid>
+      <w:tr>
+        <w:tc>
+          <w:tcPr>
+            <w:tcW w:type="dxa" w:w="2448"/>
+          </w:tcPr>
+          <w:p>
+            <w:r>
+              <w:t>Data</w:t>
+            </w:r>
+          </w:p>
+        </w:tc>
+        <w:tc>
+          <w:tcPr>
+            <w:tcW w:type="dxa" w:w="2448"/>
+          </w:tcPr>
+          <w:p>
+            <w:r>
+              <w:t>Versão</w:t>
+            </w:r>
+          </w:p>
+        </w:tc>
+        <w:tc>
+          <w:tcPr>
+            <w:tcW w:type="dxa" w:w="2448"/>
+          </w:tcPr>
+          <w:p>
+            <w:r>
+              <w:t>Autor</w:t>
+            </w:r>
+          </w:p>
+        </w:tc>
+        <w:tc>
+          <w:tcPr>
+            <w:tcW w:type="dxa" w:w="2448"/>
+          </w:tcPr>
+          <w:p>
+            <w:r>
+              <w:t>Alteração</w:t>
+            </w:r>
+          </w:p>
+        </w:tc>
+      </w:tr>
+      <w:tr>
+        <w:tc>
+          <w:tcPr>
+            <w:tcW w:type="dxa" w:w="2448"/>
+          </w:tcPr>
+          <w:p>
+            <w:r>
+              <w:t>2026-06-25</w:t>
+            </w:r>
+          </w:p>
+        </w:tc>
+        <w:tc>
+          <w:tcPr>
+            <w:tcW w:type="dxa" w:w="2448"/>
+          </w:tcPr>
+          <w:p>
+            <w:r>
+              <w:t>0.1</w:t>
+            </w:r>
+          </w:p>
+        </w:tc>
+        <w:tc>
+          <w:tcPr>
+            <w:tcW w:type="dxa" w:w="2448"/>
+          </w:tcPr>
+          <w:p>
+            <w:r>
+              <w:t>JP-BR Insurance Knowledge Base</w:t>
+            </w:r>
+          </w:p>
+        </w:tc>
+        <w:tc>
+          <w:tcPr>
+            <w:tcW w:type="dxa" w:w="2448"/>
+          </w:tcPr>
+          <w:p>
+            <w:r>
+              <w:t>Criação inicial.</w:t>
+            </w:r>
+          </w:p>
+        </w:tc>
+      </w:tr>
+    </w:tbl>
+    <w:p/>
+    <w:p>
+      <w:r>
+        <w:t>---</w:t>
       </w:r>
     </w:p>
     <w:p>
@@ -3719,24 +4817,107 @@
         <w:t>Histórico de revisão</w:t>
       </w:r>
     </w:p>
-    <w:p>
-      <w:r>
-        <w:t>| Data | Versão | Autor | Alteração |</w:t>
-      </w:r>
-    </w:p>
-    <w:p>
-      <w:r>
-        <w:t>| --- | --- | --- | --- |</w:t>
-      </w:r>
-    </w:p>
-    <w:p>
-      <w:r>
-        <w:t>| 2026-06-25 | 0.1 | JP-BR Insurance Knowledge Base | Criação inicial. |</w:t>
-      </w:r>
-    </w:p>
-    <w:p>
-      <w:r>
-        <w:t>————————————————————————</w:t>
+    <w:tbl>
+      <w:tblPr>
+        <w:tblStyle w:val="TableGrid"/>
+        <w:tblW w:type="auto" w:w="0"/>
+        <w:tblLook w:firstColumn="1" w:firstRow="1" w:lastColumn="0" w:lastRow="0" w:noHBand="0" w:noVBand="1" w:val="04A0"/>
+      </w:tblPr>
+      <w:tblGrid>
+        <w:gridCol w:w="2448"/>
+        <w:gridCol w:w="2448"/>
+        <w:gridCol w:w="2448"/>
+        <w:gridCol w:w="2448"/>
+      </w:tblGrid>
+      <w:tr>
+        <w:tc>
+          <w:tcPr>
+            <w:tcW w:type="dxa" w:w="2448"/>
+          </w:tcPr>
+          <w:p>
+            <w:r>
+              <w:t>Data</w:t>
+            </w:r>
+          </w:p>
+        </w:tc>
+        <w:tc>
+          <w:tcPr>
+            <w:tcW w:type="dxa" w:w="2448"/>
+          </w:tcPr>
+          <w:p>
+            <w:r>
+              <w:t>Versão</w:t>
+            </w:r>
+          </w:p>
+        </w:tc>
+        <w:tc>
+          <w:tcPr>
+            <w:tcW w:type="dxa" w:w="2448"/>
+          </w:tcPr>
+          <w:p>
+            <w:r>
+              <w:t>Autor</w:t>
+            </w:r>
+          </w:p>
+        </w:tc>
+        <w:tc>
+          <w:tcPr>
+            <w:tcW w:type="dxa" w:w="2448"/>
+          </w:tcPr>
+          <w:p>
+            <w:r>
+              <w:t>Alteração</w:t>
+            </w:r>
+          </w:p>
+        </w:tc>
+      </w:tr>
+      <w:tr>
+        <w:tc>
+          <w:tcPr>
+            <w:tcW w:type="dxa" w:w="2448"/>
+          </w:tcPr>
+          <w:p>
+            <w:r>
+              <w:t>2026-06-25</w:t>
+            </w:r>
+          </w:p>
+        </w:tc>
+        <w:tc>
+          <w:tcPr>
+            <w:tcW w:type="dxa" w:w="2448"/>
+          </w:tcPr>
+          <w:p>
+            <w:r>
+              <w:t>0.1</w:t>
+            </w:r>
+          </w:p>
+        </w:tc>
+        <w:tc>
+          <w:tcPr>
+            <w:tcW w:type="dxa" w:w="2448"/>
+          </w:tcPr>
+          <w:p>
+            <w:r>
+              <w:t>JP-BR Insurance Knowledge Base</w:t>
+            </w:r>
+          </w:p>
+        </w:tc>
+        <w:tc>
+          <w:tcPr>
+            <w:tcW w:type="dxa" w:w="2448"/>
+          </w:tcPr>
+          <w:p>
+            <w:r>
+              <w:t>Criação inicial.</w:t>
+            </w:r>
+          </w:p>
+        </w:tc>
+      </w:tr>
+    </w:tbl>
+    <w:p/>
+    <w:p>
+      <w:r>
+        <w:t>---</w:t>
       </w:r>
     </w:p>
     <w:p>
@@ -3985,24 +5166,107 @@
         <w:t>Histórico de revisão</w:t>
       </w:r>
     </w:p>
-    <w:p>
-      <w:r>
-        <w:t>| Data | Versão | Autor | Alteração |</w:t>
-      </w:r>
-    </w:p>
-    <w:p>
-      <w:r>
-        <w:t>| --- | --- | --- | --- |</w:t>
-      </w:r>
-    </w:p>
-    <w:p>
-      <w:r>
-        <w:t>| 2026-06-25 | 0.1 | JP-BR Insurance Knowledge Base | Criação inicial. |</w:t>
-      </w:r>
-    </w:p>
-    <w:p>
-      <w:r>
-        <w:t>————————————————————————</w:t>
+    <w:tbl>
+      <w:tblPr>
+        <w:tblStyle w:val="TableGrid"/>
+        <w:tblW w:type="auto" w:w="0"/>
+        <w:tblLook w:firstColumn="1" w:firstRow="1" w:lastColumn="0" w:lastRow="0" w:noHBand="0" w:noVBand="1" w:val="04A0"/>
+      </w:tblPr>
+      <w:tblGrid>
+        <w:gridCol w:w="2448"/>
+        <w:gridCol w:w="2448"/>
+        <w:gridCol w:w="2448"/>
+        <w:gridCol w:w="2448"/>
+      </w:tblGrid>
+      <w:tr>
+        <w:tc>
+          <w:tcPr>
+            <w:tcW w:type="dxa" w:w="2448"/>
+          </w:tcPr>
+          <w:p>
+            <w:r>
+              <w:t>Data</w:t>
+            </w:r>
+          </w:p>
+        </w:tc>
+        <w:tc>
+          <w:tcPr>
+            <w:tcW w:type="dxa" w:w="2448"/>
+          </w:tcPr>
+          <w:p>
+            <w:r>
+              <w:t>Versão</w:t>
+            </w:r>
+          </w:p>
+        </w:tc>
+        <w:tc>
+          <w:tcPr>
+            <w:tcW w:type="dxa" w:w="2448"/>
+          </w:tcPr>
+          <w:p>
+            <w:r>
+              <w:t>Autor</w:t>
+            </w:r>
+          </w:p>
+        </w:tc>
+        <w:tc>
+          <w:tcPr>
+            <w:tcW w:type="dxa" w:w="2448"/>
+          </w:tcPr>
+          <w:p>
+            <w:r>
+              <w:t>Alteração</w:t>
+            </w:r>
+          </w:p>
+        </w:tc>
+      </w:tr>
+      <w:tr>
+        <w:tc>
+          <w:tcPr>
+            <w:tcW w:type="dxa" w:w="2448"/>
+          </w:tcPr>
+          <w:p>
+            <w:r>
+              <w:t>2026-06-25</w:t>
+            </w:r>
+          </w:p>
+        </w:tc>
+        <w:tc>
+          <w:tcPr>
+            <w:tcW w:type="dxa" w:w="2448"/>
+          </w:tcPr>
+          <w:p>
+            <w:r>
+              <w:t>0.1</w:t>
+            </w:r>
+          </w:p>
+        </w:tc>
+        <w:tc>
+          <w:tcPr>
+            <w:tcW w:type="dxa" w:w="2448"/>
+          </w:tcPr>
+          <w:p>
+            <w:r>
+              <w:t>JP-BR Insurance Knowledge Base</w:t>
+            </w:r>
+          </w:p>
+        </w:tc>
+        <w:tc>
+          <w:tcPr>
+            <w:tcW w:type="dxa" w:w="2448"/>
+          </w:tcPr>
+          <w:p>
+            <w:r>
+              <w:t>Criação inicial.</w:t>
+            </w:r>
+          </w:p>
+        </w:tc>
+      </w:tr>
+    </w:tbl>
+    <w:p/>
+    <w:p>
+      <w:r>
+        <w:t>---</w:t>
       </w:r>
     </w:p>
     <w:p>
@@ -4251,24 +5515,107 @@
         <w:t>Histórico de revisão</w:t>
       </w:r>
     </w:p>
-    <w:p>
-      <w:r>
-        <w:t>| Data | Versão | Autor | Alteração |</w:t>
-      </w:r>
-    </w:p>
-    <w:p>
-      <w:r>
-        <w:t>| --- | --- | --- | --- |</w:t>
-      </w:r>
-    </w:p>
-    <w:p>
-      <w:r>
-        <w:t>| 2026-06-25 | 0.1 | JP-BR Insurance Knowledge Base | Criação inicial. |</w:t>
-      </w:r>
-    </w:p>
-    <w:p>
-      <w:r>
-        <w:t>————————————————————————</w:t>
+    <w:tbl>
+      <w:tblPr>
+        <w:tblStyle w:val="TableGrid"/>
+        <w:tblW w:type="auto" w:w="0"/>
+        <w:tblLook w:firstColumn="1" w:firstRow="1" w:lastColumn="0" w:lastRow="0" w:noHBand="0" w:noVBand="1" w:val="04A0"/>
+      </w:tblPr>
+      <w:tblGrid>
+        <w:gridCol w:w="2448"/>
+        <w:gridCol w:w="2448"/>
+        <w:gridCol w:w="2448"/>
+        <w:gridCol w:w="2448"/>
+      </w:tblGrid>
+      <w:tr>
+        <w:tc>
+          <w:tcPr>
+            <w:tcW w:type="dxa" w:w="2448"/>
+          </w:tcPr>
+          <w:p>
+            <w:r>
+              <w:t>Data</w:t>
+            </w:r>
+          </w:p>
+        </w:tc>
+        <w:tc>
+          <w:tcPr>
+            <w:tcW w:type="dxa" w:w="2448"/>
+          </w:tcPr>
+          <w:p>
+            <w:r>
+              <w:t>Versão</w:t>
+            </w:r>
+          </w:p>
+        </w:tc>
+        <w:tc>
+          <w:tcPr>
+            <w:tcW w:type="dxa" w:w="2448"/>
+          </w:tcPr>
+          <w:p>
+            <w:r>
+              <w:t>Autor</w:t>
+            </w:r>
+          </w:p>
+        </w:tc>
+        <w:tc>
+          <w:tcPr>
+            <w:tcW w:type="dxa" w:w="2448"/>
+          </w:tcPr>
+          <w:p>
+            <w:r>
+              <w:t>Alteração</w:t>
+            </w:r>
+          </w:p>
+        </w:tc>
+      </w:tr>
+      <w:tr>
+        <w:tc>
+          <w:tcPr>
+            <w:tcW w:type="dxa" w:w="2448"/>
+          </w:tcPr>
+          <w:p>
+            <w:r>
+              <w:t>2026-06-25</w:t>
+            </w:r>
+          </w:p>
+        </w:tc>
+        <w:tc>
+          <w:tcPr>
+            <w:tcW w:type="dxa" w:w="2448"/>
+          </w:tcPr>
+          <w:p>
+            <w:r>
+              <w:t>0.1</w:t>
+            </w:r>
+          </w:p>
+        </w:tc>
+        <w:tc>
+          <w:tcPr>
+            <w:tcW w:type="dxa" w:w="2448"/>
+          </w:tcPr>
+          <w:p>
+            <w:r>
+              <w:t>JP-BR Insurance Knowledge Base</w:t>
+            </w:r>
+          </w:p>
+        </w:tc>
+        <w:tc>
+          <w:tcPr>
+            <w:tcW w:type="dxa" w:w="2448"/>
+          </w:tcPr>
+          <w:p>
+            <w:r>
+              <w:t>Criação inicial.</w:t>
+            </w:r>
+          </w:p>
+        </w:tc>
+      </w:tr>
+    </w:tbl>
+    <w:p/>
+    <w:p>
+      <w:r>
+        <w:t>---</w:t>
       </w:r>
     </w:p>
     <w:p>
@@ -4517,24 +5864,107 @@
         <w:t>Histórico de revisão</w:t>
       </w:r>
     </w:p>
-    <w:p>
-      <w:r>
-        <w:t>| Data | Versão | Autor | Alteração |</w:t>
-      </w:r>
-    </w:p>
-    <w:p>
-      <w:r>
-        <w:t>| --- | --- | --- | --- |</w:t>
-      </w:r>
-    </w:p>
-    <w:p>
-      <w:r>
-        <w:t>| 2026-06-25 | 0.1 | JP-BR Insurance Knowledge Base | Criação inicial. |</w:t>
-      </w:r>
-    </w:p>
-    <w:p>
-      <w:r>
-        <w:t>————————————————————————</w:t>
+    <w:tbl>
+      <w:tblPr>
+        <w:tblStyle w:val="TableGrid"/>
+        <w:tblW w:type="auto" w:w="0"/>
+        <w:tblLook w:firstColumn="1" w:firstRow="1" w:lastColumn="0" w:lastRow="0" w:noHBand="0" w:noVBand="1" w:val="04A0"/>
+      </w:tblPr>
+      <w:tblGrid>
+        <w:gridCol w:w="2448"/>
+        <w:gridCol w:w="2448"/>
+        <w:gridCol w:w="2448"/>
+        <w:gridCol w:w="2448"/>
+      </w:tblGrid>
+      <w:tr>
+        <w:tc>
+          <w:tcPr>
+            <w:tcW w:type="dxa" w:w="2448"/>
+          </w:tcPr>
+          <w:p>
+            <w:r>
+              <w:t>Data</w:t>
+            </w:r>
+          </w:p>
+        </w:tc>
+        <w:tc>
+          <w:tcPr>
+            <w:tcW w:type="dxa" w:w="2448"/>
+          </w:tcPr>
+          <w:p>
+            <w:r>
+              <w:t>Versão</w:t>
+            </w:r>
+          </w:p>
+        </w:tc>
+        <w:tc>
+          <w:tcPr>
+            <w:tcW w:type="dxa" w:w="2448"/>
+          </w:tcPr>
+          <w:p>
+            <w:r>
+              <w:t>Autor</w:t>
+            </w:r>
+          </w:p>
+        </w:tc>
+        <w:tc>
+          <w:tcPr>
+            <w:tcW w:type="dxa" w:w="2448"/>
+          </w:tcPr>
+          <w:p>
+            <w:r>
+              <w:t>Alteração</w:t>
+            </w:r>
+          </w:p>
+        </w:tc>
+      </w:tr>
+      <w:tr>
+        <w:tc>
+          <w:tcPr>
+            <w:tcW w:type="dxa" w:w="2448"/>
+          </w:tcPr>
+          <w:p>
+            <w:r>
+              <w:t>2026-06-25</w:t>
+            </w:r>
+          </w:p>
+        </w:tc>
+        <w:tc>
+          <w:tcPr>
+            <w:tcW w:type="dxa" w:w="2448"/>
+          </w:tcPr>
+          <w:p>
+            <w:r>
+              <w:t>0.1</w:t>
+            </w:r>
+          </w:p>
+        </w:tc>
+        <w:tc>
+          <w:tcPr>
+            <w:tcW w:type="dxa" w:w="2448"/>
+          </w:tcPr>
+          <w:p>
+            <w:r>
+              <w:t>JP-BR Insurance Knowledge Base</w:t>
+            </w:r>
+          </w:p>
+        </w:tc>
+        <w:tc>
+          <w:tcPr>
+            <w:tcW w:type="dxa" w:w="2448"/>
+          </w:tcPr>
+          <w:p>
+            <w:r>
+              <w:t>Criação inicial.</w:t>
+            </w:r>
+          </w:p>
+        </w:tc>
+      </w:tr>
+    </w:tbl>
+    <w:p/>
+    <w:p>
+      <w:r>
+        <w:t>---</w:t>
       </w:r>
     </w:p>
     <w:p>
@@ -4655,12 +6085,36 @@
         <w:pStyle w:val="Heading2"/>
       </w:pPr>
       <w:r>
+        <w:t>Consulta natural em japonês</w:t>
+      </w:r>
+    </w:p>
+    <w:p>
+      <w:pPr>
+        <w:pStyle w:val="ListBullet"/>
+      </w:pPr>
+      <w:r>
+        <w:t>ブラジル人のお客様に告知義務をどう説明すればよいですか。</w:t>
+      </w:r>
+    </w:p>
+    <w:p>
+      <w:pPr>
+        <w:pStyle w:val="ListBullet"/>
+      </w:pPr>
+      <w:r>
+        <w:t>健康状態を正しく申告しないと、どんな問題がありますか。</w:t>
+      </w:r>
+    </w:p>
+    <w:p>
+      <w:pPr>
+        <w:pStyle w:val="Heading2"/>
+      </w:pPr>
+      <w:r>
         <w:t>Como responder ao cliente brasileiro</w:t>
       </w:r>
     </w:p>
     <w:p>
       <w:r>
-        <w:t>Se a declaração de saúde estiver errada, pode haver problema na aceitação ou no pagamento do seguro.</w:t>
+        <w:t>A declaração de saúde precisa ser verdadeira e completa. Se alguma informação importante estiver errada ou for omitida, a seguradora pode aceitar com condição, recusar a contratação, investigar o caso ou questionar o pagamento no futuro, conforme o contrato e as regras aplicáveis.</w:t>
       </w:r>
     </w:p>
     <w:p>
@@ -4668,6 +6122,19 @@
         <w:pStyle w:val="Heading2"/>
       </w:pPr>
       <w:r>
+        <w:t>Limite comercial/compliance</w:t>
+      </w:r>
+    </w:p>
+    <w:p>
+      <w:r>
+        <w:t>O corretor deve explicar a importância da declaração correta, mas não deve decidir aceitação, cobertura ou pagamento. A decisão depende da análise formal da seguradora.</w:t>
+      </w:r>
+    </w:p>
+    <w:p>
+      <w:pPr>
+        <w:pStyle w:val="Heading2"/>
+      </w:pPr>
+      <w:r>
         <w:t>Termos relacionados</w:t>
       </w:r>
     </w:p>
@@ -4783,24 +6250,149 @@
         <w:t>Histórico de revisão</w:t>
       </w:r>
     </w:p>
-    <w:p>
-      <w:r>
-        <w:t>| Data | Versão | Autor | Alteração |</w:t>
-      </w:r>
-    </w:p>
-    <w:p>
-      <w:r>
-        <w:t>| --- | --- | --- | --- |</w:t>
-      </w:r>
-    </w:p>
-    <w:p>
-      <w:r>
-        <w:t>| 2026-06-25 | 0.1 | JP-BR Insurance Knowledge Base | Criação inicial. |</w:t>
-      </w:r>
-    </w:p>
-    <w:p>
-      <w:r>
-        <w:t>————————————————————————</w:t>
+    <w:tbl>
+      <w:tblPr>
+        <w:tblStyle w:val="TableGrid"/>
+        <w:tblW w:type="auto" w:w="0"/>
+        <w:tblLook w:firstColumn="1" w:firstRow="1" w:lastColumn="0" w:lastRow="0" w:noHBand="0" w:noVBand="1" w:val="04A0"/>
+      </w:tblPr>
+      <w:tblGrid>
+        <w:gridCol w:w="2448"/>
+        <w:gridCol w:w="2448"/>
+        <w:gridCol w:w="2448"/>
+        <w:gridCol w:w="2448"/>
+      </w:tblGrid>
+      <w:tr>
+        <w:tc>
+          <w:tcPr>
+            <w:tcW w:type="dxa" w:w="2448"/>
+          </w:tcPr>
+          <w:p>
+            <w:r>
+              <w:t>Data</w:t>
+            </w:r>
+          </w:p>
+        </w:tc>
+        <w:tc>
+          <w:tcPr>
+            <w:tcW w:type="dxa" w:w="2448"/>
+          </w:tcPr>
+          <w:p>
+            <w:r>
+              <w:t>Versão</w:t>
+            </w:r>
+          </w:p>
+        </w:tc>
+        <w:tc>
+          <w:tcPr>
+            <w:tcW w:type="dxa" w:w="2448"/>
+          </w:tcPr>
+          <w:p>
+            <w:r>
+              <w:t>Autor</w:t>
+            </w:r>
+          </w:p>
+        </w:tc>
+        <w:tc>
+          <w:tcPr>
+            <w:tcW w:type="dxa" w:w="2448"/>
+          </w:tcPr>
+          <w:p>
+            <w:r>
+              <w:t>Alteração</w:t>
+            </w:r>
+          </w:p>
+        </w:tc>
+      </w:tr>
+      <w:tr>
+        <w:tc>
+          <w:tcPr>
+            <w:tcW w:type="dxa" w:w="2448"/>
+          </w:tcPr>
+          <w:p>
+            <w:r>
+              <w:t>2026-06-25</w:t>
+            </w:r>
+          </w:p>
+        </w:tc>
+        <w:tc>
+          <w:tcPr>
+            <w:tcW w:type="dxa" w:w="2448"/>
+          </w:tcPr>
+          <w:p>
+            <w:r>
+              <w:t>0.1</w:t>
+            </w:r>
+          </w:p>
+        </w:tc>
+        <w:tc>
+          <w:tcPr>
+            <w:tcW w:type="dxa" w:w="2448"/>
+          </w:tcPr>
+          <w:p>
+            <w:r>
+              <w:t>JP-BR Insurance Knowledge Base</w:t>
+            </w:r>
+          </w:p>
+        </w:tc>
+        <w:tc>
+          <w:tcPr>
+            <w:tcW w:type="dxa" w:w="2448"/>
+          </w:tcPr>
+          <w:p>
+            <w:r>
+              <w:t>Criação inicial.</w:t>
+            </w:r>
+          </w:p>
+        </w:tc>
+      </w:tr>
+      <w:tr>
+        <w:tc>
+          <w:tcPr>
+            <w:tcW w:type="dxa" w:w="2448"/>
+          </w:tcPr>
+          <w:p>
+            <w:r>
+              <w:t>2026-06-26</w:t>
+            </w:r>
+          </w:p>
+        </w:tc>
+        <w:tc>
+          <w:tcPr>
+            <w:tcW w:type="dxa" w:w="2448"/>
+          </w:tcPr>
+          <w:p>
+            <w:r>
+              <w:t>0.2</w:t>
+            </w:r>
+          </w:p>
+        </w:tc>
+        <w:tc>
+          <w:tcPr>
+            <w:tcW w:type="dxa" w:w="2448"/>
+          </w:tcPr>
+          <w:p>
+            <w:r>
+              <w:t>JP-BR Insurance Knowledge Base</w:t>
+            </w:r>
+          </w:p>
+        </w:tc>
+        <w:tc>
+          <w:tcPr>
+            <w:tcW w:type="dxa" w:w="2448"/>
+          </w:tcPr>
+          <w:p>
+            <w:r>
+              <w:t>Reforço de consulta japonesa e limite comercial sobre declaração de saúde.</w:t>
+            </w:r>
+          </w:p>
+        </w:tc>
+      </w:tr>
+    </w:tbl>
+    <w:p/>
+    <w:p>
+      <w:r>
+        <w:t>---</w:t>
       </w:r>
     </w:p>
     <w:p>
@@ -5049,24 +6641,107 @@
         <w:t>Histórico de revisão</w:t>
       </w:r>
     </w:p>
-    <w:p>
-      <w:r>
-        <w:t>| Data | Versão | Autor | Alteração |</w:t>
-      </w:r>
-    </w:p>
-    <w:p>
-      <w:r>
-        <w:t>| --- | --- | --- | --- |</w:t>
-      </w:r>
-    </w:p>
-    <w:p>
-      <w:r>
-        <w:t>| 2026-06-25 | 0.1 | JP-BR Insurance Knowledge Base | Criação inicial. |</w:t>
-      </w:r>
-    </w:p>
-    <w:p>
-      <w:r>
-        <w:t>————————————————————————</w:t>
+    <w:tbl>
+      <w:tblPr>
+        <w:tblStyle w:val="TableGrid"/>
+        <w:tblW w:type="auto" w:w="0"/>
+        <w:tblLook w:firstColumn="1" w:firstRow="1" w:lastColumn="0" w:lastRow="0" w:noHBand="0" w:noVBand="1" w:val="04A0"/>
+      </w:tblPr>
+      <w:tblGrid>
+        <w:gridCol w:w="2448"/>
+        <w:gridCol w:w="2448"/>
+        <w:gridCol w:w="2448"/>
+        <w:gridCol w:w="2448"/>
+      </w:tblGrid>
+      <w:tr>
+        <w:tc>
+          <w:tcPr>
+            <w:tcW w:type="dxa" w:w="2448"/>
+          </w:tcPr>
+          <w:p>
+            <w:r>
+              <w:t>Data</w:t>
+            </w:r>
+          </w:p>
+        </w:tc>
+        <w:tc>
+          <w:tcPr>
+            <w:tcW w:type="dxa" w:w="2448"/>
+          </w:tcPr>
+          <w:p>
+            <w:r>
+              <w:t>Versão</w:t>
+            </w:r>
+          </w:p>
+        </w:tc>
+        <w:tc>
+          <w:tcPr>
+            <w:tcW w:type="dxa" w:w="2448"/>
+          </w:tcPr>
+          <w:p>
+            <w:r>
+              <w:t>Autor</w:t>
+            </w:r>
+          </w:p>
+        </w:tc>
+        <w:tc>
+          <w:tcPr>
+            <w:tcW w:type="dxa" w:w="2448"/>
+          </w:tcPr>
+          <w:p>
+            <w:r>
+              <w:t>Alteração</w:t>
+            </w:r>
+          </w:p>
+        </w:tc>
+      </w:tr>
+      <w:tr>
+        <w:tc>
+          <w:tcPr>
+            <w:tcW w:type="dxa" w:w="2448"/>
+          </w:tcPr>
+          <w:p>
+            <w:r>
+              <w:t>2026-06-25</w:t>
+            </w:r>
+          </w:p>
+        </w:tc>
+        <w:tc>
+          <w:tcPr>
+            <w:tcW w:type="dxa" w:w="2448"/>
+          </w:tcPr>
+          <w:p>
+            <w:r>
+              <w:t>0.1</w:t>
+            </w:r>
+          </w:p>
+        </w:tc>
+        <w:tc>
+          <w:tcPr>
+            <w:tcW w:type="dxa" w:w="2448"/>
+          </w:tcPr>
+          <w:p>
+            <w:r>
+              <w:t>JP-BR Insurance Knowledge Base</w:t>
+            </w:r>
+          </w:p>
+        </w:tc>
+        <w:tc>
+          <w:tcPr>
+            <w:tcW w:type="dxa" w:w="2448"/>
+          </w:tcPr>
+          <w:p>
+            <w:r>
+              <w:t>Criação inicial.</w:t>
+            </w:r>
+          </w:p>
+        </w:tc>
+      </w:tr>
+    </w:tbl>
+    <w:p/>
+    <w:p>
+      <w:r>
+        <w:t>---</w:t>
       </w:r>
     </w:p>
     <w:p>
@@ -5315,24 +6990,107 @@
         <w:t>Histórico de revisão</w:t>
       </w:r>
     </w:p>
-    <w:p>
-      <w:r>
-        <w:t>| Data | Versão | Autor | Alteração |</w:t>
-      </w:r>
-    </w:p>
-    <w:p>
-      <w:r>
-        <w:t>| --- | --- | --- | --- |</w:t>
-      </w:r>
-    </w:p>
-    <w:p>
-      <w:r>
-        <w:t>| 2026-06-25 | 0.1 | JP-BR Insurance Knowledge Base | Criação inicial. |</w:t>
-      </w:r>
-    </w:p>
+    <w:tbl>
+      <w:tblPr>
+        <w:tblStyle w:val="TableGrid"/>
+        <w:tblW w:type="auto" w:w="0"/>
+        <w:tblLook w:firstColumn="1" w:firstRow="1" w:lastColumn="0" w:lastRow="0" w:noHBand="0" w:noVBand="1" w:val="04A0"/>
+      </w:tblPr>
+      <w:tblGrid>
+        <w:gridCol w:w="2448"/>
+        <w:gridCol w:w="2448"/>
+        <w:gridCol w:w="2448"/>
+        <w:gridCol w:w="2448"/>
+      </w:tblGrid>
+      <w:tr>
+        <w:tc>
+          <w:tcPr>
+            <w:tcW w:type="dxa" w:w="2448"/>
+          </w:tcPr>
+          <w:p>
+            <w:r>
+              <w:t>Data</w:t>
+            </w:r>
+          </w:p>
+        </w:tc>
+        <w:tc>
+          <w:tcPr>
+            <w:tcW w:type="dxa" w:w="2448"/>
+          </w:tcPr>
+          <w:p>
+            <w:r>
+              <w:t>Versão</w:t>
+            </w:r>
+          </w:p>
+        </w:tc>
+        <w:tc>
+          <w:tcPr>
+            <w:tcW w:type="dxa" w:w="2448"/>
+          </w:tcPr>
+          <w:p>
+            <w:r>
+              <w:t>Autor</w:t>
+            </w:r>
+          </w:p>
+        </w:tc>
+        <w:tc>
+          <w:tcPr>
+            <w:tcW w:type="dxa" w:w="2448"/>
+          </w:tcPr>
+          <w:p>
+            <w:r>
+              <w:t>Alteração</w:t>
+            </w:r>
+          </w:p>
+        </w:tc>
+      </w:tr>
+      <w:tr>
+        <w:tc>
+          <w:tcPr>
+            <w:tcW w:type="dxa" w:w="2448"/>
+          </w:tcPr>
+          <w:p>
+            <w:r>
+              <w:t>2026-06-25</w:t>
+            </w:r>
+          </w:p>
+        </w:tc>
+        <w:tc>
+          <w:tcPr>
+            <w:tcW w:type="dxa" w:w="2448"/>
+          </w:tcPr>
+          <w:p>
+            <w:r>
+              <w:t>0.1</w:t>
+            </w:r>
+          </w:p>
+        </w:tc>
+        <w:tc>
+          <w:tcPr>
+            <w:tcW w:type="dxa" w:w="2448"/>
+          </w:tcPr>
+          <w:p>
+            <w:r>
+              <w:t>JP-BR Insurance Knowledge Base</w:t>
+            </w:r>
+          </w:p>
+        </w:tc>
+        <w:tc>
+          <w:tcPr>
+            <w:tcW w:type="dxa" w:w="2448"/>
+          </w:tcPr>
+          <w:p>
+            <w:r>
+              <w:t>Criação inicial.</w:t>
+            </w:r>
+          </w:p>
+        </w:tc>
+      </w:tr>
+    </w:tbl>
+    <w:p/>
     <w:sectPr>
       <w:pgSz w:w="12240" w:h="15840"/>
-      <w:pgMar w:top="1440" w:right="1800" w:bottom="1440" w:left="1800" w:header="720" w:footer="720" w:gutter="0"/>
+      <w:pgMar w:top="1152" w:right="1224" w:bottom="1152" w:left="1224" w:header="720" w:footer="720" w:gutter="0"/>
       <w:cols w:space="720"/>
       <w:docGrid w:linePitch="360"/>
     </w:sectPr>
@@ -5704,8 +7462,7 @@
     <w:qFormat/>
     <w:rsid w:val="00FC693F"/>
     <w:rPr>
-      <w:rFonts w:ascii="Arial Unicode MS" w:hAnsi="Arial Unicode MS"/>
-      <w:sz w:val="20"/>
+      <w:rFonts w:ascii="Arial" w:hAnsi="Arial" w:eastAsia="Yu Gothic"/>
     </w:rPr>
   </w:style>
   <w:style w:type="paragraph" w:styleId="Header">
@@ -5722,6 +7479,9 @@
       </w:tabs>
       <w:spacing w:after="0" w:line="240" w:lineRule="auto"/>
     </w:pPr>
+    <w:rPr>
+      <w:rFonts w:ascii="Arial" w:hAnsi="Arial" w:eastAsia="Yu Gothic"/>
+    </w:rPr>
   </w:style>
   <w:style w:type="character" w:customStyle="1" w:styleId="HeaderChar">
     <w:name w:val="Header Char"/>
@@ -5744,6 +7504,9 @@
       </w:tabs>
       <w:spacing w:after="0" w:line="240" w:lineRule="auto"/>
     </w:pPr>
+    <w:rPr>
+      <w:rFonts w:ascii="Arial" w:hAnsi="Arial" w:eastAsia="Yu Gothic"/>
+    </w:rPr>
   </w:style>
   <w:style w:type="character" w:customStyle="1" w:styleId="FooterChar">
     <w:name w:val="Footer Char"/>
@@ -5767,7 +7530,7 @@
       <w:outlineLvl w:val="0"/>
     </w:pPr>
     <w:rPr>
-      <w:rFonts w:asciiTheme="majorHAnsi" w:eastAsiaTheme="majorEastAsia" w:hAnsiTheme="majorHAnsi" w:cstheme="majorBidi"/>
+      <w:rFonts w:asciiTheme="majorHAnsi" w:eastAsiaTheme="majorEastAsia" w:hAnsiTheme="majorHAnsi" w:cstheme="majorBidi" w:ascii="Arial" w:hAnsi="Arial" w:eastAsia="Yu Gothic"/>
       <w:b/>
       <w:bCs/>
       <w:color w:val="365F91" w:themeColor="accent1" w:themeShade="BF"/>
@@ -5791,7 +7554,7 @@
       <w:outlineLvl w:val="1"/>
     </w:pPr>
     <w:rPr>
-      <w:rFonts w:asciiTheme="majorHAnsi" w:eastAsiaTheme="majorEastAsia" w:hAnsiTheme="majorHAnsi" w:cstheme="majorBidi"/>
+      <w:rFonts w:asciiTheme="majorHAnsi" w:eastAsiaTheme="majorEastAsia" w:hAnsiTheme="majorHAnsi" w:cstheme="majorBidi" w:ascii="Arial" w:hAnsi="Arial" w:eastAsia="Yu Gothic"/>
       <w:b/>
       <w:bCs/>
       <w:color w:val="4F81BD" w:themeColor="accent1"/>
@@ -5815,7 +7578,7 @@
       <w:outlineLvl w:val="2"/>
     </w:pPr>
     <w:rPr>
-      <w:rFonts w:asciiTheme="majorHAnsi" w:eastAsiaTheme="majorEastAsia" w:hAnsiTheme="majorHAnsi" w:cstheme="majorBidi"/>
+      <w:rFonts w:asciiTheme="majorHAnsi" w:eastAsiaTheme="majorEastAsia" w:hAnsiTheme="majorHAnsi" w:cstheme="majorBidi" w:ascii="Arial" w:hAnsi="Arial" w:eastAsia="Yu Gothic"/>
       <w:b/>
       <w:bCs/>
       <w:color w:val="4F81BD" w:themeColor="accent1"/>
@@ -5838,7 +7601,7 @@
       <w:outlineLvl w:val="3"/>
     </w:pPr>
     <w:rPr>
-      <w:rFonts w:asciiTheme="majorHAnsi" w:eastAsiaTheme="majorEastAsia" w:hAnsiTheme="majorHAnsi" w:cstheme="majorBidi"/>
+      <w:rFonts w:asciiTheme="majorHAnsi" w:eastAsiaTheme="majorEastAsia" w:hAnsiTheme="majorHAnsi" w:cstheme="majorBidi" w:ascii="Arial" w:hAnsi="Arial" w:eastAsia="Yu Gothic"/>
       <w:b/>
       <w:bCs/>
       <w:i/>
@@ -5863,7 +7626,7 @@
       <w:outlineLvl w:val="4"/>
     </w:pPr>
     <w:rPr>
-      <w:rFonts w:asciiTheme="majorHAnsi" w:eastAsiaTheme="majorEastAsia" w:hAnsiTheme="majorHAnsi" w:cstheme="majorBidi"/>
+      <w:rFonts w:asciiTheme="majorHAnsi" w:eastAsiaTheme="majorEastAsia" w:hAnsiTheme="majorHAnsi" w:cstheme="majorBidi" w:ascii="Arial" w:hAnsi="Arial" w:eastAsia="Yu Gothic"/>
       <w:color w:val="243F60" w:themeColor="accent1" w:themeShade="7F"/>
     </w:rPr>
   </w:style>
@@ -5884,7 +7647,7 @@
       <w:outlineLvl w:val="5"/>
     </w:pPr>
     <w:rPr>
-      <w:rFonts w:asciiTheme="majorHAnsi" w:eastAsiaTheme="majorEastAsia" w:hAnsiTheme="majorHAnsi" w:cstheme="majorBidi"/>
+      <w:rFonts w:asciiTheme="majorHAnsi" w:eastAsiaTheme="majorEastAsia" w:hAnsiTheme="majorHAnsi" w:cstheme="majorBidi" w:ascii="Arial" w:hAnsi="Arial" w:eastAsia="Yu Gothic"/>
       <w:i/>
       <w:iCs/>
       <w:color w:val="243F60" w:themeColor="accent1" w:themeShade="7F"/>
@@ -5907,7 +7670,7 @@
       <w:outlineLvl w:val="6"/>
     </w:pPr>
     <w:rPr>
-      <w:rFonts w:asciiTheme="majorHAnsi" w:eastAsiaTheme="majorEastAsia" w:hAnsiTheme="majorHAnsi" w:cstheme="majorBidi"/>
+      <w:rFonts w:asciiTheme="majorHAnsi" w:eastAsiaTheme="majorEastAsia" w:hAnsiTheme="majorHAnsi" w:cstheme="majorBidi" w:ascii="Arial" w:hAnsi="Arial" w:eastAsia="Yu Gothic"/>
       <w:i/>
       <w:iCs/>
       <w:color w:val="404040" w:themeColor="text1" w:themeTint="BF"/>
@@ -5930,7 +7693,7 @@
       <w:outlineLvl w:val="7"/>
     </w:pPr>
     <w:rPr>
-      <w:rFonts w:asciiTheme="majorHAnsi" w:eastAsiaTheme="majorEastAsia" w:hAnsiTheme="majorHAnsi" w:cstheme="majorBidi"/>
+      <w:rFonts w:asciiTheme="majorHAnsi" w:eastAsiaTheme="majorEastAsia" w:hAnsiTheme="majorHAnsi" w:cstheme="majorBidi" w:ascii="Arial" w:hAnsi="Arial" w:eastAsia="Yu Gothic"/>
       <w:color w:val="4F81BD" w:themeColor="accent1"/>
       <w:sz w:val="20"/>
       <w:szCs w:val="20"/>
@@ -5953,7 +7716,7 @@
       <w:outlineLvl w:val="8"/>
     </w:pPr>
     <w:rPr>
-      <w:rFonts w:asciiTheme="majorHAnsi" w:eastAsiaTheme="majorEastAsia" w:hAnsiTheme="majorHAnsi" w:cstheme="majorBidi"/>
+      <w:rFonts w:asciiTheme="majorHAnsi" w:eastAsiaTheme="majorEastAsia" w:hAnsiTheme="majorHAnsi" w:cstheme="majorBidi" w:ascii="Arial" w:hAnsi="Arial" w:eastAsia="Yu Gothic"/>
       <w:i/>
       <w:iCs/>
       <w:color w:val="404040" w:themeColor="text1" w:themeTint="BF"/>
@@ -5996,6 +7759,9 @@
     <w:pPr>
       <w:spacing w:after="0" w:line="240" w:lineRule="auto"/>
     </w:pPr>
+    <w:rPr>
+      <w:rFonts w:ascii="Arial" w:hAnsi="Arial" w:eastAsia="Yu Gothic"/>
+    </w:rPr>
   </w:style>
   <w:style w:type="character" w:customStyle="1" w:styleId="Heading1Char">
     <w:name w:val="Heading 1 Char"/>
@@ -6056,7 +7822,7 @@
       <w:contextualSpacing/>
     </w:pPr>
     <w:rPr>
-      <w:rFonts w:asciiTheme="majorHAnsi" w:eastAsiaTheme="majorEastAsia" w:hAnsiTheme="majorHAnsi" w:cstheme="majorBidi"/>
+      <w:rFonts w:asciiTheme="majorHAnsi" w:eastAsiaTheme="majorEastAsia" w:hAnsiTheme="majorHAnsi" w:cstheme="majorBidi" w:ascii="Arial" w:hAnsi="Arial" w:eastAsia="Yu Gothic"/>
       <w:color w:val="17365D" w:themeColor="text2" w:themeShade="BF"/>
       <w:spacing w:val="5"/>
       <w:kern w:val="28"/>
@@ -6093,7 +7859,7 @@
       </w:numPr>
     </w:pPr>
     <w:rPr>
-      <w:rFonts w:asciiTheme="majorHAnsi" w:eastAsiaTheme="majorEastAsia" w:hAnsiTheme="majorHAnsi" w:cstheme="majorBidi"/>
+      <w:rFonts w:asciiTheme="majorHAnsi" w:eastAsiaTheme="majorEastAsia" w:hAnsiTheme="majorHAnsi" w:cstheme="majorBidi" w:ascii="Arial" w:hAnsi="Arial" w:eastAsia="Yu Gothic"/>
       <w:i/>
       <w:iCs/>
       <w:color w:val="4F81BD" w:themeColor="accent1"/>
@@ -6128,6 +7894,9 @@
       <w:ind w:left="720"/>
       <w:contextualSpacing/>
     </w:pPr>
+    <w:rPr>
+      <w:rFonts w:ascii="Arial" w:hAnsi="Arial" w:eastAsia="Yu Gothic"/>
+    </w:rPr>
   </w:style>
   <w:style w:type="paragraph" w:styleId="BodyText">
     <w:name w:val="Body Text"/>
@@ -6139,6 +7908,9 @@
     <w:pPr>
       <w:spacing w:after="120"/>
     </w:pPr>
+    <w:rPr>
+      <w:rFonts w:ascii="Arial" w:hAnsi="Arial" w:eastAsia="Yu Gothic"/>
+    </w:rPr>
   </w:style>
   <w:style w:type="character" w:customStyle="1" w:styleId="BodyTextChar">
     <w:name w:val="Body Text Char"/>
@@ -6157,6 +7929,9 @@
     <w:pPr>
       <w:spacing w:after="120" w:line="480" w:lineRule="auto"/>
     </w:pPr>
+    <w:rPr>
+      <w:rFonts w:ascii="Arial" w:hAnsi="Arial" w:eastAsia="Yu Gothic"/>
+    </w:rPr>
   </w:style>
   <w:style w:type="character" w:customStyle="1" w:styleId="BodyText2Char">
     <w:name w:val="Body Text 2 Char"/>
@@ -6176,6 +7951,7 @@
       <w:spacing w:after="120"/>
     </w:pPr>
     <w:rPr>
+      <w:rFonts w:ascii="Arial" w:hAnsi="Arial" w:eastAsia="Yu Gothic"/>
       <w:sz w:val="16"/>
       <w:szCs w:val="16"/>
     </w:rPr>
@@ -6201,6 +7977,9 @@
       <w:ind w:left="360" w:hanging="360"/>
       <w:contextualSpacing/>
     </w:pPr>
+    <w:rPr>
+      <w:rFonts w:ascii="Arial" w:hAnsi="Arial" w:eastAsia="Yu Gothic"/>
+    </w:rPr>
   </w:style>
   <w:style w:type="paragraph" w:styleId="List2">
     <w:name w:val="List 2"/>
@@ -6212,6 +7991,9 @@
       <w:ind w:left="720" w:hanging="360"/>
       <w:contextualSpacing/>
     </w:pPr>
+    <w:rPr>
+      <w:rFonts w:ascii="Arial" w:hAnsi="Arial" w:eastAsia="Yu Gothic"/>
+    </w:rPr>
   </w:style>
   <w:style w:type="paragraph" w:styleId="List3">
     <w:name w:val="List 3"/>
@@ -6223,6 +8005,9 @@
       <w:ind w:left="1080" w:hanging="360"/>
       <w:contextualSpacing/>
     </w:pPr>
+    <w:rPr>
+      <w:rFonts w:ascii="Arial" w:hAnsi="Arial" w:eastAsia="Yu Gothic"/>
+    </w:rPr>
   </w:style>
   <w:style w:type="paragraph" w:styleId="ListBullet">
     <w:name w:val="List Bullet"/>
@@ -6236,6 +8021,9 @@
       </w:numPr>
       <w:contextualSpacing/>
     </w:pPr>
+    <w:rPr>
+      <w:rFonts w:ascii="Arial" w:hAnsi="Arial" w:eastAsia="Yu Gothic"/>
+    </w:rPr>
   </w:style>
   <w:style w:type="paragraph" w:styleId="ListBullet2">
     <w:name w:val="List Bullet 2"/>
@@ -6249,6 +8037,9 @@
       </w:numPr>
       <w:contextualSpacing/>
     </w:pPr>
+    <w:rPr>
+      <w:rFonts w:ascii="Arial" w:hAnsi="Arial" w:eastAsia="Yu Gothic"/>
+    </w:rPr>
   </w:style>
   <w:style w:type="paragraph" w:styleId="ListBullet3">
     <w:name w:val="List Bullet 3"/>
@@ -6262,6 +8053,9 @@
       </w:numPr>
       <w:contextualSpacing/>
     </w:pPr>
+    <w:rPr>
+      <w:rFonts w:ascii="Arial" w:hAnsi="Arial" w:eastAsia="Yu Gothic"/>
+    </w:rPr>
   </w:style>
   <w:style w:type="paragraph" w:styleId="ListNumber">
     <w:name w:val="List Number"/>
@@ -6275,6 +8069,9 @@
       </w:numPr>
       <w:contextualSpacing/>
     </w:pPr>
+    <w:rPr>
+      <w:rFonts w:ascii="Arial" w:hAnsi="Arial" w:eastAsia="Yu Gothic"/>
+    </w:rPr>
   </w:style>
   <w:style w:type="paragraph" w:styleId="ListNumber2">
     <w:name w:val="List Number 2"/>
@@ -6288,6 +8085,9 @@
       </w:numPr>
       <w:contextualSpacing/>
     </w:pPr>
+    <w:rPr>
+      <w:rFonts w:ascii="Arial" w:hAnsi="Arial" w:eastAsia="Yu Gothic"/>
+    </w:rPr>
   </w:style>
   <w:style w:type="paragraph" w:styleId="ListNumber3">
     <w:name w:val="List Number 3"/>
@@ -6301,6 +8101,9 @@
       </w:numPr>
       <w:contextualSpacing/>
     </w:pPr>
+    <w:rPr>
+      <w:rFonts w:ascii="Arial" w:hAnsi="Arial" w:eastAsia="Yu Gothic"/>
+    </w:rPr>
   </w:style>
   <w:style w:type="paragraph" w:styleId="ListContinue">
     <w:name w:val="List Continue"/>
@@ -6313,6 +8116,9 @@
       <w:ind w:left="360"/>
       <w:contextualSpacing/>
     </w:pPr>
+    <w:rPr>
+      <w:rFonts w:ascii="Arial" w:hAnsi="Arial" w:eastAsia="Yu Gothic"/>
+    </w:rPr>
   </w:style>
   <w:style w:type="paragraph" w:styleId="ListContinue2">
     <w:name w:val="List Continue 2"/>
@@ -6325,6 +8131,9 @@
       <w:ind w:left="720"/>
       <w:contextualSpacing/>
     </w:pPr>
+    <w:rPr>
+      <w:rFonts w:ascii="Arial" w:hAnsi="Arial" w:eastAsia="Yu Gothic"/>
+    </w:rPr>
   </w:style>
   <w:style w:type="paragraph" w:styleId="ListContinue3">
     <w:name w:val="List Continue 3"/>
@@ -6337,6 +8146,9 @@
       <w:ind w:left="1080"/>
       <w:contextualSpacing/>
     </w:pPr>
+    <w:rPr>
+      <w:rFonts w:ascii="Arial" w:hAnsi="Arial" w:eastAsia="Yu Gothic"/>
+    </w:rPr>
   </w:style>
   <w:style w:type="paragraph" w:styleId="MacroText">
     <w:name w:val="macro"/>
@@ -6356,7 +8168,7 @@
       </w:tabs>
     </w:pPr>
     <w:rPr>
-      <w:rFonts w:ascii="Courier" w:hAnsi="Courier"/>
+      <w:rFonts w:ascii="Arial" w:hAnsi="Arial" w:eastAsia="Yu Gothic"/>
       <w:sz w:val="20"/>
       <w:szCs w:val="20"/>
     </w:rPr>
@@ -6382,6 +8194,7 @@
     <w:qFormat/>
     <w:rsid w:val="00FC693F"/>
     <w:rPr>
+      <w:rFonts w:ascii="Arial" w:hAnsi="Arial" w:eastAsia="Yu Gothic"/>
       <w:i/>
       <w:iCs/>
       <w:color w:val="000000" w:themeColor="text1"/>
@@ -6498,6 +8311,7 @@
       <w:spacing w:line="240" w:lineRule="auto"/>
     </w:pPr>
     <w:rPr>
+      <w:rFonts w:ascii="Arial" w:hAnsi="Arial" w:eastAsia="Yu Gothic"/>
       <w:b/>
       <w:bCs/>
       <w:color w:val="4F81BD" w:themeColor="accent1"/>
@@ -6543,6 +8357,7 @@
       <w:ind w:left="936" w:right="936"/>
     </w:pPr>
     <w:rPr>
+      <w:rFonts w:ascii="Arial" w:hAnsi="Arial" w:eastAsia="Yu Gothic"/>
       <w:b/>
       <w:bCs/>
       <w:i/>
@@ -6642,6 +8457,9 @@
     <w:pPr>
       <w:outlineLvl w:val="9"/>
     </w:pPr>
+    <w:rPr>
+      <w:rFonts w:ascii="Arial" w:hAnsi="Arial" w:eastAsia="Yu Gothic"/>
+    </w:rPr>
   </w:style>
   <w:style w:type="table" w:styleId="TableGrid">
     <w:name w:val="Table Grid"/>

--- a/18_DOCX/VIDA_FAQ_0001_0020.docx
+++ b/18_DOCX/VIDA_FAQ_0001_0020.docx
@@ -7,7 +7,36 @@
         <w:pStyle w:val="Heading1"/>
       </w:pPr>
       <w:r>
-        <w:t>VIDA_FAQ_0001_0020</w:t>
+        <w:rPr>
+          <w:color w:val="4F81BD"/>
+          <w:sz w:val="32"/>
+        </w:rPr>
+        <w:t>VIDA_FAQ_0001_0020 - FAQs VIDA</w:t>
+      </w:r>
+    </w:p>
+    <w:p/>
+    <w:p>
+      <w:pPr>
+        <w:pStyle w:val="Heading1"/>
+      </w:pPr>
+      <w:r>
+        <w:rPr>
+          <w:color w:val="4F81BD"/>
+          <w:sz w:val="32"/>
+        </w:rPr>
+        <w:t>FAQ-VIDA-0001 - O que é seguro de vida no Japão?</w:t>
+      </w:r>
+    </w:p>
+    <w:p>
+      <w:pPr>
+        <w:pStyle w:val="Heading2"/>
+      </w:pPr>
+      <w:r>
+        <w:rPr>
+          <w:color w:val="4F81BD"/>
+          <w:sz w:val="28"/>
+        </w:rPr>
+        <w:t>Controle</w:t>
       </w:r>
     </w:p>
     <w:p>
@@ -15,7 +44,7 @@
         <w:pStyle w:val="ListBullet"/>
       </w:pPr>
       <w:r>
-        <w:t>Versão: 0.2</w:t>
+        <w:t>Versão: 0.1</w:t>
       </w:r>
     </w:p>
     <w:p>
@@ -23,7 +52,7 @@
         <w:pStyle w:val="ListBullet"/>
       </w:pPr>
       <w:r>
-        <w:t>Data: 2026-06-26</w:t>
+        <w:t>Data: 2026-06-25</w:t>
       </w:r>
     </w:p>
     <w:p>
@@ -36,10 +65,296 @@
     </w:p>
     <w:p>
       <w:pPr>
+        <w:pStyle w:val="ListBullet"/>
+      </w:pPr>
+      <w:r>
+        <w:t>Histórico: Criação inicial.</w:t>
+      </w:r>
+    </w:p>
+    <w:p>
+      <w:pPr>
+        <w:pStyle w:val="Heading2"/>
+      </w:pPr>
+      <w:r>
+        <w:rPr>
+          <w:color w:val="4F81BD"/>
+          <w:sz w:val="28"/>
+        </w:rPr>
+        <w:t>Código</w:t>
+      </w:r>
+    </w:p>
+    <w:p>
+      <w:r>
+        <w:t>FAQ-VIDA-0001</w:t>
+      </w:r>
+    </w:p>
+    <w:p>
+      <w:pPr>
+        <w:pStyle w:val="Heading2"/>
+      </w:pPr>
+      <w:r>
+        <w:rPr>
+          <w:color w:val="4F81BD"/>
+          <w:sz w:val="28"/>
+        </w:rPr>
+        <w:t>Categoria</w:t>
+      </w:r>
+    </w:p>
+    <w:p>
+      <w:r>
+        <w:t>VIDA</w:t>
+      </w:r>
+    </w:p>
+    <w:p>
+      <w:pPr>
+        <w:pStyle w:val="Heading2"/>
+      </w:pPr>
+      <w:r>
+        <w:rPr>
+          <w:color w:val="4F81BD"/>
+          <w:sz w:val="28"/>
+        </w:rPr>
+        <w:t>Pergunta</w:t>
+      </w:r>
+    </w:p>
+    <w:p>
+      <w:r>
+        <w:t>O que é seguro de vida no Japão?</w:t>
+      </w:r>
+    </w:p>
+    <w:p>
+      <w:pPr>
+        <w:pStyle w:val="Heading2"/>
+      </w:pPr>
+      <w:r>
+        <w:rPr>
+          <w:color w:val="4F81BD"/>
+          <w:sz w:val="28"/>
+        </w:rPr>
+        <w:t>Situação de atendimento</w:t>
+      </w:r>
+    </w:p>
+    <w:p>
+      <w:r>
+        <w:t>Cliente brasileiro quer entender fundamentos de seguro de vida no Japão.</w:t>
+      </w:r>
+    </w:p>
+    <w:p>
+      <w:pPr>
+        <w:pStyle w:val="Heading2"/>
+      </w:pPr>
+      <w:r>
+        <w:rPr>
+          <w:color w:val="4F81BD"/>
+          <w:sz w:val="28"/>
+        </w:rPr>
+        <w:t>Resposta técnica</w:t>
+      </w:r>
+    </w:p>
+    <w:p>
+      <w:r>
+        <w:t>Seguro que protege financeiramente beneficiários ou segurado em caso de morte, sobrevivência, doença grave ou outras condições contratadas.</w:t>
+      </w:r>
+    </w:p>
+    <w:p>
+      <w:pPr>
+        <w:pStyle w:val="Heading2"/>
+      </w:pPr>
+      <w:r>
+        <w:rPr>
+          <w:color w:val="4F81BD"/>
+          <w:sz w:val="28"/>
+        </w:rPr>
+        <w:t>Como responder ao cliente brasileiro</w:t>
+      </w:r>
+    </w:p>
+    <w:p>
+      <w:r>
+        <w:t>O seguro de vida ajuda a família ou o segurado em momentos difíceis, conforme as coberturas escolhidas.</w:t>
+      </w:r>
+    </w:p>
+    <w:p>
+      <w:pPr>
+        <w:pStyle w:val="Heading2"/>
+      </w:pPr>
+      <w:r>
+        <w:rPr>
+          <w:color w:val="4F81BD"/>
+          <w:sz w:val="28"/>
+        </w:rPr>
+        <w:t>Termos relacionados</w:t>
+      </w:r>
+    </w:p>
+    <w:p>
+      <w:pPr>
+        <w:pStyle w:val="ListBullet"/>
+      </w:pPr>
+      <w:r>
+        <w:t>VIDA-0001 - 生命保険 - Seguro de vida</w:t>
+      </w:r>
+    </w:p>
+    <w:p>
+      <w:pPr>
+        <w:pStyle w:val="Heading2"/>
+      </w:pPr>
+      <w:r>
+        <w:rPr>
+          <w:color w:val="4F81BD"/>
+          <w:sz w:val="28"/>
+        </w:rPr>
+        <w:t>Referências cruzadas</w:t>
+      </w:r>
+    </w:p>
+    <w:p>
+      <w:pPr>
+        <w:pStyle w:val="ListBullet"/>
+      </w:pPr>
+      <w:r>
+        <w:t>DIALOGUE-VIDA-0001</w:t>
+      </w:r>
+    </w:p>
+    <w:p>
+      <w:pPr>
+        <w:pStyle w:val="ListBullet"/>
+      </w:pPr>
+      <w:r>
+        <w:t>CASE-VIDA-0001</w:t>
+      </w:r>
+    </w:p>
+    <w:p>
+      <w:pPr>
+        <w:pStyle w:val="Heading2"/>
+      </w:pPr>
+      <w:r>
+        <w:rPr>
+          <w:color w:val="4F81BD"/>
+          <w:sz w:val="28"/>
+        </w:rPr>
+        <w:t>Referências</w:t>
+      </w:r>
+    </w:p>
+    <w:p>
+      <w:pPr>
+        <w:pStyle w:val="ListBullet"/>
+      </w:pPr>
+      <w:r>
+        <w:t>Documento interno: 02_MasterDictionary/VIDA/VIDA-0001.md</w:t>
+      </w:r>
+    </w:p>
+    <w:p>
+      <w:pPr>
+        <w:pStyle w:val="Heading2"/>
+      </w:pPr>
+      <w:r>
+        <w:rPr>
+          <w:color w:val="4F81BD"/>
+          <w:sz w:val="28"/>
+        </w:rPr>
+        <w:t>Tags</w:t>
+      </w:r>
+    </w:p>
+    <w:p>
+      <w:pPr>
+        <w:pStyle w:val="ListBullet"/>
+      </w:pPr>
+      <w:r>
+        <w:t>faq</w:t>
+      </w:r>
+    </w:p>
+    <w:p>
+      <w:pPr>
+        <w:pStyle w:val="ListBullet"/>
+      </w:pPr>
+      <w:r>
+        <w:t>vida</w:t>
+      </w:r>
+    </w:p>
+    <w:p>
+      <w:pPr>
+        <w:pStyle w:val="ListBullet"/>
+      </w:pPr>
+      <w:r>
+        <w:t>seguro-de-vida</w:t>
+      </w:r>
+    </w:p>
+    <w:p>
+      <w:pPr>
+        <w:pStyle w:val="ListBullet"/>
+      </w:pPr>
+      <w:r>
+        <w:t>fundamento</w:t>
+      </w:r>
+    </w:p>
+    <w:p>
+      <w:pPr>
+        <w:pStyle w:val="Heading2"/>
+      </w:pPr>
+      <w:r>
+        <w:rPr>
+          <w:color w:val="4F81BD"/>
+          <w:sz w:val="28"/>
+        </w:rPr>
+        <w:t>Veja também</w:t>
+      </w:r>
+    </w:p>
+    <w:p>
+      <w:pPr>
+        <w:pStyle w:val="ListBullet"/>
+      </w:pPr>
+      <w:r>
+        <w:t>02_MasterDictionary/VIDA/VIDA-0001.md</w:t>
+      </w:r>
+    </w:p>
+    <w:p>
+      <w:pPr>
+        <w:pStyle w:val="Heading2"/>
+      </w:pPr>
+      <w:r>
+        <w:rPr>
+          <w:color w:val="4F81BD"/>
+          <w:sz w:val="28"/>
+        </w:rPr>
+        <w:t>Histórico de revisão</w:t>
+      </w:r>
+    </w:p>
+    <w:p>
+      <w:r>
+        <w:rPr>
+          <w:rFonts w:ascii="Courier New" w:hAnsi="Courier New"/>
+          <w:sz w:val="16"/>
+        </w:rPr>
+        <w:t>| Data | Versão | Autor | Alteração |</w:t>
+      </w:r>
+    </w:p>
+    <w:p>
+      <w:r>
+        <w:rPr>
+          <w:rFonts w:ascii="Courier New" w:hAnsi="Courier New"/>
+          <w:sz w:val="16"/>
+        </w:rPr>
+        <w:t>| --- | --- | --- | --- |</w:t>
+      </w:r>
+    </w:p>
+    <w:p>
+      <w:r>
+        <w:rPr>
+          <w:rFonts w:ascii="Courier New" w:hAnsi="Courier New"/>
+          <w:sz w:val="16"/>
+        </w:rPr>
+        <w:t>| 2026-06-25 | 0.1 | JP-BR Insurance Knowledge Base | Criação inicial. |</w:t>
+      </w:r>
+    </w:p>
+    <w:p/>
+    <w:p>
+      <w:pPr>
         <w:pStyle w:val="Heading1"/>
       </w:pPr>
       <w:r>
-        <w:t>FAQ-VIDA-0001 - O que é seguro de vida no Japão?</w:t>
+        <w:rPr>
+          <w:color w:val="4F81BD"/>
+          <w:sz w:val="32"/>
+        </w:rPr>
+        <w:t>FAQ-VIDA-0002 - O que acontece se o segurado falecer?</w:t>
       </w:r>
     </w:p>
     <w:p>
@@ -47,6 +362,10 @@
         <w:pStyle w:val="Heading2"/>
       </w:pPr>
       <w:r>
+        <w:rPr>
+          <w:color w:val="4F81BD"/>
+          <w:sz w:val="28"/>
+        </w:rPr>
         <w:t>Controle</w:t>
       </w:r>
     </w:p>
@@ -87,12 +406,16 @@
         <w:pStyle w:val="Heading2"/>
       </w:pPr>
       <w:r>
+        <w:rPr>
+          <w:color w:val="4F81BD"/>
+          <w:sz w:val="28"/>
+        </w:rPr>
         <w:t>Código</w:t>
       </w:r>
     </w:p>
     <w:p>
       <w:r>
-        <w:t>FAQ-VIDA-0001</w:t>
+        <w:t>FAQ-VIDA-0002</w:t>
       </w:r>
     </w:p>
     <w:p>
@@ -100,6 +423,10 @@
         <w:pStyle w:val="Heading2"/>
       </w:pPr>
       <w:r>
+        <w:rPr>
+          <w:color w:val="4F81BD"/>
+          <w:sz w:val="28"/>
+        </w:rPr>
         <w:t>Categoria</w:t>
       </w:r>
     </w:p>
@@ -113,12 +440,16 @@
         <w:pStyle w:val="Heading2"/>
       </w:pPr>
       <w:r>
+        <w:rPr>
+          <w:color w:val="4F81BD"/>
+          <w:sz w:val="28"/>
+        </w:rPr>
         <w:t>Pergunta</w:t>
       </w:r>
     </w:p>
     <w:p>
       <w:r>
-        <w:t>O que é seguro de vida no Japão?</w:t>
+        <w:t>O que acontece se o segurado falecer?</w:t>
       </w:r>
     </w:p>
     <w:p>
@@ -126,6 +457,10 @@
         <w:pStyle w:val="Heading2"/>
       </w:pPr>
       <w:r>
+        <w:rPr>
+          <w:color w:val="4F81BD"/>
+          <w:sz w:val="28"/>
+        </w:rPr>
         <w:t>Situação de atendimento</w:t>
       </w:r>
     </w:p>
@@ -139,12 +474,16 @@
         <w:pStyle w:val="Heading2"/>
       </w:pPr>
       <w:r>
+        <w:rPr>
+          <w:color w:val="4F81BD"/>
+          <w:sz w:val="28"/>
+        </w:rPr>
         <w:t>Resposta técnica</w:t>
       </w:r>
     </w:p>
     <w:p>
       <w:r>
-        <w:t>Seguro que protege financeiramente beneficiários ou segurado em caso de morte, sobrevivência, doença grave ou outras condições contratadas.</w:t>
+        <w:t>Cobertura que paga valor definido aos beneficiários quando ocorre morte do segurado, conforme contrato.</w:t>
       </w:r>
     </w:p>
     <w:p>
@@ -152,12 +491,16 @@
         <w:pStyle w:val="Heading2"/>
       </w:pPr>
       <w:r>
+        <w:rPr>
+          <w:color w:val="4F81BD"/>
+          <w:sz w:val="28"/>
+        </w:rPr>
         <w:t>Como responder ao cliente brasileiro</w:t>
       </w:r>
     </w:p>
     <w:p>
       <w:r>
-        <w:t>O seguro de vida ajuda a família ou o segurado em momentos difíceis, conforme as coberturas escolhidas.</w:t>
+        <w:t>Se o segurado falecer, a família ou beneficiário pode receber o valor contratado.</w:t>
       </w:r>
     </w:p>
     <w:p>
@@ -165,6 +508,10 @@
         <w:pStyle w:val="Heading2"/>
       </w:pPr>
       <w:r>
+        <w:rPr>
+          <w:color w:val="4F81BD"/>
+          <w:sz w:val="28"/>
+        </w:rPr>
         <w:t>Termos relacionados</w:t>
       </w:r>
     </w:p>
@@ -173,7 +520,7 @@
         <w:pStyle w:val="ListBullet"/>
       </w:pPr>
       <w:r>
-        <w:t>VIDA-0001 - 生命保険 - Seguro de vida</w:t>
+        <w:t>VIDA-0002 - 死亡保険 - Seguro por morte</w:t>
       </w:r>
     </w:p>
     <w:p>
@@ -181,6 +528,10 @@
         <w:pStyle w:val="Heading2"/>
       </w:pPr>
       <w:r>
+        <w:rPr>
+          <w:color w:val="4F81BD"/>
+          <w:sz w:val="28"/>
+        </w:rPr>
         <w:t>Referências cruzadas</w:t>
       </w:r>
     </w:p>
@@ -205,6 +556,10 @@
         <w:pStyle w:val="Heading2"/>
       </w:pPr>
       <w:r>
+        <w:rPr>
+          <w:color w:val="4F81BD"/>
+          <w:sz w:val="28"/>
+        </w:rPr>
         <w:t>Referências</w:t>
       </w:r>
     </w:p>
@@ -213,7 +568,7 @@
         <w:pStyle w:val="ListBullet"/>
       </w:pPr>
       <w:r>
-        <w:t>Documento interno: `02_MasterDictionary/VIDA/VIDA-0001.md`</w:t>
+        <w:t>Documento interno: 02_MasterDictionary/VIDA/VIDA-0002.md</w:t>
       </w:r>
     </w:p>
     <w:p>
@@ -221,6 +576,10 @@
         <w:pStyle w:val="Heading2"/>
       </w:pPr>
       <w:r>
+        <w:rPr>
+          <w:color w:val="4F81BD"/>
+          <w:sz w:val="28"/>
+        </w:rPr>
         <w:t>Tags</w:t>
       </w:r>
     </w:p>
@@ -261,6 +620,10 @@
         <w:pStyle w:val="Heading2"/>
       </w:pPr>
       <w:r>
+        <w:rPr>
+          <w:color w:val="4F81BD"/>
+          <w:sz w:val="28"/>
+        </w:rPr>
         <w:t>Veja também</w:t>
       </w:r>
     </w:p>
@@ -269,7 +632,7 @@
         <w:pStyle w:val="ListBullet"/>
       </w:pPr>
       <w:r>
-        <w:t>`02_MasterDictionary/VIDA/VIDA-0001.md`</w:t>
+        <w:t>02_MasterDictionary/VIDA/VIDA-0002.md</w:t>
       </w:r>
     </w:p>
     <w:p>
@@ -277,118 +640,51 @@
         <w:pStyle w:val="Heading2"/>
       </w:pPr>
       <w:r>
+        <w:rPr>
+          <w:color w:val="4F81BD"/>
+          <w:sz w:val="28"/>
+        </w:rPr>
         <w:t>Histórico de revisão</w:t>
       </w:r>
     </w:p>
-    <w:tbl>
-      <w:tblPr>
-        <w:tblStyle w:val="TableGrid"/>
-        <w:tblW w:type="auto" w:w="0"/>
-        <w:tblLook w:firstColumn="1" w:firstRow="1" w:lastColumn="0" w:lastRow="0" w:noHBand="0" w:noVBand="1" w:val="04A0"/>
-      </w:tblPr>
-      <w:tblGrid>
-        <w:gridCol w:w="2448"/>
-        <w:gridCol w:w="2448"/>
-        <w:gridCol w:w="2448"/>
-        <w:gridCol w:w="2448"/>
-      </w:tblGrid>
-      <w:tr>
-        <w:tc>
-          <w:tcPr>
-            <w:tcW w:type="dxa" w:w="2448"/>
-          </w:tcPr>
-          <w:p>
-            <w:r>
-              <w:t>Data</w:t>
-            </w:r>
-          </w:p>
-        </w:tc>
-        <w:tc>
-          <w:tcPr>
-            <w:tcW w:type="dxa" w:w="2448"/>
-          </w:tcPr>
-          <w:p>
-            <w:r>
-              <w:t>Versão</w:t>
-            </w:r>
-          </w:p>
-        </w:tc>
-        <w:tc>
-          <w:tcPr>
-            <w:tcW w:type="dxa" w:w="2448"/>
-          </w:tcPr>
-          <w:p>
-            <w:r>
-              <w:t>Autor</w:t>
-            </w:r>
-          </w:p>
-        </w:tc>
-        <w:tc>
-          <w:tcPr>
-            <w:tcW w:type="dxa" w:w="2448"/>
-          </w:tcPr>
-          <w:p>
-            <w:r>
-              <w:t>Alteração</w:t>
-            </w:r>
-          </w:p>
-        </w:tc>
-      </w:tr>
-      <w:tr>
-        <w:tc>
-          <w:tcPr>
-            <w:tcW w:type="dxa" w:w="2448"/>
-          </w:tcPr>
-          <w:p>
-            <w:r>
-              <w:t>2026-06-25</w:t>
-            </w:r>
-          </w:p>
-        </w:tc>
-        <w:tc>
-          <w:tcPr>
-            <w:tcW w:type="dxa" w:w="2448"/>
-          </w:tcPr>
-          <w:p>
-            <w:r>
-              <w:t>0.1</w:t>
-            </w:r>
-          </w:p>
-        </w:tc>
-        <w:tc>
-          <w:tcPr>
-            <w:tcW w:type="dxa" w:w="2448"/>
-          </w:tcPr>
-          <w:p>
-            <w:r>
-              <w:t>JP-BR Insurance Knowledge Base</w:t>
-            </w:r>
-          </w:p>
-        </w:tc>
-        <w:tc>
-          <w:tcPr>
-            <w:tcW w:type="dxa" w:w="2448"/>
-          </w:tcPr>
-          <w:p>
-            <w:r>
-              <w:t>Criação inicial.</w:t>
-            </w:r>
-          </w:p>
-        </w:tc>
-      </w:tr>
-    </w:tbl>
+    <w:p>
+      <w:r>
+        <w:rPr>
+          <w:rFonts w:ascii="Courier New" w:hAnsi="Courier New"/>
+          <w:sz w:val="16"/>
+        </w:rPr>
+        <w:t>| Data | Versão | Autor | Alteração |</w:t>
+      </w:r>
+    </w:p>
+    <w:p>
+      <w:r>
+        <w:rPr>
+          <w:rFonts w:ascii="Courier New" w:hAnsi="Courier New"/>
+          <w:sz w:val="16"/>
+        </w:rPr>
+        <w:t>| --- | --- | --- | --- |</w:t>
+      </w:r>
+    </w:p>
+    <w:p>
+      <w:r>
+        <w:rPr>
+          <w:rFonts w:ascii="Courier New" w:hAnsi="Courier New"/>
+          <w:sz w:val="16"/>
+        </w:rPr>
+        <w:t>| 2026-06-25 | 0.1 | JP-BR Insurance Knowledge Base | Criação inicial. |</w:t>
+      </w:r>
+    </w:p>
     <w:p/>
     <w:p>
-      <w:r>
-        <w:t>---</w:t>
-      </w:r>
-    </w:p>
-    <w:p>
       <w:pPr>
         <w:pStyle w:val="Heading1"/>
       </w:pPr>
       <w:r>
-        <w:t>FAQ-VIDA-0002 - O que acontece se o segurado falecer?</w:t>
+        <w:rPr>
+          <w:color w:val="4F81BD"/>
+          <w:sz w:val="32"/>
+        </w:rPr>
+        <w:t>FAQ-VIDA-0003 - O que é seguro temporário?</w:t>
       </w:r>
     </w:p>
     <w:p>
@@ -396,6 +692,10 @@
         <w:pStyle w:val="Heading2"/>
       </w:pPr>
       <w:r>
+        <w:rPr>
+          <w:color w:val="4F81BD"/>
+          <w:sz w:val="28"/>
+        </w:rPr>
         <w:t>Controle</w:t>
       </w:r>
     </w:p>
@@ -436,12 +736,16 @@
         <w:pStyle w:val="Heading2"/>
       </w:pPr>
       <w:r>
+        <w:rPr>
+          <w:color w:val="4F81BD"/>
+          <w:sz w:val="28"/>
+        </w:rPr>
         <w:t>Código</w:t>
       </w:r>
     </w:p>
     <w:p>
       <w:r>
-        <w:t>FAQ-VIDA-0002</w:t>
+        <w:t>FAQ-VIDA-0003</w:t>
       </w:r>
     </w:p>
     <w:p>
@@ -449,6 +753,10 @@
         <w:pStyle w:val="Heading2"/>
       </w:pPr>
       <w:r>
+        <w:rPr>
+          <w:color w:val="4F81BD"/>
+          <w:sz w:val="28"/>
+        </w:rPr>
         <w:t>Categoria</w:t>
       </w:r>
     </w:p>
@@ -462,12 +770,16 @@
         <w:pStyle w:val="Heading2"/>
       </w:pPr>
       <w:r>
+        <w:rPr>
+          <w:color w:val="4F81BD"/>
+          <w:sz w:val="28"/>
+        </w:rPr>
         <w:t>Pergunta</w:t>
       </w:r>
     </w:p>
     <w:p>
       <w:r>
-        <w:t>O que acontece se o segurado falecer?</w:t>
+        <w:t>O que é seguro temporário?</w:t>
       </w:r>
     </w:p>
     <w:p>
@@ -475,6 +787,10 @@
         <w:pStyle w:val="Heading2"/>
       </w:pPr>
       <w:r>
+        <w:rPr>
+          <w:color w:val="4F81BD"/>
+          <w:sz w:val="28"/>
+        </w:rPr>
         <w:t>Situação de atendimento</w:t>
       </w:r>
     </w:p>
@@ -488,12 +804,16 @@
         <w:pStyle w:val="Heading2"/>
       </w:pPr>
       <w:r>
+        <w:rPr>
+          <w:color w:val="4F81BD"/>
+          <w:sz w:val="28"/>
+        </w:rPr>
         <w:t>Resposta técnica</w:t>
       </w:r>
     </w:p>
     <w:p>
       <w:r>
-        <w:t>Cobertura que paga valor definido aos beneficiários quando ocorre morte do segurado, conforme contrato.</w:t>
+        <w:t>Seguro de vida com cobertura por período determinado, sem garantia vitalícia.</w:t>
       </w:r>
     </w:p>
     <w:p>
@@ -501,12 +821,16 @@
         <w:pStyle w:val="Heading2"/>
       </w:pPr>
       <w:r>
+        <w:rPr>
+          <w:color w:val="4F81BD"/>
+          <w:sz w:val="28"/>
+        </w:rPr>
         <w:t>Como responder ao cliente brasileiro</w:t>
       </w:r>
     </w:p>
     <w:p>
       <w:r>
-        <w:t>Se o segurado falecer, a família ou beneficiário pode receber o valor contratado.</w:t>
+        <w:t>Essa cobertura vale por um período específico, por exemplo até certa idade ou por alguns anos.</w:t>
       </w:r>
     </w:p>
     <w:p>
@@ -514,6 +838,10 @@
         <w:pStyle w:val="Heading2"/>
       </w:pPr>
       <w:r>
+        <w:rPr>
+          <w:color w:val="4F81BD"/>
+          <w:sz w:val="28"/>
+        </w:rPr>
         <w:t>Termos relacionados</w:t>
       </w:r>
     </w:p>
@@ -522,7 +850,7 @@
         <w:pStyle w:val="ListBullet"/>
       </w:pPr>
       <w:r>
-        <w:t>VIDA-0002 - 死亡保険 - Seguro por morte</w:t>
+        <w:t>VIDA-0003 - 定期保険 - Seguro temporário</w:t>
       </w:r>
     </w:p>
     <w:p>
@@ -530,6 +858,10 @@
         <w:pStyle w:val="Heading2"/>
       </w:pPr>
       <w:r>
+        <w:rPr>
+          <w:color w:val="4F81BD"/>
+          <w:sz w:val="28"/>
+        </w:rPr>
         <w:t>Referências cruzadas</w:t>
       </w:r>
     </w:p>
@@ -554,6 +886,10 @@
         <w:pStyle w:val="Heading2"/>
       </w:pPr>
       <w:r>
+        <w:rPr>
+          <w:color w:val="4F81BD"/>
+          <w:sz w:val="28"/>
+        </w:rPr>
         <w:t>Referências</w:t>
       </w:r>
     </w:p>
@@ -562,7 +898,7 @@
         <w:pStyle w:val="ListBullet"/>
       </w:pPr>
       <w:r>
-        <w:t>Documento interno: `02_MasterDictionary/VIDA/VIDA-0002.md`</w:t>
+        <w:t>Documento interno: 02_MasterDictionary/VIDA/VIDA-0003.md</w:t>
       </w:r>
     </w:p>
     <w:p>
@@ -570,6 +906,10 @@
         <w:pStyle w:val="Heading2"/>
       </w:pPr>
       <w:r>
+        <w:rPr>
+          <w:color w:val="4F81BD"/>
+          <w:sz w:val="28"/>
+        </w:rPr>
         <w:t>Tags</w:t>
       </w:r>
     </w:p>
@@ -610,6 +950,10 @@
         <w:pStyle w:val="Heading2"/>
       </w:pPr>
       <w:r>
+        <w:rPr>
+          <w:color w:val="4F81BD"/>
+          <w:sz w:val="28"/>
+        </w:rPr>
         <w:t>Veja também</w:t>
       </w:r>
     </w:p>
@@ -618,7 +962,7 @@
         <w:pStyle w:val="ListBullet"/>
       </w:pPr>
       <w:r>
-        <w:t>`02_MasterDictionary/VIDA/VIDA-0002.md`</w:t>
+        <w:t>02_MasterDictionary/VIDA/VIDA-0003.md</w:t>
       </w:r>
     </w:p>
     <w:p>
@@ -626,118 +970,51 @@
         <w:pStyle w:val="Heading2"/>
       </w:pPr>
       <w:r>
+        <w:rPr>
+          <w:color w:val="4F81BD"/>
+          <w:sz w:val="28"/>
+        </w:rPr>
         <w:t>Histórico de revisão</w:t>
       </w:r>
     </w:p>
-    <w:tbl>
-      <w:tblPr>
-        <w:tblStyle w:val="TableGrid"/>
-        <w:tblW w:type="auto" w:w="0"/>
-        <w:tblLook w:firstColumn="1" w:firstRow="1" w:lastColumn="0" w:lastRow="0" w:noHBand="0" w:noVBand="1" w:val="04A0"/>
-      </w:tblPr>
-      <w:tblGrid>
-        <w:gridCol w:w="2448"/>
-        <w:gridCol w:w="2448"/>
-        <w:gridCol w:w="2448"/>
-        <w:gridCol w:w="2448"/>
-      </w:tblGrid>
-      <w:tr>
-        <w:tc>
-          <w:tcPr>
-            <w:tcW w:type="dxa" w:w="2448"/>
-          </w:tcPr>
-          <w:p>
-            <w:r>
-              <w:t>Data</w:t>
-            </w:r>
-          </w:p>
-        </w:tc>
-        <w:tc>
-          <w:tcPr>
-            <w:tcW w:type="dxa" w:w="2448"/>
-          </w:tcPr>
-          <w:p>
-            <w:r>
-              <w:t>Versão</w:t>
-            </w:r>
-          </w:p>
-        </w:tc>
-        <w:tc>
-          <w:tcPr>
-            <w:tcW w:type="dxa" w:w="2448"/>
-          </w:tcPr>
-          <w:p>
-            <w:r>
-              <w:t>Autor</w:t>
-            </w:r>
-          </w:p>
-        </w:tc>
-        <w:tc>
-          <w:tcPr>
-            <w:tcW w:type="dxa" w:w="2448"/>
-          </w:tcPr>
-          <w:p>
-            <w:r>
-              <w:t>Alteração</w:t>
-            </w:r>
-          </w:p>
-        </w:tc>
-      </w:tr>
-      <w:tr>
-        <w:tc>
-          <w:tcPr>
-            <w:tcW w:type="dxa" w:w="2448"/>
-          </w:tcPr>
-          <w:p>
-            <w:r>
-              <w:t>2026-06-25</w:t>
-            </w:r>
-          </w:p>
-        </w:tc>
-        <w:tc>
-          <w:tcPr>
-            <w:tcW w:type="dxa" w:w="2448"/>
-          </w:tcPr>
-          <w:p>
-            <w:r>
-              <w:t>0.1</w:t>
-            </w:r>
-          </w:p>
-        </w:tc>
-        <w:tc>
-          <w:tcPr>
-            <w:tcW w:type="dxa" w:w="2448"/>
-          </w:tcPr>
-          <w:p>
-            <w:r>
-              <w:t>JP-BR Insurance Knowledge Base</w:t>
-            </w:r>
-          </w:p>
-        </w:tc>
-        <w:tc>
-          <w:tcPr>
-            <w:tcW w:type="dxa" w:w="2448"/>
-          </w:tcPr>
-          <w:p>
-            <w:r>
-              <w:t>Criação inicial.</w:t>
-            </w:r>
-          </w:p>
-        </w:tc>
-      </w:tr>
-    </w:tbl>
+    <w:p>
+      <w:r>
+        <w:rPr>
+          <w:rFonts w:ascii="Courier New" w:hAnsi="Courier New"/>
+          <w:sz w:val="16"/>
+        </w:rPr>
+        <w:t>| Data | Versão | Autor | Alteração |</w:t>
+      </w:r>
+    </w:p>
+    <w:p>
+      <w:r>
+        <w:rPr>
+          <w:rFonts w:ascii="Courier New" w:hAnsi="Courier New"/>
+          <w:sz w:val="16"/>
+        </w:rPr>
+        <w:t>| --- | --- | --- | --- |</w:t>
+      </w:r>
+    </w:p>
+    <w:p>
+      <w:r>
+        <w:rPr>
+          <w:rFonts w:ascii="Courier New" w:hAnsi="Courier New"/>
+          <w:sz w:val="16"/>
+        </w:rPr>
+        <w:t>| 2026-06-25 | 0.1 | JP-BR Insurance Knowledge Base | Criação inicial. |</w:t>
+      </w:r>
+    </w:p>
     <w:p/>
     <w:p>
-      <w:r>
-        <w:t>---</w:t>
-      </w:r>
-    </w:p>
-    <w:p>
       <w:pPr>
         <w:pStyle w:val="Heading1"/>
       </w:pPr>
       <w:r>
-        <w:t>FAQ-VIDA-0003 - O que é seguro temporário?</w:t>
+        <w:rPr>
+          <w:color w:val="4F81BD"/>
+          <w:sz w:val="32"/>
+        </w:rPr>
+        <w:t>FAQ-VIDA-0004 - O que é seguro vitalício?</w:t>
       </w:r>
     </w:p>
     <w:p>
@@ -745,6 +1022,10 @@
         <w:pStyle w:val="Heading2"/>
       </w:pPr>
       <w:r>
+        <w:rPr>
+          <w:color w:val="4F81BD"/>
+          <w:sz w:val="28"/>
+        </w:rPr>
         <w:t>Controle</w:t>
       </w:r>
     </w:p>
@@ -785,12 +1066,16 @@
         <w:pStyle w:val="Heading2"/>
       </w:pPr>
       <w:r>
+        <w:rPr>
+          <w:color w:val="4F81BD"/>
+          <w:sz w:val="28"/>
+        </w:rPr>
         <w:t>Código</w:t>
       </w:r>
     </w:p>
     <w:p>
       <w:r>
-        <w:t>FAQ-VIDA-0003</w:t>
+        <w:t>FAQ-VIDA-0004</w:t>
       </w:r>
     </w:p>
     <w:p>
@@ -798,6 +1083,10 @@
         <w:pStyle w:val="Heading2"/>
       </w:pPr>
       <w:r>
+        <w:rPr>
+          <w:color w:val="4F81BD"/>
+          <w:sz w:val="28"/>
+        </w:rPr>
         <w:t>Categoria</w:t>
       </w:r>
     </w:p>
@@ -811,12 +1100,16 @@
         <w:pStyle w:val="Heading2"/>
       </w:pPr>
       <w:r>
+        <w:rPr>
+          <w:color w:val="4F81BD"/>
+          <w:sz w:val="28"/>
+        </w:rPr>
         <w:t>Pergunta</w:t>
       </w:r>
     </w:p>
     <w:p>
       <w:r>
-        <w:t>O que é seguro temporário?</w:t>
+        <w:t>O que é seguro vitalício?</w:t>
       </w:r>
     </w:p>
     <w:p>
@@ -824,6 +1117,10 @@
         <w:pStyle w:val="Heading2"/>
       </w:pPr>
       <w:r>
+        <w:rPr>
+          <w:color w:val="4F81BD"/>
+          <w:sz w:val="28"/>
+        </w:rPr>
         <w:t>Situação de atendimento</w:t>
       </w:r>
     </w:p>
@@ -837,12 +1134,16 @@
         <w:pStyle w:val="Heading2"/>
       </w:pPr>
       <w:r>
+        <w:rPr>
+          <w:color w:val="4F81BD"/>
+          <w:sz w:val="28"/>
+        </w:rPr>
         <w:t>Resposta técnica</w:t>
       </w:r>
     </w:p>
     <w:p>
       <w:r>
-        <w:t>Seguro de vida com cobertura por período determinado, sem garantia vitalícia.</w:t>
+        <w:t>Seguro de vida com cobertura por toda a vida do segurado, conforme condições do contrato.</w:t>
       </w:r>
     </w:p>
     <w:p>
@@ -850,12 +1151,16 @@
         <w:pStyle w:val="Heading2"/>
       </w:pPr>
       <w:r>
+        <w:rPr>
+          <w:color w:val="4F81BD"/>
+          <w:sz w:val="28"/>
+        </w:rPr>
         <w:t>Como responder ao cliente brasileiro</w:t>
       </w:r>
     </w:p>
     <w:p>
       <w:r>
-        <w:t>Essa cobertura vale por um período específico, por exemplo até certa idade ou por alguns anos.</w:t>
+        <w:t>A cobertura continua por toda a vida, desde que o contrato seja mantido conforme as regras.</w:t>
       </w:r>
     </w:p>
     <w:p>
@@ -863,6 +1168,10 @@
         <w:pStyle w:val="Heading2"/>
       </w:pPr>
       <w:r>
+        <w:rPr>
+          <w:color w:val="4F81BD"/>
+          <w:sz w:val="28"/>
+        </w:rPr>
         <w:t>Termos relacionados</w:t>
       </w:r>
     </w:p>
@@ -871,7 +1180,7 @@
         <w:pStyle w:val="ListBullet"/>
       </w:pPr>
       <w:r>
-        <w:t>VIDA-0003 - 定期保険 - Seguro temporário</w:t>
+        <w:t>VIDA-0004 - 終身保険 - Seguro vitalício</w:t>
       </w:r>
     </w:p>
     <w:p>
@@ -879,6 +1188,10 @@
         <w:pStyle w:val="Heading2"/>
       </w:pPr>
       <w:r>
+        <w:rPr>
+          <w:color w:val="4F81BD"/>
+          <w:sz w:val="28"/>
+        </w:rPr>
         <w:t>Referências cruzadas</w:t>
       </w:r>
     </w:p>
@@ -895,7 +1208,7 @@
         <w:pStyle w:val="ListBullet"/>
       </w:pPr>
       <w:r>
-        <w:t>CASE-VIDA-0001</w:t>
+        <w:t>CASE-VIDA-0002</w:t>
       </w:r>
     </w:p>
     <w:p>
@@ -903,6 +1216,10 @@
         <w:pStyle w:val="Heading2"/>
       </w:pPr>
       <w:r>
+        <w:rPr>
+          <w:color w:val="4F81BD"/>
+          <w:sz w:val="28"/>
+        </w:rPr>
         <w:t>Referências</w:t>
       </w:r>
     </w:p>
@@ -911,7 +1228,7 @@
         <w:pStyle w:val="ListBullet"/>
       </w:pPr>
       <w:r>
-        <w:t>Documento interno: `02_MasterDictionary/VIDA/VIDA-0003.md`</w:t>
+        <w:t>Documento interno: 02_MasterDictionary/VIDA/VIDA-0004.md</w:t>
       </w:r>
     </w:p>
     <w:p>
@@ -919,6 +1236,10 @@
         <w:pStyle w:val="Heading2"/>
       </w:pPr>
       <w:r>
+        <w:rPr>
+          <w:color w:val="4F81BD"/>
+          <w:sz w:val="28"/>
+        </w:rPr>
         <w:t>Tags</w:t>
       </w:r>
     </w:p>
@@ -959,6 +1280,10 @@
         <w:pStyle w:val="Heading2"/>
       </w:pPr>
       <w:r>
+        <w:rPr>
+          <w:color w:val="4F81BD"/>
+          <w:sz w:val="28"/>
+        </w:rPr>
         <w:t>Veja também</w:t>
       </w:r>
     </w:p>
@@ -967,7 +1292,7 @@
         <w:pStyle w:val="ListBullet"/>
       </w:pPr>
       <w:r>
-        <w:t>`02_MasterDictionary/VIDA/VIDA-0003.md`</w:t>
+        <w:t>02_MasterDictionary/VIDA/VIDA-0004.md</w:t>
       </w:r>
     </w:p>
     <w:p>
@@ -975,118 +1300,51 @@
         <w:pStyle w:val="Heading2"/>
       </w:pPr>
       <w:r>
+        <w:rPr>
+          <w:color w:val="4F81BD"/>
+          <w:sz w:val="28"/>
+        </w:rPr>
         <w:t>Histórico de revisão</w:t>
       </w:r>
     </w:p>
-    <w:tbl>
-      <w:tblPr>
-        <w:tblStyle w:val="TableGrid"/>
-        <w:tblW w:type="auto" w:w="0"/>
-        <w:tblLook w:firstColumn="1" w:firstRow="1" w:lastColumn="0" w:lastRow="0" w:noHBand="0" w:noVBand="1" w:val="04A0"/>
-      </w:tblPr>
-      <w:tblGrid>
-        <w:gridCol w:w="2448"/>
-        <w:gridCol w:w="2448"/>
-        <w:gridCol w:w="2448"/>
-        <w:gridCol w:w="2448"/>
-      </w:tblGrid>
-      <w:tr>
-        <w:tc>
-          <w:tcPr>
-            <w:tcW w:type="dxa" w:w="2448"/>
-          </w:tcPr>
-          <w:p>
-            <w:r>
-              <w:t>Data</w:t>
-            </w:r>
-          </w:p>
-        </w:tc>
-        <w:tc>
-          <w:tcPr>
-            <w:tcW w:type="dxa" w:w="2448"/>
-          </w:tcPr>
-          <w:p>
-            <w:r>
-              <w:t>Versão</w:t>
-            </w:r>
-          </w:p>
-        </w:tc>
-        <w:tc>
-          <w:tcPr>
-            <w:tcW w:type="dxa" w:w="2448"/>
-          </w:tcPr>
-          <w:p>
-            <w:r>
-              <w:t>Autor</w:t>
-            </w:r>
-          </w:p>
-        </w:tc>
-        <w:tc>
-          <w:tcPr>
-            <w:tcW w:type="dxa" w:w="2448"/>
-          </w:tcPr>
-          <w:p>
-            <w:r>
-              <w:t>Alteração</w:t>
-            </w:r>
-          </w:p>
-        </w:tc>
-      </w:tr>
-      <w:tr>
-        <w:tc>
-          <w:tcPr>
-            <w:tcW w:type="dxa" w:w="2448"/>
-          </w:tcPr>
-          <w:p>
-            <w:r>
-              <w:t>2026-06-25</w:t>
-            </w:r>
-          </w:p>
-        </w:tc>
-        <w:tc>
-          <w:tcPr>
-            <w:tcW w:type="dxa" w:w="2448"/>
-          </w:tcPr>
-          <w:p>
-            <w:r>
-              <w:t>0.1</w:t>
-            </w:r>
-          </w:p>
-        </w:tc>
-        <w:tc>
-          <w:tcPr>
-            <w:tcW w:type="dxa" w:w="2448"/>
-          </w:tcPr>
-          <w:p>
-            <w:r>
-              <w:t>JP-BR Insurance Knowledge Base</w:t>
-            </w:r>
-          </w:p>
-        </w:tc>
-        <w:tc>
-          <w:tcPr>
-            <w:tcW w:type="dxa" w:w="2448"/>
-          </w:tcPr>
-          <w:p>
-            <w:r>
-              <w:t>Criação inicial.</w:t>
-            </w:r>
-          </w:p>
-        </w:tc>
-      </w:tr>
-    </w:tbl>
+    <w:p>
+      <w:r>
+        <w:rPr>
+          <w:rFonts w:ascii="Courier New" w:hAnsi="Courier New"/>
+          <w:sz w:val="16"/>
+        </w:rPr>
+        <w:t>| Data | Versão | Autor | Alteração |</w:t>
+      </w:r>
+    </w:p>
+    <w:p>
+      <w:r>
+        <w:rPr>
+          <w:rFonts w:ascii="Courier New" w:hAnsi="Courier New"/>
+          <w:sz w:val="16"/>
+        </w:rPr>
+        <w:t>| --- | --- | --- | --- |</w:t>
+      </w:r>
+    </w:p>
+    <w:p>
+      <w:r>
+        <w:rPr>
+          <w:rFonts w:ascii="Courier New" w:hAnsi="Courier New"/>
+          <w:sz w:val="16"/>
+        </w:rPr>
+        <w:t>| 2026-06-25 | 0.1 | JP-BR Insurance Knowledge Base | Criação inicial. |</w:t>
+      </w:r>
+    </w:p>
     <w:p/>
     <w:p>
-      <w:r>
-        <w:t>---</w:t>
-      </w:r>
-    </w:p>
-    <w:p>
       <w:pPr>
         <w:pStyle w:val="Heading1"/>
       </w:pPr>
       <w:r>
-        <w:t>FAQ-VIDA-0004 - O que é seguro vitalício?</w:t>
+        <w:rPr>
+          <w:color w:val="4F81BD"/>
+          <w:sz w:val="32"/>
+        </w:rPr>
+        <w:t>FAQ-VIDA-0005 - O que é seguro misto com vencimento?</w:t>
       </w:r>
     </w:p>
     <w:p>
@@ -1094,6 +1352,10 @@
         <w:pStyle w:val="Heading2"/>
       </w:pPr>
       <w:r>
+        <w:rPr>
+          <w:color w:val="4F81BD"/>
+          <w:sz w:val="28"/>
+        </w:rPr>
         <w:t>Controle</w:t>
       </w:r>
     </w:p>
@@ -1134,12 +1396,16 @@
         <w:pStyle w:val="Heading2"/>
       </w:pPr>
       <w:r>
+        <w:rPr>
+          <w:color w:val="4F81BD"/>
+          <w:sz w:val="28"/>
+        </w:rPr>
         <w:t>Código</w:t>
       </w:r>
     </w:p>
     <w:p>
       <w:r>
-        <w:t>FAQ-VIDA-0004</w:t>
+        <w:t>FAQ-VIDA-0005</w:t>
       </w:r>
     </w:p>
     <w:p>
@@ -1147,6 +1413,10 @@
         <w:pStyle w:val="Heading2"/>
       </w:pPr>
       <w:r>
+        <w:rPr>
+          <w:color w:val="4F81BD"/>
+          <w:sz w:val="28"/>
+        </w:rPr>
         <w:t>Categoria</w:t>
       </w:r>
     </w:p>
@@ -1160,12 +1430,16 @@
         <w:pStyle w:val="Heading2"/>
       </w:pPr>
       <w:r>
+        <w:rPr>
+          <w:color w:val="4F81BD"/>
+          <w:sz w:val="28"/>
+        </w:rPr>
         <w:t>Pergunta</w:t>
       </w:r>
     </w:p>
     <w:p>
       <w:r>
-        <w:t>O que é seguro vitalício?</w:t>
+        <w:t>O que é seguro misto com vencimento?</w:t>
       </w:r>
     </w:p>
     <w:p>
@@ -1173,6 +1447,10 @@
         <w:pStyle w:val="Heading2"/>
       </w:pPr>
       <w:r>
+        <w:rPr>
+          <w:color w:val="4F81BD"/>
+          <w:sz w:val="28"/>
+        </w:rPr>
         <w:t>Situação de atendimento</w:t>
       </w:r>
     </w:p>
@@ -1186,12 +1464,16 @@
         <w:pStyle w:val="Heading2"/>
       </w:pPr>
       <w:r>
+        <w:rPr>
+          <w:color w:val="4F81BD"/>
+          <w:sz w:val="28"/>
+        </w:rPr>
         <w:t>Resposta técnica</w:t>
       </w:r>
     </w:p>
     <w:p>
       <w:r>
-        <w:t>Seguro de vida com cobertura por toda a vida do segurado, conforme condições do contrato.</w:t>
+        <w:t>Seguro que combina proteção por morte com pagamento ao final do período se o segurado sobreviver, conforme contrato.</w:t>
       </w:r>
     </w:p>
     <w:p>
@@ -1199,12 +1481,16 @@
         <w:pStyle w:val="Heading2"/>
       </w:pPr>
       <w:r>
+        <w:rPr>
+          <w:color w:val="4F81BD"/>
+          <w:sz w:val="28"/>
+        </w:rPr>
         <w:t>Como responder ao cliente brasileiro</w:t>
       </w:r>
     </w:p>
     <w:p>
       <w:r>
-        <w:t>A cobertura continua por toda a vida, desde que o contrato seja mantido conforme as regras.</w:t>
+        <w:t>Esse tipo pode pagar em caso de morte ou no vencimento, dependendo das condições.</w:t>
       </w:r>
     </w:p>
     <w:p>
@@ -1212,6 +1498,10 @@
         <w:pStyle w:val="Heading2"/>
       </w:pPr>
       <w:r>
+        <w:rPr>
+          <w:color w:val="4F81BD"/>
+          <w:sz w:val="28"/>
+        </w:rPr>
         <w:t>Termos relacionados</w:t>
       </w:r>
     </w:p>
@@ -1220,7 +1510,7 @@
         <w:pStyle w:val="ListBullet"/>
       </w:pPr>
       <w:r>
-        <w:t>VIDA-0004 - 終身保険 - Seguro vitalício</w:t>
+        <w:t>VIDA-0005 - 養老保険 - Seguro misto com vencimento</w:t>
       </w:r>
     </w:p>
     <w:p>
@@ -1228,6 +1518,10 @@
         <w:pStyle w:val="Heading2"/>
       </w:pPr>
       <w:r>
+        <w:rPr>
+          <w:color w:val="4F81BD"/>
+          <w:sz w:val="28"/>
+        </w:rPr>
         <w:t>Referências cruzadas</w:t>
       </w:r>
     </w:p>
@@ -1236,7 +1530,7 @@
         <w:pStyle w:val="ListBullet"/>
       </w:pPr>
       <w:r>
-        <w:t>DIALOGUE-VIDA-0001</w:t>
+        <w:t>DIALOGUE-VIDA-0002</w:t>
       </w:r>
     </w:p>
     <w:p>
@@ -1252,6 +1546,10 @@
         <w:pStyle w:val="Heading2"/>
       </w:pPr>
       <w:r>
+        <w:rPr>
+          <w:color w:val="4F81BD"/>
+          <w:sz w:val="28"/>
+        </w:rPr>
         <w:t>Referências</w:t>
       </w:r>
     </w:p>
@@ -1260,7 +1558,7 @@
         <w:pStyle w:val="ListBullet"/>
       </w:pPr>
       <w:r>
-        <w:t>Documento interno: `02_MasterDictionary/VIDA/VIDA-0004.md`</w:t>
+        <w:t>Documento interno: 02_MasterDictionary/VIDA/VIDA-0005.md</w:t>
       </w:r>
     </w:p>
     <w:p>
@@ -1268,6 +1566,10 @@
         <w:pStyle w:val="Heading2"/>
       </w:pPr>
       <w:r>
+        <w:rPr>
+          <w:color w:val="4F81BD"/>
+          <w:sz w:val="28"/>
+        </w:rPr>
         <w:t>Tags</w:t>
       </w:r>
     </w:p>
@@ -1308,6 +1610,10 @@
         <w:pStyle w:val="Heading2"/>
       </w:pPr>
       <w:r>
+        <w:rPr>
+          <w:color w:val="4F81BD"/>
+          <w:sz w:val="28"/>
+        </w:rPr>
         <w:t>Veja também</w:t>
       </w:r>
     </w:p>
@@ -1316,7 +1622,7 @@
         <w:pStyle w:val="ListBullet"/>
       </w:pPr>
       <w:r>
-        <w:t>`02_MasterDictionary/VIDA/VIDA-0004.md`</w:t>
+        <w:t>02_MasterDictionary/VIDA/VIDA-0005.md</w:t>
       </w:r>
     </w:p>
     <w:p>
@@ -1324,118 +1630,51 @@
         <w:pStyle w:val="Heading2"/>
       </w:pPr>
       <w:r>
+        <w:rPr>
+          <w:color w:val="4F81BD"/>
+          <w:sz w:val="28"/>
+        </w:rPr>
         <w:t>Histórico de revisão</w:t>
       </w:r>
     </w:p>
-    <w:tbl>
-      <w:tblPr>
-        <w:tblStyle w:val="TableGrid"/>
-        <w:tblW w:type="auto" w:w="0"/>
-        <w:tblLook w:firstColumn="1" w:firstRow="1" w:lastColumn="0" w:lastRow="0" w:noHBand="0" w:noVBand="1" w:val="04A0"/>
-      </w:tblPr>
-      <w:tblGrid>
-        <w:gridCol w:w="2448"/>
-        <w:gridCol w:w="2448"/>
-        <w:gridCol w:w="2448"/>
-        <w:gridCol w:w="2448"/>
-      </w:tblGrid>
-      <w:tr>
-        <w:tc>
-          <w:tcPr>
-            <w:tcW w:type="dxa" w:w="2448"/>
-          </w:tcPr>
-          <w:p>
-            <w:r>
-              <w:t>Data</w:t>
-            </w:r>
-          </w:p>
-        </w:tc>
-        <w:tc>
-          <w:tcPr>
-            <w:tcW w:type="dxa" w:w="2448"/>
-          </w:tcPr>
-          <w:p>
-            <w:r>
-              <w:t>Versão</w:t>
-            </w:r>
-          </w:p>
-        </w:tc>
-        <w:tc>
-          <w:tcPr>
-            <w:tcW w:type="dxa" w:w="2448"/>
-          </w:tcPr>
-          <w:p>
-            <w:r>
-              <w:t>Autor</w:t>
-            </w:r>
-          </w:p>
-        </w:tc>
-        <w:tc>
-          <w:tcPr>
-            <w:tcW w:type="dxa" w:w="2448"/>
-          </w:tcPr>
-          <w:p>
-            <w:r>
-              <w:t>Alteração</w:t>
-            </w:r>
-          </w:p>
-        </w:tc>
-      </w:tr>
-      <w:tr>
-        <w:tc>
-          <w:tcPr>
-            <w:tcW w:type="dxa" w:w="2448"/>
-          </w:tcPr>
-          <w:p>
-            <w:r>
-              <w:t>2026-06-25</w:t>
-            </w:r>
-          </w:p>
-        </w:tc>
-        <w:tc>
-          <w:tcPr>
-            <w:tcW w:type="dxa" w:w="2448"/>
-          </w:tcPr>
-          <w:p>
-            <w:r>
-              <w:t>0.1</w:t>
-            </w:r>
-          </w:p>
-        </w:tc>
-        <w:tc>
-          <w:tcPr>
-            <w:tcW w:type="dxa" w:w="2448"/>
-          </w:tcPr>
-          <w:p>
-            <w:r>
-              <w:t>JP-BR Insurance Knowledge Base</w:t>
-            </w:r>
-          </w:p>
-        </w:tc>
-        <w:tc>
-          <w:tcPr>
-            <w:tcW w:type="dxa" w:w="2448"/>
-          </w:tcPr>
-          <w:p>
-            <w:r>
-              <w:t>Criação inicial.</w:t>
-            </w:r>
-          </w:p>
-        </w:tc>
-      </w:tr>
-    </w:tbl>
+    <w:p>
+      <w:r>
+        <w:rPr>
+          <w:rFonts w:ascii="Courier New" w:hAnsi="Courier New"/>
+          <w:sz w:val="16"/>
+        </w:rPr>
+        <w:t>| Data | Versão | Autor | Alteração |</w:t>
+      </w:r>
+    </w:p>
+    <w:p>
+      <w:r>
+        <w:rPr>
+          <w:rFonts w:ascii="Courier New" w:hAnsi="Courier New"/>
+          <w:sz w:val="16"/>
+        </w:rPr>
+        <w:t>| --- | --- | --- | --- |</w:t>
+      </w:r>
+    </w:p>
+    <w:p>
+      <w:r>
+        <w:rPr>
+          <w:rFonts w:ascii="Courier New" w:hAnsi="Courier New"/>
+          <w:sz w:val="16"/>
+        </w:rPr>
+        <w:t>| 2026-06-25 | 0.1 | JP-BR Insurance Knowledge Base | Criação inicial. |</w:t>
+      </w:r>
+    </w:p>
     <w:p/>
     <w:p>
-      <w:r>
-        <w:t>---</w:t>
-      </w:r>
-    </w:p>
-    <w:p>
       <w:pPr>
         <w:pStyle w:val="Heading1"/>
       </w:pPr>
       <w:r>
-        <w:t>FAQ-VIDA-0005 - O que é seguro misto com vencimento?</w:t>
+        <w:rPr>
+          <w:color w:val="4F81BD"/>
+          <w:sz w:val="32"/>
+        </w:rPr>
+        <w:t>FAQ-VIDA-0006 - Seguro médico é igual a seguro de vida?</w:t>
       </w:r>
     </w:p>
     <w:p>
@@ -1443,6 +1682,10 @@
         <w:pStyle w:val="Heading2"/>
       </w:pPr>
       <w:r>
+        <w:rPr>
+          <w:color w:val="4F81BD"/>
+          <w:sz w:val="28"/>
+        </w:rPr>
         <w:t>Controle</w:t>
       </w:r>
     </w:p>
@@ -1483,12 +1726,16 @@
         <w:pStyle w:val="Heading2"/>
       </w:pPr>
       <w:r>
+        <w:rPr>
+          <w:color w:val="4F81BD"/>
+          <w:sz w:val="28"/>
+        </w:rPr>
         <w:t>Código</w:t>
       </w:r>
     </w:p>
     <w:p>
       <w:r>
-        <w:t>FAQ-VIDA-0005</w:t>
+        <w:t>FAQ-VIDA-0006</w:t>
       </w:r>
     </w:p>
     <w:p>
@@ -1496,6 +1743,10 @@
         <w:pStyle w:val="Heading2"/>
       </w:pPr>
       <w:r>
+        <w:rPr>
+          <w:color w:val="4F81BD"/>
+          <w:sz w:val="28"/>
+        </w:rPr>
         <w:t>Categoria</w:t>
       </w:r>
     </w:p>
@@ -1509,12 +1760,16 @@
         <w:pStyle w:val="Heading2"/>
       </w:pPr>
       <w:r>
+        <w:rPr>
+          <w:color w:val="4F81BD"/>
+          <w:sz w:val="28"/>
+        </w:rPr>
         <w:t>Pergunta</w:t>
       </w:r>
     </w:p>
     <w:p>
       <w:r>
-        <w:t>O que é seguro misto com vencimento?</w:t>
+        <w:t>Seguro médico é igual a seguro de vida?</w:t>
       </w:r>
     </w:p>
     <w:p>
@@ -1522,6 +1777,10 @@
         <w:pStyle w:val="Heading2"/>
       </w:pPr>
       <w:r>
+        <w:rPr>
+          <w:color w:val="4F81BD"/>
+          <w:sz w:val="28"/>
+        </w:rPr>
         <w:t>Situação de atendimento</w:t>
       </w:r>
     </w:p>
@@ -1535,12 +1794,16 @@
         <w:pStyle w:val="Heading2"/>
       </w:pPr>
       <w:r>
+        <w:rPr>
+          <w:color w:val="4F81BD"/>
+          <w:sz w:val="28"/>
+        </w:rPr>
         <w:t>Resposta técnica</w:t>
       </w:r>
     </w:p>
     <w:p>
       <w:r>
-        <w:t>Seguro que combina proteção por morte com pagamento ao final do período se o segurado sobreviver, conforme contrato.</w:t>
+        <w:t>Seguro voltado a despesas ou benefícios relacionados a internação, cirurgia e tratamentos, conforme contrato.</w:t>
       </w:r>
     </w:p>
     <w:p>
@@ -1548,12 +1811,16 @@
         <w:pStyle w:val="Heading2"/>
       </w:pPr>
       <w:r>
+        <w:rPr>
+          <w:color w:val="4F81BD"/>
+          <w:sz w:val="28"/>
+        </w:rPr>
         <w:t>Como responder ao cliente brasileiro</w:t>
       </w:r>
     </w:p>
     <w:p>
       <w:r>
-        <w:t>Esse tipo pode pagar em caso de morte ou no vencimento, dependendo das condições.</w:t>
+        <w:t>Ele ajuda em casos de internação, cirurgia ou tratamentos previstos no contrato.</w:t>
       </w:r>
     </w:p>
     <w:p>
@@ -1561,6 +1828,10 @@
         <w:pStyle w:val="Heading2"/>
       </w:pPr>
       <w:r>
+        <w:rPr>
+          <w:color w:val="4F81BD"/>
+          <w:sz w:val="28"/>
+        </w:rPr>
         <w:t>Termos relacionados</w:t>
       </w:r>
     </w:p>
@@ -1569,7 +1840,7 @@
         <w:pStyle w:val="ListBullet"/>
       </w:pPr>
       <w:r>
-        <w:t>VIDA-0005 - 養老保険 - Seguro misto com vencimento</w:t>
+        <w:t>VIDA-0006 - 医療保険 - Seguro médico</w:t>
       </w:r>
     </w:p>
     <w:p>
@@ -1577,6 +1848,10 @@
         <w:pStyle w:val="Heading2"/>
       </w:pPr>
       <w:r>
+        <w:rPr>
+          <w:color w:val="4F81BD"/>
+          <w:sz w:val="28"/>
+        </w:rPr>
         <w:t>Referências cruzadas</w:t>
       </w:r>
     </w:p>
@@ -1601,6 +1876,10 @@
         <w:pStyle w:val="Heading2"/>
       </w:pPr>
       <w:r>
+        <w:rPr>
+          <w:color w:val="4F81BD"/>
+          <w:sz w:val="28"/>
+        </w:rPr>
         <w:t>Referências</w:t>
       </w:r>
     </w:p>
@@ -1609,7 +1888,7 @@
         <w:pStyle w:val="ListBullet"/>
       </w:pPr>
       <w:r>
-        <w:t>Documento interno: `02_MasterDictionary/VIDA/VIDA-0005.md`</w:t>
+        <w:t>Documento interno: 02_MasterDictionary/VIDA/VIDA-0006.md</w:t>
       </w:r>
     </w:p>
     <w:p>
@@ -1617,6 +1896,10 @@
         <w:pStyle w:val="Heading2"/>
       </w:pPr>
       <w:r>
+        <w:rPr>
+          <w:color w:val="4F81BD"/>
+          <w:sz w:val="28"/>
+        </w:rPr>
         <w:t>Tags</w:t>
       </w:r>
     </w:p>
@@ -1657,6 +1940,10 @@
         <w:pStyle w:val="Heading2"/>
       </w:pPr>
       <w:r>
+        <w:rPr>
+          <w:color w:val="4F81BD"/>
+          <w:sz w:val="28"/>
+        </w:rPr>
         <w:t>Veja também</w:t>
       </w:r>
     </w:p>
@@ -1665,7 +1952,7 @@
         <w:pStyle w:val="ListBullet"/>
       </w:pPr>
       <w:r>
-        <w:t>`02_MasterDictionary/VIDA/VIDA-0005.md`</w:t>
+        <w:t>02_MasterDictionary/VIDA/VIDA-0006.md</w:t>
       </w:r>
     </w:p>
     <w:p>
@@ -1673,118 +1960,51 @@
         <w:pStyle w:val="Heading2"/>
       </w:pPr>
       <w:r>
+        <w:rPr>
+          <w:color w:val="4F81BD"/>
+          <w:sz w:val="28"/>
+        </w:rPr>
         <w:t>Histórico de revisão</w:t>
       </w:r>
     </w:p>
-    <w:tbl>
-      <w:tblPr>
-        <w:tblStyle w:val="TableGrid"/>
-        <w:tblW w:type="auto" w:w="0"/>
-        <w:tblLook w:firstColumn="1" w:firstRow="1" w:lastColumn="0" w:lastRow="0" w:noHBand="0" w:noVBand="1" w:val="04A0"/>
-      </w:tblPr>
-      <w:tblGrid>
-        <w:gridCol w:w="2448"/>
-        <w:gridCol w:w="2448"/>
-        <w:gridCol w:w="2448"/>
-        <w:gridCol w:w="2448"/>
-      </w:tblGrid>
-      <w:tr>
-        <w:tc>
-          <w:tcPr>
-            <w:tcW w:type="dxa" w:w="2448"/>
-          </w:tcPr>
-          <w:p>
-            <w:r>
-              <w:t>Data</w:t>
-            </w:r>
-          </w:p>
-        </w:tc>
-        <w:tc>
-          <w:tcPr>
-            <w:tcW w:type="dxa" w:w="2448"/>
-          </w:tcPr>
-          <w:p>
-            <w:r>
-              <w:t>Versão</w:t>
-            </w:r>
-          </w:p>
-        </w:tc>
-        <w:tc>
-          <w:tcPr>
-            <w:tcW w:type="dxa" w:w="2448"/>
-          </w:tcPr>
-          <w:p>
-            <w:r>
-              <w:t>Autor</w:t>
-            </w:r>
-          </w:p>
-        </w:tc>
-        <w:tc>
-          <w:tcPr>
-            <w:tcW w:type="dxa" w:w="2448"/>
-          </w:tcPr>
-          <w:p>
-            <w:r>
-              <w:t>Alteração</w:t>
-            </w:r>
-          </w:p>
-        </w:tc>
-      </w:tr>
-      <w:tr>
-        <w:tc>
-          <w:tcPr>
-            <w:tcW w:type="dxa" w:w="2448"/>
-          </w:tcPr>
-          <w:p>
-            <w:r>
-              <w:t>2026-06-25</w:t>
-            </w:r>
-          </w:p>
-        </w:tc>
-        <w:tc>
-          <w:tcPr>
-            <w:tcW w:type="dxa" w:w="2448"/>
-          </w:tcPr>
-          <w:p>
-            <w:r>
-              <w:t>0.1</w:t>
-            </w:r>
-          </w:p>
-        </w:tc>
-        <w:tc>
-          <w:tcPr>
-            <w:tcW w:type="dxa" w:w="2448"/>
-          </w:tcPr>
-          <w:p>
-            <w:r>
-              <w:t>JP-BR Insurance Knowledge Base</w:t>
-            </w:r>
-          </w:p>
-        </w:tc>
-        <w:tc>
-          <w:tcPr>
-            <w:tcW w:type="dxa" w:w="2448"/>
-          </w:tcPr>
-          <w:p>
-            <w:r>
-              <w:t>Criação inicial.</w:t>
-            </w:r>
-          </w:p>
-        </w:tc>
-      </w:tr>
-    </w:tbl>
+    <w:p>
+      <w:r>
+        <w:rPr>
+          <w:rFonts w:ascii="Courier New" w:hAnsi="Courier New"/>
+          <w:sz w:val="16"/>
+        </w:rPr>
+        <w:t>| Data | Versão | Autor | Alteração |</w:t>
+      </w:r>
+    </w:p>
+    <w:p>
+      <w:r>
+        <w:rPr>
+          <w:rFonts w:ascii="Courier New" w:hAnsi="Courier New"/>
+          <w:sz w:val="16"/>
+        </w:rPr>
+        <w:t>| --- | --- | --- | --- |</w:t>
+      </w:r>
+    </w:p>
+    <w:p>
+      <w:r>
+        <w:rPr>
+          <w:rFonts w:ascii="Courier New" w:hAnsi="Courier New"/>
+          <w:sz w:val="16"/>
+        </w:rPr>
+        <w:t>| 2026-06-25 | 0.1 | JP-BR Insurance Knowledge Base | Criação inicial. |</w:t>
+      </w:r>
+    </w:p>
     <w:p/>
     <w:p>
-      <w:r>
-        <w:t>---</w:t>
-      </w:r>
-    </w:p>
-    <w:p>
       <w:pPr>
         <w:pStyle w:val="Heading1"/>
       </w:pPr>
       <w:r>
-        <w:t>FAQ-VIDA-0006 - Seguro médico é igual a seguro de vida?</w:t>
+        <w:rPr>
+          <w:color w:val="4F81BD"/>
+          <w:sz w:val="32"/>
+        </w:rPr>
+        <w:t>FAQ-VIDA-0007 - Para que serve o seguro contra câncer?</w:t>
       </w:r>
     </w:p>
     <w:p>
@@ -1792,6 +2012,10 @@
         <w:pStyle w:val="Heading2"/>
       </w:pPr>
       <w:r>
+        <w:rPr>
+          <w:color w:val="4F81BD"/>
+          <w:sz w:val="28"/>
+        </w:rPr>
         <w:t>Controle</w:t>
       </w:r>
     </w:p>
@@ -1832,12 +2056,16 @@
         <w:pStyle w:val="Heading2"/>
       </w:pPr>
       <w:r>
+        <w:rPr>
+          <w:color w:val="4F81BD"/>
+          <w:sz w:val="28"/>
+        </w:rPr>
         <w:t>Código</w:t>
       </w:r>
     </w:p>
     <w:p>
       <w:r>
-        <w:t>FAQ-VIDA-0006</w:t>
+        <w:t>FAQ-VIDA-0007</w:t>
       </w:r>
     </w:p>
     <w:p>
@@ -1845,6 +2073,10 @@
         <w:pStyle w:val="Heading2"/>
       </w:pPr>
       <w:r>
+        <w:rPr>
+          <w:color w:val="4F81BD"/>
+          <w:sz w:val="28"/>
+        </w:rPr>
         <w:t>Categoria</w:t>
       </w:r>
     </w:p>
@@ -1858,12 +2090,16 @@
         <w:pStyle w:val="Heading2"/>
       </w:pPr>
       <w:r>
+        <w:rPr>
+          <w:color w:val="4F81BD"/>
+          <w:sz w:val="28"/>
+        </w:rPr>
         <w:t>Pergunta</w:t>
       </w:r>
     </w:p>
     <w:p>
       <w:r>
-        <w:t>Seguro médico é igual a seguro de vida?</w:t>
+        <w:t>Para que serve o seguro contra câncer?</w:t>
       </w:r>
     </w:p>
     <w:p>
@@ -1871,6 +2107,10 @@
         <w:pStyle w:val="Heading2"/>
       </w:pPr>
       <w:r>
+        <w:rPr>
+          <w:color w:val="4F81BD"/>
+          <w:sz w:val="28"/>
+        </w:rPr>
         <w:t>Situação de atendimento</w:t>
       </w:r>
     </w:p>
@@ -1884,12 +2124,16 @@
         <w:pStyle w:val="Heading2"/>
       </w:pPr>
       <w:r>
+        <w:rPr>
+          <w:color w:val="4F81BD"/>
+          <w:sz w:val="28"/>
+        </w:rPr>
         <w:t>Resposta técnica</w:t>
       </w:r>
     </w:p>
     <w:p>
       <w:r>
-        <w:t>Seguro voltado a despesas ou benefícios relacionados a internação, cirurgia e tratamentos, conforme contrato.</w:t>
+        <w:t>Seguro focado em diagnóstico, tratamento, internação ou benefícios relacionados a câncer, conforme contrato.</w:t>
       </w:r>
     </w:p>
     <w:p>
@@ -1897,12 +2141,16 @@
         <w:pStyle w:val="Heading2"/>
       </w:pPr>
       <w:r>
+        <w:rPr>
+          <w:color w:val="4F81BD"/>
+          <w:sz w:val="28"/>
+        </w:rPr>
         <w:t>Como responder ao cliente brasileiro</w:t>
       </w:r>
     </w:p>
     <w:p>
       <w:r>
-        <w:t>Ele ajuda em casos de internação, cirurgia ou tratamentos previstos no contrato.</w:t>
+        <w:t>Se houver diagnóstico ou tratamento de câncer, essa cobertura pode ajudar conforme as regras contratadas.</w:t>
       </w:r>
     </w:p>
     <w:p>
@@ -1910,6 +2158,10 @@
         <w:pStyle w:val="Heading2"/>
       </w:pPr>
       <w:r>
+        <w:rPr>
+          <w:color w:val="4F81BD"/>
+          <w:sz w:val="28"/>
+        </w:rPr>
         <w:t>Termos relacionados</w:t>
       </w:r>
     </w:p>
@@ -1918,7 +2170,7 @@
         <w:pStyle w:val="ListBullet"/>
       </w:pPr>
       <w:r>
-        <w:t>VIDA-0006 - 医療保険 - Seguro médico</w:t>
+        <w:t>VIDA-0007 - がん保険 - Seguro contra câncer</w:t>
       </w:r>
     </w:p>
     <w:p>
@@ -1926,6 +2178,10 @@
         <w:pStyle w:val="Heading2"/>
       </w:pPr>
       <w:r>
+        <w:rPr>
+          <w:color w:val="4F81BD"/>
+          <w:sz w:val="28"/>
+        </w:rPr>
         <w:t>Referências cruzadas</w:t>
       </w:r>
     </w:p>
@@ -1942,7 +2198,7 @@
         <w:pStyle w:val="ListBullet"/>
       </w:pPr>
       <w:r>
-        <w:t>CASE-VIDA-0002</w:t>
+        <w:t>CASE-VIDA-0003</w:t>
       </w:r>
     </w:p>
     <w:p>
@@ -1950,6 +2206,10 @@
         <w:pStyle w:val="Heading2"/>
       </w:pPr>
       <w:r>
+        <w:rPr>
+          <w:color w:val="4F81BD"/>
+          <w:sz w:val="28"/>
+        </w:rPr>
         <w:t>Referências</w:t>
       </w:r>
     </w:p>
@@ -1958,7 +2218,7 @@
         <w:pStyle w:val="ListBullet"/>
       </w:pPr>
       <w:r>
-        <w:t>Documento interno: `02_MasterDictionary/VIDA/VIDA-0006.md`</w:t>
+        <w:t>Documento interno: 02_MasterDictionary/VIDA/VIDA-0007.md</w:t>
       </w:r>
     </w:p>
     <w:p>
@@ -1966,6 +2226,10 @@
         <w:pStyle w:val="Heading2"/>
       </w:pPr>
       <w:r>
+        <w:rPr>
+          <w:color w:val="4F81BD"/>
+          <w:sz w:val="28"/>
+        </w:rPr>
         <w:t>Tags</w:t>
       </w:r>
     </w:p>
@@ -2006,6 +2270,10 @@
         <w:pStyle w:val="Heading2"/>
       </w:pPr>
       <w:r>
+        <w:rPr>
+          <w:color w:val="4F81BD"/>
+          <w:sz w:val="28"/>
+        </w:rPr>
         <w:t>Veja também</w:t>
       </w:r>
     </w:p>
@@ -2014,7 +2282,7 @@
         <w:pStyle w:val="ListBullet"/>
       </w:pPr>
       <w:r>
-        <w:t>`02_MasterDictionary/VIDA/VIDA-0006.md`</w:t>
+        <w:t>02_MasterDictionary/VIDA/VIDA-0007.md</w:t>
       </w:r>
     </w:p>
     <w:p>
@@ -2022,118 +2290,51 @@
         <w:pStyle w:val="Heading2"/>
       </w:pPr>
       <w:r>
+        <w:rPr>
+          <w:color w:val="4F81BD"/>
+          <w:sz w:val="28"/>
+        </w:rPr>
         <w:t>Histórico de revisão</w:t>
       </w:r>
     </w:p>
-    <w:tbl>
-      <w:tblPr>
-        <w:tblStyle w:val="TableGrid"/>
-        <w:tblW w:type="auto" w:w="0"/>
-        <w:tblLook w:firstColumn="1" w:firstRow="1" w:lastColumn="0" w:lastRow="0" w:noHBand="0" w:noVBand="1" w:val="04A0"/>
-      </w:tblPr>
-      <w:tblGrid>
-        <w:gridCol w:w="2448"/>
-        <w:gridCol w:w="2448"/>
-        <w:gridCol w:w="2448"/>
-        <w:gridCol w:w="2448"/>
-      </w:tblGrid>
-      <w:tr>
-        <w:tc>
-          <w:tcPr>
-            <w:tcW w:type="dxa" w:w="2448"/>
-          </w:tcPr>
-          <w:p>
-            <w:r>
-              <w:t>Data</w:t>
-            </w:r>
-          </w:p>
-        </w:tc>
-        <w:tc>
-          <w:tcPr>
-            <w:tcW w:type="dxa" w:w="2448"/>
-          </w:tcPr>
-          <w:p>
-            <w:r>
-              <w:t>Versão</w:t>
-            </w:r>
-          </w:p>
-        </w:tc>
-        <w:tc>
-          <w:tcPr>
-            <w:tcW w:type="dxa" w:w="2448"/>
-          </w:tcPr>
-          <w:p>
-            <w:r>
-              <w:t>Autor</w:t>
-            </w:r>
-          </w:p>
-        </w:tc>
-        <w:tc>
-          <w:tcPr>
-            <w:tcW w:type="dxa" w:w="2448"/>
-          </w:tcPr>
-          <w:p>
-            <w:r>
-              <w:t>Alteração</w:t>
-            </w:r>
-          </w:p>
-        </w:tc>
-      </w:tr>
-      <w:tr>
-        <w:tc>
-          <w:tcPr>
-            <w:tcW w:type="dxa" w:w="2448"/>
-          </w:tcPr>
-          <w:p>
-            <w:r>
-              <w:t>2026-06-25</w:t>
-            </w:r>
-          </w:p>
-        </w:tc>
-        <w:tc>
-          <w:tcPr>
-            <w:tcW w:type="dxa" w:w="2448"/>
-          </w:tcPr>
-          <w:p>
-            <w:r>
-              <w:t>0.1</w:t>
-            </w:r>
-          </w:p>
-        </w:tc>
-        <w:tc>
-          <w:tcPr>
-            <w:tcW w:type="dxa" w:w="2448"/>
-          </w:tcPr>
-          <w:p>
-            <w:r>
-              <w:t>JP-BR Insurance Knowledge Base</w:t>
-            </w:r>
-          </w:p>
-        </w:tc>
-        <w:tc>
-          <w:tcPr>
-            <w:tcW w:type="dxa" w:w="2448"/>
-          </w:tcPr>
-          <w:p>
-            <w:r>
-              <w:t>Criação inicial.</w:t>
-            </w:r>
-          </w:p>
-        </w:tc>
-      </w:tr>
-    </w:tbl>
+    <w:p>
+      <w:r>
+        <w:rPr>
+          <w:rFonts w:ascii="Courier New" w:hAnsi="Courier New"/>
+          <w:sz w:val="16"/>
+        </w:rPr>
+        <w:t>| Data | Versão | Autor | Alteração |</w:t>
+      </w:r>
+    </w:p>
+    <w:p>
+      <w:r>
+        <w:rPr>
+          <w:rFonts w:ascii="Courier New" w:hAnsi="Courier New"/>
+          <w:sz w:val="16"/>
+        </w:rPr>
+        <w:t>| --- | --- | --- | --- |</w:t>
+      </w:r>
+    </w:p>
+    <w:p>
+      <w:r>
+        <w:rPr>
+          <w:rFonts w:ascii="Courier New" w:hAnsi="Courier New"/>
+          <w:sz w:val="16"/>
+        </w:rPr>
+        <w:t>| 2026-06-25 | 0.1 | JP-BR Insurance Knowledge Base | Criação inicial. |</w:t>
+      </w:r>
+    </w:p>
     <w:p/>
     <w:p>
-      <w:r>
-        <w:t>---</w:t>
-      </w:r>
-    </w:p>
-    <w:p>
       <w:pPr>
         <w:pStyle w:val="Heading1"/>
       </w:pPr>
       <w:r>
-        <w:t>FAQ-VIDA-0007 - Para que serve o seguro contra câncer?</w:t>
+        <w:rPr>
+          <w:color w:val="4F81BD"/>
+          <w:sz w:val="32"/>
+        </w:rPr>
+        <w:t>FAQ-VIDA-0008 - Existe seguro se eu não puder trabalhar?</w:t>
       </w:r>
     </w:p>
     <w:p>
@@ -2141,6 +2342,10 @@
         <w:pStyle w:val="Heading2"/>
       </w:pPr>
       <w:r>
+        <w:rPr>
+          <w:color w:val="4F81BD"/>
+          <w:sz w:val="28"/>
+        </w:rPr>
         <w:t>Controle</w:t>
       </w:r>
     </w:p>
@@ -2181,12 +2386,16 @@
         <w:pStyle w:val="Heading2"/>
       </w:pPr>
       <w:r>
+        <w:rPr>
+          <w:color w:val="4F81BD"/>
+          <w:sz w:val="28"/>
+        </w:rPr>
         <w:t>Código</w:t>
       </w:r>
     </w:p>
     <w:p>
       <w:r>
-        <w:t>FAQ-VIDA-0007</w:t>
+        <w:t>FAQ-VIDA-0008</w:t>
       </w:r>
     </w:p>
     <w:p>
@@ -2194,6 +2403,10 @@
         <w:pStyle w:val="Heading2"/>
       </w:pPr>
       <w:r>
+        <w:rPr>
+          <w:color w:val="4F81BD"/>
+          <w:sz w:val="28"/>
+        </w:rPr>
         <w:t>Categoria</w:t>
       </w:r>
     </w:p>
@@ -2207,12 +2420,16 @@
         <w:pStyle w:val="Heading2"/>
       </w:pPr>
       <w:r>
+        <w:rPr>
+          <w:color w:val="4F81BD"/>
+          <w:sz w:val="28"/>
+        </w:rPr>
         <w:t>Pergunta</w:t>
       </w:r>
     </w:p>
     <w:p>
       <w:r>
-        <w:t>Para que serve o seguro contra câncer?</w:t>
+        <w:t>Existe seguro se eu não puder trabalhar?</w:t>
       </w:r>
     </w:p>
     <w:p>
@@ -2220,6 +2437,10 @@
         <w:pStyle w:val="Heading2"/>
       </w:pPr>
       <w:r>
+        <w:rPr>
+          <w:color w:val="4F81BD"/>
+          <w:sz w:val="28"/>
+        </w:rPr>
         <w:t>Situação de atendimento</w:t>
       </w:r>
     </w:p>
@@ -2233,12 +2454,16 @@
         <w:pStyle w:val="Heading2"/>
       </w:pPr>
       <w:r>
+        <w:rPr>
+          <w:color w:val="4F81BD"/>
+          <w:sz w:val="28"/>
+        </w:rPr>
         <w:t>Resposta técnica</w:t>
       </w:r>
     </w:p>
     <w:p>
       <w:r>
-        <w:t>Seguro focado em diagnóstico, tratamento, internação ou benefícios relacionados a câncer, conforme contrato.</w:t>
+        <w:t>Seguro que oferece benefício quando o segurado fica impossibilitado de trabalhar por doença ou acidente, conforme contrato.</w:t>
       </w:r>
     </w:p>
     <w:p>
@@ -2246,12 +2471,16 @@
         <w:pStyle w:val="Heading2"/>
       </w:pPr>
       <w:r>
+        <w:rPr>
+          <w:color w:val="4F81BD"/>
+          <w:sz w:val="28"/>
+        </w:rPr>
         <w:t>Como responder ao cliente brasileiro</w:t>
       </w:r>
     </w:p>
     <w:p>
       <w:r>
-        <w:t>Se houver diagnóstico ou tratamento de câncer, essa cobertura pode ajudar conforme as regras contratadas.</w:t>
+        <w:t>Se você não puder trabalhar por uma condição prevista, esse seguro pode ajudar na renda.</w:t>
       </w:r>
     </w:p>
     <w:p>
@@ -2259,6 +2488,10 @@
         <w:pStyle w:val="Heading2"/>
       </w:pPr>
       <w:r>
+        <w:rPr>
+          <w:color w:val="4F81BD"/>
+          <w:sz w:val="28"/>
+        </w:rPr>
         <w:t>Termos relacionados</w:t>
       </w:r>
     </w:p>
@@ -2267,7 +2500,7 @@
         <w:pStyle w:val="ListBullet"/>
       </w:pPr>
       <w:r>
-        <w:t>VIDA-0007 - がん保険 - Seguro contra câncer</w:t>
+        <w:t>VIDA-0008 - 就業不能保険 - Seguro por incapacidade de trabalhar</w:t>
       </w:r>
     </w:p>
     <w:p>
@@ -2275,6 +2508,10 @@
         <w:pStyle w:val="Heading2"/>
       </w:pPr>
       <w:r>
+        <w:rPr>
+          <w:color w:val="4F81BD"/>
+          <w:sz w:val="28"/>
+        </w:rPr>
         <w:t>Referências cruzadas</w:t>
       </w:r>
     </w:p>
@@ -2299,6 +2536,10 @@
         <w:pStyle w:val="Heading2"/>
       </w:pPr>
       <w:r>
+        <w:rPr>
+          <w:color w:val="4F81BD"/>
+          <w:sz w:val="28"/>
+        </w:rPr>
         <w:t>Referências</w:t>
       </w:r>
     </w:p>
@@ -2307,7 +2548,7 @@
         <w:pStyle w:val="ListBullet"/>
       </w:pPr>
       <w:r>
-        <w:t>Documento interno: `02_MasterDictionary/VIDA/VIDA-0007.md`</w:t>
+        <w:t>Documento interno: 02_MasterDictionary/VIDA/VIDA-0008.md</w:t>
       </w:r>
     </w:p>
     <w:p>
@@ -2315,6 +2556,10 @@
         <w:pStyle w:val="Heading2"/>
       </w:pPr>
       <w:r>
+        <w:rPr>
+          <w:color w:val="4F81BD"/>
+          <w:sz w:val="28"/>
+        </w:rPr>
         <w:t>Tags</w:t>
       </w:r>
     </w:p>
@@ -2355,6 +2600,10 @@
         <w:pStyle w:val="Heading2"/>
       </w:pPr>
       <w:r>
+        <w:rPr>
+          <w:color w:val="4F81BD"/>
+          <w:sz w:val="28"/>
+        </w:rPr>
         <w:t>Veja também</w:t>
       </w:r>
     </w:p>
@@ -2363,7 +2612,7 @@
         <w:pStyle w:val="ListBullet"/>
       </w:pPr>
       <w:r>
-        <w:t>`02_MasterDictionary/VIDA/VIDA-0007.md`</w:t>
+        <w:t>02_MasterDictionary/VIDA/VIDA-0008.md</w:t>
       </w:r>
     </w:p>
     <w:p>
@@ -2371,118 +2620,51 @@
         <w:pStyle w:val="Heading2"/>
       </w:pPr>
       <w:r>
+        <w:rPr>
+          <w:color w:val="4F81BD"/>
+          <w:sz w:val="28"/>
+        </w:rPr>
         <w:t>Histórico de revisão</w:t>
       </w:r>
     </w:p>
-    <w:tbl>
-      <w:tblPr>
-        <w:tblStyle w:val="TableGrid"/>
-        <w:tblW w:type="auto" w:w="0"/>
-        <w:tblLook w:firstColumn="1" w:firstRow="1" w:lastColumn="0" w:lastRow="0" w:noHBand="0" w:noVBand="1" w:val="04A0"/>
-      </w:tblPr>
-      <w:tblGrid>
-        <w:gridCol w:w="2448"/>
-        <w:gridCol w:w="2448"/>
-        <w:gridCol w:w="2448"/>
-        <w:gridCol w:w="2448"/>
-      </w:tblGrid>
-      <w:tr>
-        <w:tc>
-          <w:tcPr>
-            <w:tcW w:type="dxa" w:w="2448"/>
-          </w:tcPr>
-          <w:p>
-            <w:r>
-              <w:t>Data</w:t>
-            </w:r>
-          </w:p>
-        </w:tc>
-        <w:tc>
-          <w:tcPr>
-            <w:tcW w:type="dxa" w:w="2448"/>
-          </w:tcPr>
-          <w:p>
-            <w:r>
-              <w:t>Versão</w:t>
-            </w:r>
-          </w:p>
-        </w:tc>
-        <w:tc>
-          <w:tcPr>
-            <w:tcW w:type="dxa" w:w="2448"/>
-          </w:tcPr>
-          <w:p>
-            <w:r>
-              <w:t>Autor</w:t>
-            </w:r>
-          </w:p>
-        </w:tc>
-        <w:tc>
-          <w:tcPr>
-            <w:tcW w:type="dxa" w:w="2448"/>
-          </w:tcPr>
-          <w:p>
-            <w:r>
-              <w:t>Alteração</w:t>
-            </w:r>
-          </w:p>
-        </w:tc>
-      </w:tr>
-      <w:tr>
-        <w:tc>
-          <w:tcPr>
-            <w:tcW w:type="dxa" w:w="2448"/>
-          </w:tcPr>
-          <w:p>
-            <w:r>
-              <w:t>2026-06-25</w:t>
-            </w:r>
-          </w:p>
-        </w:tc>
-        <w:tc>
-          <w:tcPr>
-            <w:tcW w:type="dxa" w:w="2448"/>
-          </w:tcPr>
-          <w:p>
-            <w:r>
-              <w:t>0.1</w:t>
-            </w:r>
-          </w:p>
-        </w:tc>
-        <w:tc>
-          <w:tcPr>
-            <w:tcW w:type="dxa" w:w="2448"/>
-          </w:tcPr>
-          <w:p>
-            <w:r>
-              <w:t>JP-BR Insurance Knowledge Base</w:t>
-            </w:r>
-          </w:p>
-        </w:tc>
-        <w:tc>
-          <w:tcPr>
-            <w:tcW w:type="dxa" w:w="2448"/>
-          </w:tcPr>
-          <w:p>
-            <w:r>
-              <w:t>Criação inicial.</w:t>
-            </w:r>
-          </w:p>
-        </w:tc>
-      </w:tr>
-    </w:tbl>
+    <w:p>
+      <w:r>
+        <w:rPr>
+          <w:rFonts w:ascii="Courier New" w:hAnsi="Courier New"/>
+          <w:sz w:val="16"/>
+        </w:rPr>
+        <w:t>| Data | Versão | Autor | Alteração |</w:t>
+      </w:r>
+    </w:p>
+    <w:p>
+      <w:r>
+        <w:rPr>
+          <w:rFonts w:ascii="Courier New" w:hAnsi="Courier New"/>
+          <w:sz w:val="16"/>
+        </w:rPr>
+        <w:t>| --- | --- | --- | --- |</w:t>
+      </w:r>
+    </w:p>
+    <w:p>
+      <w:r>
+        <w:rPr>
+          <w:rFonts w:ascii="Courier New" w:hAnsi="Courier New"/>
+          <w:sz w:val="16"/>
+        </w:rPr>
+        <w:t>| 2026-06-25 | 0.1 | JP-BR Insurance Knowledge Base | Criação inicial. |</w:t>
+      </w:r>
+    </w:p>
     <w:p/>
     <w:p>
-      <w:r>
-        <w:t>---</w:t>
-      </w:r>
-    </w:p>
-    <w:p>
       <w:pPr>
         <w:pStyle w:val="Heading1"/>
       </w:pPr>
       <w:r>
-        <w:t>FAQ-VIDA-0008 - Existe seguro se eu não puder trabalhar?</w:t>
+        <w:rPr>
+          <w:color w:val="4F81BD"/>
+          <w:sz w:val="32"/>
+        </w:rPr>
+        <w:t>FAQ-VIDA-0009 - Quem é o contratante do seguro de vida?</w:t>
       </w:r>
     </w:p>
     <w:p>
@@ -2490,6 +2672,10 @@
         <w:pStyle w:val="Heading2"/>
       </w:pPr>
       <w:r>
+        <w:rPr>
+          <w:color w:val="4F81BD"/>
+          <w:sz w:val="28"/>
+        </w:rPr>
         <w:t>Controle</w:t>
       </w:r>
     </w:p>
@@ -2530,12 +2716,16 @@
         <w:pStyle w:val="Heading2"/>
       </w:pPr>
       <w:r>
+        <w:rPr>
+          <w:color w:val="4F81BD"/>
+          <w:sz w:val="28"/>
+        </w:rPr>
         <w:t>Código</w:t>
       </w:r>
     </w:p>
     <w:p>
       <w:r>
-        <w:t>FAQ-VIDA-0008</w:t>
+        <w:t>FAQ-VIDA-0009</w:t>
       </w:r>
     </w:p>
     <w:p>
@@ -2543,6 +2733,10 @@
         <w:pStyle w:val="Heading2"/>
       </w:pPr>
       <w:r>
+        <w:rPr>
+          <w:color w:val="4F81BD"/>
+          <w:sz w:val="28"/>
+        </w:rPr>
         <w:t>Categoria</w:t>
       </w:r>
     </w:p>
@@ -2556,12 +2750,16 @@
         <w:pStyle w:val="Heading2"/>
       </w:pPr>
       <w:r>
+        <w:rPr>
+          <w:color w:val="4F81BD"/>
+          <w:sz w:val="28"/>
+        </w:rPr>
         <w:t>Pergunta</w:t>
       </w:r>
     </w:p>
     <w:p>
       <w:r>
-        <w:t>Existe seguro se eu não puder trabalhar?</w:t>
+        <w:t>Quem é o contratante do seguro de vida?</w:t>
       </w:r>
     </w:p>
     <w:p>
@@ -2569,6 +2767,10 @@
         <w:pStyle w:val="Heading2"/>
       </w:pPr>
       <w:r>
+        <w:rPr>
+          <w:color w:val="4F81BD"/>
+          <w:sz w:val="28"/>
+        </w:rPr>
         <w:t>Situação de atendimento</w:t>
       </w:r>
     </w:p>
@@ -2582,12 +2784,16 @@
         <w:pStyle w:val="Heading2"/>
       </w:pPr>
       <w:r>
+        <w:rPr>
+          <w:color w:val="4F81BD"/>
+          <w:sz w:val="28"/>
+        </w:rPr>
         <w:t>Resposta técnica</w:t>
       </w:r>
     </w:p>
     <w:p>
       <w:r>
-        <w:t>Seguro que oferece benefício quando o segurado fica impossibilitado de trabalhar por doença ou acidente, conforme contrato.</w:t>
+        <w:t>Pessoa que firma o contrato e assume obrigações como pagamento do prêmio.</w:t>
       </w:r>
     </w:p>
     <w:p>
@@ -2595,12 +2801,16 @@
         <w:pStyle w:val="Heading2"/>
       </w:pPr>
       <w:r>
+        <w:rPr>
+          <w:color w:val="4F81BD"/>
+          <w:sz w:val="28"/>
+        </w:rPr>
         <w:t>Como responder ao cliente brasileiro</w:t>
       </w:r>
     </w:p>
     <w:p>
       <w:r>
-        <w:t>Se você não puder trabalhar por uma condição prevista, esse seguro pode ajudar na renda.</w:t>
+        <w:t>O contratante é a pessoa responsável pelo contrato e pelo pagamento.</w:t>
       </w:r>
     </w:p>
     <w:p>
@@ -2608,6 +2818,10 @@
         <w:pStyle w:val="Heading2"/>
       </w:pPr>
       <w:r>
+        <w:rPr>
+          <w:color w:val="4F81BD"/>
+          <w:sz w:val="28"/>
+        </w:rPr>
         <w:t>Termos relacionados</w:t>
       </w:r>
     </w:p>
@@ -2616,7 +2830,7 @@
         <w:pStyle w:val="ListBullet"/>
       </w:pPr>
       <w:r>
-        <w:t>VIDA-0008 - 就業不能保険 - Seguro por incapacidade de trabalhar</w:t>
+        <w:t>VIDA-0009 - 保険契約者 - Contratante do seguro de vida</w:t>
       </w:r>
     </w:p>
     <w:p>
@@ -2624,6 +2838,10 @@
         <w:pStyle w:val="Heading2"/>
       </w:pPr>
       <w:r>
+        <w:rPr>
+          <w:color w:val="4F81BD"/>
+          <w:sz w:val="28"/>
+        </w:rPr>
         <w:t>Referências cruzadas</w:t>
       </w:r>
     </w:p>
@@ -2632,7 +2850,7 @@
         <w:pStyle w:val="ListBullet"/>
       </w:pPr>
       <w:r>
-        <w:t>DIALOGUE-VIDA-0002</w:t>
+        <w:t>DIALOGUE-VIDA-0003</w:t>
       </w:r>
     </w:p>
     <w:p>
@@ -2648,6 +2866,10 @@
         <w:pStyle w:val="Heading2"/>
       </w:pPr>
       <w:r>
+        <w:rPr>
+          <w:color w:val="4F81BD"/>
+          <w:sz w:val="28"/>
+        </w:rPr>
         <w:t>Referências</w:t>
       </w:r>
     </w:p>
@@ -2656,7 +2878,7 @@
         <w:pStyle w:val="ListBullet"/>
       </w:pPr>
       <w:r>
-        <w:t>Documento interno: `02_MasterDictionary/VIDA/VIDA-0008.md`</w:t>
+        <w:t>Documento interno: 02_MasterDictionary/VIDA/VIDA-0009.md</w:t>
       </w:r>
     </w:p>
     <w:p>
@@ -2664,6 +2886,10 @@
         <w:pStyle w:val="Heading2"/>
       </w:pPr>
       <w:r>
+        <w:rPr>
+          <w:color w:val="4F81BD"/>
+          <w:sz w:val="28"/>
+        </w:rPr>
         <w:t>Tags</w:t>
       </w:r>
     </w:p>
@@ -2704,6 +2930,10 @@
         <w:pStyle w:val="Heading2"/>
       </w:pPr>
       <w:r>
+        <w:rPr>
+          <w:color w:val="4F81BD"/>
+          <w:sz w:val="28"/>
+        </w:rPr>
         <w:t>Veja também</w:t>
       </w:r>
     </w:p>
@@ -2712,7 +2942,7 @@
         <w:pStyle w:val="ListBullet"/>
       </w:pPr>
       <w:r>
-        <w:t>`02_MasterDictionary/VIDA/VIDA-0008.md`</w:t>
+        <w:t>02_MasterDictionary/VIDA/VIDA-0009.md</w:t>
       </w:r>
     </w:p>
     <w:p>
@@ -2720,118 +2950,51 @@
         <w:pStyle w:val="Heading2"/>
       </w:pPr>
       <w:r>
+        <w:rPr>
+          <w:color w:val="4F81BD"/>
+          <w:sz w:val="28"/>
+        </w:rPr>
         <w:t>Histórico de revisão</w:t>
       </w:r>
     </w:p>
-    <w:tbl>
-      <w:tblPr>
-        <w:tblStyle w:val="TableGrid"/>
-        <w:tblW w:type="auto" w:w="0"/>
-        <w:tblLook w:firstColumn="1" w:firstRow="1" w:lastColumn="0" w:lastRow="0" w:noHBand="0" w:noVBand="1" w:val="04A0"/>
-      </w:tblPr>
-      <w:tblGrid>
-        <w:gridCol w:w="2448"/>
-        <w:gridCol w:w="2448"/>
-        <w:gridCol w:w="2448"/>
-        <w:gridCol w:w="2448"/>
-      </w:tblGrid>
-      <w:tr>
-        <w:tc>
-          <w:tcPr>
-            <w:tcW w:type="dxa" w:w="2448"/>
-          </w:tcPr>
-          <w:p>
-            <w:r>
-              <w:t>Data</w:t>
-            </w:r>
-          </w:p>
-        </w:tc>
-        <w:tc>
-          <w:tcPr>
-            <w:tcW w:type="dxa" w:w="2448"/>
-          </w:tcPr>
-          <w:p>
-            <w:r>
-              <w:t>Versão</w:t>
-            </w:r>
-          </w:p>
-        </w:tc>
-        <w:tc>
-          <w:tcPr>
-            <w:tcW w:type="dxa" w:w="2448"/>
-          </w:tcPr>
-          <w:p>
-            <w:r>
-              <w:t>Autor</w:t>
-            </w:r>
-          </w:p>
-        </w:tc>
-        <w:tc>
-          <w:tcPr>
-            <w:tcW w:type="dxa" w:w="2448"/>
-          </w:tcPr>
-          <w:p>
-            <w:r>
-              <w:t>Alteração</w:t>
-            </w:r>
-          </w:p>
-        </w:tc>
-      </w:tr>
-      <w:tr>
-        <w:tc>
-          <w:tcPr>
-            <w:tcW w:type="dxa" w:w="2448"/>
-          </w:tcPr>
-          <w:p>
-            <w:r>
-              <w:t>2026-06-25</w:t>
-            </w:r>
-          </w:p>
-        </w:tc>
-        <w:tc>
-          <w:tcPr>
-            <w:tcW w:type="dxa" w:w="2448"/>
-          </w:tcPr>
-          <w:p>
-            <w:r>
-              <w:t>0.1</w:t>
-            </w:r>
-          </w:p>
-        </w:tc>
-        <w:tc>
-          <w:tcPr>
-            <w:tcW w:type="dxa" w:w="2448"/>
-          </w:tcPr>
-          <w:p>
-            <w:r>
-              <w:t>JP-BR Insurance Knowledge Base</w:t>
-            </w:r>
-          </w:p>
-        </w:tc>
-        <w:tc>
-          <w:tcPr>
-            <w:tcW w:type="dxa" w:w="2448"/>
-          </w:tcPr>
-          <w:p>
-            <w:r>
-              <w:t>Criação inicial.</w:t>
-            </w:r>
-          </w:p>
-        </w:tc>
-      </w:tr>
-    </w:tbl>
+    <w:p>
+      <w:r>
+        <w:rPr>
+          <w:rFonts w:ascii="Courier New" w:hAnsi="Courier New"/>
+          <w:sz w:val="16"/>
+        </w:rPr>
+        <w:t>| Data | Versão | Autor | Alteração |</w:t>
+      </w:r>
+    </w:p>
+    <w:p>
+      <w:r>
+        <w:rPr>
+          <w:rFonts w:ascii="Courier New" w:hAnsi="Courier New"/>
+          <w:sz w:val="16"/>
+        </w:rPr>
+        <w:t>| --- | --- | --- | --- |</w:t>
+      </w:r>
+    </w:p>
+    <w:p>
+      <w:r>
+        <w:rPr>
+          <w:rFonts w:ascii="Courier New" w:hAnsi="Courier New"/>
+          <w:sz w:val="16"/>
+        </w:rPr>
+        <w:t>| 2026-06-25 | 0.1 | JP-BR Insurance Knowledge Base | Criação inicial. |</w:t>
+      </w:r>
+    </w:p>
     <w:p/>
     <w:p>
-      <w:r>
-        <w:t>---</w:t>
-      </w:r>
-    </w:p>
-    <w:p>
       <w:pPr>
         <w:pStyle w:val="Heading1"/>
       </w:pPr>
       <w:r>
-        <w:t>FAQ-VIDA-0009 - Quem é o contratante do seguro de vida?</w:t>
+        <w:rPr>
+          <w:color w:val="4F81BD"/>
+          <w:sz w:val="32"/>
+        </w:rPr>
+        <w:t>FAQ-VIDA-0010 - Quem é o segurado?</w:t>
       </w:r>
     </w:p>
     <w:p>
@@ -2839,6 +3002,10 @@
         <w:pStyle w:val="Heading2"/>
       </w:pPr>
       <w:r>
+        <w:rPr>
+          <w:color w:val="4F81BD"/>
+          <w:sz w:val="28"/>
+        </w:rPr>
         <w:t>Controle</w:t>
       </w:r>
     </w:p>
@@ -2879,12 +3046,16 @@
         <w:pStyle w:val="Heading2"/>
       </w:pPr>
       <w:r>
+        <w:rPr>
+          <w:color w:val="4F81BD"/>
+          <w:sz w:val="28"/>
+        </w:rPr>
         <w:t>Código</w:t>
       </w:r>
     </w:p>
     <w:p>
       <w:r>
-        <w:t>FAQ-VIDA-0009</w:t>
+        <w:t>FAQ-VIDA-0010</w:t>
       </w:r>
     </w:p>
     <w:p>
@@ -2892,6 +3063,10 @@
         <w:pStyle w:val="Heading2"/>
       </w:pPr>
       <w:r>
+        <w:rPr>
+          <w:color w:val="4F81BD"/>
+          <w:sz w:val="28"/>
+        </w:rPr>
         <w:t>Categoria</w:t>
       </w:r>
     </w:p>
@@ -2905,12 +3080,16 @@
         <w:pStyle w:val="Heading2"/>
       </w:pPr>
       <w:r>
+        <w:rPr>
+          <w:color w:val="4F81BD"/>
+          <w:sz w:val="28"/>
+        </w:rPr>
         <w:t>Pergunta</w:t>
       </w:r>
     </w:p>
     <w:p>
       <w:r>
-        <w:t>Quem é o contratante do seguro de vida?</w:t>
+        <w:t>Quem é o segurado?</w:t>
       </w:r>
     </w:p>
     <w:p>
@@ -2918,6 +3097,10 @@
         <w:pStyle w:val="Heading2"/>
       </w:pPr>
       <w:r>
+        <w:rPr>
+          <w:color w:val="4F81BD"/>
+          <w:sz w:val="28"/>
+        </w:rPr>
         <w:t>Situação de atendimento</w:t>
       </w:r>
     </w:p>
@@ -2931,12 +3114,16 @@
         <w:pStyle w:val="Heading2"/>
       </w:pPr>
       <w:r>
+        <w:rPr>
+          <w:color w:val="4F81BD"/>
+          <w:sz w:val="28"/>
+        </w:rPr>
         <w:t>Resposta técnica</w:t>
       </w:r>
     </w:p>
     <w:p>
       <w:r>
-        <w:t>Pessoa que firma o contrato e assume obrigações como pagamento do prêmio.</w:t>
+        <w:t>Pessoa cuja vida, saúde ou condição é objeto da cobertura do seguro.</w:t>
       </w:r>
     </w:p>
     <w:p>
@@ -2944,12 +3131,16 @@
         <w:pStyle w:val="Heading2"/>
       </w:pPr>
       <w:r>
+        <w:rPr>
+          <w:color w:val="4F81BD"/>
+          <w:sz w:val="28"/>
+        </w:rPr>
         <w:t>Como responder ao cliente brasileiro</w:t>
       </w:r>
     </w:p>
     <w:p>
       <w:r>
-        <w:t>O contratante é a pessoa responsável pelo contrato e pelo pagamento.</w:t>
+        <w:t>O segurado é a pessoa que está protegida pela cobertura.</w:t>
       </w:r>
     </w:p>
     <w:p>
@@ -2957,6 +3148,10 @@
         <w:pStyle w:val="Heading2"/>
       </w:pPr>
       <w:r>
+        <w:rPr>
+          <w:color w:val="4F81BD"/>
+          <w:sz w:val="28"/>
+        </w:rPr>
         <w:t>Termos relacionados</w:t>
       </w:r>
     </w:p>
@@ -2965,7 +3160,7 @@
         <w:pStyle w:val="ListBullet"/>
       </w:pPr>
       <w:r>
-        <w:t>VIDA-0009 - 保険契約者 - Contratante do seguro de vida</w:t>
+        <w:t>VIDA-0010 - 被保険者 - Segurado do seguro de vida</w:t>
       </w:r>
     </w:p>
     <w:p>
@@ -2973,6 +3168,10 @@
         <w:pStyle w:val="Heading2"/>
       </w:pPr>
       <w:r>
+        <w:rPr>
+          <w:color w:val="4F81BD"/>
+          <w:sz w:val="28"/>
+        </w:rPr>
         <w:t>Referências cruzadas</w:t>
       </w:r>
     </w:p>
@@ -2989,7 +3188,7 @@
         <w:pStyle w:val="ListBullet"/>
       </w:pPr>
       <w:r>
-        <w:t>CASE-VIDA-0003</w:t>
+        <w:t>CASE-VIDA-0004</w:t>
       </w:r>
     </w:p>
     <w:p>
@@ -2997,6 +3196,10 @@
         <w:pStyle w:val="Heading2"/>
       </w:pPr>
       <w:r>
+        <w:rPr>
+          <w:color w:val="4F81BD"/>
+          <w:sz w:val="28"/>
+        </w:rPr>
         <w:t>Referências</w:t>
       </w:r>
     </w:p>
@@ -3005,7 +3208,7 @@
         <w:pStyle w:val="ListBullet"/>
       </w:pPr>
       <w:r>
-        <w:t>Documento interno: `02_MasterDictionary/VIDA/VIDA-0009.md`</w:t>
+        <w:t>Documento interno: 02_MasterDictionary/VIDA/VIDA-0010.md</w:t>
       </w:r>
     </w:p>
     <w:p>
@@ -3013,6 +3216,10 @@
         <w:pStyle w:val="Heading2"/>
       </w:pPr>
       <w:r>
+        <w:rPr>
+          <w:color w:val="4F81BD"/>
+          <w:sz w:val="28"/>
+        </w:rPr>
         <w:t>Tags</w:t>
       </w:r>
     </w:p>
@@ -3053,6 +3260,10 @@
         <w:pStyle w:val="Heading2"/>
       </w:pPr>
       <w:r>
+        <w:rPr>
+          <w:color w:val="4F81BD"/>
+          <w:sz w:val="28"/>
+        </w:rPr>
         <w:t>Veja também</w:t>
       </w:r>
     </w:p>
@@ -3061,7 +3272,7 @@
         <w:pStyle w:val="ListBullet"/>
       </w:pPr>
       <w:r>
-        <w:t>`02_MasterDictionary/VIDA/VIDA-0009.md`</w:t>
+        <w:t>02_MasterDictionary/VIDA/VIDA-0010.md</w:t>
       </w:r>
     </w:p>
     <w:p>
@@ -3069,118 +3280,51 @@
         <w:pStyle w:val="Heading2"/>
       </w:pPr>
       <w:r>
+        <w:rPr>
+          <w:color w:val="4F81BD"/>
+          <w:sz w:val="28"/>
+        </w:rPr>
         <w:t>Histórico de revisão</w:t>
       </w:r>
     </w:p>
-    <w:tbl>
-      <w:tblPr>
-        <w:tblStyle w:val="TableGrid"/>
-        <w:tblW w:type="auto" w:w="0"/>
-        <w:tblLook w:firstColumn="1" w:firstRow="1" w:lastColumn="0" w:lastRow="0" w:noHBand="0" w:noVBand="1" w:val="04A0"/>
-      </w:tblPr>
-      <w:tblGrid>
-        <w:gridCol w:w="2448"/>
-        <w:gridCol w:w="2448"/>
-        <w:gridCol w:w="2448"/>
-        <w:gridCol w:w="2448"/>
-      </w:tblGrid>
-      <w:tr>
-        <w:tc>
-          <w:tcPr>
-            <w:tcW w:type="dxa" w:w="2448"/>
-          </w:tcPr>
-          <w:p>
-            <w:r>
-              <w:t>Data</w:t>
-            </w:r>
-          </w:p>
-        </w:tc>
-        <w:tc>
-          <w:tcPr>
-            <w:tcW w:type="dxa" w:w="2448"/>
-          </w:tcPr>
-          <w:p>
-            <w:r>
-              <w:t>Versão</w:t>
-            </w:r>
-          </w:p>
-        </w:tc>
-        <w:tc>
-          <w:tcPr>
-            <w:tcW w:type="dxa" w:w="2448"/>
-          </w:tcPr>
-          <w:p>
-            <w:r>
-              <w:t>Autor</w:t>
-            </w:r>
-          </w:p>
-        </w:tc>
-        <w:tc>
-          <w:tcPr>
-            <w:tcW w:type="dxa" w:w="2448"/>
-          </w:tcPr>
-          <w:p>
-            <w:r>
-              <w:t>Alteração</w:t>
-            </w:r>
-          </w:p>
-        </w:tc>
-      </w:tr>
-      <w:tr>
-        <w:tc>
-          <w:tcPr>
-            <w:tcW w:type="dxa" w:w="2448"/>
-          </w:tcPr>
-          <w:p>
-            <w:r>
-              <w:t>2026-06-25</w:t>
-            </w:r>
-          </w:p>
-        </w:tc>
-        <w:tc>
-          <w:tcPr>
-            <w:tcW w:type="dxa" w:w="2448"/>
-          </w:tcPr>
-          <w:p>
-            <w:r>
-              <w:t>0.1</w:t>
-            </w:r>
-          </w:p>
-        </w:tc>
-        <w:tc>
-          <w:tcPr>
-            <w:tcW w:type="dxa" w:w="2448"/>
-          </w:tcPr>
-          <w:p>
-            <w:r>
-              <w:t>JP-BR Insurance Knowledge Base</w:t>
-            </w:r>
-          </w:p>
-        </w:tc>
-        <w:tc>
-          <w:tcPr>
-            <w:tcW w:type="dxa" w:w="2448"/>
-          </w:tcPr>
-          <w:p>
-            <w:r>
-              <w:t>Criação inicial.</w:t>
-            </w:r>
-          </w:p>
-        </w:tc>
-      </w:tr>
-    </w:tbl>
+    <w:p>
+      <w:r>
+        <w:rPr>
+          <w:rFonts w:ascii="Courier New" w:hAnsi="Courier New"/>
+          <w:sz w:val="16"/>
+        </w:rPr>
+        <w:t>| Data | Versão | Autor | Alteração |</w:t>
+      </w:r>
+    </w:p>
+    <w:p>
+      <w:r>
+        <w:rPr>
+          <w:rFonts w:ascii="Courier New" w:hAnsi="Courier New"/>
+          <w:sz w:val="16"/>
+        </w:rPr>
+        <w:t>| --- | --- | --- | --- |</w:t>
+      </w:r>
+    </w:p>
+    <w:p>
+      <w:r>
+        <w:rPr>
+          <w:rFonts w:ascii="Courier New" w:hAnsi="Courier New"/>
+          <w:sz w:val="16"/>
+        </w:rPr>
+        <w:t>| 2026-06-25 | 0.1 | JP-BR Insurance Knowledge Base | Criação inicial. |</w:t>
+      </w:r>
+    </w:p>
     <w:p/>
     <w:p>
-      <w:r>
-        <w:t>---</w:t>
-      </w:r>
-    </w:p>
-    <w:p>
       <w:pPr>
         <w:pStyle w:val="Heading1"/>
       </w:pPr>
       <w:r>
-        <w:t>FAQ-VIDA-0010 - Quem é o segurado?</w:t>
+        <w:rPr>
+          <w:color w:val="4F81BD"/>
+          <w:sz w:val="32"/>
+        </w:rPr>
+        <w:t>FAQ-VIDA-0011 - Quem recebe o valor do seguro?</w:t>
       </w:r>
     </w:p>
     <w:p>
@@ -3188,6 +3332,10 @@
         <w:pStyle w:val="Heading2"/>
       </w:pPr>
       <w:r>
+        <w:rPr>
+          <w:color w:val="4F81BD"/>
+          <w:sz w:val="28"/>
+        </w:rPr>
         <w:t>Controle</w:t>
       </w:r>
     </w:p>
@@ -3228,12 +3376,16 @@
         <w:pStyle w:val="Heading2"/>
       </w:pPr>
       <w:r>
+        <w:rPr>
+          <w:color w:val="4F81BD"/>
+          <w:sz w:val="28"/>
+        </w:rPr>
         <w:t>Código</w:t>
       </w:r>
     </w:p>
     <w:p>
       <w:r>
-        <w:t>FAQ-VIDA-0010</w:t>
+        <w:t>FAQ-VIDA-0011</w:t>
       </w:r>
     </w:p>
     <w:p>
@@ -3241,6 +3393,10 @@
         <w:pStyle w:val="Heading2"/>
       </w:pPr>
       <w:r>
+        <w:rPr>
+          <w:color w:val="4F81BD"/>
+          <w:sz w:val="28"/>
+        </w:rPr>
         <w:t>Categoria</w:t>
       </w:r>
     </w:p>
@@ -3254,12 +3410,16 @@
         <w:pStyle w:val="Heading2"/>
       </w:pPr>
       <w:r>
+        <w:rPr>
+          <w:color w:val="4F81BD"/>
+          <w:sz w:val="28"/>
+        </w:rPr>
         <w:t>Pergunta</w:t>
       </w:r>
     </w:p>
     <w:p>
       <w:r>
-        <w:t>Quem é o segurado?</w:t>
+        <w:t>Quem recebe o valor do seguro?</w:t>
       </w:r>
     </w:p>
     <w:p>
@@ -3267,6 +3427,10 @@
         <w:pStyle w:val="Heading2"/>
       </w:pPr>
       <w:r>
+        <w:rPr>
+          <w:color w:val="4F81BD"/>
+          <w:sz w:val="28"/>
+        </w:rPr>
         <w:t>Situação de atendimento</w:t>
       </w:r>
     </w:p>
@@ -3280,12 +3444,16 @@
         <w:pStyle w:val="Heading2"/>
       </w:pPr>
       <w:r>
+        <w:rPr>
+          <w:color w:val="4F81BD"/>
+          <w:sz w:val="28"/>
+        </w:rPr>
         <w:t>Resposta técnica</w:t>
       </w:r>
     </w:p>
     <w:p>
       <w:r>
-        <w:t>Pessoa cuja vida, saúde ou condição é objeto da cobertura do seguro.</w:t>
+        <w:t>Pessoa ou entidade indicada para receber o valor do seguro em caso previsto no contrato.</w:t>
       </w:r>
     </w:p>
     <w:p>
@@ -3293,12 +3461,16 @@
         <w:pStyle w:val="Heading2"/>
       </w:pPr>
       <w:r>
+        <w:rPr>
+          <w:color w:val="4F81BD"/>
+          <w:sz w:val="28"/>
+        </w:rPr>
         <w:t>Como responder ao cliente brasileiro</w:t>
       </w:r>
     </w:p>
     <w:p>
       <w:r>
-        <w:t>O segurado é a pessoa que está protegida pela cobertura.</w:t>
+        <w:t>O beneficiário precisa ser definido corretamente, porque é ele quem receberá o valor quando houver direito.</w:t>
       </w:r>
     </w:p>
     <w:p>
@@ -3306,6 +3478,10 @@
         <w:pStyle w:val="Heading2"/>
       </w:pPr>
       <w:r>
+        <w:rPr>
+          <w:color w:val="4F81BD"/>
+          <w:sz w:val="28"/>
+        </w:rPr>
         <w:t>Termos relacionados</w:t>
       </w:r>
     </w:p>
@@ -3314,7 +3490,7 @@
         <w:pStyle w:val="ListBullet"/>
       </w:pPr>
       <w:r>
-        <w:t>VIDA-0010 - 被保険者 - Segurado do seguro de vida</w:t>
+        <w:t>VIDA-0011 - 受取人 - Beneficiário</w:t>
       </w:r>
     </w:p>
     <w:p>
@@ -3322,6 +3498,10 @@
         <w:pStyle w:val="Heading2"/>
       </w:pPr>
       <w:r>
+        <w:rPr>
+          <w:color w:val="4F81BD"/>
+          <w:sz w:val="28"/>
+        </w:rPr>
         <w:t>Referências cruzadas</w:t>
       </w:r>
     </w:p>
@@ -3346,6 +3526,10 @@
         <w:pStyle w:val="Heading2"/>
       </w:pPr>
       <w:r>
+        <w:rPr>
+          <w:color w:val="4F81BD"/>
+          <w:sz w:val="28"/>
+        </w:rPr>
         <w:t>Referências</w:t>
       </w:r>
     </w:p>
@@ -3354,7 +3538,7 @@
         <w:pStyle w:val="ListBullet"/>
       </w:pPr>
       <w:r>
-        <w:t>Documento interno: `02_MasterDictionary/VIDA/VIDA-0010.md`</w:t>
+        <w:t>Documento interno: 02_MasterDictionary/VIDA/VIDA-0011.md</w:t>
       </w:r>
     </w:p>
     <w:p>
@@ -3362,6 +3546,10 @@
         <w:pStyle w:val="Heading2"/>
       </w:pPr>
       <w:r>
+        <w:rPr>
+          <w:color w:val="4F81BD"/>
+          <w:sz w:val="28"/>
+        </w:rPr>
         <w:t>Tags</w:t>
       </w:r>
     </w:p>
@@ -3402,6 +3590,10 @@
         <w:pStyle w:val="Heading2"/>
       </w:pPr>
       <w:r>
+        <w:rPr>
+          <w:color w:val="4F81BD"/>
+          <w:sz w:val="28"/>
+        </w:rPr>
         <w:t>Veja também</w:t>
       </w:r>
     </w:p>
@@ -3410,7 +3602,7 @@
         <w:pStyle w:val="ListBullet"/>
       </w:pPr>
       <w:r>
-        <w:t>`02_MasterDictionary/VIDA/VIDA-0010.md`</w:t>
+        <w:t>02_MasterDictionary/VIDA/VIDA-0011.md</w:t>
       </w:r>
     </w:p>
     <w:p>
@@ -3418,118 +3610,51 @@
         <w:pStyle w:val="Heading2"/>
       </w:pPr>
       <w:r>
+        <w:rPr>
+          <w:color w:val="4F81BD"/>
+          <w:sz w:val="28"/>
+        </w:rPr>
         <w:t>Histórico de revisão</w:t>
       </w:r>
     </w:p>
-    <w:tbl>
-      <w:tblPr>
-        <w:tblStyle w:val="TableGrid"/>
-        <w:tblW w:type="auto" w:w="0"/>
-        <w:tblLook w:firstColumn="1" w:firstRow="1" w:lastColumn="0" w:lastRow="0" w:noHBand="0" w:noVBand="1" w:val="04A0"/>
-      </w:tblPr>
-      <w:tblGrid>
-        <w:gridCol w:w="2448"/>
-        <w:gridCol w:w="2448"/>
-        <w:gridCol w:w="2448"/>
-        <w:gridCol w:w="2448"/>
-      </w:tblGrid>
-      <w:tr>
-        <w:tc>
-          <w:tcPr>
-            <w:tcW w:type="dxa" w:w="2448"/>
-          </w:tcPr>
-          <w:p>
-            <w:r>
-              <w:t>Data</w:t>
-            </w:r>
-          </w:p>
-        </w:tc>
-        <w:tc>
-          <w:tcPr>
-            <w:tcW w:type="dxa" w:w="2448"/>
-          </w:tcPr>
-          <w:p>
-            <w:r>
-              <w:t>Versão</w:t>
-            </w:r>
-          </w:p>
-        </w:tc>
-        <w:tc>
-          <w:tcPr>
-            <w:tcW w:type="dxa" w:w="2448"/>
-          </w:tcPr>
-          <w:p>
-            <w:r>
-              <w:t>Autor</w:t>
-            </w:r>
-          </w:p>
-        </w:tc>
-        <w:tc>
-          <w:tcPr>
-            <w:tcW w:type="dxa" w:w="2448"/>
-          </w:tcPr>
-          <w:p>
-            <w:r>
-              <w:t>Alteração</w:t>
-            </w:r>
-          </w:p>
-        </w:tc>
-      </w:tr>
-      <w:tr>
-        <w:tc>
-          <w:tcPr>
-            <w:tcW w:type="dxa" w:w="2448"/>
-          </w:tcPr>
-          <w:p>
-            <w:r>
-              <w:t>2026-06-25</w:t>
-            </w:r>
-          </w:p>
-        </w:tc>
-        <w:tc>
-          <w:tcPr>
-            <w:tcW w:type="dxa" w:w="2448"/>
-          </w:tcPr>
-          <w:p>
-            <w:r>
-              <w:t>0.1</w:t>
-            </w:r>
-          </w:p>
-        </w:tc>
-        <w:tc>
-          <w:tcPr>
-            <w:tcW w:type="dxa" w:w="2448"/>
-          </w:tcPr>
-          <w:p>
-            <w:r>
-              <w:t>JP-BR Insurance Knowledge Base</w:t>
-            </w:r>
-          </w:p>
-        </w:tc>
-        <w:tc>
-          <w:tcPr>
-            <w:tcW w:type="dxa" w:w="2448"/>
-          </w:tcPr>
-          <w:p>
-            <w:r>
-              <w:t>Criação inicial.</w:t>
-            </w:r>
-          </w:p>
-        </w:tc>
-      </w:tr>
-    </w:tbl>
+    <w:p>
+      <w:r>
+        <w:rPr>
+          <w:rFonts w:ascii="Courier New" w:hAnsi="Courier New"/>
+          <w:sz w:val="16"/>
+        </w:rPr>
+        <w:t>| Data | Versão | Autor | Alteração |</w:t>
+      </w:r>
+    </w:p>
+    <w:p>
+      <w:r>
+        <w:rPr>
+          <w:rFonts w:ascii="Courier New" w:hAnsi="Courier New"/>
+          <w:sz w:val="16"/>
+        </w:rPr>
+        <w:t>| --- | --- | --- | --- |</w:t>
+      </w:r>
+    </w:p>
+    <w:p>
+      <w:r>
+        <w:rPr>
+          <w:rFonts w:ascii="Courier New" w:hAnsi="Courier New"/>
+          <w:sz w:val="16"/>
+        </w:rPr>
+        <w:t>| 2026-06-25 | 0.1 | JP-BR Insurance Knowledge Base | Criação inicial. |</w:t>
+      </w:r>
+    </w:p>
     <w:p/>
     <w:p>
-      <w:r>
-        <w:t>---</w:t>
-      </w:r>
-    </w:p>
-    <w:p>
       <w:pPr>
         <w:pStyle w:val="Heading1"/>
       </w:pPr>
       <w:r>
-        <w:t>FAQ-VIDA-0011 - Quem recebe o valor do seguro?</w:t>
+        <w:rPr>
+          <w:color w:val="4F81BD"/>
+          <w:sz w:val="32"/>
+        </w:rPr>
+        <w:t>FAQ-VIDA-0012 - O que é o valor de indenização?</w:t>
       </w:r>
     </w:p>
     <w:p>
@@ -3537,6 +3662,10 @@
         <w:pStyle w:val="Heading2"/>
       </w:pPr>
       <w:r>
+        <w:rPr>
+          <w:color w:val="4F81BD"/>
+          <w:sz w:val="28"/>
+        </w:rPr>
         <w:t>Controle</w:t>
       </w:r>
     </w:p>
@@ -3577,12 +3706,16 @@
         <w:pStyle w:val="Heading2"/>
       </w:pPr>
       <w:r>
+        <w:rPr>
+          <w:color w:val="4F81BD"/>
+          <w:sz w:val="28"/>
+        </w:rPr>
         <w:t>Código</w:t>
       </w:r>
     </w:p>
     <w:p>
       <w:r>
-        <w:t>FAQ-VIDA-0011</w:t>
+        <w:t>FAQ-VIDA-0012</w:t>
       </w:r>
     </w:p>
     <w:p>
@@ -3590,6 +3723,10 @@
         <w:pStyle w:val="Heading2"/>
       </w:pPr>
       <w:r>
+        <w:rPr>
+          <w:color w:val="4F81BD"/>
+          <w:sz w:val="28"/>
+        </w:rPr>
         <w:t>Categoria</w:t>
       </w:r>
     </w:p>
@@ -3603,12 +3740,16 @@
         <w:pStyle w:val="Heading2"/>
       </w:pPr>
       <w:r>
+        <w:rPr>
+          <w:color w:val="4F81BD"/>
+          <w:sz w:val="28"/>
+        </w:rPr>
         <w:t>Pergunta</w:t>
       </w:r>
     </w:p>
     <w:p>
       <w:r>
-        <w:t>Quem recebe o valor do seguro?</w:t>
+        <w:t>O que é o valor de indenização?</w:t>
       </w:r>
     </w:p>
     <w:p>
@@ -3616,6 +3757,10 @@
         <w:pStyle w:val="Heading2"/>
       </w:pPr>
       <w:r>
+        <w:rPr>
+          <w:color w:val="4F81BD"/>
+          <w:sz w:val="28"/>
+        </w:rPr>
         <w:t>Situação de atendimento</w:t>
       </w:r>
     </w:p>
@@ -3629,12 +3774,16 @@
         <w:pStyle w:val="Heading2"/>
       </w:pPr>
       <w:r>
+        <w:rPr>
+          <w:color w:val="4F81BD"/>
+          <w:sz w:val="28"/>
+        </w:rPr>
         <w:t>Resposta técnica</w:t>
       </w:r>
     </w:p>
     <w:p>
       <w:r>
-        <w:t>Pessoa ou entidade indicada para receber o valor do seguro em caso previsto no contrato.</w:t>
+        <w:t>Valor pago pela seguradora quando ocorre evento coberto, como morte ou outro evento previsto.</w:t>
       </w:r>
     </w:p>
     <w:p>
@@ -3642,12 +3791,16 @@
         <w:pStyle w:val="Heading2"/>
       </w:pPr>
       <w:r>
+        <w:rPr>
+          <w:color w:val="4F81BD"/>
+          <w:sz w:val="28"/>
+        </w:rPr>
         <w:t>Como responder ao cliente brasileiro</w:t>
       </w:r>
     </w:p>
     <w:p>
       <w:r>
-        <w:t>O beneficiário precisa ser definido corretamente, porque é ele quem receberá o valor quando houver direito.</w:t>
+        <w:t>Quando acontece uma situação coberta, a seguradora paga o valor definido no contrato.</w:t>
       </w:r>
     </w:p>
     <w:p>
@@ -3655,6 +3808,10 @@
         <w:pStyle w:val="Heading2"/>
       </w:pPr>
       <w:r>
+        <w:rPr>
+          <w:color w:val="4F81BD"/>
+          <w:sz w:val="28"/>
+        </w:rPr>
         <w:t>Termos relacionados</w:t>
       </w:r>
     </w:p>
@@ -3663,7 +3820,7 @@
         <w:pStyle w:val="ListBullet"/>
       </w:pPr>
       <w:r>
-        <w:t>VIDA-0011 - 受取人 - Beneficiário</w:t>
+        <w:t>VIDA-0012 - 保険金 - Valor de indenização do seguro de vida</w:t>
       </w:r>
     </w:p>
     <w:p>
@@ -3671,6 +3828,10 @@
         <w:pStyle w:val="Heading2"/>
       </w:pPr>
       <w:r>
+        <w:rPr>
+          <w:color w:val="4F81BD"/>
+          <w:sz w:val="28"/>
+        </w:rPr>
         <w:t>Referências cruzadas</w:t>
       </w:r>
     </w:p>
@@ -3695,6 +3856,10 @@
         <w:pStyle w:val="Heading2"/>
       </w:pPr>
       <w:r>
+        <w:rPr>
+          <w:color w:val="4F81BD"/>
+          <w:sz w:val="28"/>
+        </w:rPr>
         <w:t>Referências</w:t>
       </w:r>
     </w:p>
@@ -3703,7 +3868,7 @@
         <w:pStyle w:val="ListBullet"/>
       </w:pPr>
       <w:r>
-        <w:t>Documento interno: `02_MasterDictionary/VIDA/VIDA-0011.md`</w:t>
+        <w:t>Documento interno: 02_MasterDictionary/VIDA/VIDA-0012.md</w:t>
       </w:r>
     </w:p>
     <w:p>
@@ -3711,6 +3876,10 @@
         <w:pStyle w:val="Heading2"/>
       </w:pPr>
       <w:r>
+        <w:rPr>
+          <w:color w:val="4F81BD"/>
+          <w:sz w:val="28"/>
+        </w:rPr>
         <w:t>Tags</w:t>
       </w:r>
     </w:p>
@@ -3751,6 +3920,10 @@
         <w:pStyle w:val="Heading2"/>
       </w:pPr>
       <w:r>
+        <w:rPr>
+          <w:color w:val="4F81BD"/>
+          <w:sz w:val="28"/>
+        </w:rPr>
         <w:t>Veja também</w:t>
       </w:r>
     </w:p>
@@ -3759,7 +3932,7 @@
         <w:pStyle w:val="ListBullet"/>
       </w:pPr>
       <w:r>
-        <w:t>`02_MasterDictionary/VIDA/VIDA-0011.md`</w:t>
+        <w:t>02_MasterDictionary/VIDA/VIDA-0012.md</w:t>
       </w:r>
     </w:p>
     <w:p>
@@ -3767,118 +3940,51 @@
         <w:pStyle w:val="Heading2"/>
       </w:pPr>
       <w:r>
+        <w:rPr>
+          <w:color w:val="4F81BD"/>
+          <w:sz w:val="28"/>
+        </w:rPr>
         <w:t>Histórico de revisão</w:t>
       </w:r>
     </w:p>
-    <w:tbl>
-      <w:tblPr>
-        <w:tblStyle w:val="TableGrid"/>
-        <w:tblW w:type="auto" w:w="0"/>
-        <w:tblLook w:firstColumn="1" w:firstRow="1" w:lastColumn="0" w:lastRow="0" w:noHBand="0" w:noVBand="1" w:val="04A0"/>
-      </w:tblPr>
-      <w:tblGrid>
-        <w:gridCol w:w="2448"/>
-        <w:gridCol w:w="2448"/>
-        <w:gridCol w:w="2448"/>
-        <w:gridCol w:w="2448"/>
-      </w:tblGrid>
-      <w:tr>
-        <w:tc>
-          <w:tcPr>
-            <w:tcW w:type="dxa" w:w="2448"/>
-          </w:tcPr>
-          <w:p>
-            <w:r>
-              <w:t>Data</w:t>
-            </w:r>
-          </w:p>
-        </w:tc>
-        <w:tc>
-          <w:tcPr>
-            <w:tcW w:type="dxa" w:w="2448"/>
-          </w:tcPr>
-          <w:p>
-            <w:r>
-              <w:t>Versão</w:t>
-            </w:r>
-          </w:p>
-        </w:tc>
-        <w:tc>
-          <w:tcPr>
-            <w:tcW w:type="dxa" w:w="2448"/>
-          </w:tcPr>
-          <w:p>
-            <w:r>
-              <w:t>Autor</w:t>
-            </w:r>
-          </w:p>
-        </w:tc>
-        <w:tc>
-          <w:tcPr>
-            <w:tcW w:type="dxa" w:w="2448"/>
-          </w:tcPr>
-          <w:p>
-            <w:r>
-              <w:t>Alteração</w:t>
-            </w:r>
-          </w:p>
-        </w:tc>
-      </w:tr>
-      <w:tr>
-        <w:tc>
-          <w:tcPr>
-            <w:tcW w:type="dxa" w:w="2448"/>
-          </w:tcPr>
-          <w:p>
-            <w:r>
-              <w:t>2026-06-25</w:t>
-            </w:r>
-          </w:p>
-        </w:tc>
-        <w:tc>
-          <w:tcPr>
-            <w:tcW w:type="dxa" w:w="2448"/>
-          </w:tcPr>
-          <w:p>
-            <w:r>
-              <w:t>0.1</w:t>
-            </w:r>
-          </w:p>
-        </w:tc>
-        <w:tc>
-          <w:tcPr>
-            <w:tcW w:type="dxa" w:w="2448"/>
-          </w:tcPr>
-          <w:p>
-            <w:r>
-              <w:t>JP-BR Insurance Knowledge Base</w:t>
-            </w:r>
-          </w:p>
-        </w:tc>
-        <w:tc>
-          <w:tcPr>
-            <w:tcW w:type="dxa" w:w="2448"/>
-          </w:tcPr>
-          <w:p>
-            <w:r>
-              <w:t>Criação inicial.</w:t>
-            </w:r>
-          </w:p>
-        </w:tc>
-      </w:tr>
-    </w:tbl>
+    <w:p>
+      <w:r>
+        <w:rPr>
+          <w:rFonts w:ascii="Courier New" w:hAnsi="Courier New"/>
+          <w:sz w:val="16"/>
+        </w:rPr>
+        <w:t>| Data | Versão | Autor | Alteração |</w:t>
+      </w:r>
+    </w:p>
+    <w:p>
+      <w:r>
+        <w:rPr>
+          <w:rFonts w:ascii="Courier New" w:hAnsi="Courier New"/>
+          <w:sz w:val="16"/>
+        </w:rPr>
+        <w:t>| --- | --- | --- | --- |</w:t>
+      </w:r>
+    </w:p>
+    <w:p>
+      <w:r>
+        <w:rPr>
+          <w:rFonts w:ascii="Courier New" w:hAnsi="Courier New"/>
+          <w:sz w:val="16"/>
+        </w:rPr>
+        <w:t>| 2026-06-25 | 0.1 | JP-BR Insurance Knowledge Base | Criação inicial. |</w:t>
+      </w:r>
+    </w:p>
     <w:p/>
     <w:p>
-      <w:r>
-        <w:t>---</w:t>
-      </w:r>
-    </w:p>
-    <w:p>
       <w:pPr>
         <w:pStyle w:val="Heading1"/>
       </w:pPr>
       <w:r>
-        <w:t>FAQ-VIDA-0012 - O que é o valor de indenização?</w:t>
+        <w:rPr>
+          <w:color w:val="4F81BD"/>
+          <w:sz w:val="32"/>
+        </w:rPr>
+        <w:t>FAQ-VIDA-0013 - Qual é a diferença entre indenização e benefício?</w:t>
       </w:r>
     </w:p>
     <w:p>
@@ -3886,6 +3992,10 @@
         <w:pStyle w:val="Heading2"/>
       </w:pPr>
       <w:r>
+        <w:rPr>
+          <w:color w:val="4F81BD"/>
+          <w:sz w:val="28"/>
+        </w:rPr>
         <w:t>Controle</w:t>
       </w:r>
     </w:p>
@@ -3926,12 +4036,16 @@
         <w:pStyle w:val="Heading2"/>
       </w:pPr>
       <w:r>
+        <w:rPr>
+          <w:color w:val="4F81BD"/>
+          <w:sz w:val="28"/>
+        </w:rPr>
         <w:t>Código</w:t>
       </w:r>
     </w:p>
     <w:p>
       <w:r>
-        <w:t>FAQ-VIDA-0012</w:t>
+        <w:t>FAQ-VIDA-0013</w:t>
       </w:r>
     </w:p>
     <w:p>
@@ -3939,6 +4053,10 @@
         <w:pStyle w:val="Heading2"/>
       </w:pPr>
       <w:r>
+        <w:rPr>
+          <w:color w:val="4F81BD"/>
+          <w:sz w:val="28"/>
+        </w:rPr>
         <w:t>Categoria</w:t>
       </w:r>
     </w:p>
@@ -3952,12 +4070,16 @@
         <w:pStyle w:val="Heading2"/>
       </w:pPr>
       <w:r>
+        <w:rPr>
+          <w:color w:val="4F81BD"/>
+          <w:sz w:val="28"/>
+        </w:rPr>
         <w:t>Pergunta</w:t>
       </w:r>
     </w:p>
     <w:p>
       <w:r>
-        <w:t>O que é o valor de indenização?</w:t>
+        <w:t>Qual é a diferença entre indenização e benefício?</w:t>
       </w:r>
     </w:p>
     <w:p>
@@ -3965,6 +4087,10 @@
         <w:pStyle w:val="Heading2"/>
       </w:pPr>
       <w:r>
+        <w:rPr>
+          <w:color w:val="4F81BD"/>
+          <w:sz w:val="28"/>
+        </w:rPr>
         <w:t>Situação de atendimento</w:t>
       </w:r>
     </w:p>
@@ -3978,12 +4104,16 @@
         <w:pStyle w:val="Heading2"/>
       </w:pPr>
       <w:r>
+        <w:rPr>
+          <w:color w:val="4F81BD"/>
+          <w:sz w:val="28"/>
+        </w:rPr>
         <w:t>Resposta técnica</w:t>
       </w:r>
     </w:p>
     <w:p>
       <w:r>
-        <w:t>Valor pago pela seguradora quando ocorre evento coberto, como morte ou outro evento previsto.</w:t>
+        <w:t>Valor pago em situações como internação, cirurgia, diagnóstico ou incapacidade, conforme cobertura contratada.</w:t>
       </w:r>
     </w:p>
     <w:p>
@@ -3991,12 +4121,16 @@
         <w:pStyle w:val="Heading2"/>
       </w:pPr>
       <w:r>
+        <w:rPr>
+          <w:color w:val="4F81BD"/>
+          <w:sz w:val="28"/>
+        </w:rPr>
         <w:t>Como responder ao cliente brasileiro</w:t>
       </w:r>
     </w:p>
     <w:p>
       <w:r>
-        <w:t>Quando acontece uma situação coberta, a seguradora paga o valor definido no contrato.</w:t>
+        <w:t>Algumas coberturas pagam benefício por internação, cirurgia ou diagnóstico, conforme contrato.</w:t>
       </w:r>
     </w:p>
     <w:p>
@@ -4004,6 +4138,10 @@
         <w:pStyle w:val="Heading2"/>
       </w:pPr>
       <w:r>
+        <w:rPr>
+          <w:color w:val="4F81BD"/>
+          <w:sz w:val="28"/>
+        </w:rPr>
         <w:t>Termos relacionados</w:t>
       </w:r>
     </w:p>
@@ -4012,7 +4150,7 @@
         <w:pStyle w:val="ListBullet"/>
       </w:pPr>
       <w:r>
-        <w:t>VIDA-0012 - 保険金 - Valor de indenização do seguro de vida</w:t>
+        <w:t>VIDA-0013 - 給付金 - Benefício pago pelo seguro</w:t>
       </w:r>
     </w:p>
     <w:p>
@@ -4020,6 +4158,10 @@
         <w:pStyle w:val="Heading2"/>
       </w:pPr>
       <w:r>
+        <w:rPr>
+          <w:color w:val="4F81BD"/>
+          <w:sz w:val="28"/>
+        </w:rPr>
         <w:t>Referências cruzadas</w:t>
       </w:r>
     </w:p>
@@ -4028,7 +4170,7 @@
         <w:pStyle w:val="ListBullet"/>
       </w:pPr>
       <w:r>
-        <w:t>DIALOGUE-VIDA-0003</w:t>
+        <w:t>DIALOGUE-VIDA-0004</w:t>
       </w:r>
     </w:p>
     <w:p>
@@ -4036,7 +4178,7 @@
         <w:pStyle w:val="ListBullet"/>
       </w:pPr>
       <w:r>
-        <w:t>CASE-VIDA-0004</w:t>
+        <w:t>CASE-VIDA-0005</w:t>
       </w:r>
     </w:p>
     <w:p>
@@ -4044,6 +4186,10 @@
         <w:pStyle w:val="Heading2"/>
       </w:pPr>
       <w:r>
+        <w:rPr>
+          <w:color w:val="4F81BD"/>
+          <w:sz w:val="28"/>
+        </w:rPr>
         <w:t>Referências</w:t>
       </w:r>
     </w:p>
@@ -4052,7 +4198,7 @@
         <w:pStyle w:val="ListBullet"/>
       </w:pPr>
       <w:r>
-        <w:t>Documento interno: `02_MasterDictionary/VIDA/VIDA-0012.md`</w:t>
+        <w:t>Documento interno: 02_MasterDictionary/VIDA/VIDA-0013.md</w:t>
       </w:r>
     </w:p>
     <w:p>
@@ -4060,6 +4206,10 @@
         <w:pStyle w:val="Heading2"/>
       </w:pPr>
       <w:r>
+        <w:rPr>
+          <w:color w:val="4F81BD"/>
+          <w:sz w:val="28"/>
+        </w:rPr>
         <w:t>Tags</w:t>
       </w:r>
     </w:p>
@@ -4100,6 +4250,10 @@
         <w:pStyle w:val="Heading2"/>
       </w:pPr>
       <w:r>
+        <w:rPr>
+          <w:color w:val="4F81BD"/>
+          <w:sz w:val="28"/>
+        </w:rPr>
         <w:t>Veja também</w:t>
       </w:r>
     </w:p>
@@ -4108,7 +4262,7 @@
         <w:pStyle w:val="ListBullet"/>
       </w:pPr>
       <w:r>
-        <w:t>`02_MasterDictionary/VIDA/VIDA-0012.md`</w:t>
+        <w:t>02_MasterDictionary/VIDA/VIDA-0013.md</w:t>
       </w:r>
     </w:p>
     <w:p>
@@ -4116,118 +4270,51 @@
         <w:pStyle w:val="Heading2"/>
       </w:pPr>
       <w:r>
+        <w:rPr>
+          <w:color w:val="4F81BD"/>
+          <w:sz w:val="28"/>
+        </w:rPr>
         <w:t>Histórico de revisão</w:t>
       </w:r>
     </w:p>
-    <w:tbl>
-      <w:tblPr>
-        <w:tblStyle w:val="TableGrid"/>
-        <w:tblW w:type="auto" w:w="0"/>
-        <w:tblLook w:firstColumn="1" w:firstRow="1" w:lastColumn="0" w:lastRow="0" w:noHBand="0" w:noVBand="1" w:val="04A0"/>
-      </w:tblPr>
-      <w:tblGrid>
-        <w:gridCol w:w="2448"/>
-        <w:gridCol w:w="2448"/>
-        <w:gridCol w:w="2448"/>
-        <w:gridCol w:w="2448"/>
-      </w:tblGrid>
-      <w:tr>
-        <w:tc>
-          <w:tcPr>
-            <w:tcW w:type="dxa" w:w="2448"/>
-          </w:tcPr>
-          <w:p>
-            <w:r>
-              <w:t>Data</w:t>
-            </w:r>
-          </w:p>
-        </w:tc>
-        <w:tc>
-          <w:tcPr>
-            <w:tcW w:type="dxa" w:w="2448"/>
-          </w:tcPr>
-          <w:p>
-            <w:r>
-              <w:t>Versão</w:t>
-            </w:r>
-          </w:p>
-        </w:tc>
-        <w:tc>
-          <w:tcPr>
-            <w:tcW w:type="dxa" w:w="2448"/>
-          </w:tcPr>
-          <w:p>
-            <w:r>
-              <w:t>Autor</w:t>
-            </w:r>
-          </w:p>
-        </w:tc>
-        <w:tc>
-          <w:tcPr>
-            <w:tcW w:type="dxa" w:w="2448"/>
-          </w:tcPr>
-          <w:p>
-            <w:r>
-              <w:t>Alteração</w:t>
-            </w:r>
-          </w:p>
-        </w:tc>
-      </w:tr>
-      <w:tr>
-        <w:tc>
-          <w:tcPr>
-            <w:tcW w:type="dxa" w:w="2448"/>
-          </w:tcPr>
-          <w:p>
-            <w:r>
-              <w:t>2026-06-25</w:t>
-            </w:r>
-          </w:p>
-        </w:tc>
-        <w:tc>
-          <w:tcPr>
-            <w:tcW w:type="dxa" w:w="2448"/>
-          </w:tcPr>
-          <w:p>
-            <w:r>
-              <w:t>0.1</w:t>
-            </w:r>
-          </w:p>
-        </w:tc>
-        <w:tc>
-          <w:tcPr>
-            <w:tcW w:type="dxa" w:w="2448"/>
-          </w:tcPr>
-          <w:p>
-            <w:r>
-              <w:t>JP-BR Insurance Knowledge Base</w:t>
-            </w:r>
-          </w:p>
-        </w:tc>
-        <w:tc>
-          <w:tcPr>
-            <w:tcW w:type="dxa" w:w="2448"/>
-          </w:tcPr>
-          <w:p>
-            <w:r>
-              <w:t>Criação inicial.</w:t>
-            </w:r>
-          </w:p>
-        </w:tc>
-      </w:tr>
-    </w:tbl>
+    <w:p>
+      <w:r>
+        <w:rPr>
+          <w:rFonts w:ascii="Courier New" w:hAnsi="Courier New"/>
+          <w:sz w:val="16"/>
+        </w:rPr>
+        <w:t>| Data | Versão | Autor | Alteração |</w:t>
+      </w:r>
+    </w:p>
+    <w:p>
+      <w:r>
+        <w:rPr>
+          <w:rFonts w:ascii="Courier New" w:hAnsi="Courier New"/>
+          <w:sz w:val="16"/>
+        </w:rPr>
+        <w:t>| --- | --- | --- | --- |</w:t>
+      </w:r>
+    </w:p>
+    <w:p>
+      <w:r>
+        <w:rPr>
+          <w:rFonts w:ascii="Courier New" w:hAnsi="Courier New"/>
+          <w:sz w:val="16"/>
+        </w:rPr>
+        <w:t>| 2026-06-25 | 0.1 | JP-BR Insurance Knowledge Base | Criação inicial. |</w:t>
+      </w:r>
+    </w:p>
     <w:p/>
     <w:p>
-      <w:r>
-        <w:t>---</w:t>
-      </w:r>
-    </w:p>
-    <w:p>
       <w:pPr>
         <w:pStyle w:val="Heading1"/>
       </w:pPr>
       <w:r>
-        <w:t>FAQ-VIDA-0013 - Qual é a diferença entre indenização e benefício?</w:t>
+        <w:rPr>
+          <w:color w:val="4F81BD"/>
+          <w:sz w:val="32"/>
+        </w:rPr>
+        <w:t>FAQ-VIDA-0014 - O que é prêmio do seguro de vida?</w:t>
       </w:r>
     </w:p>
     <w:p>
@@ -4235,6 +4322,10 @@
         <w:pStyle w:val="Heading2"/>
       </w:pPr>
       <w:r>
+        <w:rPr>
+          <w:color w:val="4F81BD"/>
+          <w:sz w:val="28"/>
+        </w:rPr>
         <w:t>Controle</w:t>
       </w:r>
     </w:p>
@@ -4275,12 +4366,16 @@
         <w:pStyle w:val="Heading2"/>
       </w:pPr>
       <w:r>
+        <w:rPr>
+          <w:color w:val="4F81BD"/>
+          <w:sz w:val="28"/>
+        </w:rPr>
         <w:t>Código</w:t>
       </w:r>
     </w:p>
     <w:p>
       <w:r>
-        <w:t>FAQ-VIDA-0013</w:t>
+        <w:t>FAQ-VIDA-0014</w:t>
       </w:r>
     </w:p>
     <w:p>
@@ -4288,6 +4383,10 @@
         <w:pStyle w:val="Heading2"/>
       </w:pPr>
       <w:r>
+        <w:rPr>
+          <w:color w:val="4F81BD"/>
+          <w:sz w:val="28"/>
+        </w:rPr>
         <w:t>Categoria</w:t>
       </w:r>
     </w:p>
@@ -4301,12 +4400,16 @@
         <w:pStyle w:val="Heading2"/>
       </w:pPr>
       <w:r>
+        <w:rPr>
+          <w:color w:val="4F81BD"/>
+          <w:sz w:val="28"/>
+        </w:rPr>
         <w:t>Pergunta</w:t>
       </w:r>
     </w:p>
     <w:p>
       <w:r>
-        <w:t>Qual é a diferença entre indenização e benefício?</w:t>
+        <w:t>O que é prêmio do seguro de vida?</w:t>
       </w:r>
     </w:p>
     <w:p>
@@ -4314,6 +4417,10 @@
         <w:pStyle w:val="Heading2"/>
       </w:pPr>
       <w:r>
+        <w:rPr>
+          <w:color w:val="4F81BD"/>
+          <w:sz w:val="28"/>
+        </w:rPr>
         <w:t>Situação de atendimento</w:t>
       </w:r>
     </w:p>
@@ -4327,12 +4434,16 @@
         <w:pStyle w:val="Heading2"/>
       </w:pPr>
       <w:r>
+        <w:rPr>
+          <w:color w:val="4F81BD"/>
+          <w:sz w:val="28"/>
+        </w:rPr>
         <w:t>Resposta técnica</w:t>
       </w:r>
     </w:p>
     <w:p>
       <w:r>
-        <w:t>Valor pago em situações como internação, cirurgia, diagnóstico ou incapacidade, conforme cobertura contratada.</w:t>
+        <w:t>Valor pago pelo contratante para manter o seguro ativo.</w:t>
       </w:r>
     </w:p>
     <w:p>
@@ -4340,12 +4451,16 @@
         <w:pStyle w:val="Heading2"/>
       </w:pPr>
       <w:r>
+        <w:rPr>
+          <w:color w:val="4F81BD"/>
+          <w:sz w:val="28"/>
+        </w:rPr>
         <w:t>Como responder ao cliente brasileiro</w:t>
       </w:r>
     </w:p>
     <w:p>
       <w:r>
-        <w:t>Algumas coberturas pagam benefício por internação, cirurgia ou diagnóstico, conforme contrato.</w:t>
+        <w:t>Para manter a cobertura, o prêmio precisa ser pago conforme a forma escolhida.</w:t>
       </w:r>
     </w:p>
     <w:p>
@@ -4353,6 +4468,10 @@
         <w:pStyle w:val="Heading2"/>
       </w:pPr>
       <w:r>
+        <w:rPr>
+          <w:color w:val="4F81BD"/>
+          <w:sz w:val="28"/>
+        </w:rPr>
         <w:t>Termos relacionados</w:t>
       </w:r>
     </w:p>
@@ -4361,7 +4480,7 @@
         <w:pStyle w:val="ListBullet"/>
       </w:pPr>
       <w:r>
-        <w:t>VIDA-0013 - 給付金 - Benefício pago pelo seguro</w:t>
+        <w:t>VIDA-0014 - 保険料 - Prêmio do seguro de vida</w:t>
       </w:r>
     </w:p>
     <w:p>
@@ -4369,6 +4488,10 @@
         <w:pStyle w:val="Heading2"/>
       </w:pPr>
       <w:r>
+        <w:rPr>
+          <w:color w:val="4F81BD"/>
+          <w:sz w:val="28"/>
+        </w:rPr>
         <w:t>Referências cruzadas</w:t>
       </w:r>
     </w:p>
@@ -4393,6 +4516,10 @@
         <w:pStyle w:val="Heading2"/>
       </w:pPr>
       <w:r>
+        <w:rPr>
+          <w:color w:val="4F81BD"/>
+          <w:sz w:val="28"/>
+        </w:rPr>
         <w:t>Referências</w:t>
       </w:r>
     </w:p>
@@ -4401,7 +4528,7 @@
         <w:pStyle w:val="ListBullet"/>
       </w:pPr>
       <w:r>
-        <w:t>Documento interno: `02_MasterDictionary/VIDA/VIDA-0013.md`</w:t>
+        <w:t>Documento interno: 02_MasterDictionary/VIDA/VIDA-0014.md</w:t>
       </w:r>
     </w:p>
     <w:p>
@@ -4409,6 +4536,10 @@
         <w:pStyle w:val="Heading2"/>
       </w:pPr>
       <w:r>
+        <w:rPr>
+          <w:color w:val="4F81BD"/>
+          <w:sz w:val="28"/>
+        </w:rPr>
         <w:t>Tags</w:t>
       </w:r>
     </w:p>
@@ -4449,6 +4580,10 @@
         <w:pStyle w:val="Heading2"/>
       </w:pPr>
       <w:r>
+        <w:rPr>
+          <w:color w:val="4F81BD"/>
+          <w:sz w:val="28"/>
+        </w:rPr>
         <w:t>Veja também</w:t>
       </w:r>
     </w:p>
@@ -4457,7 +4592,7 @@
         <w:pStyle w:val="ListBullet"/>
       </w:pPr>
       <w:r>
-        <w:t>`02_MasterDictionary/VIDA/VIDA-0013.md`</w:t>
+        <w:t>02_MasterDictionary/VIDA/VIDA-0014.md</w:t>
       </w:r>
     </w:p>
     <w:p>
@@ -4465,118 +4600,51 @@
         <w:pStyle w:val="Heading2"/>
       </w:pPr>
       <w:r>
+        <w:rPr>
+          <w:color w:val="4F81BD"/>
+          <w:sz w:val="28"/>
+        </w:rPr>
         <w:t>Histórico de revisão</w:t>
       </w:r>
     </w:p>
-    <w:tbl>
-      <w:tblPr>
-        <w:tblStyle w:val="TableGrid"/>
-        <w:tblW w:type="auto" w:w="0"/>
-        <w:tblLook w:firstColumn="1" w:firstRow="1" w:lastColumn="0" w:lastRow="0" w:noHBand="0" w:noVBand="1" w:val="04A0"/>
-      </w:tblPr>
-      <w:tblGrid>
-        <w:gridCol w:w="2448"/>
-        <w:gridCol w:w="2448"/>
-        <w:gridCol w:w="2448"/>
-        <w:gridCol w:w="2448"/>
-      </w:tblGrid>
-      <w:tr>
-        <w:tc>
-          <w:tcPr>
-            <w:tcW w:type="dxa" w:w="2448"/>
-          </w:tcPr>
-          <w:p>
-            <w:r>
-              <w:t>Data</w:t>
-            </w:r>
-          </w:p>
-        </w:tc>
-        <w:tc>
-          <w:tcPr>
-            <w:tcW w:type="dxa" w:w="2448"/>
-          </w:tcPr>
-          <w:p>
-            <w:r>
-              <w:t>Versão</w:t>
-            </w:r>
-          </w:p>
-        </w:tc>
-        <w:tc>
-          <w:tcPr>
-            <w:tcW w:type="dxa" w:w="2448"/>
-          </w:tcPr>
-          <w:p>
-            <w:r>
-              <w:t>Autor</w:t>
-            </w:r>
-          </w:p>
-        </w:tc>
-        <w:tc>
-          <w:tcPr>
-            <w:tcW w:type="dxa" w:w="2448"/>
-          </w:tcPr>
-          <w:p>
-            <w:r>
-              <w:t>Alteração</w:t>
-            </w:r>
-          </w:p>
-        </w:tc>
-      </w:tr>
-      <w:tr>
-        <w:tc>
-          <w:tcPr>
-            <w:tcW w:type="dxa" w:w="2448"/>
-          </w:tcPr>
-          <w:p>
-            <w:r>
-              <w:t>2026-06-25</w:t>
-            </w:r>
-          </w:p>
-        </w:tc>
-        <w:tc>
-          <w:tcPr>
-            <w:tcW w:type="dxa" w:w="2448"/>
-          </w:tcPr>
-          <w:p>
-            <w:r>
-              <w:t>0.1</w:t>
-            </w:r>
-          </w:p>
-        </w:tc>
-        <w:tc>
-          <w:tcPr>
-            <w:tcW w:type="dxa" w:w="2448"/>
-          </w:tcPr>
-          <w:p>
-            <w:r>
-              <w:t>JP-BR Insurance Knowledge Base</w:t>
-            </w:r>
-          </w:p>
-        </w:tc>
-        <w:tc>
-          <w:tcPr>
-            <w:tcW w:type="dxa" w:w="2448"/>
-          </w:tcPr>
-          <w:p>
-            <w:r>
-              <w:t>Criação inicial.</w:t>
-            </w:r>
-          </w:p>
-        </w:tc>
-      </w:tr>
-    </w:tbl>
+    <w:p>
+      <w:r>
+        <w:rPr>
+          <w:rFonts w:ascii="Courier New" w:hAnsi="Courier New"/>
+          <w:sz w:val="16"/>
+        </w:rPr>
+        <w:t>| Data | Versão | Autor | Alteração |</w:t>
+      </w:r>
+    </w:p>
+    <w:p>
+      <w:r>
+        <w:rPr>
+          <w:rFonts w:ascii="Courier New" w:hAnsi="Courier New"/>
+          <w:sz w:val="16"/>
+        </w:rPr>
+        <w:t>| --- | --- | --- | --- |</w:t>
+      </w:r>
+    </w:p>
+    <w:p>
+      <w:r>
+        <w:rPr>
+          <w:rFonts w:ascii="Courier New" w:hAnsi="Courier New"/>
+          <w:sz w:val="16"/>
+        </w:rPr>
+        <w:t>| 2026-06-25 | 0.1 | JP-BR Insurance Knowledge Base | Criação inicial. |</w:t>
+      </w:r>
+    </w:p>
     <w:p/>
     <w:p>
-      <w:r>
-        <w:t>---</w:t>
-      </w:r>
-    </w:p>
-    <w:p>
       <w:pPr>
         <w:pStyle w:val="Heading1"/>
       </w:pPr>
       <w:r>
-        <w:t>FAQ-VIDA-0014 - O que é prêmio do seguro de vida?</w:t>
+        <w:rPr>
+          <w:color w:val="4F81BD"/>
+          <w:sz w:val="32"/>
+        </w:rPr>
+        <w:t>FAQ-VIDA-0015 - Por quanto tempo preciso pagar?</w:t>
       </w:r>
     </w:p>
     <w:p>
@@ -4584,6 +4652,10 @@
         <w:pStyle w:val="Heading2"/>
       </w:pPr>
       <w:r>
+        <w:rPr>
+          <w:color w:val="4F81BD"/>
+          <w:sz w:val="28"/>
+        </w:rPr>
         <w:t>Controle</w:t>
       </w:r>
     </w:p>
@@ -4624,12 +4696,16 @@
         <w:pStyle w:val="Heading2"/>
       </w:pPr>
       <w:r>
+        <w:rPr>
+          <w:color w:val="4F81BD"/>
+          <w:sz w:val="28"/>
+        </w:rPr>
         <w:t>Código</w:t>
       </w:r>
     </w:p>
     <w:p>
       <w:r>
-        <w:t>FAQ-VIDA-0014</w:t>
+        <w:t>FAQ-VIDA-0015</w:t>
       </w:r>
     </w:p>
     <w:p>
@@ -4637,6 +4713,10 @@
         <w:pStyle w:val="Heading2"/>
       </w:pPr>
       <w:r>
+        <w:rPr>
+          <w:color w:val="4F81BD"/>
+          <w:sz w:val="28"/>
+        </w:rPr>
         <w:t>Categoria</w:t>
       </w:r>
     </w:p>
@@ -4650,12 +4730,16 @@
         <w:pStyle w:val="Heading2"/>
       </w:pPr>
       <w:r>
+        <w:rPr>
+          <w:color w:val="4F81BD"/>
+          <w:sz w:val="28"/>
+        </w:rPr>
         <w:t>Pergunta</w:t>
       </w:r>
     </w:p>
     <w:p>
       <w:r>
-        <w:t>O que é prêmio do seguro de vida?</w:t>
+        <w:t>Por quanto tempo preciso pagar?</w:t>
       </w:r>
     </w:p>
     <w:p>
@@ -4663,6 +4747,10 @@
         <w:pStyle w:val="Heading2"/>
       </w:pPr>
       <w:r>
+        <w:rPr>
+          <w:color w:val="4F81BD"/>
+          <w:sz w:val="28"/>
+        </w:rPr>
         <w:t>Situação de atendimento</w:t>
       </w:r>
     </w:p>
@@ -4676,12 +4764,16 @@
         <w:pStyle w:val="Heading2"/>
       </w:pPr>
       <w:r>
+        <w:rPr>
+          <w:color w:val="4F81BD"/>
+          <w:sz w:val="28"/>
+        </w:rPr>
         <w:t>Resposta técnica</w:t>
       </w:r>
     </w:p>
     <w:p>
       <w:r>
-        <w:t>Valor pago pelo contratante para manter o seguro ativo.</w:t>
+        <w:t>Período durante o qual o contratante deve pagar os prêmios do seguro.</w:t>
       </w:r>
     </w:p>
     <w:p>
@@ -4689,12 +4781,16 @@
         <w:pStyle w:val="Heading2"/>
       </w:pPr>
       <w:r>
+        <w:rPr>
+          <w:color w:val="4F81BD"/>
+          <w:sz w:val="28"/>
+        </w:rPr>
         <w:t>Como responder ao cliente brasileiro</w:t>
       </w:r>
     </w:p>
     <w:p>
       <w:r>
-        <w:t>Para manter a cobertura, o prêmio precisa ser pago conforme a forma escolhida.</w:t>
+        <w:t>Alguns seguros são pagos por toda a vida, outros por um período definido.</w:t>
       </w:r>
     </w:p>
     <w:p>
@@ -4702,6 +4798,10 @@
         <w:pStyle w:val="Heading2"/>
       </w:pPr>
       <w:r>
+        <w:rPr>
+          <w:color w:val="4F81BD"/>
+          <w:sz w:val="28"/>
+        </w:rPr>
         <w:t>Termos relacionados</w:t>
       </w:r>
     </w:p>
@@ -4710,7 +4810,7 @@
         <w:pStyle w:val="ListBullet"/>
       </w:pPr>
       <w:r>
-        <w:t>VIDA-0014 - 保険料 - Prêmio do seguro de vida</w:t>
+        <w:t>VIDA-0015 - 払込期間 - Período de pagamento</w:t>
       </w:r>
     </w:p>
     <w:p>
@@ -4718,6 +4818,10 @@
         <w:pStyle w:val="Heading2"/>
       </w:pPr>
       <w:r>
+        <w:rPr>
+          <w:color w:val="4F81BD"/>
+          <w:sz w:val="28"/>
+        </w:rPr>
         <w:t>Referências cruzadas</w:t>
       </w:r>
     </w:p>
@@ -4742,6 +4846,10 @@
         <w:pStyle w:val="Heading2"/>
       </w:pPr>
       <w:r>
+        <w:rPr>
+          <w:color w:val="4F81BD"/>
+          <w:sz w:val="28"/>
+        </w:rPr>
         <w:t>Referências</w:t>
       </w:r>
     </w:p>
@@ -4750,7 +4858,7 @@
         <w:pStyle w:val="ListBullet"/>
       </w:pPr>
       <w:r>
-        <w:t>Documento interno: `02_MasterDictionary/VIDA/VIDA-0014.md`</w:t>
+        <w:t>Documento interno: 02_MasterDictionary/VIDA/VIDA-0015.md</w:t>
       </w:r>
     </w:p>
     <w:p>
@@ -4758,6 +4866,10 @@
         <w:pStyle w:val="Heading2"/>
       </w:pPr>
       <w:r>
+        <w:rPr>
+          <w:color w:val="4F81BD"/>
+          <w:sz w:val="28"/>
+        </w:rPr>
         <w:t>Tags</w:t>
       </w:r>
     </w:p>
@@ -4798,6 +4910,10 @@
         <w:pStyle w:val="Heading2"/>
       </w:pPr>
       <w:r>
+        <w:rPr>
+          <w:color w:val="4F81BD"/>
+          <w:sz w:val="28"/>
+        </w:rPr>
         <w:t>Veja também</w:t>
       </w:r>
     </w:p>
@@ -4806,7 +4922,7 @@
         <w:pStyle w:val="ListBullet"/>
       </w:pPr>
       <w:r>
-        <w:t>`02_MasterDictionary/VIDA/VIDA-0014.md`</w:t>
+        <w:t>02_MasterDictionary/VIDA/VIDA-0015.md</w:t>
       </w:r>
     </w:p>
     <w:p>
@@ -4814,118 +4930,51 @@
         <w:pStyle w:val="Heading2"/>
       </w:pPr>
       <w:r>
+        <w:rPr>
+          <w:color w:val="4F81BD"/>
+          <w:sz w:val="28"/>
+        </w:rPr>
         <w:t>Histórico de revisão</w:t>
       </w:r>
     </w:p>
-    <w:tbl>
-      <w:tblPr>
-        <w:tblStyle w:val="TableGrid"/>
-        <w:tblW w:type="auto" w:w="0"/>
-        <w:tblLook w:firstColumn="1" w:firstRow="1" w:lastColumn="0" w:lastRow="0" w:noHBand="0" w:noVBand="1" w:val="04A0"/>
-      </w:tblPr>
-      <w:tblGrid>
-        <w:gridCol w:w="2448"/>
-        <w:gridCol w:w="2448"/>
-        <w:gridCol w:w="2448"/>
-        <w:gridCol w:w="2448"/>
-      </w:tblGrid>
-      <w:tr>
-        <w:tc>
-          <w:tcPr>
-            <w:tcW w:type="dxa" w:w="2448"/>
-          </w:tcPr>
-          <w:p>
-            <w:r>
-              <w:t>Data</w:t>
-            </w:r>
-          </w:p>
-        </w:tc>
-        <w:tc>
-          <w:tcPr>
-            <w:tcW w:type="dxa" w:w="2448"/>
-          </w:tcPr>
-          <w:p>
-            <w:r>
-              <w:t>Versão</w:t>
-            </w:r>
-          </w:p>
-        </w:tc>
-        <w:tc>
-          <w:tcPr>
-            <w:tcW w:type="dxa" w:w="2448"/>
-          </w:tcPr>
-          <w:p>
-            <w:r>
-              <w:t>Autor</w:t>
-            </w:r>
-          </w:p>
-        </w:tc>
-        <w:tc>
-          <w:tcPr>
-            <w:tcW w:type="dxa" w:w="2448"/>
-          </w:tcPr>
-          <w:p>
-            <w:r>
-              <w:t>Alteração</w:t>
-            </w:r>
-          </w:p>
-        </w:tc>
-      </w:tr>
-      <w:tr>
-        <w:tc>
-          <w:tcPr>
-            <w:tcW w:type="dxa" w:w="2448"/>
-          </w:tcPr>
-          <w:p>
-            <w:r>
-              <w:t>2026-06-25</w:t>
-            </w:r>
-          </w:p>
-        </w:tc>
-        <w:tc>
-          <w:tcPr>
-            <w:tcW w:type="dxa" w:w="2448"/>
-          </w:tcPr>
-          <w:p>
-            <w:r>
-              <w:t>0.1</w:t>
-            </w:r>
-          </w:p>
-        </w:tc>
-        <w:tc>
-          <w:tcPr>
-            <w:tcW w:type="dxa" w:w="2448"/>
-          </w:tcPr>
-          <w:p>
-            <w:r>
-              <w:t>JP-BR Insurance Knowledge Base</w:t>
-            </w:r>
-          </w:p>
-        </w:tc>
-        <w:tc>
-          <w:tcPr>
-            <w:tcW w:type="dxa" w:w="2448"/>
-          </w:tcPr>
-          <w:p>
-            <w:r>
-              <w:t>Criação inicial.</w:t>
-            </w:r>
-          </w:p>
-        </w:tc>
-      </w:tr>
-    </w:tbl>
+    <w:p>
+      <w:r>
+        <w:rPr>
+          <w:rFonts w:ascii="Courier New" w:hAnsi="Courier New"/>
+          <w:sz w:val="16"/>
+        </w:rPr>
+        <w:t>| Data | Versão | Autor | Alteração |</w:t>
+      </w:r>
+    </w:p>
+    <w:p>
+      <w:r>
+        <w:rPr>
+          <w:rFonts w:ascii="Courier New" w:hAnsi="Courier New"/>
+          <w:sz w:val="16"/>
+        </w:rPr>
+        <w:t>| --- | --- | --- | --- |</w:t>
+      </w:r>
+    </w:p>
+    <w:p>
+      <w:r>
+        <w:rPr>
+          <w:rFonts w:ascii="Courier New" w:hAnsi="Courier New"/>
+          <w:sz w:val="16"/>
+        </w:rPr>
+        <w:t>| 2026-06-25 | 0.1 | JP-BR Insurance Knowledge Base | Criação inicial. |</w:t>
+      </w:r>
+    </w:p>
     <w:p/>
     <w:p>
-      <w:r>
-        <w:t>---</w:t>
-      </w:r>
-    </w:p>
-    <w:p>
       <w:pPr>
         <w:pStyle w:val="Heading1"/>
       </w:pPr>
       <w:r>
-        <w:t>FAQ-VIDA-0015 - Por quanto tempo preciso pagar?</w:t>
+        <w:rPr>
+          <w:color w:val="4F81BD"/>
+          <w:sz w:val="32"/>
+        </w:rPr>
+        <w:t>FAQ-VIDA-0016 - Por quanto tempo o seguro fica válido?</w:t>
       </w:r>
     </w:p>
     <w:p>
@@ -4933,6 +4982,10 @@
         <w:pStyle w:val="Heading2"/>
       </w:pPr>
       <w:r>
+        <w:rPr>
+          <w:color w:val="4F81BD"/>
+          <w:sz w:val="28"/>
+        </w:rPr>
         <w:t>Controle</w:t>
       </w:r>
     </w:p>
@@ -4973,12 +5026,16 @@
         <w:pStyle w:val="Heading2"/>
       </w:pPr>
       <w:r>
+        <w:rPr>
+          <w:color w:val="4F81BD"/>
+          <w:sz w:val="28"/>
+        </w:rPr>
         <w:t>Código</w:t>
       </w:r>
     </w:p>
     <w:p>
       <w:r>
-        <w:t>FAQ-VIDA-0015</w:t>
+        <w:t>FAQ-VIDA-0016</w:t>
       </w:r>
     </w:p>
     <w:p>
@@ -4986,6 +5043,10 @@
         <w:pStyle w:val="Heading2"/>
       </w:pPr>
       <w:r>
+        <w:rPr>
+          <w:color w:val="4F81BD"/>
+          <w:sz w:val="28"/>
+        </w:rPr>
         <w:t>Categoria</w:t>
       </w:r>
     </w:p>
@@ -4999,12 +5060,16 @@
         <w:pStyle w:val="Heading2"/>
       </w:pPr>
       <w:r>
+        <w:rPr>
+          <w:color w:val="4F81BD"/>
+          <w:sz w:val="28"/>
+        </w:rPr>
         <w:t>Pergunta</w:t>
       </w:r>
     </w:p>
     <w:p>
       <w:r>
-        <w:t>Por quanto tempo preciso pagar?</w:t>
+        <w:t>Por quanto tempo o seguro fica válido?</w:t>
       </w:r>
     </w:p>
     <w:p>
@@ -5012,6 +5077,10 @@
         <w:pStyle w:val="Heading2"/>
       </w:pPr>
       <w:r>
+        <w:rPr>
+          <w:color w:val="4F81BD"/>
+          <w:sz w:val="28"/>
+        </w:rPr>
         <w:t>Situação de atendimento</w:t>
       </w:r>
     </w:p>
@@ -5025,12 +5094,16 @@
         <w:pStyle w:val="Heading2"/>
       </w:pPr>
       <w:r>
+        <w:rPr>
+          <w:color w:val="4F81BD"/>
+          <w:sz w:val="28"/>
+        </w:rPr>
         <w:t>Resposta técnica</w:t>
       </w:r>
     </w:p>
     <w:p>
       <w:r>
-        <w:t>Período durante o qual o contratante deve pagar os prêmios do seguro.</w:t>
+        <w:t>Período durante o qual a cobertura do seguro permanece válida, conforme contrato.</w:t>
       </w:r>
     </w:p>
     <w:p>
@@ -5038,12 +5111,16 @@
         <w:pStyle w:val="Heading2"/>
       </w:pPr>
       <w:r>
+        <w:rPr>
+          <w:color w:val="4F81BD"/>
+          <w:sz w:val="28"/>
+        </w:rPr>
         <w:t>Como responder ao cliente brasileiro</w:t>
       </w:r>
     </w:p>
     <w:p>
       <w:r>
-        <w:t>Alguns seguros são pagos por toda a vida, outros por um período definido.</w:t>
+        <w:t>Precisamos separar o período de pagamento do período de cobertura, porque podem ser diferentes.</w:t>
       </w:r>
     </w:p>
     <w:p>
@@ -5051,6 +5128,10 @@
         <w:pStyle w:val="Heading2"/>
       </w:pPr>
       <w:r>
+        <w:rPr>
+          <w:color w:val="4F81BD"/>
+          <w:sz w:val="28"/>
+        </w:rPr>
         <w:t>Termos relacionados</w:t>
       </w:r>
     </w:p>
@@ -5059,7 +5140,7 @@
         <w:pStyle w:val="ListBullet"/>
       </w:pPr>
       <w:r>
-        <w:t>VIDA-0015 - 払込期間 - Período de pagamento</w:t>
+        <w:t>VIDA-0016 - 保険期間 - Período de cobertura</w:t>
       </w:r>
     </w:p>
     <w:p>
@@ -5067,6 +5148,10 @@
         <w:pStyle w:val="Heading2"/>
       </w:pPr>
       <w:r>
+        <w:rPr>
+          <w:color w:val="4F81BD"/>
+          <w:sz w:val="28"/>
+        </w:rPr>
         <w:t>Referências cruzadas</w:t>
       </w:r>
     </w:p>
@@ -5083,7 +5168,7 @@
         <w:pStyle w:val="ListBullet"/>
       </w:pPr>
       <w:r>
-        <w:t>CASE-VIDA-0005</w:t>
+        <w:t>CASE-VIDA-0006</w:t>
       </w:r>
     </w:p>
     <w:p>
@@ -5091,6 +5176,10 @@
         <w:pStyle w:val="Heading2"/>
       </w:pPr>
       <w:r>
+        <w:rPr>
+          <w:color w:val="4F81BD"/>
+          <w:sz w:val="28"/>
+        </w:rPr>
         <w:t>Referências</w:t>
       </w:r>
     </w:p>
@@ -5099,7 +5188,7 @@
         <w:pStyle w:val="ListBullet"/>
       </w:pPr>
       <w:r>
-        <w:t>Documento interno: `02_MasterDictionary/VIDA/VIDA-0015.md`</w:t>
+        <w:t>Documento interno: 02_MasterDictionary/VIDA/VIDA-0016.md</w:t>
       </w:r>
     </w:p>
     <w:p>
@@ -5107,6 +5196,10 @@
         <w:pStyle w:val="Heading2"/>
       </w:pPr>
       <w:r>
+        <w:rPr>
+          <w:color w:val="4F81BD"/>
+          <w:sz w:val="28"/>
+        </w:rPr>
         <w:t>Tags</w:t>
       </w:r>
     </w:p>
@@ -5147,6 +5240,10 @@
         <w:pStyle w:val="Heading2"/>
       </w:pPr>
       <w:r>
+        <w:rPr>
+          <w:color w:val="4F81BD"/>
+          <w:sz w:val="28"/>
+        </w:rPr>
         <w:t>Veja também</w:t>
       </w:r>
     </w:p>
@@ -5155,7 +5252,7 @@
         <w:pStyle w:val="ListBullet"/>
       </w:pPr>
       <w:r>
-        <w:t>`02_MasterDictionary/VIDA/VIDA-0015.md`</w:t>
+        <w:t>02_MasterDictionary/VIDA/VIDA-0016.md</w:t>
       </w:r>
     </w:p>
     <w:p>
@@ -5163,118 +5260,51 @@
         <w:pStyle w:val="Heading2"/>
       </w:pPr>
       <w:r>
+        <w:rPr>
+          <w:color w:val="4F81BD"/>
+          <w:sz w:val="28"/>
+        </w:rPr>
         <w:t>Histórico de revisão</w:t>
       </w:r>
     </w:p>
-    <w:tbl>
-      <w:tblPr>
-        <w:tblStyle w:val="TableGrid"/>
-        <w:tblW w:type="auto" w:w="0"/>
-        <w:tblLook w:firstColumn="1" w:firstRow="1" w:lastColumn="0" w:lastRow="0" w:noHBand="0" w:noVBand="1" w:val="04A0"/>
-      </w:tblPr>
-      <w:tblGrid>
-        <w:gridCol w:w="2448"/>
-        <w:gridCol w:w="2448"/>
-        <w:gridCol w:w="2448"/>
-        <w:gridCol w:w="2448"/>
-      </w:tblGrid>
-      <w:tr>
-        <w:tc>
-          <w:tcPr>
-            <w:tcW w:type="dxa" w:w="2448"/>
-          </w:tcPr>
-          <w:p>
-            <w:r>
-              <w:t>Data</w:t>
-            </w:r>
-          </w:p>
-        </w:tc>
-        <w:tc>
-          <w:tcPr>
-            <w:tcW w:type="dxa" w:w="2448"/>
-          </w:tcPr>
-          <w:p>
-            <w:r>
-              <w:t>Versão</w:t>
-            </w:r>
-          </w:p>
-        </w:tc>
-        <w:tc>
-          <w:tcPr>
-            <w:tcW w:type="dxa" w:w="2448"/>
-          </w:tcPr>
-          <w:p>
-            <w:r>
-              <w:t>Autor</w:t>
-            </w:r>
-          </w:p>
-        </w:tc>
-        <w:tc>
-          <w:tcPr>
-            <w:tcW w:type="dxa" w:w="2448"/>
-          </w:tcPr>
-          <w:p>
-            <w:r>
-              <w:t>Alteração</w:t>
-            </w:r>
-          </w:p>
-        </w:tc>
-      </w:tr>
-      <w:tr>
-        <w:tc>
-          <w:tcPr>
-            <w:tcW w:type="dxa" w:w="2448"/>
-          </w:tcPr>
-          <w:p>
-            <w:r>
-              <w:t>2026-06-25</w:t>
-            </w:r>
-          </w:p>
-        </w:tc>
-        <w:tc>
-          <w:tcPr>
-            <w:tcW w:type="dxa" w:w="2448"/>
-          </w:tcPr>
-          <w:p>
-            <w:r>
-              <w:t>0.1</w:t>
-            </w:r>
-          </w:p>
-        </w:tc>
-        <w:tc>
-          <w:tcPr>
-            <w:tcW w:type="dxa" w:w="2448"/>
-          </w:tcPr>
-          <w:p>
-            <w:r>
-              <w:t>JP-BR Insurance Knowledge Base</w:t>
-            </w:r>
-          </w:p>
-        </w:tc>
-        <w:tc>
-          <w:tcPr>
-            <w:tcW w:type="dxa" w:w="2448"/>
-          </w:tcPr>
-          <w:p>
-            <w:r>
-              <w:t>Criação inicial.</w:t>
-            </w:r>
-          </w:p>
-        </w:tc>
-      </w:tr>
-    </w:tbl>
+    <w:p>
+      <w:r>
+        <w:rPr>
+          <w:rFonts w:ascii="Courier New" w:hAnsi="Courier New"/>
+          <w:sz w:val="16"/>
+        </w:rPr>
+        <w:t>| Data | Versão | Autor | Alteração |</w:t>
+      </w:r>
+    </w:p>
+    <w:p>
+      <w:r>
+        <w:rPr>
+          <w:rFonts w:ascii="Courier New" w:hAnsi="Courier New"/>
+          <w:sz w:val="16"/>
+        </w:rPr>
+        <w:t>| --- | --- | --- | --- |</w:t>
+      </w:r>
+    </w:p>
+    <w:p>
+      <w:r>
+        <w:rPr>
+          <w:rFonts w:ascii="Courier New" w:hAnsi="Courier New"/>
+          <w:sz w:val="16"/>
+        </w:rPr>
+        <w:t>| 2026-06-25 | 0.1 | JP-BR Insurance Knowledge Base | Criação inicial. |</w:t>
+      </w:r>
+    </w:p>
     <w:p/>
     <w:p>
-      <w:r>
-        <w:t>---</w:t>
-      </w:r>
-    </w:p>
-    <w:p>
       <w:pPr>
         <w:pStyle w:val="Heading1"/>
       </w:pPr>
       <w:r>
-        <w:t>FAQ-VIDA-0016 - Por quanto tempo o seguro fica válido?</w:t>
+        <w:rPr>
+          <w:color w:val="4F81BD"/>
+          <w:sz w:val="32"/>
+        </w:rPr>
+        <w:t>FAQ-VIDA-0017 - Recebo dinheiro se cancelar?</w:t>
       </w:r>
     </w:p>
     <w:p>
@@ -5282,6 +5312,10 @@
         <w:pStyle w:val="Heading2"/>
       </w:pPr>
       <w:r>
+        <w:rPr>
+          <w:color w:val="4F81BD"/>
+          <w:sz w:val="28"/>
+        </w:rPr>
         <w:t>Controle</w:t>
       </w:r>
     </w:p>
@@ -5322,12 +5356,16 @@
         <w:pStyle w:val="Heading2"/>
       </w:pPr>
       <w:r>
+        <w:rPr>
+          <w:color w:val="4F81BD"/>
+          <w:sz w:val="28"/>
+        </w:rPr>
         <w:t>Código</w:t>
       </w:r>
     </w:p>
     <w:p>
       <w:r>
-        <w:t>FAQ-VIDA-0016</w:t>
+        <w:t>FAQ-VIDA-0017</w:t>
       </w:r>
     </w:p>
     <w:p>
@@ -5335,6 +5373,10 @@
         <w:pStyle w:val="Heading2"/>
       </w:pPr>
       <w:r>
+        <w:rPr>
+          <w:color w:val="4F81BD"/>
+          <w:sz w:val="28"/>
+        </w:rPr>
         <w:t>Categoria</w:t>
       </w:r>
     </w:p>
@@ -5348,12 +5390,16 @@
         <w:pStyle w:val="Heading2"/>
       </w:pPr>
       <w:r>
+        <w:rPr>
+          <w:color w:val="4F81BD"/>
+          <w:sz w:val="28"/>
+        </w:rPr>
         <w:t>Pergunta</w:t>
       </w:r>
     </w:p>
     <w:p>
       <w:r>
-        <w:t>Por quanto tempo o seguro fica válido?</w:t>
+        <w:t>Recebo dinheiro se cancelar?</w:t>
       </w:r>
     </w:p>
     <w:p>
@@ -5361,6 +5407,10 @@
         <w:pStyle w:val="Heading2"/>
       </w:pPr>
       <w:r>
+        <w:rPr>
+          <w:color w:val="4F81BD"/>
+          <w:sz w:val="28"/>
+        </w:rPr>
         <w:t>Situação de atendimento</w:t>
       </w:r>
     </w:p>
@@ -5374,12 +5424,16 @@
         <w:pStyle w:val="Heading2"/>
       </w:pPr>
       <w:r>
+        <w:rPr>
+          <w:color w:val="4F81BD"/>
+          <w:sz w:val="28"/>
+        </w:rPr>
         <w:t>Resposta técnica</w:t>
       </w:r>
     </w:p>
     <w:p>
       <w:r>
-        <w:t>Período durante o qual a cobertura do seguro permanece válida, conforme contrato.</w:t>
+        <w:t>Valor que pode ser devolvido ao cancelar certos contratos, conforme regras, tempo decorrido e tipo de produto.</w:t>
       </w:r>
     </w:p>
     <w:p>
@@ -5387,12 +5441,16 @@
         <w:pStyle w:val="Heading2"/>
       </w:pPr>
       <w:r>
+        <w:rPr>
+          <w:color w:val="4F81BD"/>
+          <w:sz w:val="28"/>
+        </w:rPr>
         <w:t>Como responder ao cliente brasileiro</w:t>
       </w:r>
     </w:p>
     <w:p>
       <w:r>
-        <w:t>Precisamos separar o período de pagamento do período de cobertura, porque podem ser diferentes.</w:t>
+        <w:t>Nem todo seguro tem resgate. Quando existe, o valor depende do contrato e do tempo pago.</w:t>
       </w:r>
     </w:p>
     <w:p>
@@ -5400,6 +5458,10 @@
         <w:pStyle w:val="Heading2"/>
       </w:pPr>
       <w:r>
+        <w:rPr>
+          <w:color w:val="4F81BD"/>
+          <w:sz w:val="28"/>
+        </w:rPr>
         <w:t>Termos relacionados</w:t>
       </w:r>
     </w:p>
@@ -5408,7 +5470,7 @@
         <w:pStyle w:val="ListBullet"/>
       </w:pPr>
       <w:r>
-        <w:t>VIDA-0016 - 保険期間 - Período de cobertura</w:t>
+        <w:t>VIDA-0017 - 解約返戻金 - Valor de resgate por cancelamento</w:t>
       </w:r>
     </w:p>
     <w:p>
@@ -5416,6 +5478,10 @@
         <w:pStyle w:val="Heading2"/>
       </w:pPr>
       <w:r>
+        <w:rPr>
+          <w:color w:val="4F81BD"/>
+          <w:sz w:val="28"/>
+        </w:rPr>
         <w:t>Referências cruzadas</w:t>
       </w:r>
     </w:p>
@@ -5424,7 +5490,7 @@
         <w:pStyle w:val="ListBullet"/>
       </w:pPr>
       <w:r>
-        <w:t>DIALOGUE-VIDA-0004</w:t>
+        <w:t>DIALOGUE-VIDA-0005</w:t>
       </w:r>
     </w:p>
     <w:p>
@@ -5440,6 +5506,10 @@
         <w:pStyle w:val="Heading2"/>
       </w:pPr>
       <w:r>
+        <w:rPr>
+          <w:color w:val="4F81BD"/>
+          <w:sz w:val="28"/>
+        </w:rPr>
         <w:t>Referências</w:t>
       </w:r>
     </w:p>
@@ -5448,7 +5518,7 @@
         <w:pStyle w:val="ListBullet"/>
       </w:pPr>
       <w:r>
-        <w:t>Documento interno: `02_MasterDictionary/VIDA/VIDA-0016.md`</w:t>
+        <w:t>Documento interno: 02_MasterDictionary/VIDA/VIDA-0017.md</w:t>
       </w:r>
     </w:p>
     <w:p>
@@ -5456,6 +5526,10 @@
         <w:pStyle w:val="Heading2"/>
       </w:pPr>
       <w:r>
+        <w:rPr>
+          <w:color w:val="4F81BD"/>
+          <w:sz w:val="28"/>
+        </w:rPr>
         <w:t>Tags</w:t>
       </w:r>
     </w:p>
@@ -5496,6 +5570,10 @@
         <w:pStyle w:val="Heading2"/>
       </w:pPr>
       <w:r>
+        <w:rPr>
+          <w:color w:val="4F81BD"/>
+          <w:sz w:val="28"/>
+        </w:rPr>
         <w:t>Veja também</w:t>
       </w:r>
     </w:p>
@@ -5504,7 +5582,7 @@
         <w:pStyle w:val="ListBullet"/>
       </w:pPr>
       <w:r>
-        <w:t>`02_MasterDictionary/VIDA/VIDA-0016.md`</w:t>
+        <w:t>02_MasterDictionary/VIDA/VIDA-0017.md</w:t>
       </w:r>
     </w:p>
     <w:p>
@@ -5512,118 +5590,51 @@
         <w:pStyle w:val="Heading2"/>
       </w:pPr>
       <w:r>
+        <w:rPr>
+          <w:color w:val="4F81BD"/>
+          <w:sz w:val="28"/>
+        </w:rPr>
         <w:t>Histórico de revisão</w:t>
       </w:r>
     </w:p>
-    <w:tbl>
-      <w:tblPr>
-        <w:tblStyle w:val="TableGrid"/>
-        <w:tblW w:type="auto" w:w="0"/>
-        <w:tblLook w:firstColumn="1" w:firstRow="1" w:lastColumn="0" w:lastRow="0" w:noHBand="0" w:noVBand="1" w:val="04A0"/>
-      </w:tblPr>
-      <w:tblGrid>
-        <w:gridCol w:w="2448"/>
-        <w:gridCol w:w="2448"/>
-        <w:gridCol w:w="2448"/>
-        <w:gridCol w:w="2448"/>
-      </w:tblGrid>
-      <w:tr>
-        <w:tc>
-          <w:tcPr>
-            <w:tcW w:type="dxa" w:w="2448"/>
-          </w:tcPr>
-          <w:p>
-            <w:r>
-              <w:t>Data</w:t>
-            </w:r>
-          </w:p>
-        </w:tc>
-        <w:tc>
-          <w:tcPr>
-            <w:tcW w:type="dxa" w:w="2448"/>
-          </w:tcPr>
-          <w:p>
-            <w:r>
-              <w:t>Versão</w:t>
-            </w:r>
-          </w:p>
-        </w:tc>
-        <w:tc>
-          <w:tcPr>
-            <w:tcW w:type="dxa" w:w="2448"/>
-          </w:tcPr>
-          <w:p>
-            <w:r>
-              <w:t>Autor</w:t>
-            </w:r>
-          </w:p>
-        </w:tc>
-        <w:tc>
-          <w:tcPr>
-            <w:tcW w:type="dxa" w:w="2448"/>
-          </w:tcPr>
-          <w:p>
-            <w:r>
-              <w:t>Alteração</w:t>
-            </w:r>
-          </w:p>
-        </w:tc>
-      </w:tr>
-      <w:tr>
-        <w:tc>
-          <w:tcPr>
-            <w:tcW w:type="dxa" w:w="2448"/>
-          </w:tcPr>
-          <w:p>
-            <w:r>
-              <w:t>2026-06-25</w:t>
-            </w:r>
-          </w:p>
-        </w:tc>
-        <w:tc>
-          <w:tcPr>
-            <w:tcW w:type="dxa" w:w="2448"/>
-          </w:tcPr>
-          <w:p>
-            <w:r>
-              <w:t>0.1</w:t>
-            </w:r>
-          </w:p>
-        </w:tc>
-        <w:tc>
-          <w:tcPr>
-            <w:tcW w:type="dxa" w:w="2448"/>
-          </w:tcPr>
-          <w:p>
-            <w:r>
-              <w:t>JP-BR Insurance Knowledge Base</w:t>
-            </w:r>
-          </w:p>
-        </w:tc>
-        <w:tc>
-          <w:tcPr>
-            <w:tcW w:type="dxa" w:w="2448"/>
-          </w:tcPr>
-          <w:p>
-            <w:r>
-              <w:t>Criação inicial.</w:t>
-            </w:r>
-          </w:p>
-        </w:tc>
-      </w:tr>
-    </w:tbl>
+    <w:p>
+      <w:r>
+        <w:rPr>
+          <w:rFonts w:ascii="Courier New" w:hAnsi="Courier New"/>
+          <w:sz w:val="16"/>
+        </w:rPr>
+        <w:t>| Data | Versão | Autor | Alteração |</w:t>
+      </w:r>
+    </w:p>
+    <w:p>
+      <w:r>
+        <w:rPr>
+          <w:rFonts w:ascii="Courier New" w:hAnsi="Courier New"/>
+          <w:sz w:val="16"/>
+        </w:rPr>
+        <w:t>| --- | --- | --- | --- |</w:t>
+      </w:r>
+    </w:p>
+    <w:p>
+      <w:r>
+        <w:rPr>
+          <w:rFonts w:ascii="Courier New" w:hAnsi="Courier New"/>
+          <w:sz w:val="16"/>
+        </w:rPr>
+        <w:t>| 2026-06-25 | 0.1 | JP-BR Insurance Knowledge Base | Criação inicial. |</w:t>
+      </w:r>
+    </w:p>
     <w:p/>
     <w:p>
-      <w:r>
-        <w:t>---</w:t>
-      </w:r>
-    </w:p>
-    <w:p>
       <w:pPr>
         <w:pStyle w:val="Heading1"/>
       </w:pPr>
       <w:r>
-        <w:t>FAQ-VIDA-0017 - Recebo dinheiro se cancelar?</w:t>
+        <w:rPr>
+          <w:color w:val="4F81BD"/>
+          <w:sz w:val="32"/>
+        </w:rPr>
+        <w:t>FAQ-VIDA-0018 - Por que preciso declarar minha saúde?</w:t>
       </w:r>
     </w:p>
     <w:p>
@@ -5631,6 +5642,10 @@
         <w:pStyle w:val="Heading2"/>
       </w:pPr>
       <w:r>
+        <w:rPr>
+          <w:color w:val="4F81BD"/>
+          <w:sz w:val="28"/>
+        </w:rPr>
         <w:t>Controle</w:t>
       </w:r>
     </w:p>
@@ -5639,6 +5654,416 @@
         <w:pStyle w:val="ListBullet"/>
       </w:pPr>
       <w:r>
+        <w:t>Versão: 0.3</w:t>
+      </w:r>
+    </w:p>
+    <w:p>
+      <w:pPr>
+        <w:pStyle w:val="ListBullet"/>
+      </w:pPr>
+      <w:r>
+        <w:t>Data: 2026-06-25</w:t>
+      </w:r>
+    </w:p>
+    <w:p>
+      <w:pPr>
+        <w:pStyle w:val="ListBullet"/>
+      </w:pPr>
+      <w:r>
+        <w:t>Autor: JP-BR Insurance Knowledge Base</w:t>
+      </w:r>
+    </w:p>
+    <w:p>
+      <w:pPr>
+        <w:pStyle w:val="ListBullet"/>
+      </w:pPr>
+      <w:r>
+        <w:t>Histórico: Criação inicial; reforço de consulta japonesa, próximo passo e limite comercial.</w:t>
+      </w:r>
+    </w:p>
+    <w:p>
+      <w:pPr>
+        <w:pStyle w:val="Heading2"/>
+      </w:pPr>
+      <w:r>
+        <w:rPr>
+          <w:color w:val="4F81BD"/>
+          <w:sz w:val="28"/>
+        </w:rPr>
+        <w:t>Código</w:t>
+      </w:r>
+    </w:p>
+    <w:p>
+      <w:r>
+        <w:t>FAQ-VIDA-0018</w:t>
+      </w:r>
+    </w:p>
+    <w:p>
+      <w:pPr>
+        <w:pStyle w:val="Heading2"/>
+      </w:pPr>
+      <w:r>
+        <w:rPr>
+          <w:color w:val="4F81BD"/>
+          <w:sz w:val="28"/>
+        </w:rPr>
+        <w:t>Categoria</w:t>
+      </w:r>
+    </w:p>
+    <w:p>
+      <w:r>
+        <w:t>VIDA</w:t>
+      </w:r>
+    </w:p>
+    <w:p>
+      <w:pPr>
+        <w:pStyle w:val="Heading2"/>
+      </w:pPr>
+      <w:r>
+        <w:rPr>
+          <w:color w:val="4F81BD"/>
+          <w:sz w:val="28"/>
+        </w:rPr>
+        <w:t>Pergunta</w:t>
+      </w:r>
+    </w:p>
+    <w:p>
+      <w:r>
+        <w:t>Por que preciso declarar minha saúde?</w:t>
+      </w:r>
+    </w:p>
+    <w:p>
+      <w:pPr>
+        <w:pStyle w:val="Heading2"/>
+      </w:pPr>
+      <w:r>
+        <w:rPr>
+          <w:color w:val="4F81BD"/>
+          <w:sz w:val="28"/>
+        </w:rPr>
+        <w:t>Situação de atendimento</w:t>
+      </w:r>
+    </w:p>
+    <w:p>
+      <w:r>
+        <w:t>Cliente brasileiro quer entender fundamentos de seguro de vida no Japão.</w:t>
+      </w:r>
+    </w:p>
+    <w:p>
+      <w:pPr>
+        <w:pStyle w:val="Heading2"/>
+      </w:pPr>
+      <w:r>
+        <w:rPr>
+          <w:color w:val="4F81BD"/>
+          <w:sz w:val="28"/>
+        </w:rPr>
+        <w:t>Resposta técnica</w:t>
+      </w:r>
+    </w:p>
+    <w:p>
+      <w:r>
+        <w:t>Dever de declarar corretamente informações de saúde e outros dados solicitados na contratação.</w:t>
+      </w:r>
+    </w:p>
+    <w:p>
+      <w:pPr>
+        <w:pStyle w:val="Heading2"/>
+      </w:pPr>
+      <w:r>
+        <w:rPr>
+          <w:color w:val="4F81BD"/>
+          <w:sz w:val="28"/>
+        </w:rPr>
+        <w:t>Consulta natural em japonês</w:t>
+      </w:r>
+    </w:p>
+    <w:p>
+      <w:pPr>
+        <w:pStyle w:val="ListBullet"/>
+      </w:pPr>
+      <w:r>
+        <w:t>ブラジル人のお客様に告知義務をどう説明すればよいですか。</w:t>
+      </w:r>
+    </w:p>
+    <w:p>
+      <w:pPr>
+        <w:pStyle w:val="ListBullet"/>
+      </w:pPr>
+      <w:r>
+        <w:t>健康状態を正しく申告しないと、どんな問題がありますか。</w:t>
+      </w:r>
+    </w:p>
+    <w:p>
+      <w:pPr>
+        <w:pStyle w:val="Heading2"/>
+      </w:pPr>
+      <w:r>
+        <w:rPr>
+          <w:color w:val="4F81BD"/>
+          <w:sz w:val="28"/>
+        </w:rPr>
+        <w:t>Como responder ao cliente brasileiro</w:t>
+      </w:r>
+    </w:p>
+    <w:p>
+      <w:r>
+        <w:t>A declaração de saúde precisa ser verdadeira e completa. Se alguma informação importante estiver errada ou for omitida, a seguradora pode aceitar com condição, recusar a contratação, investigar o caso ou questionar o pagamento no futuro, conforme o contrato e as regras aplicáveis.</w:t>
+      </w:r>
+    </w:p>
+    <w:p>
+      <w:pPr>
+        <w:pStyle w:val="Heading2"/>
+      </w:pPr>
+      <w:r>
+        <w:rPr>
+          <w:color w:val="4F81BD"/>
+          <w:sz w:val="28"/>
+        </w:rPr>
+        <w:t>Limite comercial/compliance</w:t>
+      </w:r>
+    </w:p>
+    <w:p>
+      <w:r>
+        <w:t>O corretor deve explicar a importância da declaração correta, mas não deve decidir aceitação, cobertura ou pagamento. A decisão depende da análise formal da seguradora.</w:t>
+      </w:r>
+    </w:p>
+    <w:p>
+      <w:pPr>
+        <w:pStyle w:val="Heading2"/>
+      </w:pPr>
+      <w:r>
+        <w:rPr>
+          <w:color w:val="4F81BD"/>
+          <w:sz w:val="28"/>
+        </w:rPr>
+        <w:t>Próximo passo seguro</w:t>
+      </w:r>
+    </w:p>
+    <w:p>
+      <w:r>
+        <w:t>Orientar o cliente a responder exatamente ao que foi perguntado no formulário, conferir datas, tratamentos e medicamentos, e pedir confirmação à seguradora quando houver dúvida sobre como declarar.</w:t>
+      </w:r>
+    </w:p>
+    <w:p>
+      <w:pPr>
+        <w:pStyle w:val="Heading2"/>
+      </w:pPr>
+      <w:r>
+        <w:rPr>
+          <w:color w:val="4F81BD"/>
+          <w:sz w:val="28"/>
+        </w:rPr>
+        <w:t>Termos relacionados</w:t>
+      </w:r>
+    </w:p>
+    <w:p>
+      <w:pPr>
+        <w:pStyle w:val="ListBullet"/>
+      </w:pPr>
+      <w:r>
+        <w:t>VIDA-0018 - 告知義務 - Obrigação de declaração de saúde</w:t>
+      </w:r>
+    </w:p>
+    <w:p>
+      <w:pPr>
+        <w:pStyle w:val="Heading2"/>
+      </w:pPr>
+      <w:r>
+        <w:rPr>
+          <w:color w:val="4F81BD"/>
+          <w:sz w:val="28"/>
+        </w:rPr>
+        <w:t>Referências cruzadas</w:t>
+      </w:r>
+    </w:p>
+    <w:p>
+      <w:pPr>
+        <w:pStyle w:val="ListBullet"/>
+      </w:pPr>
+      <w:r>
+        <w:t>DIALOGUE-VIDA-0005</w:t>
+      </w:r>
+    </w:p>
+    <w:p>
+      <w:pPr>
+        <w:pStyle w:val="ListBullet"/>
+      </w:pPr>
+      <w:r>
+        <w:t>CASE-VIDA-0006</w:t>
+      </w:r>
+    </w:p>
+    <w:p>
+      <w:pPr>
+        <w:pStyle w:val="Heading2"/>
+      </w:pPr>
+      <w:r>
+        <w:rPr>
+          <w:color w:val="4F81BD"/>
+          <w:sz w:val="28"/>
+        </w:rPr>
+        <w:t>Referências</w:t>
+      </w:r>
+    </w:p>
+    <w:p>
+      <w:pPr>
+        <w:pStyle w:val="ListBullet"/>
+      </w:pPr>
+      <w:r>
+        <w:t>Documento interno: 02_MasterDictionary/VIDA/VIDA-0018.md</w:t>
+      </w:r>
+    </w:p>
+    <w:p>
+      <w:pPr>
+        <w:pStyle w:val="Heading2"/>
+      </w:pPr>
+      <w:r>
+        <w:rPr>
+          <w:color w:val="4F81BD"/>
+          <w:sz w:val="28"/>
+        </w:rPr>
+        <w:t>Tags</w:t>
+      </w:r>
+    </w:p>
+    <w:p>
+      <w:pPr>
+        <w:pStyle w:val="ListBullet"/>
+      </w:pPr>
+      <w:r>
+        <w:t>faq</w:t>
+      </w:r>
+    </w:p>
+    <w:p>
+      <w:pPr>
+        <w:pStyle w:val="ListBullet"/>
+      </w:pPr>
+      <w:r>
+        <w:t>vida</w:t>
+      </w:r>
+    </w:p>
+    <w:p>
+      <w:pPr>
+        <w:pStyle w:val="ListBullet"/>
+      </w:pPr>
+      <w:r>
+        <w:t>seguro-de-vida</w:t>
+      </w:r>
+    </w:p>
+    <w:p>
+      <w:pPr>
+        <w:pStyle w:val="ListBullet"/>
+      </w:pPr>
+      <w:r>
+        <w:t>fundamento</w:t>
+      </w:r>
+    </w:p>
+    <w:p>
+      <w:pPr>
+        <w:pStyle w:val="Heading2"/>
+      </w:pPr>
+      <w:r>
+        <w:rPr>
+          <w:color w:val="4F81BD"/>
+          <w:sz w:val="28"/>
+        </w:rPr>
+        <w:t>Veja também</w:t>
+      </w:r>
+    </w:p>
+    <w:p>
+      <w:pPr>
+        <w:pStyle w:val="ListBullet"/>
+      </w:pPr>
+      <w:r>
+        <w:t>02_MasterDictionary/VIDA/VIDA-0018.md</w:t>
+      </w:r>
+    </w:p>
+    <w:p>
+      <w:pPr>
+        <w:pStyle w:val="Heading2"/>
+      </w:pPr>
+      <w:r>
+        <w:rPr>
+          <w:color w:val="4F81BD"/>
+          <w:sz w:val="28"/>
+        </w:rPr>
+        <w:t>Histórico de revisão</w:t>
+      </w:r>
+    </w:p>
+    <w:p>
+      <w:r>
+        <w:rPr>
+          <w:rFonts w:ascii="Courier New" w:hAnsi="Courier New"/>
+          <w:sz w:val="16"/>
+        </w:rPr>
+        <w:t>| Data | Versão | Autor | Alteração |</w:t>
+      </w:r>
+    </w:p>
+    <w:p>
+      <w:r>
+        <w:rPr>
+          <w:rFonts w:ascii="Courier New" w:hAnsi="Courier New"/>
+          <w:sz w:val="16"/>
+        </w:rPr>
+        <w:t>| --- | --- | --- | --- |</w:t>
+      </w:r>
+    </w:p>
+    <w:p>
+      <w:r>
+        <w:rPr>
+          <w:rFonts w:ascii="Courier New" w:hAnsi="Courier New"/>
+          <w:sz w:val="16"/>
+        </w:rPr>
+        <w:t>| 2026-06-26 | 0.3 | JP-BR Insurance Knowledge Base | Inclusão de próximo passo seguro e ajuste de controle de versão. |</w:t>
+      </w:r>
+    </w:p>
+    <w:p>
+      <w:r>
+        <w:rPr>
+          <w:rFonts w:ascii="Courier New" w:hAnsi="Courier New"/>
+          <w:sz w:val="16"/>
+        </w:rPr>
+        <w:t>| 2026-06-26 | 0.2 | JP-BR Insurance Knowledge Base | Reforço de consulta japonesa e limite comercial sobre declaração de saúde. |</w:t>
+      </w:r>
+    </w:p>
+    <w:p>
+      <w:r>
+        <w:rPr>
+          <w:rFonts w:ascii="Courier New" w:hAnsi="Courier New"/>
+          <w:sz w:val="16"/>
+        </w:rPr>
+        <w:t>| 2026-06-25 | 0.1 | JP-BR Insurance Knowledge Base | Criação inicial. |</w:t>
+      </w:r>
+    </w:p>
+    <w:p/>
+    <w:p>
+      <w:pPr>
+        <w:pStyle w:val="Heading1"/>
+      </w:pPr>
+      <w:r>
+        <w:rPr>
+          <w:color w:val="4F81BD"/>
+          <w:sz w:val="32"/>
+        </w:rPr>
+        <w:t>FAQ-VIDA-0019 - Existe carência no seguro de vida?</w:t>
+      </w:r>
+    </w:p>
+    <w:p>
+      <w:pPr>
+        <w:pStyle w:val="Heading2"/>
+      </w:pPr>
+      <w:r>
+        <w:rPr>
+          <w:color w:val="4F81BD"/>
+          <w:sz w:val="28"/>
+        </w:rPr>
+        <w:t>Controle</w:t>
+      </w:r>
+    </w:p>
+    <w:p>
+      <w:pPr>
+        <w:pStyle w:val="ListBullet"/>
+      </w:pPr>
+      <w:r>
         <w:t>Versão: 0.1</w:t>
       </w:r>
     </w:p>
@@ -5671,12 +6096,16 @@
         <w:pStyle w:val="Heading2"/>
       </w:pPr>
       <w:r>
+        <w:rPr>
+          <w:color w:val="4F81BD"/>
+          <w:sz w:val="28"/>
+        </w:rPr>
         <w:t>Código</w:t>
       </w:r>
     </w:p>
     <w:p>
       <w:r>
-        <w:t>FAQ-VIDA-0017</w:t>
+        <w:t>FAQ-VIDA-0019</w:t>
       </w:r>
     </w:p>
     <w:p>
@@ -5684,6 +6113,10 @@
         <w:pStyle w:val="Heading2"/>
       </w:pPr>
       <w:r>
+        <w:rPr>
+          <w:color w:val="4F81BD"/>
+          <w:sz w:val="28"/>
+        </w:rPr>
         <w:t>Categoria</w:t>
       </w:r>
     </w:p>
@@ -5697,12 +6130,16 @@
         <w:pStyle w:val="Heading2"/>
       </w:pPr>
       <w:r>
+        <w:rPr>
+          <w:color w:val="4F81BD"/>
+          <w:sz w:val="28"/>
+        </w:rPr>
         <w:t>Pergunta</w:t>
       </w:r>
     </w:p>
     <w:p>
       <w:r>
-        <w:t>Recebo dinheiro se cancelar?</w:t>
+        <w:t>Existe carência no seguro de vida?</w:t>
       </w:r>
     </w:p>
     <w:p>
@@ -5710,6 +6147,10 @@
         <w:pStyle w:val="Heading2"/>
       </w:pPr>
       <w:r>
+        <w:rPr>
+          <w:color w:val="4F81BD"/>
+          <w:sz w:val="28"/>
+        </w:rPr>
         <w:t>Situação de atendimento</w:t>
       </w:r>
     </w:p>
@@ -5723,12 +6164,16 @@
         <w:pStyle w:val="Heading2"/>
       </w:pPr>
       <w:r>
+        <w:rPr>
+          <w:color w:val="4F81BD"/>
+          <w:sz w:val="28"/>
+        </w:rPr>
         <w:t>Resposta técnica</w:t>
       </w:r>
     </w:p>
     <w:p>
       <w:r>
-        <w:t>Valor que pode ser devolvido ao cancelar certos contratos, conforme regras, tempo decorrido e tipo de produto.</w:t>
+        <w:t>Período inicial em que determinada cobertura pode não valer ou ter limitação, conforme contrato.</w:t>
       </w:r>
     </w:p>
     <w:p>
@@ -5736,12 +6181,16 @@
         <w:pStyle w:val="Heading2"/>
       </w:pPr>
       <w:r>
+        <w:rPr>
+          <w:color w:val="4F81BD"/>
+          <w:sz w:val="28"/>
+        </w:rPr>
         <w:t>Como responder ao cliente brasileiro</w:t>
       </w:r>
     </w:p>
     <w:p>
       <w:r>
-        <w:t>Nem todo seguro tem resgate. Quando existe, o valor depende do contrato e do tempo pago.</w:t>
+        <w:t>Alguns seguros têm período inicial com regra especial. Precisamos explicar isso antes da contratação.</w:t>
       </w:r>
     </w:p>
     <w:p>
@@ -5749,6 +6198,10 @@
         <w:pStyle w:val="Heading2"/>
       </w:pPr>
       <w:r>
+        <w:rPr>
+          <w:color w:val="4F81BD"/>
+          <w:sz w:val="28"/>
+        </w:rPr>
         <w:t>Termos relacionados</w:t>
       </w:r>
     </w:p>
@@ -5757,7 +6210,7 @@
         <w:pStyle w:val="ListBullet"/>
       </w:pPr>
       <w:r>
-        <w:t>VIDA-0017 - 解約返戻金 - Valor de resgate por cancelamento</w:t>
+        <w:t>VIDA-0019 - 免責期間 - Período de carência ou exclusão inicial</w:t>
       </w:r>
     </w:p>
     <w:p>
@@ -5765,6 +6218,10 @@
         <w:pStyle w:val="Heading2"/>
       </w:pPr>
       <w:r>
+        <w:rPr>
+          <w:color w:val="4F81BD"/>
+          <w:sz w:val="28"/>
+        </w:rPr>
         <w:t>Referências cruzadas</w:t>
       </w:r>
     </w:p>
@@ -5781,7 +6238,7 @@
         <w:pStyle w:val="ListBullet"/>
       </w:pPr>
       <w:r>
-        <w:t>CASE-VIDA-0006</w:t>
+        <w:t>CASE-VIDA-0007</w:t>
       </w:r>
     </w:p>
     <w:p>
@@ -5789,6 +6246,10 @@
         <w:pStyle w:val="Heading2"/>
       </w:pPr>
       <w:r>
+        <w:rPr>
+          <w:color w:val="4F81BD"/>
+          <w:sz w:val="28"/>
+        </w:rPr>
         <w:t>Referências</w:t>
       </w:r>
     </w:p>
@@ -5797,7 +6258,7 @@
         <w:pStyle w:val="ListBullet"/>
       </w:pPr>
       <w:r>
-        <w:t>Documento interno: `02_MasterDictionary/VIDA/VIDA-0017.md`</w:t>
+        <w:t>Documento interno: 02_MasterDictionary/VIDA/VIDA-0019.md</w:t>
       </w:r>
     </w:p>
     <w:p>
@@ -5805,6 +6266,10 @@
         <w:pStyle w:val="Heading2"/>
       </w:pPr>
       <w:r>
+        <w:rPr>
+          <w:color w:val="4F81BD"/>
+          <w:sz w:val="28"/>
+        </w:rPr>
         <w:t>Tags</w:t>
       </w:r>
     </w:p>
@@ -5845,6 +6310,10 @@
         <w:pStyle w:val="Heading2"/>
       </w:pPr>
       <w:r>
+        <w:rPr>
+          <w:color w:val="4F81BD"/>
+          <w:sz w:val="28"/>
+        </w:rPr>
         <w:t>Veja também</w:t>
       </w:r>
     </w:p>
@@ -5853,7 +6322,7 @@
         <w:pStyle w:val="ListBullet"/>
       </w:pPr>
       <w:r>
-        <w:t>`02_MasterDictionary/VIDA/VIDA-0017.md`</w:t>
+        <w:t>02_MasterDictionary/VIDA/VIDA-0019.md</w:t>
       </w:r>
     </w:p>
     <w:p>
@@ -5861,118 +6330,51 @@
         <w:pStyle w:val="Heading2"/>
       </w:pPr>
       <w:r>
+        <w:rPr>
+          <w:color w:val="4F81BD"/>
+          <w:sz w:val="28"/>
+        </w:rPr>
         <w:t>Histórico de revisão</w:t>
       </w:r>
     </w:p>
-    <w:tbl>
-      <w:tblPr>
-        <w:tblStyle w:val="TableGrid"/>
-        <w:tblW w:type="auto" w:w="0"/>
-        <w:tblLook w:firstColumn="1" w:firstRow="1" w:lastColumn="0" w:lastRow="0" w:noHBand="0" w:noVBand="1" w:val="04A0"/>
-      </w:tblPr>
-      <w:tblGrid>
-        <w:gridCol w:w="2448"/>
-        <w:gridCol w:w="2448"/>
-        <w:gridCol w:w="2448"/>
-        <w:gridCol w:w="2448"/>
-      </w:tblGrid>
-      <w:tr>
-        <w:tc>
-          <w:tcPr>
-            <w:tcW w:type="dxa" w:w="2448"/>
-          </w:tcPr>
-          <w:p>
-            <w:r>
-              <w:t>Data</w:t>
-            </w:r>
-          </w:p>
-        </w:tc>
-        <w:tc>
-          <w:tcPr>
-            <w:tcW w:type="dxa" w:w="2448"/>
-          </w:tcPr>
-          <w:p>
-            <w:r>
-              <w:t>Versão</w:t>
-            </w:r>
-          </w:p>
-        </w:tc>
-        <w:tc>
-          <w:tcPr>
-            <w:tcW w:type="dxa" w:w="2448"/>
-          </w:tcPr>
-          <w:p>
-            <w:r>
-              <w:t>Autor</w:t>
-            </w:r>
-          </w:p>
-        </w:tc>
-        <w:tc>
-          <w:tcPr>
-            <w:tcW w:type="dxa" w:w="2448"/>
-          </w:tcPr>
-          <w:p>
-            <w:r>
-              <w:t>Alteração</w:t>
-            </w:r>
-          </w:p>
-        </w:tc>
-      </w:tr>
-      <w:tr>
-        <w:tc>
-          <w:tcPr>
-            <w:tcW w:type="dxa" w:w="2448"/>
-          </w:tcPr>
-          <w:p>
-            <w:r>
-              <w:t>2026-06-25</w:t>
-            </w:r>
-          </w:p>
-        </w:tc>
-        <w:tc>
-          <w:tcPr>
-            <w:tcW w:type="dxa" w:w="2448"/>
-          </w:tcPr>
-          <w:p>
-            <w:r>
-              <w:t>0.1</w:t>
-            </w:r>
-          </w:p>
-        </w:tc>
-        <w:tc>
-          <w:tcPr>
-            <w:tcW w:type="dxa" w:w="2448"/>
-          </w:tcPr>
-          <w:p>
-            <w:r>
-              <w:t>JP-BR Insurance Knowledge Base</w:t>
-            </w:r>
-          </w:p>
-        </w:tc>
-        <w:tc>
-          <w:tcPr>
-            <w:tcW w:type="dxa" w:w="2448"/>
-          </w:tcPr>
-          <w:p>
-            <w:r>
-              <w:t>Criação inicial.</w:t>
-            </w:r>
-          </w:p>
-        </w:tc>
-      </w:tr>
-    </w:tbl>
+    <w:p>
+      <w:r>
+        <w:rPr>
+          <w:rFonts w:ascii="Courier New" w:hAnsi="Courier New"/>
+          <w:sz w:val="16"/>
+        </w:rPr>
+        <w:t>| Data | Versão | Autor | Alteração |</w:t>
+      </w:r>
+    </w:p>
+    <w:p>
+      <w:r>
+        <w:rPr>
+          <w:rFonts w:ascii="Courier New" w:hAnsi="Courier New"/>
+          <w:sz w:val="16"/>
+        </w:rPr>
+        <w:t>| --- | --- | --- | --- |</w:t>
+      </w:r>
+    </w:p>
+    <w:p>
+      <w:r>
+        <w:rPr>
+          <w:rFonts w:ascii="Courier New" w:hAnsi="Courier New"/>
+          <w:sz w:val="16"/>
+        </w:rPr>
+        <w:t>| 2026-06-25 | 0.1 | JP-BR Insurance Knowledge Base | Criação inicial. |</w:t>
+      </w:r>
+    </w:p>
     <w:p/>
     <w:p>
-      <w:r>
-        <w:t>---</w:t>
-      </w:r>
-    </w:p>
-    <w:p>
       <w:pPr>
         <w:pStyle w:val="Heading1"/>
       </w:pPr>
       <w:r>
-        <w:t>FAQ-VIDA-0018 - Por que preciso declarar minha saúde?</w:t>
+        <w:rPr>
+          <w:color w:val="4F81BD"/>
+          <w:sz w:val="32"/>
+        </w:rPr>
+        <w:t>FAQ-VIDA-0020 - Quando a cobertura começa?</w:t>
       </w:r>
     </w:p>
     <w:p>
@@ -5980,6 +6382,10 @@
         <w:pStyle w:val="Heading2"/>
       </w:pPr>
       <w:r>
+        <w:rPr>
+          <w:color w:val="4F81BD"/>
+          <w:sz w:val="28"/>
+        </w:rPr>
         <w:t>Controle</w:t>
       </w:r>
     </w:p>
@@ -6020,12 +6426,16 @@
         <w:pStyle w:val="Heading2"/>
       </w:pPr>
       <w:r>
+        <w:rPr>
+          <w:color w:val="4F81BD"/>
+          <w:sz w:val="28"/>
+        </w:rPr>
         <w:t>Código</w:t>
       </w:r>
     </w:p>
     <w:p>
       <w:r>
-        <w:t>FAQ-VIDA-0018</w:t>
+        <w:t>FAQ-VIDA-0020</w:t>
       </w:r>
     </w:p>
     <w:p>
@@ -6033,6 +6443,10 @@
         <w:pStyle w:val="Heading2"/>
       </w:pPr>
       <w:r>
+        <w:rPr>
+          <w:color w:val="4F81BD"/>
+          <w:sz w:val="28"/>
+        </w:rPr>
         <w:t>Categoria</w:t>
       </w:r>
     </w:p>
@@ -6046,12 +6460,16 @@
         <w:pStyle w:val="Heading2"/>
       </w:pPr>
       <w:r>
+        <w:rPr>
+          <w:color w:val="4F81BD"/>
+          <w:sz w:val="28"/>
+        </w:rPr>
         <w:t>Pergunta</w:t>
       </w:r>
     </w:p>
     <w:p>
       <w:r>
-        <w:t>Por que preciso declarar minha saúde?</w:t>
+        <w:t>Quando a cobertura começa?</w:t>
       </w:r>
     </w:p>
     <w:p>
@@ -6059,6 +6477,10 @@
         <w:pStyle w:val="Heading2"/>
       </w:pPr>
       <w:r>
+        <w:rPr>
+          <w:color w:val="4F81BD"/>
+          <w:sz w:val="28"/>
+        </w:rPr>
         <w:t>Situação de atendimento</w:t>
       </w:r>
     </w:p>
@@ -6072,12 +6494,16 @@
         <w:pStyle w:val="Heading2"/>
       </w:pPr>
       <w:r>
+        <w:rPr>
+          <w:color w:val="4F81BD"/>
+          <w:sz w:val="28"/>
+        </w:rPr>
         <w:t>Resposta técnica</w:t>
       </w:r>
     </w:p>
     <w:p>
       <w:r>
-        <w:t>Dever de declarar corretamente informações de saúde e outros dados solicitados na contratação.</w:t>
+        <w:t>Data a partir da qual a seguradora passa a assumir responsabilidade pela cobertura, conforme aceitação e condições do contrato.</w:t>
       </w:r>
     </w:p>
     <w:p>
@@ -6085,7 +6511,28 @@
         <w:pStyle w:val="Heading2"/>
       </w:pPr>
       <w:r>
-        <w:t>Consulta natural em japonês</w:t>
+        <w:rPr>
+          <w:color w:val="4F81BD"/>
+          <w:sz w:val="28"/>
+        </w:rPr>
+        <w:t>Como responder ao cliente brasileiro</w:t>
+      </w:r>
+    </w:p>
+    <w:p>
+      <w:r>
+        <w:t>A cobertura não começa apenas porque conversamos sobre o seguro. Ela começa conforme a data e as condições aceitas pela seguradora.</w:t>
+      </w:r>
+    </w:p>
+    <w:p>
+      <w:pPr>
+        <w:pStyle w:val="Heading2"/>
+      </w:pPr>
+      <w:r>
+        <w:rPr>
+          <w:color w:val="4F81BD"/>
+          <w:sz w:val="28"/>
+        </w:rPr>
+        <w:t>Termos relacionados</w:t>
       </w:r>
     </w:p>
     <w:p>
@@ -6093,7 +6540,19 @@
         <w:pStyle w:val="ListBullet"/>
       </w:pPr>
       <w:r>
-        <w:t>ブラジル人のお客様に告知義務をどう説明すればよいですか。</w:t>
+        <w:t>VIDA-0020 - 責任開始日 - Data de início da responsabilidade da seguradora</w:t>
+      </w:r>
+    </w:p>
+    <w:p>
+      <w:pPr>
+        <w:pStyle w:val="Heading2"/>
+      </w:pPr>
+      <w:r>
+        <w:rPr>
+          <w:color w:val="4F81BD"/>
+          <w:sz w:val="28"/>
+        </w:rPr>
+        <w:t>Referências cruzadas</w:t>
       </w:r>
     </w:p>
     <w:p>
@@ -6101,7 +6560,15 @@
         <w:pStyle w:val="ListBullet"/>
       </w:pPr>
       <w:r>
-        <w:t>健康状態を正しく申告しないと、どんな問題がありますか。</w:t>
+        <w:t>DIALOGUE-VIDA-0005</w:t>
+      </w:r>
+    </w:p>
+    <w:p>
+      <w:pPr>
+        <w:pStyle w:val="ListBullet"/>
+      </w:pPr>
+      <w:r>
+        <w:t>CASE-VIDA-0007</w:t>
       </w:r>
     </w:p>
     <w:p>
@@ -6109,12 +6576,19 @@
         <w:pStyle w:val="Heading2"/>
       </w:pPr>
       <w:r>
-        <w:t>Como responder ao cliente brasileiro</w:t>
-      </w:r>
-    </w:p>
-    <w:p>
-      <w:r>
-        <w:t>A declaração de saúde precisa ser verdadeira e completa. Se alguma informação importante estiver errada ou for omitida, a seguradora pode aceitar com condição, recusar a contratação, investigar o caso ou questionar o pagamento no futuro, conforme o contrato e as regras aplicáveis.</w:t>
+        <w:rPr>
+          <w:color w:val="4F81BD"/>
+          <w:sz w:val="28"/>
+        </w:rPr>
+        <w:t>Referências</w:t>
+      </w:r>
+    </w:p>
+    <w:p>
+      <w:pPr>
+        <w:pStyle w:val="ListBullet"/>
+      </w:pPr>
+      <w:r>
+        <w:t>Documento interno: 02_MasterDictionary/VIDA/VIDA-0020.md</w:t>
       </w:r>
     </w:p>
     <w:p>
@@ -6122,12 +6596,43 @@
         <w:pStyle w:val="Heading2"/>
       </w:pPr>
       <w:r>
-        <w:t>Limite comercial/compliance</w:t>
-      </w:r>
-    </w:p>
-    <w:p>
-      <w:r>
-        <w:t>O corretor deve explicar a importância da declaração correta, mas não deve decidir aceitação, cobertura ou pagamento. A decisão depende da análise formal da seguradora.</w:t>
+        <w:rPr>
+          <w:color w:val="4F81BD"/>
+          <w:sz w:val="28"/>
+        </w:rPr>
+        <w:t>Tags</w:t>
+      </w:r>
+    </w:p>
+    <w:p>
+      <w:pPr>
+        <w:pStyle w:val="ListBullet"/>
+      </w:pPr>
+      <w:r>
+        <w:t>faq</w:t>
+      </w:r>
+    </w:p>
+    <w:p>
+      <w:pPr>
+        <w:pStyle w:val="ListBullet"/>
+      </w:pPr>
+      <w:r>
+        <w:t>vida</w:t>
+      </w:r>
+    </w:p>
+    <w:p>
+      <w:pPr>
+        <w:pStyle w:val="ListBullet"/>
+      </w:pPr>
+      <w:r>
+        <w:t>seguro-de-vida</w:t>
+      </w:r>
+    </w:p>
+    <w:p>
+      <w:pPr>
+        <w:pStyle w:val="ListBullet"/>
+      </w:pPr>
+      <w:r>
+        <w:t>fundamento</w:t>
       </w:r>
     </w:p>
     <w:p>
@@ -6135,7 +6640,11 @@
         <w:pStyle w:val="Heading2"/>
       </w:pPr>
       <w:r>
-        <w:t>Termos relacionados</w:t>
+        <w:rPr>
+          <w:color w:val="4F81BD"/>
+          <w:sz w:val="28"/>
+        </w:rPr>
+        <w:t>Veja também</w:t>
       </w:r>
     </w:p>
     <w:p>
@@ -6143,7 +6652,7 @@
         <w:pStyle w:val="ListBullet"/>
       </w:pPr>
       <w:r>
-        <w:t>VIDA-0018 - 告知義務 - Obrigação de declaração de saúde</w:t>
+        <w:t>02_MasterDictionary/VIDA/VIDA-0020.md</w:t>
       </w:r>
     </w:p>
     <w:p>
@@ -6151,946 +6660,43 @@
         <w:pStyle w:val="Heading2"/>
       </w:pPr>
       <w:r>
-        <w:t>Referências cruzadas</w:t>
-      </w:r>
-    </w:p>
-    <w:p>
-      <w:pPr>
-        <w:pStyle w:val="ListBullet"/>
-      </w:pPr>
-      <w:r>
-        <w:t>DIALOGUE-VIDA-0005</w:t>
-      </w:r>
-    </w:p>
-    <w:p>
-      <w:pPr>
-        <w:pStyle w:val="ListBullet"/>
-      </w:pPr>
-      <w:r>
-        <w:t>CASE-VIDA-0006</w:t>
-      </w:r>
-    </w:p>
-    <w:p>
-      <w:pPr>
-        <w:pStyle w:val="Heading2"/>
-      </w:pPr>
-      <w:r>
-        <w:t>Referências</w:t>
-      </w:r>
-    </w:p>
-    <w:p>
-      <w:pPr>
-        <w:pStyle w:val="ListBullet"/>
-      </w:pPr>
-      <w:r>
-        <w:t>Documento interno: `02_MasterDictionary/VIDA/VIDA-0018.md`</w:t>
-      </w:r>
-    </w:p>
-    <w:p>
-      <w:pPr>
-        <w:pStyle w:val="Heading2"/>
-      </w:pPr>
-      <w:r>
-        <w:t>Tags</w:t>
-      </w:r>
-    </w:p>
-    <w:p>
-      <w:pPr>
-        <w:pStyle w:val="ListBullet"/>
-      </w:pPr>
-      <w:r>
-        <w:t>faq</w:t>
-      </w:r>
-    </w:p>
-    <w:p>
-      <w:pPr>
-        <w:pStyle w:val="ListBullet"/>
-      </w:pPr>
-      <w:r>
-        <w:t>vida</w:t>
-      </w:r>
-    </w:p>
-    <w:p>
-      <w:pPr>
-        <w:pStyle w:val="ListBullet"/>
-      </w:pPr>
-      <w:r>
-        <w:t>seguro-de-vida</w:t>
-      </w:r>
-    </w:p>
-    <w:p>
-      <w:pPr>
-        <w:pStyle w:val="ListBullet"/>
-      </w:pPr>
-      <w:r>
-        <w:t>fundamento</w:t>
-      </w:r>
-    </w:p>
-    <w:p>
-      <w:pPr>
-        <w:pStyle w:val="Heading2"/>
-      </w:pPr>
-      <w:r>
-        <w:t>Veja também</w:t>
-      </w:r>
-    </w:p>
-    <w:p>
-      <w:pPr>
-        <w:pStyle w:val="ListBullet"/>
-      </w:pPr>
-      <w:r>
-        <w:t>`02_MasterDictionary/VIDA/VIDA-0018.md`</w:t>
-      </w:r>
-    </w:p>
-    <w:p>
-      <w:pPr>
-        <w:pStyle w:val="Heading2"/>
-      </w:pPr>
-      <w:r>
+        <w:rPr>
+          <w:color w:val="4F81BD"/>
+          <w:sz w:val="28"/>
+        </w:rPr>
         <w:t>Histórico de revisão</w:t>
       </w:r>
     </w:p>
-    <w:tbl>
-      <w:tblPr>
-        <w:tblStyle w:val="TableGrid"/>
-        <w:tblW w:type="auto" w:w="0"/>
-        <w:tblLook w:firstColumn="1" w:firstRow="1" w:lastColumn="0" w:lastRow="0" w:noHBand="0" w:noVBand="1" w:val="04A0"/>
-      </w:tblPr>
-      <w:tblGrid>
-        <w:gridCol w:w="2448"/>
-        <w:gridCol w:w="2448"/>
-        <w:gridCol w:w="2448"/>
-        <w:gridCol w:w="2448"/>
-      </w:tblGrid>
-      <w:tr>
-        <w:tc>
-          <w:tcPr>
-            <w:tcW w:type="dxa" w:w="2448"/>
-          </w:tcPr>
-          <w:p>
-            <w:r>
-              <w:t>Data</w:t>
-            </w:r>
-          </w:p>
-        </w:tc>
-        <w:tc>
-          <w:tcPr>
-            <w:tcW w:type="dxa" w:w="2448"/>
-          </w:tcPr>
-          <w:p>
-            <w:r>
-              <w:t>Versão</w:t>
-            </w:r>
-          </w:p>
-        </w:tc>
-        <w:tc>
-          <w:tcPr>
-            <w:tcW w:type="dxa" w:w="2448"/>
-          </w:tcPr>
-          <w:p>
-            <w:r>
-              <w:t>Autor</w:t>
-            </w:r>
-          </w:p>
-        </w:tc>
-        <w:tc>
-          <w:tcPr>
-            <w:tcW w:type="dxa" w:w="2448"/>
-          </w:tcPr>
-          <w:p>
-            <w:r>
-              <w:t>Alteração</w:t>
-            </w:r>
-          </w:p>
-        </w:tc>
-      </w:tr>
-      <w:tr>
-        <w:tc>
-          <w:tcPr>
-            <w:tcW w:type="dxa" w:w="2448"/>
-          </w:tcPr>
-          <w:p>
-            <w:r>
-              <w:t>2026-06-25</w:t>
-            </w:r>
-          </w:p>
-        </w:tc>
-        <w:tc>
-          <w:tcPr>
-            <w:tcW w:type="dxa" w:w="2448"/>
-          </w:tcPr>
-          <w:p>
-            <w:r>
-              <w:t>0.1</w:t>
-            </w:r>
-          </w:p>
-        </w:tc>
-        <w:tc>
-          <w:tcPr>
-            <w:tcW w:type="dxa" w:w="2448"/>
-          </w:tcPr>
-          <w:p>
-            <w:r>
-              <w:t>JP-BR Insurance Knowledge Base</w:t>
-            </w:r>
-          </w:p>
-        </w:tc>
-        <w:tc>
-          <w:tcPr>
-            <w:tcW w:type="dxa" w:w="2448"/>
-          </w:tcPr>
-          <w:p>
-            <w:r>
-              <w:t>Criação inicial.</w:t>
-            </w:r>
-          </w:p>
-        </w:tc>
-      </w:tr>
-      <w:tr>
-        <w:tc>
-          <w:tcPr>
-            <w:tcW w:type="dxa" w:w="2448"/>
-          </w:tcPr>
-          <w:p>
-            <w:r>
-              <w:t>2026-06-26</w:t>
-            </w:r>
-          </w:p>
-        </w:tc>
-        <w:tc>
-          <w:tcPr>
-            <w:tcW w:type="dxa" w:w="2448"/>
-          </w:tcPr>
-          <w:p>
-            <w:r>
-              <w:t>0.2</w:t>
-            </w:r>
-          </w:p>
-        </w:tc>
-        <w:tc>
-          <w:tcPr>
-            <w:tcW w:type="dxa" w:w="2448"/>
-          </w:tcPr>
-          <w:p>
-            <w:r>
-              <w:t>JP-BR Insurance Knowledge Base</w:t>
-            </w:r>
-          </w:p>
-        </w:tc>
-        <w:tc>
-          <w:tcPr>
-            <w:tcW w:type="dxa" w:w="2448"/>
-          </w:tcPr>
-          <w:p>
-            <w:r>
-              <w:t>Reforço de consulta japonesa e limite comercial sobre declaração de saúde.</w:t>
-            </w:r>
-          </w:p>
-        </w:tc>
-      </w:tr>
-    </w:tbl>
-    <w:p/>
-    <w:p>
-      <w:r>
-        <w:t>---</w:t>
-      </w:r>
-    </w:p>
-    <w:p>
-      <w:pPr>
-        <w:pStyle w:val="Heading1"/>
-      </w:pPr>
-      <w:r>
-        <w:t>FAQ-VIDA-0019 - Existe carência no seguro de vida?</w:t>
-      </w:r>
-    </w:p>
-    <w:p>
-      <w:pPr>
-        <w:pStyle w:val="Heading2"/>
-      </w:pPr>
-      <w:r>
-        <w:t>Controle</w:t>
-      </w:r>
-    </w:p>
-    <w:p>
-      <w:pPr>
-        <w:pStyle w:val="ListBullet"/>
-      </w:pPr>
-      <w:r>
-        <w:t>Versão: 0.1</w:t>
-      </w:r>
-    </w:p>
-    <w:p>
-      <w:pPr>
-        <w:pStyle w:val="ListBullet"/>
-      </w:pPr>
-      <w:r>
-        <w:t>Data: 2026-06-25</w:t>
-      </w:r>
-    </w:p>
-    <w:p>
-      <w:pPr>
-        <w:pStyle w:val="ListBullet"/>
-      </w:pPr>
-      <w:r>
-        <w:t>Autor: JP-BR Insurance Knowledge Base</w:t>
-      </w:r>
-    </w:p>
-    <w:p>
-      <w:pPr>
-        <w:pStyle w:val="ListBullet"/>
-      </w:pPr>
-      <w:r>
-        <w:t>Histórico: Criação inicial.</w:t>
-      </w:r>
-    </w:p>
-    <w:p>
-      <w:pPr>
-        <w:pStyle w:val="Heading2"/>
-      </w:pPr>
-      <w:r>
-        <w:t>Código</w:t>
-      </w:r>
-    </w:p>
-    <w:p>
-      <w:r>
-        <w:t>FAQ-VIDA-0019</w:t>
-      </w:r>
-    </w:p>
-    <w:p>
-      <w:pPr>
-        <w:pStyle w:val="Heading2"/>
-      </w:pPr>
-      <w:r>
-        <w:t>Categoria</w:t>
-      </w:r>
-    </w:p>
-    <w:p>
-      <w:r>
-        <w:t>VIDA</w:t>
-      </w:r>
-    </w:p>
-    <w:p>
-      <w:pPr>
-        <w:pStyle w:val="Heading2"/>
-      </w:pPr>
-      <w:r>
-        <w:t>Pergunta</w:t>
-      </w:r>
-    </w:p>
-    <w:p>
-      <w:r>
-        <w:t>Existe carência no seguro de vida?</w:t>
-      </w:r>
-    </w:p>
-    <w:p>
-      <w:pPr>
-        <w:pStyle w:val="Heading2"/>
-      </w:pPr>
-      <w:r>
-        <w:t>Situação de atendimento</w:t>
-      </w:r>
-    </w:p>
-    <w:p>
-      <w:r>
-        <w:t>Cliente brasileiro quer entender fundamentos de seguro de vida no Japão.</w:t>
-      </w:r>
-    </w:p>
-    <w:p>
-      <w:pPr>
-        <w:pStyle w:val="Heading2"/>
-      </w:pPr>
-      <w:r>
-        <w:t>Resposta técnica</w:t>
-      </w:r>
-    </w:p>
-    <w:p>
-      <w:r>
-        <w:t>Período inicial em que determinada cobertura pode não valer ou ter limitação, conforme contrato.</w:t>
-      </w:r>
-    </w:p>
-    <w:p>
-      <w:pPr>
-        <w:pStyle w:val="Heading2"/>
-      </w:pPr>
-      <w:r>
-        <w:t>Como responder ao cliente brasileiro</w:t>
-      </w:r>
-    </w:p>
-    <w:p>
-      <w:r>
-        <w:t>Alguns seguros têm período inicial com regra especial. Precisamos explicar isso antes da contratação.</w:t>
-      </w:r>
-    </w:p>
-    <w:p>
-      <w:pPr>
-        <w:pStyle w:val="Heading2"/>
-      </w:pPr>
-      <w:r>
-        <w:t>Termos relacionados</w:t>
-      </w:r>
-    </w:p>
-    <w:p>
-      <w:pPr>
-        <w:pStyle w:val="ListBullet"/>
-      </w:pPr>
-      <w:r>
-        <w:t>VIDA-0019 - 免責期間 - Período de carência ou exclusão inicial</w:t>
-      </w:r>
-    </w:p>
-    <w:p>
-      <w:pPr>
-        <w:pStyle w:val="Heading2"/>
-      </w:pPr>
-      <w:r>
-        <w:t>Referências cruzadas</w:t>
-      </w:r>
-    </w:p>
-    <w:p>
-      <w:pPr>
-        <w:pStyle w:val="ListBullet"/>
-      </w:pPr>
-      <w:r>
-        <w:t>DIALOGUE-VIDA-0005</w:t>
-      </w:r>
-    </w:p>
-    <w:p>
-      <w:pPr>
-        <w:pStyle w:val="ListBullet"/>
-      </w:pPr>
-      <w:r>
-        <w:t>CASE-VIDA-0007</w:t>
-      </w:r>
-    </w:p>
-    <w:p>
-      <w:pPr>
-        <w:pStyle w:val="Heading2"/>
-      </w:pPr>
-      <w:r>
-        <w:t>Referências</w:t>
-      </w:r>
-    </w:p>
-    <w:p>
-      <w:pPr>
-        <w:pStyle w:val="ListBullet"/>
-      </w:pPr>
-      <w:r>
-        <w:t>Documento interno: `02_MasterDictionary/VIDA/VIDA-0019.md`</w:t>
-      </w:r>
-    </w:p>
-    <w:p>
-      <w:pPr>
-        <w:pStyle w:val="Heading2"/>
-      </w:pPr>
-      <w:r>
-        <w:t>Tags</w:t>
-      </w:r>
-    </w:p>
-    <w:p>
-      <w:pPr>
-        <w:pStyle w:val="ListBullet"/>
-      </w:pPr>
-      <w:r>
-        <w:t>faq</w:t>
-      </w:r>
-    </w:p>
-    <w:p>
-      <w:pPr>
-        <w:pStyle w:val="ListBullet"/>
-      </w:pPr>
-      <w:r>
-        <w:t>vida</w:t>
-      </w:r>
-    </w:p>
-    <w:p>
-      <w:pPr>
-        <w:pStyle w:val="ListBullet"/>
-      </w:pPr>
-      <w:r>
-        <w:t>seguro-de-vida</w:t>
-      </w:r>
-    </w:p>
-    <w:p>
-      <w:pPr>
-        <w:pStyle w:val="ListBullet"/>
-      </w:pPr>
-      <w:r>
-        <w:t>fundamento</w:t>
-      </w:r>
-    </w:p>
-    <w:p>
-      <w:pPr>
-        <w:pStyle w:val="Heading2"/>
-      </w:pPr>
-      <w:r>
-        <w:t>Veja também</w:t>
-      </w:r>
-    </w:p>
-    <w:p>
-      <w:pPr>
-        <w:pStyle w:val="ListBullet"/>
-      </w:pPr>
-      <w:r>
-        <w:t>`02_MasterDictionary/VIDA/VIDA-0019.md`</w:t>
-      </w:r>
-    </w:p>
-    <w:p>
-      <w:pPr>
-        <w:pStyle w:val="Heading2"/>
-      </w:pPr>
-      <w:r>
-        <w:t>Histórico de revisão</w:t>
-      </w:r>
-    </w:p>
-    <w:tbl>
-      <w:tblPr>
-        <w:tblStyle w:val="TableGrid"/>
-        <w:tblW w:type="auto" w:w="0"/>
-        <w:tblLook w:firstColumn="1" w:firstRow="1" w:lastColumn="0" w:lastRow="0" w:noHBand="0" w:noVBand="1" w:val="04A0"/>
-      </w:tblPr>
-      <w:tblGrid>
-        <w:gridCol w:w="2448"/>
-        <w:gridCol w:w="2448"/>
-        <w:gridCol w:w="2448"/>
-        <w:gridCol w:w="2448"/>
-      </w:tblGrid>
-      <w:tr>
-        <w:tc>
-          <w:tcPr>
-            <w:tcW w:type="dxa" w:w="2448"/>
-          </w:tcPr>
-          <w:p>
-            <w:r>
-              <w:t>Data</w:t>
-            </w:r>
-          </w:p>
-        </w:tc>
-        <w:tc>
-          <w:tcPr>
-            <w:tcW w:type="dxa" w:w="2448"/>
-          </w:tcPr>
-          <w:p>
-            <w:r>
-              <w:t>Versão</w:t>
-            </w:r>
-          </w:p>
-        </w:tc>
-        <w:tc>
-          <w:tcPr>
-            <w:tcW w:type="dxa" w:w="2448"/>
-          </w:tcPr>
-          <w:p>
-            <w:r>
-              <w:t>Autor</w:t>
-            </w:r>
-          </w:p>
-        </w:tc>
-        <w:tc>
-          <w:tcPr>
-            <w:tcW w:type="dxa" w:w="2448"/>
-          </w:tcPr>
-          <w:p>
-            <w:r>
-              <w:t>Alteração</w:t>
-            </w:r>
-          </w:p>
-        </w:tc>
-      </w:tr>
-      <w:tr>
-        <w:tc>
-          <w:tcPr>
-            <w:tcW w:type="dxa" w:w="2448"/>
-          </w:tcPr>
-          <w:p>
-            <w:r>
-              <w:t>2026-06-25</w:t>
-            </w:r>
-          </w:p>
-        </w:tc>
-        <w:tc>
-          <w:tcPr>
-            <w:tcW w:type="dxa" w:w="2448"/>
-          </w:tcPr>
-          <w:p>
-            <w:r>
-              <w:t>0.1</w:t>
-            </w:r>
-          </w:p>
-        </w:tc>
-        <w:tc>
-          <w:tcPr>
-            <w:tcW w:type="dxa" w:w="2448"/>
-          </w:tcPr>
-          <w:p>
-            <w:r>
-              <w:t>JP-BR Insurance Knowledge Base</w:t>
-            </w:r>
-          </w:p>
-        </w:tc>
-        <w:tc>
-          <w:tcPr>
-            <w:tcW w:type="dxa" w:w="2448"/>
-          </w:tcPr>
-          <w:p>
-            <w:r>
-              <w:t>Criação inicial.</w:t>
-            </w:r>
-          </w:p>
-        </w:tc>
-      </w:tr>
-    </w:tbl>
-    <w:p/>
-    <w:p>
-      <w:r>
-        <w:t>---</w:t>
-      </w:r>
-    </w:p>
-    <w:p>
-      <w:pPr>
-        <w:pStyle w:val="Heading1"/>
-      </w:pPr>
-      <w:r>
-        <w:t>FAQ-VIDA-0020 - Quando a cobertura começa?</w:t>
-      </w:r>
-    </w:p>
-    <w:p>
-      <w:pPr>
-        <w:pStyle w:val="Heading2"/>
-      </w:pPr>
-      <w:r>
-        <w:t>Controle</w:t>
-      </w:r>
-    </w:p>
-    <w:p>
-      <w:pPr>
-        <w:pStyle w:val="ListBullet"/>
-      </w:pPr>
-      <w:r>
-        <w:t>Versão: 0.1</w:t>
-      </w:r>
-    </w:p>
-    <w:p>
-      <w:pPr>
-        <w:pStyle w:val="ListBullet"/>
-      </w:pPr>
-      <w:r>
-        <w:t>Data: 2026-06-25</w:t>
-      </w:r>
-    </w:p>
-    <w:p>
-      <w:pPr>
-        <w:pStyle w:val="ListBullet"/>
-      </w:pPr>
-      <w:r>
-        <w:t>Autor: JP-BR Insurance Knowledge Base</w:t>
-      </w:r>
-    </w:p>
-    <w:p>
-      <w:pPr>
-        <w:pStyle w:val="ListBullet"/>
-      </w:pPr>
-      <w:r>
-        <w:t>Histórico: Criação inicial.</w:t>
-      </w:r>
-    </w:p>
-    <w:p>
-      <w:pPr>
-        <w:pStyle w:val="Heading2"/>
-      </w:pPr>
-      <w:r>
-        <w:t>Código</w:t>
-      </w:r>
-    </w:p>
-    <w:p>
-      <w:r>
-        <w:t>FAQ-VIDA-0020</w:t>
-      </w:r>
-    </w:p>
-    <w:p>
-      <w:pPr>
-        <w:pStyle w:val="Heading2"/>
-      </w:pPr>
-      <w:r>
-        <w:t>Categoria</w:t>
-      </w:r>
-    </w:p>
-    <w:p>
-      <w:r>
-        <w:t>VIDA</w:t>
-      </w:r>
-    </w:p>
-    <w:p>
-      <w:pPr>
-        <w:pStyle w:val="Heading2"/>
-      </w:pPr>
-      <w:r>
-        <w:t>Pergunta</w:t>
-      </w:r>
-    </w:p>
-    <w:p>
-      <w:r>
-        <w:t>Quando a cobertura começa?</w:t>
-      </w:r>
-    </w:p>
-    <w:p>
-      <w:pPr>
-        <w:pStyle w:val="Heading2"/>
-      </w:pPr>
-      <w:r>
-        <w:t>Situação de atendimento</w:t>
-      </w:r>
-    </w:p>
-    <w:p>
-      <w:r>
-        <w:t>Cliente brasileiro quer entender fundamentos de seguro de vida no Japão.</w:t>
-      </w:r>
-    </w:p>
-    <w:p>
-      <w:pPr>
-        <w:pStyle w:val="Heading2"/>
-      </w:pPr>
-      <w:r>
-        <w:t>Resposta técnica</w:t>
-      </w:r>
-    </w:p>
-    <w:p>
-      <w:r>
-        <w:t>Data a partir da qual a seguradora passa a assumir responsabilidade pela cobertura, conforme aceitação e condições do contrato.</w:t>
-      </w:r>
-    </w:p>
-    <w:p>
-      <w:pPr>
-        <w:pStyle w:val="Heading2"/>
-      </w:pPr>
-      <w:r>
-        <w:t>Como responder ao cliente brasileiro</w:t>
-      </w:r>
-    </w:p>
-    <w:p>
-      <w:r>
-        <w:t>A cobertura não começa apenas porque conversamos sobre o seguro. Ela começa conforme a data e as condições aceitas pela seguradora.</w:t>
-      </w:r>
-    </w:p>
-    <w:p>
-      <w:pPr>
-        <w:pStyle w:val="Heading2"/>
-      </w:pPr>
-      <w:r>
-        <w:t>Termos relacionados</w:t>
-      </w:r>
-    </w:p>
-    <w:p>
-      <w:pPr>
-        <w:pStyle w:val="ListBullet"/>
-      </w:pPr>
-      <w:r>
-        <w:t>VIDA-0020 - 責任開始日 - Data de início da responsabilidade da seguradora</w:t>
-      </w:r>
-    </w:p>
-    <w:p>
-      <w:pPr>
-        <w:pStyle w:val="Heading2"/>
-      </w:pPr>
-      <w:r>
-        <w:t>Referências cruzadas</w:t>
-      </w:r>
-    </w:p>
-    <w:p>
-      <w:pPr>
-        <w:pStyle w:val="ListBullet"/>
-      </w:pPr>
-      <w:r>
-        <w:t>DIALOGUE-VIDA-0005</w:t>
-      </w:r>
-    </w:p>
-    <w:p>
-      <w:pPr>
-        <w:pStyle w:val="ListBullet"/>
-      </w:pPr>
-      <w:r>
-        <w:t>CASE-VIDA-0007</w:t>
-      </w:r>
-    </w:p>
-    <w:p>
-      <w:pPr>
-        <w:pStyle w:val="Heading2"/>
-      </w:pPr>
-      <w:r>
-        <w:t>Referências</w:t>
-      </w:r>
-    </w:p>
-    <w:p>
-      <w:pPr>
-        <w:pStyle w:val="ListBullet"/>
-      </w:pPr>
-      <w:r>
-        <w:t>Documento interno: `02_MasterDictionary/VIDA/VIDA-0020.md`</w:t>
-      </w:r>
-    </w:p>
-    <w:p>
-      <w:pPr>
-        <w:pStyle w:val="Heading2"/>
-      </w:pPr>
-      <w:r>
-        <w:t>Tags</w:t>
-      </w:r>
-    </w:p>
-    <w:p>
-      <w:pPr>
-        <w:pStyle w:val="ListBullet"/>
-      </w:pPr>
-      <w:r>
-        <w:t>faq</w:t>
-      </w:r>
-    </w:p>
-    <w:p>
-      <w:pPr>
-        <w:pStyle w:val="ListBullet"/>
-      </w:pPr>
-      <w:r>
-        <w:t>vida</w:t>
-      </w:r>
-    </w:p>
-    <w:p>
-      <w:pPr>
-        <w:pStyle w:val="ListBullet"/>
-      </w:pPr>
-      <w:r>
-        <w:t>seguro-de-vida</w:t>
-      </w:r>
-    </w:p>
-    <w:p>
-      <w:pPr>
-        <w:pStyle w:val="ListBullet"/>
-      </w:pPr>
-      <w:r>
-        <w:t>fundamento</w:t>
-      </w:r>
-    </w:p>
-    <w:p>
-      <w:pPr>
-        <w:pStyle w:val="Heading2"/>
-      </w:pPr>
-      <w:r>
-        <w:t>Veja também</w:t>
-      </w:r>
-    </w:p>
-    <w:p>
-      <w:pPr>
-        <w:pStyle w:val="ListBullet"/>
-      </w:pPr>
-      <w:r>
-        <w:t>`02_MasterDictionary/VIDA/VIDA-0020.md`</w:t>
-      </w:r>
-    </w:p>
-    <w:p>
-      <w:pPr>
-        <w:pStyle w:val="Heading2"/>
-      </w:pPr>
-      <w:r>
-        <w:t>Histórico de revisão</w:t>
-      </w:r>
-    </w:p>
-    <w:tbl>
-      <w:tblPr>
-        <w:tblStyle w:val="TableGrid"/>
-        <w:tblW w:type="auto" w:w="0"/>
-        <w:tblLook w:firstColumn="1" w:firstRow="1" w:lastColumn="0" w:lastRow="0" w:noHBand="0" w:noVBand="1" w:val="04A0"/>
-      </w:tblPr>
-      <w:tblGrid>
-        <w:gridCol w:w="2448"/>
-        <w:gridCol w:w="2448"/>
-        <w:gridCol w:w="2448"/>
-        <w:gridCol w:w="2448"/>
-      </w:tblGrid>
-      <w:tr>
-        <w:tc>
-          <w:tcPr>
-            <w:tcW w:type="dxa" w:w="2448"/>
-          </w:tcPr>
-          <w:p>
-            <w:r>
-              <w:t>Data</w:t>
-            </w:r>
-          </w:p>
-        </w:tc>
-        <w:tc>
-          <w:tcPr>
-            <w:tcW w:type="dxa" w:w="2448"/>
-          </w:tcPr>
-          <w:p>
-            <w:r>
-              <w:t>Versão</w:t>
-            </w:r>
-          </w:p>
-        </w:tc>
-        <w:tc>
-          <w:tcPr>
-            <w:tcW w:type="dxa" w:w="2448"/>
-          </w:tcPr>
-          <w:p>
-            <w:r>
-              <w:t>Autor</w:t>
-            </w:r>
-          </w:p>
-        </w:tc>
-        <w:tc>
-          <w:tcPr>
-            <w:tcW w:type="dxa" w:w="2448"/>
-          </w:tcPr>
-          <w:p>
-            <w:r>
-              <w:t>Alteração</w:t>
-            </w:r>
-          </w:p>
-        </w:tc>
-      </w:tr>
-      <w:tr>
-        <w:tc>
-          <w:tcPr>
-            <w:tcW w:type="dxa" w:w="2448"/>
-          </w:tcPr>
-          <w:p>
-            <w:r>
-              <w:t>2026-06-25</w:t>
-            </w:r>
-          </w:p>
-        </w:tc>
-        <w:tc>
-          <w:tcPr>
-            <w:tcW w:type="dxa" w:w="2448"/>
-          </w:tcPr>
-          <w:p>
-            <w:r>
-              <w:t>0.1</w:t>
-            </w:r>
-          </w:p>
-        </w:tc>
-        <w:tc>
-          <w:tcPr>
-            <w:tcW w:type="dxa" w:w="2448"/>
-          </w:tcPr>
-          <w:p>
-            <w:r>
-              <w:t>JP-BR Insurance Knowledge Base</w:t>
-            </w:r>
-          </w:p>
-        </w:tc>
-        <w:tc>
-          <w:tcPr>
-            <w:tcW w:type="dxa" w:w="2448"/>
-          </w:tcPr>
-          <w:p>
-            <w:r>
-              <w:t>Criação inicial.</w:t>
-            </w:r>
-          </w:p>
-        </w:tc>
-      </w:tr>
-    </w:tbl>
-    <w:p/>
+    <w:p>
+      <w:r>
+        <w:rPr>
+          <w:rFonts w:ascii="Courier New" w:hAnsi="Courier New"/>
+          <w:sz w:val="16"/>
+        </w:rPr>
+        <w:t>| Data | Versão | Autor | Alteração |</w:t>
+      </w:r>
+    </w:p>
+    <w:p>
+      <w:r>
+        <w:rPr>
+          <w:rFonts w:ascii="Courier New" w:hAnsi="Courier New"/>
+          <w:sz w:val="16"/>
+        </w:rPr>
+        <w:t>| --- | --- | --- | --- |</w:t>
+      </w:r>
+    </w:p>
+    <w:p>
+      <w:r>
+        <w:rPr>
+          <w:rFonts w:ascii="Courier New" w:hAnsi="Courier New"/>
+          <w:sz w:val="16"/>
+        </w:rPr>
+        <w:t>| 2026-06-25 | 0.1 | JP-BR Insurance Knowledge Base | Criação inicial. |</w:t>
+      </w:r>
+    </w:p>
     <w:sectPr>
       <w:pgSz w:w="12240" w:h="15840"/>
-      <w:pgMar w:top="1152" w:right="1224" w:bottom="1152" w:left="1224" w:header="720" w:footer="720" w:gutter="0"/>
+      <w:pgMar w:top="1440" w:right="1440" w:bottom="1440" w:left="1440" w:header="720" w:footer="720" w:gutter="0"/>
       <w:cols w:space="720"/>
       <w:docGrid w:linePitch="360"/>
     </w:sectPr>
@@ -7462,7 +7068,8 @@
     <w:qFormat/>
     <w:rsid w:val="00FC693F"/>
     <w:rPr>
-      <w:rFonts w:ascii="Arial" w:hAnsi="Arial" w:eastAsia="Yu Gothic"/>
+      <w:rFonts w:ascii="Arial" w:hAnsi="Arial"/>
+      <w:sz w:val="22"/>
     </w:rPr>
   </w:style>
   <w:style w:type="paragraph" w:styleId="Header">
@@ -7479,9 +7086,6 @@
       </w:tabs>
       <w:spacing w:after="0" w:line="240" w:lineRule="auto"/>
     </w:pPr>
-    <w:rPr>
-      <w:rFonts w:ascii="Arial" w:hAnsi="Arial" w:eastAsia="Yu Gothic"/>
-    </w:rPr>
   </w:style>
   <w:style w:type="character" w:customStyle="1" w:styleId="HeaderChar">
     <w:name w:val="Header Char"/>
@@ -7504,9 +7108,6 @@
       </w:tabs>
       <w:spacing w:after="0" w:line="240" w:lineRule="auto"/>
     </w:pPr>
-    <w:rPr>
-      <w:rFonts w:ascii="Arial" w:hAnsi="Arial" w:eastAsia="Yu Gothic"/>
-    </w:rPr>
   </w:style>
   <w:style w:type="character" w:customStyle="1" w:styleId="FooterChar">
     <w:name w:val="Footer Char"/>
@@ -7530,7 +7131,7 @@
       <w:outlineLvl w:val="0"/>
     </w:pPr>
     <w:rPr>
-      <w:rFonts w:asciiTheme="majorHAnsi" w:eastAsiaTheme="majorEastAsia" w:hAnsiTheme="majorHAnsi" w:cstheme="majorBidi" w:ascii="Arial" w:hAnsi="Arial" w:eastAsia="Yu Gothic"/>
+      <w:rFonts w:asciiTheme="majorHAnsi" w:eastAsiaTheme="majorEastAsia" w:hAnsiTheme="majorHAnsi" w:cstheme="majorBidi"/>
       <w:b/>
       <w:bCs/>
       <w:color w:val="365F91" w:themeColor="accent1" w:themeShade="BF"/>
@@ -7554,7 +7155,7 @@
       <w:outlineLvl w:val="1"/>
     </w:pPr>
     <w:rPr>
-      <w:rFonts w:asciiTheme="majorHAnsi" w:eastAsiaTheme="majorEastAsia" w:hAnsiTheme="majorHAnsi" w:cstheme="majorBidi" w:ascii="Arial" w:hAnsi="Arial" w:eastAsia="Yu Gothic"/>
+      <w:rFonts w:asciiTheme="majorHAnsi" w:eastAsiaTheme="majorEastAsia" w:hAnsiTheme="majorHAnsi" w:cstheme="majorBidi"/>
       <w:b/>
       <w:bCs/>
       <w:color w:val="4F81BD" w:themeColor="accent1"/>
@@ -7578,7 +7179,7 @@
       <w:outlineLvl w:val="2"/>
     </w:pPr>
     <w:rPr>
-      <w:rFonts w:asciiTheme="majorHAnsi" w:eastAsiaTheme="majorEastAsia" w:hAnsiTheme="majorHAnsi" w:cstheme="majorBidi" w:ascii="Arial" w:hAnsi="Arial" w:eastAsia="Yu Gothic"/>
+      <w:rFonts w:asciiTheme="majorHAnsi" w:eastAsiaTheme="majorEastAsia" w:hAnsiTheme="majorHAnsi" w:cstheme="majorBidi"/>
       <w:b/>
       <w:bCs/>
       <w:color w:val="4F81BD" w:themeColor="accent1"/>
@@ -7601,7 +7202,7 @@
       <w:outlineLvl w:val="3"/>
     </w:pPr>
     <w:rPr>
-      <w:rFonts w:asciiTheme="majorHAnsi" w:eastAsiaTheme="majorEastAsia" w:hAnsiTheme="majorHAnsi" w:cstheme="majorBidi" w:ascii="Arial" w:hAnsi="Arial" w:eastAsia="Yu Gothic"/>
+      <w:rFonts w:asciiTheme="majorHAnsi" w:eastAsiaTheme="majorEastAsia" w:hAnsiTheme="majorHAnsi" w:cstheme="majorBidi"/>
       <w:b/>
       <w:bCs/>
       <w:i/>
@@ -7626,7 +7227,7 @@
       <w:outlineLvl w:val="4"/>
     </w:pPr>
     <w:rPr>
-      <w:rFonts w:asciiTheme="majorHAnsi" w:eastAsiaTheme="majorEastAsia" w:hAnsiTheme="majorHAnsi" w:cstheme="majorBidi" w:ascii="Arial" w:hAnsi="Arial" w:eastAsia="Yu Gothic"/>
+      <w:rFonts w:asciiTheme="majorHAnsi" w:eastAsiaTheme="majorEastAsia" w:hAnsiTheme="majorHAnsi" w:cstheme="majorBidi"/>
       <w:color w:val="243F60" w:themeColor="accent1" w:themeShade="7F"/>
     </w:rPr>
   </w:style>
@@ -7647,7 +7248,7 @@
       <w:outlineLvl w:val="5"/>
     </w:pPr>
     <w:rPr>
-      <w:rFonts w:asciiTheme="majorHAnsi" w:eastAsiaTheme="majorEastAsia" w:hAnsiTheme="majorHAnsi" w:cstheme="majorBidi" w:ascii="Arial" w:hAnsi="Arial" w:eastAsia="Yu Gothic"/>
+      <w:rFonts w:asciiTheme="majorHAnsi" w:eastAsiaTheme="majorEastAsia" w:hAnsiTheme="majorHAnsi" w:cstheme="majorBidi"/>
       <w:i/>
       <w:iCs/>
       <w:color w:val="243F60" w:themeColor="accent1" w:themeShade="7F"/>
@@ -7670,7 +7271,7 @@
       <w:outlineLvl w:val="6"/>
     </w:pPr>
     <w:rPr>
-      <w:rFonts w:asciiTheme="majorHAnsi" w:eastAsiaTheme="majorEastAsia" w:hAnsiTheme="majorHAnsi" w:cstheme="majorBidi" w:ascii="Arial" w:hAnsi="Arial" w:eastAsia="Yu Gothic"/>
+      <w:rFonts w:asciiTheme="majorHAnsi" w:eastAsiaTheme="majorEastAsia" w:hAnsiTheme="majorHAnsi" w:cstheme="majorBidi"/>
       <w:i/>
       <w:iCs/>
       <w:color w:val="404040" w:themeColor="text1" w:themeTint="BF"/>
@@ -7693,7 +7294,7 @@
       <w:outlineLvl w:val="7"/>
     </w:pPr>
     <w:rPr>
-      <w:rFonts w:asciiTheme="majorHAnsi" w:eastAsiaTheme="majorEastAsia" w:hAnsiTheme="majorHAnsi" w:cstheme="majorBidi" w:ascii="Arial" w:hAnsi="Arial" w:eastAsia="Yu Gothic"/>
+      <w:rFonts w:asciiTheme="majorHAnsi" w:eastAsiaTheme="majorEastAsia" w:hAnsiTheme="majorHAnsi" w:cstheme="majorBidi"/>
       <w:color w:val="4F81BD" w:themeColor="accent1"/>
       <w:sz w:val="20"/>
       <w:szCs w:val="20"/>
@@ -7716,7 +7317,7 @@
       <w:outlineLvl w:val="8"/>
     </w:pPr>
     <w:rPr>
-      <w:rFonts w:asciiTheme="majorHAnsi" w:eastAsiaTheme="majorEastAsia" w:hAnsiTheme="majorHAnsi" w:cstheme="majorBidi" w:ascii="Arial" w:hAnsi="Arial" w:eastAsia="Yu Gothic"/>
+      <w:rFonts w:asciiTheme="majorHAnsi" w:eastAsiaTheme="majorEastAsia" w:hAnsiTheme="majorHAnsi" w:cstheme="majorBidi"/>
       <w:i/>
       <w:iCs/>
       <w:color w:val="404040" w:themeColor="text1" w:themeTint="BF"/>
@@ -7759,9 +7360,6 @@
     <w:pPr>
       <w:spacing w:after="0" w:line="240" w:lineRule="auto"/>
     </w:pPr>
-    <w:rPr>
-      <w:rFonts w:ascii="Arial" w:hAnsi="Arial" w:eastAsia="Yu Gothic"/>
-    </w:rPr>
   </w:style>
   <w:style w:type="character" w:customStyle="1" w:styleId="Heading1Char">
     <w:name w:val="Heading 1 Char"/>
@@ -7822,7 +7420,7 @@
       <w:contextualSpacing/>
     </w:pPr>
     <w:rPr>
-      <w:rFonts w:asciiTheme="majorHAnsi" w:eastAsiaTheme="majorEastAsia" w:hAnsiTheme="majorHAnsi" w:cstheme="majorBidi" w:ascii="Arial" w:hAnsi="Arial" w:eastAsia="Yu Gothic"/>
+      <w:rFonts w:asciiTheme="majorHAnsi" w:eastAsiaTheme="majorEastAsia" w:hAnsiTheme="majorHAnsi" w:cstheme="majorBidi"/>
       <w:color w:val="17365D" w:themeColor="text2" w:themeShade="BF"/>
       <w:spacing w:val="5"/>
       <w:kern w:val="28"/>
@@ -7859,7 +7457,7 @@
       </w:numPr>
     </w:pPr>
     <w:rPr>
-      <w:rFonts w:asciiTheme="majorHAnsi" w:eastAsiaTheme="majorEastAsia" w:hAnsiTheme="majorHAnsi" w:cstheme="majorBidi" w:ascii="Arial" w:hAnsi="Arial" w:eastAsia="Yu Gothic"/>
+      <w:rFonts w:asciiTheme="majorHAnsi" w:eastAsiaTheme="majorEastAsia" w:hAnsiTheme="majorHAnsi" w:cstheme="majorBidi"/>
       <w:i/>
       <w:iCs/>
       <w:color w:val="4F81BD" w:themeColor="accent1"/>
@@ -7894,9 +7492,6 @@
       <w:ind w:left="720"/>
       <w:contextualSpacing/>
     </w:pPr>
-    <w:rPr>
-      <w:rFonts w:ascii="Arial" w:hAnsi="Arial" w:eastAsia="Yu Gothic"/>
-    </w:rPr>
   </w:style>
   <w:style w:type="paragraph" w:styleId="BodyText">
     <w:name w:val="Body Text"/>
@@ -7908,9 +7503,6 @@
     <w:pPr>
       <w:spacing w:after="120"/>
     </w:pPr>
-    <w:rPr>
-      <w:rFonts w:ascii="Arial" w:hAnsi="Arial" w:eastAsia="Yu Gothic"/>
-    </w:rPr>
   </w:style>
   <w:style w:type="character" w:customStyle="1" w:styleId="BodyTextChar">
     <w:name w:val="Body Text Char"/>
@@ -7929,9 +7521,6 @@
     <w:pPr>
       <w:spacing w:after="120" w:line="480" w:lineRule="auto"/>
     </w:pPr>
-    <w:rPr>
-      <w:rFonts w:ascii="Arial" w:hAnsi="Arial" w:eastAsia="Yu Gothic"/>
-    </w:rPr>
   </w:style>
   <w:style w:type="character" w:customStyle="1" w:styleId="BodyText2Char">
     <w:name w:val="Body Text 2 Char"/>
@@ -7951,7 +7540,6 @@
       <w:spacing w:after="120"/>
     </w:pPr>
     <w:rPr>
-      <w:rFonts w:ascii="Arial" w:hAnsi="Arial" w:eastAsia="Yu Gothic"/>
       <w:sz w:val="16"/>
       <w:szCs w:val="16"/>
     </w:rPr>
@@ -7977,9 +7565,6 @@
       <w:ind w:left="360" w:hanging="360"/>
       <w:contextualSpacing/>
     </w:pPr>
-    <w:rPr>
-      <w:rFonts w:ascii="Arial" w:hAnsi="Arial" w:eastAsia="Yu Gothic"/>
-    </w:rPr>
   </w:style>
   <w:style w:type="paragraph" w:styleId="List2">
     <w:name w:val="List 2"/>
@@ -7991,9 +7576,6 @@
       <w:ind w:left="720" w:hanging="360"/>
       <w:contextualSpacing/>
     </w:pPr>
-    <w:rPr>
-      <w:rFonts w:ascii="Arial" w:hAnsi="Arial" w:eastAsia="Yu Gothic"/>
-    </w:rPr>
   </w:style>
   <w:style w:type="paragraph" w:styleId="List3">
     <w:name w:val="List 3"/>
@@ -8005,9 +7587,6 @@
       <w:ind w:left="1080" w:hanging="360"/>
       <w:contextualSpacing/>
     </w:pPr>
-    <w:rPr>
-      <w:rFonts w:ascii="Arial" w:hAnsi="Arial" w:eastAsia="Yu Gothic"/>
-    </w:rPr>
   </w:style>
   <w:style w:type="paragraph" w:styleId="ListBullet">
     <w:name w:val="List Bullet"/>
@@ -8021,9 +7600,6 @@
       </w:numPr>
       <w:contextualSpacing/>
     </w:pPr>
-    <w:rPr>
-      <w:rFonts w:ascii="Arial" w:hAnsi="Arial" w:eastAsia="Yu Gothic"/>
-    </w:rPr>
   </w:style>
   <w:style w:type="paragraph" w:styleId="ListBullet2">
     <w:name w:val="List Bullet 2"/>
@@ -8037,9 +7613,6 @@
       </w:numPr>
       <w:contextualSpacing/>
     </w:pPr>
-    <w:rPr>
-      <w:rFonts w:ascii="Arial" w:hAnsi="Arial" w:eastAsia="Yu Gothic"/>
-    </w:rPr>
   </w:style>
   <w:style w:type="paragraph" w:styleId="ListBullet3">
     <w:name w:val="List Bullet 3"/>
@@ -8053,9 +7626,6 @@
       </w:numPr>
       <w:contextualSpacing/>
     </w:pPr>
-    <w:rPr>
-      <w:rFonts w:ascii="Arial" w:hAnsi="Arial" w:eastAsia="Yu Gothic"/>
-    </w:rPr>
   </w:style>
   <w:style w:type="paragraph" w:styleId="ListNumber">
     <w:name w:val="List Number"/>
@@ -8069,9 +7639,6 @@
       </w:numPr>
       <w:contextualSpacing/>
     </w:pPr>
-    <w:rPr>
-      <w:rFonts w:ascii="Arial" w:hAnsi="Arial" w:eastAsia="Yu Gothic"/>
-    </w:rPr>
   </w:style>
   <w:style w:type="paragraph" w:styleId="ListNumber2">
     <w:name w:val="List Number 2"/>
@@ -8085,9 +7652,6 @@
       </w:numPr>
       <w:contextualSpacing/>
     </w:pPr>
-    <w:rPr>
-      <w:rFonts w:ascii="Arial" w:hAnsi="Arial" w:eastAsia="Yu Gothic"/>
-    </w:rPr>
   </w:style>
   <w:style w:type="paragraph" w:styleId="ListNumber3">
     <w:name w:val="List Number 3"/>
@@ -8101,9 +7665,6 @@
       </w:numPr>
       <w:contextualSpacing/>
     </w:pPr>
-    <w:rPr>
-      <w:rFonts w:ascii="Arial" w:hAnsi="Arial" w:eastAsia="Yu Gothic"/>
-    </w:rPr>
   </w:style>
   <w:style w:type="paragraph" w:styleId="ListContinue">
     <w:name w:val="List Continue"/>
@@ -8116,9 +7677,6 @@
       <w:ind w:left="360"/>
       <w:contextualSpacing/>
     </w:pPr>
-    <w:rPr>
-      <w:rFonts w:ascii="Arial" w:hAnsi="Arial" w:eastAsia="Yu Gothic"/>
-    </w:rPr>
   </w:style>
   <w:style w:type="paragraph" w:styleId="ListContinue2">
     <w:name w:val="List Continue 2"/>
@@ -8131,9 +7689,6 @@
       <w:ind w:left="720"/>
       <w:contextualSpacing/>
     </w:pPr>
-    <w:rPr>
-      <w:rFonts w:ascii="Arial" w:hAnsi="Arial" w:eastAsia="Yu Gothic"/>
-    </w:rPr>
   </w:style>
   <w:style w:type="paragraph" w:styleId="ListContinue3">
     <w:name w:val="List Continue 3"/>
@@ -8146,9 +7701,6 @@
       <w:ind w:left="1080"/>
       <w:contextualSpacing/>
     </w:pPr>
-    <w:rPr>
-      <w:rFonts w:ascii="Arial" w:hAnsi="Arial" w:eastAsia="Yu Gothic"/>
-    </w:rPr>
   </w:style>
   <w:style w:type="paragraph" w:styleId="MacroText">
     <w:name w:val="macro"/>
@@ -8168,7 +7720,7 @@
       </w:tabs>
     </w:pPr>
     <w:rPr>
-      <w:rFonts w:ascii="Arial" w:hAnsi="Arial" w:eastAsia="Yu Gothic"/>
+      <w:rFonts w:ascii="Courier" w:hAnsi="Courier"/>
       <w:sz w:val="20"/>
       <w:szCs w:val="20"/>
     </w:rPr>
@@ -8194,7 +7746,6 @@
     <w:qFormat/>
     <w:rsid w:val="00FC693F"/>
     <w:rPr>
-      <w:rFonts w:ascii="Arial" w:hAnsi="Arial" w:eastAsia="Yu Gothic"/>
       <w:i/>
       <w:iCs/>
       <w:color w:val="000000" w:themeColor="text1"/>
@@ -8311,7 +7862,6 @@
       <w:spacing w:line="240" w:lineRule="auto"/>
     </w:pPr>
     <w:rPr>
-      <w:rFonts w:ascii="Arial" w:hAnsi="Arial" w:eastAsia="Yu Gothic"/>
       <w:b/>
       <w:bCs/>
       <w:color w:val="4F81BD" w:themeColor="accent1"/>
@@ -8357,7 +7907,6 @@
       <w:ind w:left="936" w:right="936"/>
     </w:pPr>
     <w:rPr>
-      <w:rFonts w:ascii="Arial" w:hAnsi="Arial" w:eastAsia="Yu Gothic"/>
       <w:b/>
       <w:bCs/>
       <w:i/>
@@ -8457,9 +8006,6 @@
     <w:pPr>
       <w:outlineLvl w:val="9"/>
     </w:pPr>
-    <w:rPr>
-      <w:rFonts w:ascii="Arial" w:hAnsi="Arial" w:eastAsia="Yu Gothic"/>
-    </w:rPr>
   </w:style>
   <w:style w:type="table" w:styleId="TableGrid">
     <w:name w:val="Table Grid"/>

--- a/18_DOCX/VIDA_FAQ_0001_0020.docx
+++ b/18_DOCX/VIDA_FAQ_0001_0020.docx
@@ -7,44 +7,85 @@
         <w:pStyle w:val="Heading1"/>
       </w:pPr>
       <w:r>
-        <w:rPr>
-          <w:color w:val="4F81BD"/>
-          <w:sz w:val="32"/>
-        </w:rPr>
         <w:t>VIDA_FAQ_0001_0020 - FAQs VIDA</w:t>
       </w:r>
     </w:p>
     <w:p/>
     <w:p>
       <w:pPr>
+        <w:pStyle w:val="Heading2"/>
+      </w:pPr>
+      <w:r>
+        <w:t>Controle</w:t>
+      </w:r>
+    </w:p>
+    <w:p/>
+    <w:p>
+      <w:pPr>
+        <w:pStyle w:val="ListBullet"/>
+      </w:pPr>
+      <w:r>
+        <w:t>Versão: 0.2</w:t>
+      </w:r>
+    </w:p>
+    <w:p>
+      <w:pPr>
+        <w:pStyle w:val="ListBullet"/>
+      </w:pPr>
+      <w:r>
+        <w:t>Data: 2026-06-26</w:t>
+      </w:r>
+    </w:p>
+    <w:p>
+      <w:pPr>
+        <w:pStyle w:val="ListBullet"/>
+      </w:pPr>
+      <w:r>
+        <w:t>Autor: JP-BR Insurance Knowledge Base</w:t>
+      </w:r>
+    </w:p>
+    <w:p>
+      <w:pPr>
+        <w:pStyle w:val="ListBullet"/>
+      </w:pPr>
+      <w:r>
+        <w:t>Histórico: Consolidação atualizada com consulta japonesa, próximo passo seguro e limite comercial/compliance.</w:t>
+      </w:r>
+    </w:p>
+    <w:p/>
+    <w:p>
+      <w:pPr>
+        <w:pStyle w:val="Heading2"/>
+      </w:pPr>
+      <w:r>
+        <w:t>Conteúdo consolidado</w:t>
+      </w:r>
+    </w:p>
+    <w:p/>
+    <w:p>
+      <w:pPr>
         <w:pStyle w:val="Heading1"/>
       </w:pPr>
       <w:r>
-        <w:rPr>
-          <w:color w:val="4F81BD"/>
-          <w:sz w:val="32"/>
-        </w:rPr>
         <w:t>FAQ-VIDA-0001 - O que é seguro de vida no Japão?</w:t>
       </w:r>
     </w:p>
-    <w:p>
-      <w:pPr>
-        <w:pStyle w:val="Heading2"/>
-      </w:pPr>
-      <w:r>
-        <w:rPr>
-          <w:color w:val="4F81BD"/>
-          <w:sz w:val="28"/>
-        </w:rPr>
+    <w:p/>
+    <w:p>
+      <w:pPr>
+        <w:pStyle w:val="Heading2"/>
+      </w:pPr>
+      <w:r>
         <w:t>Controle</w:t>
       </w:r>
     </w:p>
+    <w:p/>
     <w:p>
       <w:pPr>
         <w:pStyle w:val="ListBullet"/>
       </w:pPr>
       <w:r>
-        <w:t>Versão: 0.1</w:t>
+        <w:t>Versão: 0.2</w:t>
       </w:r>
     </w:p>
     <w:p>
@@ -68,123 +109,165 @@
         <w:pStyle w:val="ListBullet"/>
       </w:pPr>
       <w:r>
-        <w:t>Histórico: Criação inicial.</w:t>
-      </w:r>
-    </w:p>
-    <w:p>
-      <w:pPr>
-        <w:pStyle w:val="Heading2"/>
-      </w:pPr>
-      <w:r>
-        <w:rPr>
-          <w:color w:val="4F81BD"/>
-          <w:sz w:val="28"/>
-        </w:rPr>
+        <w:t>Histórico: Criação inicial; reforço NotebookLM e compliance.</w:t>
+      </w:r>
+    </w:p>
+    <w:p/>
+    <w:p>
+      <w:pPr>
+        <w:pStyle w:val="Heading2"/>
+      </w:pPr>
+      <w:r>
         <w:t>Código</w:t>
       </w:r>
     </w:p>
+    <w:p/>
     <w:p>
       <w:r>
         <w:t>FAQ-VIDA-0001</w:t>
       </w:r>
     </w:p>
-    <w:p>
-      <w:pPr>
-        <w:pStyle w:val="Heading2"/>
-      </w:pPr>
-      <w:r>
-        <w:rPr>
-          <w:color w:val="4F81BD"/>
-          <w:sz w:val="28"/>
-        </w:rPr>
+    <w:p/>
+    <w:p>
+      <w:pPr>
+        <w:pStyle w:val="Heading2"/>
+      </w:pPr>
+      <w:r>
         <w:t>Categoria</w:t>
       </w:r>
     </w:p>
+    <w:p/>
     <w:p>
       <w:r>
         <w:t>VIDA</w:t>
       </w:r>
     </w:p>
-    <w:p>
-      <w:pPr>
-        <w:pStyle w:val="Heading2"/>
-      </w:pPr>
-      <w:r>
-        <w:rPr>
-          <w:color w:val="4F81BD"/>
-          <w:sz w:val="28"/>
-        </w:rPr>
+    <w:p/>
+    <w:p>
+      <w:pPr>
+        <w:pStyle w:val="Heading2"/>
+      </w:pPr>
+      <w:r>
         <w:t>Pergunta</w:t>
       </w:r>
     </w:p>
+    <w:p/>
     <w:p>
       <w:r>
         <w:t>O que é seguro de vida no Japão?</w:t>
       </w:r>
     </w:p>
-    <w:p>
-      <w:pPr>
-        <w:pStyle w:val="Heading2"/>
-      </w:pPr>
-      <w:r>
-        <w:rPr>
-          <w:color w:val="4F81BD"/>
-          <w:sz w:val="28"/>
-        </w:rPr>
+    <w:p/>
+    <w:p>
+      <w:pPr>
+        <w:pStyle w:val="Heading2"/>
+      </w:pPr>
+      <w:r>
+        <w:t>Consulta natural em japonês</w:t>
+      </w:r>
+    </w:p>
+    <w:p/>
+    <w:p>
+      <w:pPr>
+        <w:pStyle w:val="ListBullet"/>
+      </w:pPr>
+      <w:r>
+        <w:t>日本の生命保険とは何ですか。</w:t>
+      </w:r>
+    </w:p>
+    <w:p>
+      <w:pPr>
+        <w:pStyle w:val="ListBullet"/>
+      </w:pPr>
+      <w:r>
+        <w:t>生命保険の基本的な役割をブラジル人のお客様にどう説明しますか。</w:t>
+      </w:r>
+    </w:p>
+    <w:p/>
+    <w:p>
+      <w:pPr>
+        <w:pStyle w:val="Heading2"/>
+      </w:pPr>
+      <w:r>
         <w:t>Situação de atendimento</w:t>
       </w:r>
     </w:p>
+    <w:p/>
     <w:p>
       <w:r>
         <w:t>Cliente brasileiro quer entender fundamentos de seguro de vida no Japão.</w:t>
       </w:r>
     </w:p>
-    <w:p>
-      <w:pPr>
-        <w:pStyle w:val="Heading2"/>
-      </w:pPr>
-      <w:r>
-        <w:rPr>
-          <w:color w:val="4F81BD"/>
-          <w:sz w:val="28"/>
-        </w:rPr>
+    <w:p/>
+    <w:p>
+      <w:pPr>
+        <w:pStyle w:val="Heading2"/>
+      </w:pPr>
+      <w:r>
         <w:t>Resposta técnica</w:t>
       </w:r>
     </w:p>
+    <w:p/>
     <w:p>
       <w:r>
         <w:t>Seguro que protege financeiramente beneficiários ou segurado em caso de morte, sobrevivência, doença grave ou outras condições contratadas.</w:t>
       </w:r>
     </w:p>
-    <w:p>
-      <w:pPr>
-        <w:pStyle w:val="Heading2"/>
-      </w:pPr>
-      <w:r>
-        <w:rPr>
-          <w:color w:val="4F81BD"/>
-          <w:sz w:val="28"/>
-        </w:rPr>
+    <w:p/>
+    <w:p>
+      <w:pPr>
+        <w:pStyle w:val="Heading2"/>
+      </w:pPr>
+      <w:r>
         <w:t>Como responder ao cliente brasileiro</w:t>
       </w:r>
     </w:p>
+    <w:p/>
     <w:p>
       <w:r>
         <w:t>O seguro de vida ajuda a família ou o segurado em momentos difíceis, conforme as coberturas escolhidas.</w:t>
       </w:r>
     </w:p>
-    <w:p>
-      <w:pPr>
-        <w:pStyle w:val="Heading2"/>
-      </w:pPr>
-      <w:r>
-        <w:rPr>
-          <w:color w:val="4F81BD"/>
-          <w:sz w:val="28"/>
-        </w:rPr>
+    <w:p/>
+    <w:p>
+      <w:pPr>
+        <w:pStyle w:val="Heading2"/>
+      </w:pPr>
+      <w:r>
+        <w:t>Próximo passo seguro</w:t>
+      </w:r>
+    </w:p>
+    <w:p/>
+    <w:p>
+      <w:r>
+        <w:t>死亡保障、医療・がん・就業不能などの目的を分け、家族構成と必要保障を確認する。</w:t>
+      </w:r>
+    </w:p>
+    <w:p/>
+    <w:p>
+      <w:pPr>
+        <w:pStyle w:val="Heading2"/>
+      </w:pPr>
+      <w:r>
+        <w:t>Limite comercial/compliance</w:t>
+      </w:r>
+    </w:p>
+    <w:p/>
+    <w:p>
+      <w:r>
+        <w:t>生命保険は商品ごとに保障範囲が異なるため、一般説明だけで支払可否を断定しない。</w:t>
+      </w:r>
+    </w:p>
+    <w:p/>
+    <w:p>
+      <w:pPr>
+        <w:pStyle w:val="Heading2"/>
+      </w:pPr>
+      <w:r>
         <w:t>Termos relacionados</w:t>
       </w:r>
     </w:p>
+    <w:p/>
     <w:p>
       <w:pPr>
         <w:pStyle w:val="ListBullet"/>
@@ -193,18 +276,16 @@
         <w:t>VIDA-0001 - 生命保険 - Seguro de vida</w:t>
       </w:r>
     </w:p>
-    <w:p>
-      <w:pPr>
-        <w:pStyle w:val="Heading2"/>
-      </w:pPr>
-      <w:r>
-        <w:rPr>
-          <w:color w:val="4F81BD"/>
-          <w:sz w:val="28"/>
-        </w:rPr>
+    <w:p/>
+    <w:p>
+      <w:pPr>
+        <w:pStyle w:val="Heading2"/>
+      </w:pPr>
+      <w:r>
         <w:t>Referências cruzadas</w:t>
       </w:r>
     </w:p>
+    <w:p/>
     <w:p>
       <w:pPr>
         <w:pStyle w:val="ListBullet"/>
@@ -221,38 +302,34 @@
         <w:t>CASE-VIDA-0001</w:t>
       </w:r>
     </w:p>
-    <w:p>
-      <w:pPr>
-        <w:pStyle w:val="Heading2"/>
-      </w:pPr>
-      <w:r>
-        <w:rPr>
-          <w:color w:val="4F81BD"/>
-          <w:sz w:val="28"/>
-        </w:rPr>
+    <w:p/>
+    <w:p>
+      <w:pPr>
+        <w:pStyle w:val="Heading2"/>
+      </w:pPr>
+      <w:r>
         <w:t>Referências</w:t>
       </w:r>
     </w:p>
+    <w:p/>
     <w:p>
       <w:pPr>
         <w:pStyle w:val="ListBullet"/>
       </w:pPr>
       <w:r>
-        <w:t>Documento interno: 02_MasterDictionary/VIDA/VIDA-0001.md</w:t>
-      </w:r>
-    </w:p>
-    <w:p>
-      <w:pPr>
-        <w:pStyle w:val="Heading2"/>
-      </w:pPr>
-      <w:r>
-        <w:rPr>
-          <w:color w:val="4F81BD"/>
-          <w:sz w:val="28"/>
-        </w:rPr>
+        <w:t>Documento interno: `02_MasterDictionary/VIDA/VIDA-0001.md`</w:t>
+      </w:r>
+    </w:p>
+    <w:p/>
+    <w:p>
+      <w:pPr>
+        <w:pStyle w:val="Heading2"/>
+      </w:pPr>
+      <w:r>
         <w:t>Tags</w:t>
       </w:r>
     </w:p>
+    <w:p/>
     <w:p>
       <w:pPr>
         <w:pStyle w:val="ListBullet"/>
@@ -285,96 +362,85 @@
         <w:t>fundamento</w:t>
       </w:r>
     </w:p>
-    <w:p>
-      <w:pPr>
-        <w:pStyle w:val="Heading2"/>
-      </w:pPr>
-      <w:r>
-        <w:rPr>
-          <w:color w:val="4F81BD"/>
-          <w:sz w:val="28"/>
-        </w:rPr>
+    <w:p/>
+    <w:p>
+      <w:pPr>
+        <w:pStyle w:val="Heading2"/>
+      </w:pPr>
+      <w:r>
         <w:t>Veja também</w:t>
       </w:r>
     </w:p>
+    <w:p/>
     <w:p>
       <w:pPr>
         <w:pStyle w:val="ListBullet"/>
       </w:pPr>
       <w:r>
-        <w:t>02_MasterDictionary/VIDA/VIDA-0001.md</w:t>
-      </w:r>
-    </w:p>
-    <w:p>
-      <w:pPr>
-        <w:pStyle w:val="Heading2"/>
-      </w:pPr>
-      <w:r>
-        <w:rPr>
-          <w:color w:val="4F81BD"/>
-          <w:sz w:val="28"/>
-        </w:rPr>
+        <w:t>`02_MasterDictionary/VIDA/VIDA-0001.md`</w:t>
+      </w:r>
+    </w:p>
+    <w:p/>
+    <w:p>
+      <w:pPr>
+        <w:pStyle w:val="Heading2"/>
+      </w:pPr>
+      <w:r>
         <w:t>Histórico de revisão</w:t>
       </w:r>
     </w:p>
-    <w:p>
-      <w:r>
-        <w:rPr>
-          <w:rFonts w:ascii="Courier New" w:hAnsi="Courier New"/>
-          <w:sz w:val="16"/>
-        </w:rPr>
+    <w:p/>
+    <w:p>
+      <w:r>
         <w:t>| Data | Versão | Autor | Alteração |</w:t>
       </w:r>
     </w:p>
     <w:p>
       <w:r>
-        <w:rPr>
-          <w:rFonts w:ascii="Courier New" w:hAnsi="Courier New"/>
-          <w:sz w:val="16"/>
-        </w:rPr>
         <w:t>| --- | --- | --- | --- |</w:t>
       </w:r>
     </w:p>
     <w:p>
       <w:r>
-        <w:rPr>
-          <w:rFonts w:ascii="Courier New" w:hAnsi="Courier New"/>
-          <w:sz w:val="16"/>
-        </w:rPr>
         <w:t>| 2026-06-25 | 0.1 | JP-BR Insurance Knowledge Base | Criação inicial. |</w:t>
       </w:r>
     </w:p>
+    <w:p>
+      <w:r>
+        <w:t>| 2026-06-26 | 0.2 | JP-BR Insurance Knowledge Base | Inclusão de consulta japonesa, próximo passo seguro e limite comercial/compliance. |</w:t>
+      </w:r>
+    </w:p>
+    <w:p/>
+    <w:p>
+      <w:r>
+        <w:br w:type="page"/>
+      </w:r>
+    </w:p>
     <w:p/>
     <w:p>
       <w:pPr>
         <w:pStyle w:val="Heading1"/>
       </w:pPr>
       <w:r>
-        <w:rPr>
-          <w:color w:val="4F81BD"/>
-          <w:sz w:val="32"/>
-        </w:rPr>
         <w:t>FAQ-VIDA-0002 - O que acontece se o segurado falecer?</w:t>
       </w:r>
     </w:p>
-    <w:p>
-      <w:pPr>
-        <w:pStyle w:val="Heading2"/>
-      </w:pPr>
-      <w:r>
-        <w:rPr>
-          <w:color w:val="4F81BD"/>
-          <w:sz w:val="28"/>
-        </w:rPr>
+    <w:p/>
+    <w:p>
+      <w:pPr>
+        <w:pStyle w:val="Heading2"/>
+      </w:pPr>
+      <w:r>
         <w:t>Controle</w:t>
       </w:r>
     </w:p>
+    <w:p/>
     <w:p>
       <w:pPr>
         <w:pStyle w:val="ListBullet"/>
       </w:pPr>
       <w:r>
-        <w:t>Versão: 0.1</w:t>
+        <w:t>Versão: 0.2</w:t>
       </w:r>
     </w:p>
     <w:p>
@@ -398,123 +464,165 @@
         <w:pStyle w:val="ListBullet"/>
       </w:pPr>
       <w:r>
-        <w:t>Histórico: Criação inicial.</w:t>
-      </w:r>
-    </w:p>
-    <w:p>
-      <w:pPr>
-        <w:pStyle w:val="Heading2"/>
-      </w:pPr>
-      <w:r>
-        <w:rPr>
-          <w:color w:val="4F81BD"/>
-          <w:sz w:val="28"/>
-        </w:rPr>
+        <w:t>Histórico: Criação inicial; reforço NotebookLM e compliance.</w:t>
+      </w:r>
+    </w:p>
+    <w:p/>
+    <w:p>
+      <w:pPr>
+        <w:pStyle w:val="Heading2"/>
+      </w:pPr>
+      <w:r>
         <w:t>Código</w:t>
       </w:r>
     </w:p>
+    <w:p/>
     <w:p>
       <w:r>
         <w:t>FAQ-VIDA-0002</w:t>
       </w:r>
     </w:p>
-    <w:p>
-      <w:pPr>
-        <w:pStyle w:val="Heading2"/>
-      </w:pPr>
-      <w:r>
-        <w:rPr>
-          <w:color w:val="4F81BD"/>
-          <w:sz w:val="28"/>
-        </w:rPr>
+    <w:p/>
+    <w:p>
+      <w:pPr>
+        <w:pStyle w:val="Heading2"/>
+      </w:pPr>
+      <w:r>
         <w:t>Categoria</w:t>
       </w:r>
     </w:p>
+    <w:p/>
     <w:p>
       <w:r>
         <w:t>VIDA</w:t>
       </w:r>
     </w:p>
-    <w:p>
-      <w:pPr>
-        <w:pStyle w:val="Heading2"/>
-      </w:pPr>
-      <w:r>
-        <w:rPr>
-          <w:color w:val="4F81BD"/>
-          <w:sz w:val="28"/>
-        </w:rPr>
+    <w:p/>
+    <w:p>
+      <w:pPr>
+        <w:pStyle w:val="Heading2"/>
+      </w:pPr>
+      <w:r>
         <w:t>Pergunta</w:t>
       </w:r>
     </w:p>
+    <w:p/>
     <w:p>
       <w:r>
         <w:t>O que acontece se o segurado falecer?</w:t>
       </w:r>
     </w:p>
-    <w:p>
-      <w:pPr>
-        <w:pStyle w:val="Heading2"/>
-      </w:pPr>
-      <w:r>
-        <w:rPr>
-          <w:color w:val="4F81BD"/>
-          <w:sz w:val="28"/>
-        </w:rPr>
+    <w:p/>
+    <w:p>
+      <w:pPr>
+        <w:pStyle w:val="Heading2"/>
+      </w:pPr>
+      <w:r>
+        <w:t>Consulta natural em japonês</w:t>
+      </w:r>
+    </w:p>
+    <w:p/>
+    <w:p>
+      <w:pPr>
+        <w:pStyle w:val="ListBullet"/>
+      </w:pPr>
+      <w:r>
+        <w:t>被保険者が死亡した場合、生命保険では何が起こりますか。</w:t>
+      </w:r>
+    </w:p>
+    <w:p>
+      <w:pPr>
+        <w:pStyle w:val="ListBullet"/>
+      </w:pPr>
+      <w:r>
+        <w:t>死亡保険金の流れをブラジル人のお客様にどう説明しますか。</w:t>
+      </w:r>
+    </w:p>
+    <w:p/>
+    <w:p>
+      <w:pPr>
+        <w:pStyle w:val="Heading2"/>
+      </w:pPr>
+      <w:r>
         <w:t>Situação de atendimento</w:t>
       </w:r>
     </w:p>
+    <w:p/>
     <w:p>
       <w:r>
         <w:t>Cliente brasileiro quer entender fundamentos de seguro de vida no Japão.</w:t>
       </w:r>
     </w:p>
-    <w:p>
-      <w:pPr>
-        <w:pStyle w:val="Heading2"/>
-      </w:pPr>
-      <w:r>
-        <w:rPr>
-          <w:color w:val="4F81BD"/>
-          <w:sz w:val="28"/>
-        </w:rPr>
+    <w:p/>
+    <w:p>
+      <w:pPr>
+        <w:pStyle w:val="Heading2"/>
+      </w:pPr>
+      <w:r>
         <w:t>Resposta técnica</w:t>
       </w:r>
     </w:p>
+    <w:p/>
     <w:p>
       <w:r>
         <w:t>Cobertura que paga valor definido aos beneficiários quando ocorre morte do segurado, conforme contrato.</w:t>
       </w:r>
     </w:p>
-    <w:p>
-      <w:pPr>
-        <w:pStyle w:val="Heading2"/>
-      </w:pPr>
-      <w:r>
-        <w:rPr>
-          <w:color w:val="4F81BD"/>
-          <w:sz w:val="28"/>
-        </w:rPr>
+    <w:p/>
+    <w:p>
+      <w:pPr>
+        <w:pStyle w:val="Heading2"/>
+      </w:pPr>
+      <w:r>
         <w:t>Como responder ao cliente brasileiro</w:t>
       </w:r>
     </w:p>
+    <w:p/>
     <w:p>
       <w:r>
         <w:t>Se o segurado falecer, a família ou beneficiário pode receber o valor contratado.</w:t>
       </w:r>
     </w:p>
-    <w:p>
-      <w:pPr>
-        <w:pStyle w:val="Heading2"/>
-      </w:pPr>
-      <w:r>
-        <w:rPr>
-          <w:color w:val="4F81BD"/>
-          <w:sz w:val="28"/>
-        </w:rPr>
+    <w:p/>
+    <w:p>
+      <w:pPr>
+        <w:pStyle w:val="Heading2"/>
+      </w:pPr>
+      <w:r>
+        <w:t>Próximo passo seguro</w:t>
+      </w:r>
+    </w:p>
+    <w:p/>
+    <w:p>
+      <w:r>
+        <w:t>死亡日、受取人、必要書類、保険金額、免責・不払事由を確認する。</w:t>
+      </w:r>
+    </w:p>
+    <w:p/>
+    <w:p>
+      <w:pPr>
+        <w:pStyle w:val="Heading2"/>
+      </w:pPr>
+      <w:r>
+        <w:t>Limite comercial/compliance</w:t>
+      </w:r>
+    </w:p>
+    <w:p/>
+    <w:p>
+      <w:r>
+        <w:t>死亡事故でも必ず支払われるとは断定せず、保険会社の査定と契約条件を確認する。</w:t>
+      </w:r>
+    </w:p>
+    <w:p/>
+    <w:p>
+      <w:pPr>
+        <w:pStyle w:val="Heading2"/>
+      </w:pPr>
+      <w:r>
         <w:t>Termos relacionados</w:t>
       </w:r>
     </w:p>
+    <w:p/>
     <w:p>
       <w:pPr>
         <w:pStyle w:val="ListBullet"/>
@@ -523,18 +631,16 @@
         <w:t>VIDA-0002 - 死亡保険 - Seguro por morte</w:t>
       </w:r>
     </w:p>
-    <w:p>
-      <w:pPr>
-        <w:pStyle w:val="Heading2"/>
-      </w:pPr>
-      <w:r>
-        <w:rPr>
-          <w:color w:val="4F81BD"/>
-          <w:sz w:val="28"/>
-        </w:rPr>
+    <w:p/>
+    <w:p>
+      <w:pPr>
+        <w:pStyle w:val="Heading2"/>
+      </w:pPr>
+      <w:r>
         <w:t>Referências cruzadas</w:t>
       </w:r>
     </w:p>
+    <w:p/>
     <w:p>
       <w:pPr>
         <w:pStyle w:val="ListBullet"/>
@@ -551,38 +657,34 @@
         <w:t>CASE-VIDA-0001</w:t>
       </w:r>
     </w:p>
-    <w:p>
-      <w:pPr>
-        <w:pStyle w:val="Heading2"/>
-      </w:pPr>
-      <w:r>
-        <w:rPr>
-          <w:color w:val="4F81BD"/>
-          <w:sz w:val="28"/>
-        </w:rPr>
+    <w:p/>
+    <w:p>
+      <w:pPr>
+        <w:pStyle w:val="Heading2"/>
+      </w:pPr>
+      <w:r>
         <w:t>Referências</w:t>
       </w:r>
     </w:p>
+    <w:p/>
     <w:p>
       <w:pPr>
         <w:pStyle w:val="ListBullet"/>
       </w:pPr>
       <w:r>
-        <w:t>Documento interno: 02_MasterDictionary/VIDA/VIDA-0002.md</w:t>
-      </w:r>
-    </w:p>
-    <w:p>
-      <w:pPr>
-        <w:pStyle w:val="Heading2"/>
-      </w:pPr>
-      <w:r>
-        <w:rPr>
-          <w:color w:val="4F81BD"/>
-          <w:sz w:val="28"/>
-        </w:rPr>
+        <w:t>Documento interno: `02_MasterDictionary/VIDA/VIDA-0002.md`</w:t>
+      </w:r>
+    </w:p>
+    <w:p/>
+    <w:p>
+      <w:pPr>
+        <w:pStyle w:val="Heading2"/>
+      </w:pPr>
+      <w:r>
         <w:t>Tags</w:t>
       </w:r>
     </w:p>
+    <w:p/>
     <w:p>
       <w:pPr>
         <w:pStyle w:val="ListBullet"/>
@@ -615,96 +717,85 @@
         <w:t>fundamento</w:t>
       </w:r>
     </w:p>
-    <w:p>
-      <w:pPr>
-        <w:pStyle w:val="Heading2"/>
-      </w:pPr>
-      <w:r>
-        <w:rPr>
-          <w:color w:val="4F81BD"/>
-          <w:sz w:val="28"/>
-        </w:rPr>
+    <w:p/>
+    <w:p>
+      <w:pPr>
+        <w:pStyle w:val="Heading2"/>
+      </w:pPr>
+      <w:r>
         <w:t>Veja também</w:t>
       </w:r>
     </w:p>
+    <w:p/>
     <w:p>
       <w:pPr>
         <w:pStyle w:val="ListBullet"/>
       </w:pPr>
       <w:r>
-        <w:t>02_MasterDictionary/VIDA/VIDA-0002.md</w:t>
-      </w:r>
-    </w:p>
-    <w:p>
-      <w:pPr>
-        <w:pStyle w:val="Heading2"/>
-      </w:pPr>
-      <w:r>
-        <w:rPr>
-          <w:color w:val="4F81BD"/>
-          <w:sz w:val="28"/>
-        </w:rPr>
+        <w:t>`02_MasterDictionary/VIDA/VIDA-0002.md`</w:t>
+      </w:r>
+    </w:p>
+    <w:p/>
+    <w:p>
+      <w:pPr>
+        <w:pStyle w:val="Heading2"/>
+      </w:pPr>
+      <w:r>
         <w:t>Histórico de revisão</w:t>
       </w:r>
     </w:p>
-    <w:p>
-      <w:r>
-        <w:rPr>
-          <w:rFonts w:ascii="Courier New" w:hAnsi="Courier New"/>
-          <w:sz w:val="16"/>
-        </w:rPr>
+    <w:p/>
+    <w:p>
+      <w:r>
         <w:t>| Data | Versão | Autor | Alteração |</w:t>
       </w:r>
     </w:p>
     <w:p>
       <w:r>
-        <w:rPr>
-          <w:rFonts w:ascii="Courier New" w:hAnsi="Courier New"/>
-          <w:sz w:val="16"/>
-        </w:rPr>
         <w:t>| --- | --- | --- | --- |</w:t>
       </w:r>
     </w:p>
     <w:p>
       <w:r>
-        <w:rPr>
-          <w:rFonts w:ascii="Courier New" w:hAnsi="Courier New"/>
-          <w:sz w:val="16"/>
-        </w:rPr>
         <w:t>| 2026-06-25 | 0.1 | JP-BR Insurance Knowledge Base | Criação inicial. |</w:t>
       </w:r>
     </w:p>
+    <w:p>
+      <w:r>
+        <w:t>| 2026-06-26 | 0.2 | JP-BR Insurance Knowledge Base | Inclusão de consulta japonesa, próximo passo seguro e limite comercial/compliance. |</w:t>
+      </w:r>
+    </w:p>
+    <w:p/>
+    <w:p>
+      <w:r>
+        <w:br w:type="page"/>
+      </w:r>
+    </w:p>
     <w:p/>
     <w:p>
       <w:pPr>
         <w:pStyle w:val="Heading1"/>
       </w:pPr>
       <w:r>
-        <w:rPr>
-          <w:color w:val="4F81BD"/>
-          <w:sz w:val="32"/>
-        </w:rPr>
         <w:t>FAQ-VIDA-0003 - O que é seguro temporário?</w:t>
       </w:r>
     </w:p>
-    <w:p>
-      <w:pPr>
-        <w:pStyle w:val="Heading2"/>
-      </w:pPr>
-      <w:r>
-        <w:rPr>
-          <w:color w:val="4F81BD"/>
-          <w:sz w:val="28"/>
-        </w:rPr>
+    <w:p/>
+    <w:p>
+      <w:pPr>
+        <w:pStyle w:val="Heading2"/>
+      </w:pPr>
+      <w:r>
         <w:t>Controle</w:t>
       </w:r>
     </w:p>
+    <w:p/>
     <w:p>
       <w:pPr>
         <w:pStyle w:val="ListBullet"/>
       </w:pPr>
       <w:r>
-        <w:t>Versão: 0.1</w:t>
+        <w:t>Versão: 0.2</w:t>
       </w:r>
     </w:p>
     <w:p>
@@ -728,123 +819,165 @@
         <w:pStyle w:val="ListBullet"/>
       </w:pPr>
       <w:r>
-        <w:t>Histórico: Criação inicial.</w:t>
-      </w:r>
-    </w:p>
-    <w:p>
-      <w:pPr>
-        <w:pStyle w:val="Heading2"/>
-      </w:pPr>
-      <w:r>
-        <w:rPr>
-          <w:color w:val="4F81BD"/>
-          <w:sz w:val="28"/>
-        </w:rPr>
+        <w:t>Histórico: Criação inicial; reforço NotebookLM e compliance.</w:t>
+      </w:r>
+    </w:p>
+    <w:p/>
+    <w:p>
+      <w:pPr>
+        <w:pStyle w:val="Heading2"/>
+      </w:pPr>
+      <w:r>
         <w:t>Código</w:t>
       </w:r>
     </w:p>
+    <w:p/>
     <w:p>
       <w:r>
         <w:t>FAQ-VIDA-0003</w:t>
       </w:r>
     </w:p>
-    <w:p>
-      <w:pPr>
-        <w:pStyle w:val="Heading2"/>
-      </w:pPr>
-      <w:r>
-        <w:rPr>
-          <w:color w:val="4F81BD"/>
-          <w:sz w:val="28"/>
-        </w:rPr>
+    <w:p/>
+    <w:p>
+      <w:pPr>
+        <w:pStyle w:val="Heading2"/>
+      </w:pPr>
+      <w:r>
         <w:t>Categoria</w:t>
       </w:r>
     </w:p>
+    <w:p/>
     <w:p>
       <w:r>
         <w:t>VIDA</w:t>
       </w:r>
     </w:p>
-    <w:p>
-      <w:pPr>
-        <w:pStyle w:val="Heading2"/>
-      </w:pPr>
-      <w:r>
-        <w:rPr>
-          <w:color w:val="4F81BD"/>
-          <w:sz w:val="28"/>
-        </w:rPr>
+    <w:p/>
+    <w:p>
+      <w:pPr>
+        <w:pStyle w:val="Heading2"/>
+      </w:pPr>
+      <w:r>
         <w:t>Pergunta</w:t>
       </w:r>
     </w:p>
+    <w:p/>
     <w:p>
       <w:r>
         <w:t>O que é seguro temporário?</w:t>
       </w:r>
     </w:p>
-    <w:p>
-      <w:pPr>
-        <w:pStyle w:val="Heading2"/>
-      </w:pPr>
-      <w:r>
-        <w:rPr>
-          <w:color w:val="4F81BD"/>
-          <w:sz w:val="28"/>
-        </w:rPr>
+    <w:p/>
+    <w:p>
+      <w:pPr>
+        <w:pStyle w:val="Heading2"/>
+      </w:pPr>
+      <w:r>
+        <w:t>Consulta natural em japonês</w:t>
+      </w:r>
+    </w:p>
+    <w:p/>
+    <w:p>
+      <w:pPr>
+        <w:pStyle w:val="ListBullet"/>
+      </w:pPr>
+      <w:r>
+        <w:t>定期保険とは何ですか。</w:t>
+      </w:r>
+    </w:p>
+    <w:p>
+      <w:pPr>
+        <w:pStyle w:val="ListBullet"/>
+      </w:pPr>
+      <w:r>
+        <w:t>一定期間だけ保障する生命保険をどう説明しますか。</w:t>
+      </w:r>
+    </w:p>
+    <w:p/>
+    <w:p>
+      <w:pPr>
+        <w:pStyle w:val="Heading2"/>
+      </w:pPr>
+      <w:r>
         <w:t>Situação de atendimento</w:t>
       </w:r>
     </w:p>
+    <w:p/>
     <w:p>
       <w:r>
         <w:t>Cliente brasileiro quer entender fundamentos de seguro de vida no Japão.</w:t>
       </w:r>
     </w:p>
-    <w:p>
-      <w:pPr>
-        <w:pStyle w:val="Heading2"/>
-      </w:pPr>
-      <w:r>
-        <w:rPr>
-          <w:color w:val="4F81BD"/>
-          <w:sz w:val="28"/>
-        </w:rPr>
+    <w:p/>
+    <w:p>
+      <w:pPr>
+        <w:pStyle w:val="Heading2"/>
+      </w:pPr>
+      <w:r>
         <w:t>Resposta técnica</w:t>
       </w:r>
     </w:p>
+    <w:p/>
     <w:p>
       <w:r>
         <w:t>Seguro de vida com cobertura por período determinado, sem garantia vitalícia.</w:t>
       </w:r>
     </w:p>
-    <w:p>
-      <w:pPr>
-        <w:pStyle w:val="Heading2"/>
-      </w:pPr>
-      <w:r>
-        <w:rPr>
-          <w:color w:val="4F81BD"/>
-          <w:sz w:val="28"/>
-        </w:rPr>
+    <w:p/>
+    <w:p>
+      <w:pPr>
+        <w:pStyle w:val="Heading2"/>
+      </w:pPr>
+      <w:r>
         <w:t>Como responder ao cliente brasileiro</w:t>
       </w:r>
     </w:p>
+    <w:p/>
     <w:p>
       <w:r>
         <w:t>Essa cobertura vale por um período específico, por exemplo até certa idade ou por alguns anos.</w:t>
       </w:r>
     </w:p>
-    <w:p>
-      <w:pPr>
-        <w:pStyle w:val="Heading2"/>
-      </w:pPr>
-      <w:r>
-        <w:rPr>
-          <w:color w:val="4F81BD"/>
-          <w:sz w:val="28"/>
-        </w:rPr>
+    <w:p/>
+    <w:p>
+      <w:pPr>
+        <w:pStyle w:val="Heading2"/>
+      </w:pPr>
+      <w:r>
+        <w:t>Próximo passo seguro</w:t>
+      </w:r>
+    </w:p>
+    <w:p/>
+    <w:p>
+      <w:r>
+        <w:t>保障期間、更新可否、満期時の扱い、保険料、死亡保障額を確認する。</w:t>
+      </w:r>
+    </w:p>
+    <w:p/>
+    <w:p>
+      <w:pPr>
+        <w:pStyle w:val="Heading2"/>
+      </w:pPr>
+      <w:r>
+        <w:t>Limite comercial/compliance</w:t>
+      </w:r>
+    </w:p>
+    <w:p/>
+    <w:p>
+      <w:r>
+        <w:t>定期保険に貯蓄性があるとは説明せず、満期時の返戻有無を確認する。</w:t>
+      </w:r>
+    </w:p>
+    <w:p/>
+    <w:p>
+      <w:pPr>
+        <w:pStyle w:val="Heading2"/>
+      </w:pPr>
+      <w:r>
         <w:t>Termos relacionados</w:t>
       </w:r>
     </w:p>
+    <w:p/>
     <w:p>
       <w:pPr>
         <w:pStyle w:val="ListBullet"/>
@@ -853,18 +986,16 @@
         <w:t>VIDA-0003 - 定期保険 - Seguro temporário</w:t>
       </w:r>
     </w:p>
-    <w:p>
-      <w:pPr>
-        <w:pStyle w:val="Heading2"/>
-      </w:pPr>
-      <w:r>
-        <w:rPr>
-          <w:color w:val="4F81BD"/>
-          <w:sz w:val="28"/>
-        </w:rPr>
+    <w:p/>
+    <w:p>
+      <w:pPr>
+        <w:pStyle w:val="Heading2"/>
+      </w:pPr>
+      <w:r>
         <w:t>Referências cruzadas</w:t>
       </w:r>
     </w:p>
+    <w:p/>
     <w:p>
       <w:pPr>
         <w:pStyle w:val="ListBullet"/>
@@ -881,38 +1012,34 @@
         <w:t>CASE-VIDA-0001</w:t>
       </w:r>
     </w:p>
-    <w:p>
-      <w:pPr>
-        <w:pStyle w:val="Heading2"/>
-      </w:pPr>
-      <w:r>
-        <w:rPr>
-          <w:color w:val="4F81BD"/>
-          <w:sz w:val="28"/>
-        </w:rPr>
+    <w:p/>
+    <w:p>
+      <w:pPr>
+        <w:pStyle w:val="Heading2"/>
+      </w:pPr>
+      <w:r>
         <w:t>Referências</w:t>
       </w:r>
     </w:p>
+    <w:p/>
     <w:p>
       <w:pPr>
         <w:pStyle w:val="ListBullet"/>
       </w:pPr>
       <w:r>
-        <w:t>Documento interno: 02_MasterDictionary/VIDA/VIDA-0003.md</w:t>
-      </w:r>
-    </w:p>
-    <w:p>
-      <w:pPr>
-        <w:pStyle w:val="Heading2"/>
-      </w:pPr>
-      <w:r>
-        <w:rPr>
-          <w:color w:val="4F81BD"/>
-          <w:sz w:val="28"/>
-        </w:rPr>
+        <w:t>Documento interno: `02_MasterDictionary/VIDA/VIDA-0003.md`</w:t>
+      </w:r>
+    </w:p>
+    <w:p/>
+    <w:p>
+      <w:pPr>
+        <w:pStyle w:val="Heading2"/>
+      </w:pPr>
+      <w:r>
         <w:t>Tags</w:t>
       </w:r>
     </w:p>
+    <w:p/>
     <w:p>
       <w:pPr>
         <w:pStyle w:val="ListBullet"/>
@@ -945,96 +1072,85 @@
         <w:t>fundamento</w:t>
       </w:r>
     </w:p>
-    <w:p>
-      <w:pPr>
-        <w:pStyle w:val="Heading2"/>
-      </w:pPr>
-      <w:r>
-        <w:rPr>
-          <w:color w:val="4F81BD"/>
-          <w:sz w:val="28"/>
-        </w:rPr>
+    <w:p/>
+    <w:p>
+      <w:pPr>
+        <w:pStyle w:val="Heading2"/>
+      </w:pPr>
+      <w:r>
         <w:t>Veja também</w:t>
       </w:r>
     </w:p>
+    <w:p/>
     <w:p>
       <w:pPr>
         <w:pStyle w:val="ListBullet"/>
       </w:pPr>
       <w:r>
-        <w:t>02_MasterDictionary/VIDA/VIDA-0003.md</w:t>
-      </w:r>
-    </w:p>
-    <w:p>
-      <w:pPr>
-        <w:pStyle w:val="Heading2"/>
-      </w:pPr>
-      <w:r>
-        <w:rPr>
-          <w:color w:val="4F81BD"/>
-          <w:sz w:val="28"/>
-        </w:rPr>
+        <w:t>`02_MasterDictionary/VIDA/VIDA-0003.md`</w:t>
+      </w:r>
+    </w:p>
+    <w:p/>
+    <w:p>
+      <w:pPr>
+        <w:pStyle w:val="Heading2"/>
+      </w:pPr>
+      <w:r>
         <w:t>Histórico de revisão</w:t>
       </w:r>
     </w:p>
-    <w:p>
-      <w:r>
-        <w:rPr>
-          <w:rFonts w:ascii="Courier New" w:hAnsi="Courier New"/>
-          <w:sz w:val="16"/>
-        </w:rPr>
+    <w:p/>
+    <w:p>
+      <w:r>
         <w:t>| Data | Versão | Autor | Alteração |</w:t>
       </w:r>
     </w:p>
     <w:p>
       <w:r>
-        <w:rPr>
-          <w:rFonts w:ascii="Courier New" w:hAnsi="Courier New"/>
-          <w:sz w:val="16"/>
-        </w:rPr>
         <w:t>| --- | --- | --- | --- |</w:t>
       </w:r>
     </w:p>
     <w:p>
       <w:r>
-        <w:rPr>
-          <w:rFonts w:ascii="Courier New" w:hAnsi="Courier New"/>
-          <w:sz w:val="16"/>
-        </w:rPr>
         <w:t>| 2026-06-25 | 0.1 | JP-BR Insurance Knowledge Base | Criação inicial. |</w:t>
       </w:r>
     </w:p>
+    <w:p>
+      <w:r>
+        <w:t>| 2026-06-26 | 0.2 | JP-BR Insurance Knowledge Base | Inclusão de consulta japonesa, próximo passo seguro e limite comercial/compliance. |</w:t>
+      </w:r>
+    </w:p>
+    <w:p/>
+    <w:p>
+      <w:r>
+        <w:br w:type="page"/>
+      </w:r>
+    </w:p>
     <w:p/>
     <w:p>
       <w:pPr>
         <w:pStyle w:val="Heading1"/>
       </w:pPr>
       <w:r>
-        <w:rPr>
-          <w:color w:val="4F81BD"/>
-          <w:sz w:val="32"/>
-        </w:rPr>
         <w:t>FAQ-VIDA-0004 - O que é seguro vitalício?</w:t>
       </w:r>
     </w:p>
-    <w:p>
-      <w:pPr>
-        <w:pStyle w:val="Heading2"/>
-      </w:pPr>
-      <w:r>
-        <w:rPr>
-          <w:color w:val="4F81BD"/>
-          <w:sz w:val="28"/>
-        </w:rPr>
+    <w:p/>
+    <w:p>
+      <w:pPr>
+        <w:pStyle w:val="Heading2"/>
+      </w:pPr>
+      <w:r>
         <w:t>Controle</w:t>
       </w:r>
     </w:p>
+    <w:p/>
     <w:p>
       <w:pPr>
         <w:pStyle w:val="ListBullet"/>
       </w:pPr>
       <w:r>
-        <w:t>Versão: 0.1</w:t>
+        <w:t>Versão: 0.2</w:t>
       </w:r>
     </w:p>
     <w:p>
@@ -1058,123 +1174,165 @@
         <w:pStyle w:val="ListBullet"/>
       </w:pPr>
       <w:r>
-        <w:t>Histórico: Criação inicial.</w:t>
-      </w:r>
-    </w:p>
-    <w:p>
-      <w:pPr>
-        <w:pStyle w:val="Heading2"/>
-      </w:pPr>
-      <w:r>
-        <w:rPr>
-          <w:color w:val="4F81BD"/>
-          <w:sz w:val="28"/>
-        </w:rPr>
+        <w:t>Histórico: Criação inicial; reforço NotebookLM e compliance.</w:t>
+      </w:r>
+    </w:p>
+    <w:p/>
+    <w:p>
+      <w:pPr>
+        <w:pStyle w:val="Heading2"/>
+      </w:pPr>
+      <w:r>
         <w:t>Código</w:t>
       </w:r>
     </w:p>
+    <w:p/>
     <w:p>
       <w:r>
         <w:t>FAQ-VIDA-0004</w:t>
       </w:r>
     </w:p>
-    <w:p>
-      <w:pPr>
-        <w:pStyle w:val="Heading2"/>
-      </w:pPr>
-      <w:r>
-        <w:rPr>
-          <w:color w:val="4F81BD"/>
-          <w:sz w:val="28"/>
-        </w:rPr>
+    <w:p/>
+    <w:p>
+      <w:pPr>
+        <w:pStyle w:val="Heading2"/>
+      </w:pPr>
+      <w:r>
         <w:t>Categoria</w:t>
       </w:r>
     </w:p>
+    <w:p/>
     <w:p>
       <w:r>
         <w:t>VIDA</w:t>
       </w:r>
     </w:p>
-    <w:p>
-      <w:pPr>
-        <w:pStyle w:val="Heading2"/>
-      </w:pPr>
-      <w:r>
-        <w:rPr>
-          <w:color w:val="4F81BD"/>
-          <w:sz w:val="28"/>
-        </w:rPr>
+    <w:p/>
+    <w:p>
+      <w:pPr>
+        <w:pStyle w:val="Heading2"/>
+      </w:pPr>
+      <w:r>
         <w:t>Pergunta</w:t>
       </w:r>
     </w:p>
+    <w:p/>
     <w:p>
       <w:r>
         <w:t>O que é seguro vitalício?</w:t>
       </w:r>
     </w:p>
-    <w:p>
-      <w:pPr>
-        <w:pStyle w:val="Heading2"/>
-      </w:pPr>
-      <w:r>
-        <w:rPr>
-          <w:color w:val="4F81BD"/>
-          <w:sz w:val="28"/>
-        </w:rPr>
+    <w:p/>
+    <w:p>
+      <w:pPr>
+        <w:pStyle w:val="Heading2"/>
+      </w:pPr>
+      <w:r>
+        <w:t>Consulta natural em japonês</w:t>
+      </w:r>
+    </w:p>
+    <w:p/>
+    <w:p>
+      <w:pPr>
+        <w:pStyle w:val="ListBullet"/>
+      </w:pPr>
+      <w:r>
+        <w:t>終身保険とは何ですか。</w:t>
+      </w:r>
+    </w:p>
+    <w:p>
+      <w:pPr>
+        <w:pStyle w:val="ListBullet"/>
+      </w:pPr>
+      <w:r>
+        <w:t>一生涯保障する生命保険をどう説明しますか。</w:t>
+      </w:r>
+    </w:p>
+    <w:p/>
+    <w:p>
+      <w:pPr>
+        <w:pStyle w:val="Heading2"/>
+      </w:pPr>
+      <w:r>
         <w:t>Situação de atendimento</w:t>
       </w:r>
     </w:p>
+    <w:p/>
     <w:p>
       <w:r>
         <w:t>Cliente brasileiro quer entender fundamentos de seguro de vida no Japão.</w:t>
       </w:r>
     </w:p>
-    <w:p>
-      <w:pPr>
-        <w:pStyle w:val="Heading2"/>
-      </w:pPr>
-      <w:r>
-        <w:rPr>
-          <w:color w:val="4F81BD"/>
-          <w:sz w:val="28"/>
-        </w:rPr>
+    <w:p/>
+    <w:p>
+      <w:pPr>
+        <w:pStyle w:val="Heading2"/>
+      </w:pPr>
+      <w:r>
         <w:t>Resposta técnica</w:t>
       </w:r>
     </w:p>
+    <w:p/>
     <w:p>
       <w:r>
         <w:t>Seguro de vida com cobertura por toda a vida do segurado, conforme condições do contrato.</w:t>
       </w:r>
     </w:p>
-    <w:p>
-      <w:pPr>
-        <w:pStyle w:val="Heading2"/>
-      </w:pPr>
-      <w:r>
-        <w:rPr>
-          <w:color w:val="4F81BD"/>
-          <w:sz w:val="28"/>
-        </w:rPr>
+    <w:p/>
+    <w:p>
+      <w:pPr>
+        <w:pStyle w:val="Heading2"/>
+      </w:pPr>
+      <w:r>
         <w:t>Como responder ao cliente brasileiro</w:t>
       </w:r>
     </w:p>
+    <w:p/>
     <w:p>
       <w:r>
         <w:t>A cobertura continua por toda a vida, desde que o contrato seja mantido conforme as regras.</w:t>
       </w:r>
     </w:p>
-    <w:p>
-      <w:pPr>
-        <w:pStyle w:val="Heading2"/>
-      </w:pPr>
-      <w:r>
-        <w:rPr>
-          <w:color w:val="4F81BD"/>
-          <w:sz w:val="28"/>
-        </w:rPr>
+    <w:p/>
+    <w:p>
+      <w:pPr>
+        <w:pStyle w:val="Heading2"/>
+      </w:pPr>
+      <w:r>
+        <w:t>Próximo passo seguro</w:t>
+      </w:r>
+    </w:p>
+    <w:p/>
+    <w:p>
+      <w:r>
+        <w:t>保障期間、払込期間、解約返戻金、保険料、受取人を確認する。</w:t>
+      </w:r>
+    </w:p>
+    <w:p/>
+    <w:p>
+      <w:pPr>
+        <w:pStyle w:val="Heading2"/>
+      </w:pPr>
+      <w:r>
+        <w:t>Limite comercial/compliance</w:t>
+      </w:r>
+    </w:p>
+    <w:p/>
+    <w:p>
+      <w:r>
+        <w:t>終身保険でも条件・特約・返戻金は商品ごとに異なるため、正式資料を確認する。</w:t>
+      </w:r>
+    </w:p>
+    <w:p/>
+    <w:p>
+      <w:pPr>
+        <w:pStyle w:val="Heading2"/>
+      </w:pPr>
+      <w:r>
         <w:t>Termos relacionados</w:t>
       </w:r>
     </w:p>
+    <w:p/>
     <w:p>
       <w:pPr>
         <w:pStyle w:val="ListBullet"/>
@@ -1183,18 +1341,16 @@
         <w:t>VIDA-0004 - 終身保険 - Seguro vitalício</w:t>
       </w:r>
     </w:p>
-    <w:p>
-      <w:pPr>
-        <w:pStyle w:val="Heading2"/>
-      </w:pPr>
-      <w:r>
-        <w:rPr>
-          <w:color w:val="4F81BD"/>
-          <w:sz w:val="28"/>
-        </w:rPr>
+    <w:p/>
+    <w:p>
+      <w:pPr>
+        <w:pStyle w:val="Heading2"/>
+      </w:pPr>
+      <w:r>
         <w:t>Referências cruzadas</w:t>
       </w:r>
     </w:p>
+    <w:p/>
     <w:p>
       <w:pPr>
         <w:pStyle w:val="ListBullet"/>
@@ -1211,38 +1367,34 @@
         <w:t>CASE-VIDA-0002</w:t>
       </w:r>
     </w:p>
-    <w:p>
-      <w:pPr>
-        <w:pStyle w:val="Heading2"/>
-      </w:pPr>
-      <w:r>
-        <w:rPr>
-          <w:color w:val="4F81BD"/>
-          <w:sz w:val="28"/>
-        </w:rPr>
+    <w:p/>
+    <w:p>
+      <w:pPr>
+        <w:pStyle w:val="Heading2"/>
+      </w:pPr>
+      <w:r>
         <w:t>Referências</w:t>
       </w:r>
     </w:p>
+    <w:p/>
     <w:p>
       <w:pPr>
         <w:pStyle w:val="ListBullet"/>
       </w:pPr>
       <w:r>
-        <w:t>Documento interno: 02_MasterDictionary/VIDA/VIDA-0004.md</w:t>
-      </w:r>
-    </w:p>
-    <w:p>
-      <w:pPr>
-        <w:pStyle w:val="Heading2"/>
-      </w:pPr>
-      <w:r>
-        <w:rPr>
-          <w:color w:val="4F81BD"/>
-          <w:sz w:val="28"/>
-        </w:rPr>
+        <w:t>Documento interno: `02_MasterDictionary/VIDA/VIDA-0004.md`</w:t>
+      </w:r>
+    </w:p>
+    <w:p/>
+    <w:p>
+      <w:pPr>
+        <w:pStyle w:val="Heading2"/>
+      </w:pPr>
+      <w:r>
         <w:t>Tags</w:t>
       </w:r>
     </w:p>
+    <w:p/>
     <w:p>
       <w:pPr>
         <w:pStyle w:val="ListBullet"/>
@@ -1275,96 +1427,85 @@
         <w:t>fundamento</w:t>
       </w:r>
     </w:p>
-    <w:p>
-      <w:pPr>
-        <w:pStyle w:val="Heading2"/>
-      </w:pPr>
-      <w:r>
-        <w:rPr>
-          <w:color w:val="4F81BD"/>
-          <w:sz w:val="28"/>
-        </w:rPr>
+    <w:p/>
+    <w:p>
+      <w:pPr>
+        <w:pStyle w:val="Heading2"/>
+      </w:pPr>
+      <w:r>
         <w:t>Veja também</w:t>
       </w:r>
     </w:p>
+    <w:p/>
     <w:p>
       <w:pPr>
         <w:pStyle w:val="ListBullet"/>
       </w:pPr>
       <w:r>
-        <w:t>02_MasterDictionary/VIDA/VIDA-0004.md</w:t>
-      </w:r>
-    </w:p>
-    <w:p>
-      <w:pPr>
-        <w:pStyle w:val="Heading2"/>
-      </w:pPr>
-      <w:r>
-        <w:rPr>
-          <w:color w:val="4F81BD"/>
-          <w:sz w:val="28"/>
-        </w:rPr>
+        <w:t>`02_MasterDictionary/VIDA/VIDA-0004.md`</w:t>
+      </w:r>
+    </w:p>
+    <w:p/>
+    <w:p>
+      <w:pPr>
+        <w:pStyle w:val="Heading2"/>
+      </w:pPr>
+      <w:r>
         <w:t>Histórico de revisão</w:t>
       </w:r>
     </w:p>
-    <w:p>
-      <w:r>
-        <w:rPr>
-          <w:rFonts w:ascii="Courier New" w:hAnsi="Courier New"/>
-          <w:sz w:val="16"/>
-        </w:rPr>
+    <w:p/>
+    <w:p>
+      <w:r>
         <w:t>| Data | Versão | Autor | Alteração |</w:t>
       </w:r>
     </w:p>
     <w:p>
       <w:r>
-        <w:rPr>
-          <w:rFonts w:ascii="Courier New" w:hAnsi="Courier New"/>
-          <w:sz w:val="16"/>
-        </w:rPr>
         <w:t>| --- | --- | --- | --- |</w:t>
       </w:r>
     </w:p>
     <w:p>
       <w:r>
-        <w:rPr>
-          <w:rFonts w:ascii="Courier New" w:hAnsi="Courier New"/>
-          <w:sz w:val="16"/>
-        </w:rPr>
         <w:t>| 2026-06-25 | 0.1 | JP-BR Insurance Knowledge Base | Criação inicial. |</w:t>
       </w:r>
     </w:p>
+    <w:p>
+      <w:r>
+        <w:t>| 2026-06-26 | 0.2 | JP-BR Insurance Knowledge Base | Inclusão de consulta japonesa, próximo passo seguro e limite comercial/compliance. |</w:t>
+      </w:r>
+    </w:p>
+    <w:p/>
+    <w:p>
+      <w:r>
+        <w:br w:type="page"/>
+      </w:r>
+    </w:p>
     <w:p/>
     <w:p>
       <w:pPr>
         <w:pStyle w:val="Heading1"/>
       </w:pPr>
       <w:r>
-        <w:rPr>
-          <w:color w:val="4F81BD"/>
-          <w:sz w:val="32"/>
-        </w:rPr>
         <w:t>FAQ-VIDA-0005 - O que é seguro misto com vencimento?</w:t>
       </w:r>
     </w:p>
-    <w:p>
-      <w:pPr>
-        <w:pStyle w:val="Heading2"/>
-      </w:pPr>
-      <w:r>
-        <w:rPr>
-          <w:color w:val="4F81BD"/>
-          <w:sz w:val="28"/>
-        </w:rPr>
+    <w:p/>
+    <w:p>
+      <w:pPr>
+        <w:pStyle w:val="Heading2"/>
+      </w:pPr>
+      <w:r>
         <w:t>Controle</w:t>
       </w:r>
     </w:p>
+    <w:p/>
     <w:p>
       <w:pPr>
         <w:pStyle w:val="ListBullet"/>
       </w:pPr>
       <w:r>
-        <w:t>Versão: 0.1</w:t>
+        <w:t>Versão: 0.2</w:t>
       </w:r>
     </w:p>
     <w:p>
@@ -1388,123 +1529,165 @@
         <w:pStyle w:val="ListBullet"/>
       </w:pPr>
       <w:r>
-        <w:t>Histórico: Criação inicial.</w:t>
-      </w:r>
-    </w:p>
-    <w:p>
-      <w:pPr>
-        <w:pStyle w:val="Heading2"/>
-      </w:pPr>
-      <w:r>
-        <w:rPr>
-          <w:color w:val="4F81BD"/>
-          <w:sz w:val="28"/>
-        </w:rPr>
+        <w:t>Histórico: Criação inicial; reforço NotebookLM e compliance.</w:t>
+      </w:r>
+    </w:p>
+    <w:p/>
+    <w:p>
+      <w:pPr>
+        <w:pStyle w:val="Heading2"/>
+      </w:pPr>
+      <w:r>
         <w:t>Código</w:t>
       </w:r>
     </w:p>
+    <w:p/>
     <w:p>
       <w:r>
         <w:t>FAQ-VIDA-0005</w:t>
       </w:r>
     </w:p>
-    <w:p>
-      <w:pPr>
-        <w:pStyle w:val="Heading2"/>
-      </w:pPr>
-      <w:r>
-        <w:rPr>
-          <w:color w:val="4F81BD"/>
-          <w:sz w:val="28"/>
-        </w:rPr>
+    <w:p/>
+    <w:p>
+      <w:pPr>
+        <w:pStyle w:val="Heading2"/>
+      </w:pPr>
+      <w:r>
         <w:t>Categoria</w:t>
       </w:r>
     </w:p>
+    <w:p/>
     <w:p>
       <w:r>
         <w:t>VIDA</w:t>
       </w:r>
     </w:p>
-    <w:p>
-      <w:pPr>
-        <w:pStyle w:val="Heading2"/>
-      </w:pPr>
-      <w:r>
-        <w:rPr>
-          <w:color w:val="4F81BD"/>
-          <w:sz w:val="28"/>
-        </w:rPr>
+    <w:p/>
+    <w:p>
+      <w:pPr>
+        <w:pStyle w:val="Heading2"/>
+      </w:pPr>
+      <w:r>
         <w:t>Pergunta</w:t>
       </w:r>
     </w:p>
+    <w:p/>
     <w:p>
       <w:r>
         <w:t>O que é seguro misto com vencimento?</w:t>
       </w:r>
     </w:p>
-    <w:p>
-      <w:pPr>
-        <w:pStyle w:val="Heading2"/>
-      </w:pPr>
-      <w:r>
-        <w:rPr>
-          <w:color w:val="4F81BD"/>
-          <w:sz w:val="28"/>
-        </w:rPr>
+    <w:p/>
+    <w:p>
+      <w:pPr>
+        <w:pStyle w:val="Heading2"/>
+      </w:pPr>
+      <w:r>
+        <w:t>Consulta natural em japonês</w:t>
+      </w:r>
+    </w:p>
+    <w:p/>
+    <w:p>
+      <w:pPr>
+        <w:pStyle w:val="ListBullet"/>
+      </w:pPr>
+      <w:r>
+        <w:t>養老保険とは何ですか。</w:t>
+      </w:r>
+    </w:p>
+    <w:p>
+      <w:pPr>
+        <w:pStyle w:val="ListBullet"/>
+      </w:pPr>
+      <w:r>
+        <w:t>満期保険金がある生命保険をどう説明しますか。</w:t>
+      </w:r>
+    </w:p>
+    <w:p/>
+    <w:p>
+      <w:pPr>
+        <w:pStyle w:val="Heading2"/>
+      </w:pPr>
+      <w:r>
         <w:t>Situação de atendimento</w:t>
       </w:r>
     </w:p>
+    <w:p/>
     <w:p>
       <w:r>
         <w:t>Cliente brasileiro quer entender fundamentos de seguro de vida no Japão.</w:t>
       </w:r>
     </w:p>
-    <w:p>
-      <w:pPr>
-        <w:pStyle w:val="Heading2"/>
-      </w:pPr>
-      <w:r>
-        <w:rPr>
-          <w:color w:val="4F81BD"/>
-          <w:sz w:val="28"/>
-        </w:rPr>
+    <w:p/>
+    <w:p>
+      <w:pPr>
+        <w:pStyle w:val="Heading2"/>
+      </w:pPr>
+      <w:r>
         <w:t>Resposta técnica</w:t>
       </w:r>
     </w:p>
+    <w:p/>
     <w:p>
       <w:r>
         <w:t>Seguro que combina proteção por morte com pagamento ao final do período se o segurado sobreviver, conforme contrato.</w:t>
       </w:r>
     </w:p>
-    <w:p>
-      <w:pPr>
-        <w:pStyle w:val="Heading2"/>
-      </w:pPr>
-      <w:r>
-        <w:rPr>
-          <w:color w:val="4F81BD"/>
-          <w:sz w:val="28"/>
-        </w:rPr>
+    <w:p/>
+    <w:p>
+      <w:pPr>
+        <w:pStyle w:val="Heading2"/>
+      </w:pPr>
+      <w:r>
         <w:t>Como responder ao cliente brasileiro</w:t>
       </w:r>
     </w:p>
+    <w:p/>
     <w:p>
       <w:r>
         <w:t>Esse tipo pode pagar em caso de morte ou no vencimento, dependendo das condições.</w:t>
       </w:r>
     </w:p>
-    <w:p>
-      <w:pPr>
-        <w:pStyle w:val="Heading2"/>
-      </w:pPr>
-      <w:r>
-        <w:rPr>
-          <w:color w:val="4F81BD"/>
-          <w:sz w:val="28"/>
-        </w:rPr>
+    <w:p/>
+    <w:p>
+      <w:pPr>
+        <w:pStyle w:val="Heading2"/>
+      </w:pPr>
+      <w:r>
+        <w:t>Próximo passo seguro</w:t>
+      </w:r>
+    </w:p>
+    <w:p/>
+    <w:p>
+      <w:r>
+        <w:t>死亡保障、満期保険金、保険期間、保険料、返戻金を確認する。</w:t>
+      </w:r>
+    </w:p>
+    <w:p/>
+    <w:p>
+      <w:pPr>
+        <w:pStyle w:val="Heading2"/>
+      </w:pPr>
+      <w:r>
+        <w:t>Limite comercial/compliance</w:t>
+      </w:r>
+    </w:p>
+    <w:p/>
+    <w:p>
+      <w:r>
+        <w:t>満期金や返戻金額を口頭で確定せず、設計書・証券で確認する。</w:t>
+      </w:r>
+    </w:p>
+    <w:p/>
+    <w:p>
+      <w:pPr>
+        <w:pStyle w:val="Heading2"/>
+      </w:pPr>
+      <w:r>
         <w:t>Termos relacionados</w:t>
       </w:r>
     </w:p>
+    <w:p/>
     <w:p>
       <w:pPr>
         <w:pStyle w:val="ListBullet"/>
@@ -1513,18 +1696,16 @@
         <w:t>VIDA-0005 - 養老保険 - Seguro misto com vencimento</w:t>
       </w:r>
     </w:p>
-    <w:p>
-      <w:pPr>
-        <w:pStyle w:val="Heading2"/>
-      </w:pPr>
-      <w:r>
-        <w:rPr>
-          <w:color w:val="4F81BD"/>
-          <w:sz w:val="28"/>
-        </w:rPr>
+    <w:p/>
+    <w:p>
+      <w:pPr>
+        <w:pStyle w:val="Heading2"/>
+      </w:pPr>
+      <w:r>
         <w:t>Referências cruzadas</w:t>
       </w:r>
     </w:p>
+    <w:p/>
     <w:p>
       <w:pPr>
         <w:pStyle w:val="ListBullet"/>
@@ -1541,38 +1722,34 @@
         <w:t>CASE-VIDA-0002</w:t>
       </w:r>
     </w:p>
-    <w:p>
-      <w:pPr>
-        <w:pStyle w:val="Heading2"/>
-      </w:pPr>
-      <w:r>
-        <w:rPr>
-          <w:color w:val="4F81BD"/>
-          <w:sz w:val="28"/>
-        </w:rPr>
+    <w:p/>
+    <w:p>
+      <w:pPr>
+        <w:pStyle w:val="Heading2"/>
+      </w:pPr>
+      <w:r>
         <w:t>Referências</w:t>
       </w:r>
     </w:p>
+    <w:p/>
     <w:p>
       <w:pPr>
         <w:pStyle w:val="ListBullet"/>
       </w:pPr>
       <w:r>
-        <w:t>Documento interno: 02_MasterDictionary/VIDA/VIDA-0005.md</w:t>
-      </w:r>
-    </w:p>
-    <w:p>
-      <w:pPr>
-        <w:pStyle w:val="Heading2"/>
-      </w:pPr>
-      <w:r>
-        <w:rPr>
-          <w:color w:val="4F81BD"/>
-          <w:sz w:val="28"/>
-        </w:rPr>
+        <w:t>Documento interno: `02_MasterDictionary/VIDA/VIDA-0005.md`</w:t>
+      </w:r>
+    </w:p>
+    <w:p/>
+    <w:p>
+      <w:pPr>
+        <w:pStyle w:val="Heading2"/>
+      </w:pPr>
+      <w:r>
         <w:t>Tags</w:t>
       </w:r>
     </w:p>
+    <w:p/>
     <w:p>
       <w:pPr>
         <w:pStyle w:val="ListBullet"/>
@@ -1605,96 +1782,85 @@
         <w:t>fundamento</w:t>
       </w:r>
     </w:p>
-    <w:p>
-      <w:pPr>
-        <w:pStyle w:val="Heading2"/>
-      </w:pPr>
-      <w:r>
-        <w:rPr>
-          <w:color w:val="4F81BD"/>
-          <w:sz w:val="28"/>
-        </w:rPr>
+    <w:p/>
+    <w:p>
+      <w:pPr>
+        <w:pStyle w:val="Heading2"/>
+      </w:pPr>
+      <w:r>
         <w:t>Veja também</w:t>
       </w:r>
     </w:p>
+    <w:p/>
     <w:p>
       <w:pPr>
         <w:pStyle w:val="ListBullet"/>
       </w:pPr>
       <w:r>
-        <w:t>02_MasterDictionary/VIDA/VIDA-0005.md</w:t>
-      </w:r>
-    </w:p>
-    <w:p>
-      <w:pPr>
-        <w:pStyle w:val="Heading2"/>
-      </w:pPr>
-      <w:r>
-        <w:rPr>
-          <w:color w:val="4F81BD"/>
-          <w:sz w:val="28"/>
-        </w:rPr>
+        <w:t>`02_MasterDictionary/VIDA/VIDA-0005.md`</w:t>
+      </w:r>
+    </w:p>
+    <w:p/>
+    <w:p>
+      <w:pPr>
+        <w:pStyle w:val="Heading2"/>
+      </w:pPr>
+      <w:r>
         <w:t>Histórico de revisão</w:t>
       </w:r>
     </w:p>
-    <w:p>
-      <w:r>
-        <w:rPr>
-          <w:rFonts w:ascii="Courier New" w:hAnsi="Courier New"/>
-          <w:sz w:val="16"/>
-        </w:rPr>
+    <w:p/>
+    <w:p>
+      <w:r>
         <w:t>| Data | Versão | Autor | Alteração |</w:t>
       </w:r>
     </w:p>
     <w:p>
       <w:r>
-        <w:rPr>
-          <w:rFonts w:ascii="Courier New" w:hAnsi="Courier New"/>
-          <w:sz w:val="16"/>
-        </w:rPr>
         <w:t>| --- | --- | --- | --- |</w:t>
       </w:r>
     </w:p>
     <w:p>
       <w:r>
-        <w:rPr>
-          <w:rFonts w:ascii="Courier New" w:hAnsi="Courier New"/>
-          <w:sz w:val="16"/>
-        </w:rPr>
         <w:t>| 2026-06-25 | 0.1 | JP-BR Insurance Knowledge Base | Criação inicial. |</w:t>
       </w:r>
     </w:p>
+    <w:p>
+      <w:r>
+        <w:t>| 2026-06-26 | 0.2 | JP-BR Insurance Knowledge Base | Inclusão de consulta japonesa, próximo passo seguro e limite comercial/compliance. |</w:t>
+      </w:r>
+    </w:p>
+    <w:p/>
+    <w:p>
+      <w:r>
+        <w:br w:type="page"/>
+      </w:r>
+    </w:p>
     <w:p/>
     <w:p>
       <w:pPr>
         <w:pStyle w:val="Heading1"/>
       </w:pPr>
       <w:r>
-        <w:rPr>
-          <w:color w:val="4F81BD"/>
-          <w:sz w:val="32"/>
-        </w:rPr>
         <w:t>FAQ-VIDA-0006 - Seguro médico é igual a seguro de vida?</w:t>
       </w:r>
     </w:p>
-    <w:p>
-      <w:pPr>
-        <w:pStyle w:val="Heading2"/>
-      </w:pPr>
-      <w:r>
-        <w:rPr>
-          <w:color w:val="4F81BD"/>
-          <w:sz w:val="28"/>
-        </w:rPr>
+    <w:p/>
+    <w:p>
+      <w:pPr>
+        <w:pStyle w:val="Heading2"/>
+      </w:pPr>
+      <w:r>
         <w:t>Controle</w:t>
       </w:r>
     </w:p>
+    <w:p/>
     <w:p>
       <w:pPr>
         <w:pStyle w:val="ListBullet"/>
       </w:pPr>
       <w:r>
-        <w:t>Versão: 0.1</w:t>
+        <w:t>Versão: 0.2</w:t>
       </w:r>
     </w:p>
     <w:p>
@@ -1718,123 +1884,165 @@
         <w:pStyle w:val="ListBullet"/>
       </w:pPr>
       <w:r>
-        <w:t>Histórico: Criação inicial.</w:t>
-      </w:r>
-    </w:p>
-    <w:p>
-      <w:pPr>
-        <w:pStyle w:val="Heading2"/>
-      </w:pPr>
-      <w:r>
-        <w:rPr>
-          <w:color w:val="4F81BD"/>
-          <w:sz w:val="28"/>
-        </w:rPr>
+        <w:t>Histórico: Criação inicial; reforço NotebookLM e compliance.</w:t>
+      </w:r>
+    </w:p>
+    <w:p/>
+    <w:p>
+      <w:pPr>
+        <w:pStyle w:val="Heading2"/>
+      </w:pPr>
+      <w:r>
         <w:t>Código</w:t>
       </w:r>
     </w:p>
+    <w:p/>
     <w:p>
       <w:r>
         <w:t>FAQ-VIDA-0006</w:t>
       </w:r>
     </w:p>
-    <w:p>
-      <w:pPr>
-        <w:pStyle w:val="Heading2"/>
-      </w:pPr>
-      <w:r>
-        <w:rPr>
-          <w:color w:val="4F81BD"/>
-          <w:sz w:val="28"/>
-        </w:rPr>
+    <w:p/>
+    <w:p>
+      <w:pPr>
+        <w:pStyle w:val="Heading2"/>
+      </w:pPr>
+      <w:r>
         <w:t>Categoria</w:t>
       </w:r>
     </w:p>
+    <w:p/>
     <w:p>
       <w:r>
         <w:t>VIDA</w:t>
       </w:r>
     </w:p>
-    <w:p>
-      <w:pPr>
-        <w:pStyle w:val="Heading2"/>
-      </w:pPr>
-      <w:r>
-        <w:rPr>
-          <w:color w:val="4F81BD"/>
-          <w:sz w:val="28"/>
-        </w:rPr>
+    <w:p/>
+    <w:p>
+      <w:pPr>
+        <w:pStyle w:val="Heading2"/>
+      </w:pPr>
+      <w:r>
         <w:t>Pergunta</w:t>
       </w:r>
     </w:p>
+    <w:p/>
     <w:p>
       <w:r>
         <w:t>Seguro médico é igual a seguro de vida?</w:t>
       </w:r>
     </w:p>
-    <w:p>
-      <w:pPr>
-        <w:pStyle w:val="Heading2"/>
-      </w:pPr>
-      <w:r>
-        <w:rPr>
-          <w:color w:val="4F81BD"/>
-          <w:sz w:val="28"/>
-        </w:rPr>
+    <w:p/>
+    <w:p>
+      <w:pPr>
+        <w:pStyle w:val="Heading2"/>
+      </w:pPr>
+      <w:r>
+        <w:t>Consulta natural em japonês</w:t>
+      </w:r>
+    </w:p>
+    <w:p/>
+    <w:p>
+      <w:pPr>
+        <w:pStyle w:val="ListBullet"/>
+      </w:pPr>
+      <w:r>
+        <w:t>医療保険と生命保険は同じですか。</w:t>
+      </w:r>
+    </w:p>
+    <w:p>
+      <w:pPr>
+        <w:pStyle w:val="ListBullet"/>
+      </w:pPr>
+      <w:r>
+        <w:t>医療保障と死亡保障の違いをどう説明しますか。</w:t>
+      </w:r>
+    </w:p>
+    <w:p/>
+    <w:p>
+      <w:pPr>
+        <w:pStyle w:val="Heading2"/>
+      </w:pPr>
+      <w:r>
         <w:t>Situação de atendimento</w:t>
       </w:r>
     </w:p>
+    <w:p/>
     <w:p>
       <w:r>
         <w:t>Cliente brasileiro quer entender fundamentos de seguro de vida no Japão.</w:t>
       </w:r>
     </w:p>
-    <w:p>
-      <w:pPr>
-        <w:pStyle w:val="Heading2"/>
-      </w:pPr>
-      <w:r>
-        <w:rPr>
-          <w:color w:val="4F81BD"/>
-          <w:sz w:val="28"/>
-        </w:rPr>
+    <w:p/>
+    <w:p>
+      <w:pPr>
+        <w:pStyle w:val="Heading2"/>
+      </w:pPr>
+      <w:r>
         <w:t>Resposta técnica</w:t>
       </w:r>
     </w:p>
+    <w:p/>
     <w:p>
       <w:r>
         <w:t>Seguro voltado a despesas ou benefícios relacionados a internação, cirurgia e tratamentos, conforme contrato.</w:t>
       </w:r>
     </w:p>
-    <w:p>
-      <w:pPr>
-        <w:pStyle w:val="Heading2"/>
-      </w:pPr>
-      <w:r>
-        <w:rPr>
-          <w:color w:val="4F81BD"/>
-          <w:sz w:val="28"/>
-        </w:rPr>
+    <w:p/>
+    <w:p>
+      <w:pPr>
+        <w:pStyle w:val="Heading2"/>
+      </w:pPr>
+      <w:r>
         <w:t>Como responder ao cliente brasileiro</w:t>
       </w:r>
     </w:p>
+    <w:p/>
     <w:p>
       <w:r>
         <w:t>Ele ajuda em casos de internação, cirurgia ou tratamentos previstos no contrato.</w:t>
       </w:r>
     </w:p>
-    <w:p>
-      <w:pPr>
-        <w:pStyle w:val="Heading2"/>
-      </w:pPr>
-      <w:r>
-        <w:rPr>
-          <w:color w:val="4F81BD"/>
-          <w:sz w:val="28"/>
-        </w:rPr>
+    <w:p/>
+    <w:p>
+      <w:pPr>
+        <w:pStyle w:val="Heading2"/>
+      </w:pPr>
+      <w:r>
+        <w:t>Próximo passo seguro</w:t>
+      </w:r>
+    </w:p>
+    <w:p/>
+    <w:p>
+      <w:r>
+        <w:t>死亡保障、入院・手術保障、がん保障など目的別に整理する。</w:t>
+      </w:r>
+    </w:p>
+    <w:p/>
+    <w:p>
+      <w:pPr>
+        <w:pStyle w:val="Heading2"/>
+      </w:pPr>
+      <w:r>
+        <w:t>Limite comercial/compliance</w:t>
+      </w:r>
+    </w:p>
+    <w:p/>
+    <w:p>
+      <w:r>
+        <w:t>商品名だけで保障内容を判断せず、主契約と特約を確認する。</w:t>
+      </w:r>
+    </w:p>
+    <w:p/>
+    <w:p>
+      <w:pPr>
+        <w:pStyle w:val="Heading2"/>
+      </w:pPr>
+      <w:r>
         <w:t>Termos relacionados</w:t>
       </w:r>
     </w:p>
+    <w:p/>
     <w:p>
       <w:pPr>
         <w:pStyle w:val="ListBullet"/>
@@ -1843,18 +2051,16 @@
         <w:t>VIDA-0006 - 医療保険 - Seguro médico</w:t>
       </w:r>
     </w:p>
-    <w:p>
-      <w:pPr>
-        <w:pStyle w:val="Heading2"/>
-      </w:pPr>
-      <w:r>
-        <w:rPr>
-          <w:color w:val="4F81BD"/>
-          <w:sz w:val="28"/>
-        </w:rPr>
+    <w:p/>
+    <w:p>
+      <w:pPr>
+        <w:pStyle w:val="Heading2"/>
+      </w:pPr>
+      <w:r>
         <w:t>Referências cruzadas</w:t>
       </w:r>
     </w:p>
+    <w:p/>
     <w:p>
       <w:pPr>
         <w:pStyle w:val="ListBullet"/>
@@ -1871,38 +2077,34 @@
         <w:t>CASE-VIDA-0002</w:t>
       </w:r>
     </w:p>
-    <w:p>
-      <w:pPr>
-        <w:pStyle w:val="Heading2"/>
-      </w:pPr>
-      <w:r>
-        <w:rPr>
-          <w:color w:val="4F81BD"/>
-          <w:sz w:val="28"/>
-        </w:rPr>
+    <w:p/>
+    <w:p>
+      <w:pPr>
+        <w:pStyle w:val="Heading2"/>
+      </w:pPr>
+      <w:r>
         <w:t>Referências</w:t>
       </w:r>
     </w:p>
+    <w:p/>
     <w:p>
       <w:pPr>
         <w:pStyle w:val="ListBullet"/>
       </w:pPr>
       <w:r>
-        <w:t>Documento interno: 02_MasterDictionary/VIDA/VIDA-0006.md</w:t>
-      </w:r>
-    </w:p>
-    <w:p>
-      <w:pPr>
-        <w:pStyle w:val="Heading2"/>
-      </w:pPr>
-      <w:r>
-        <w:rPr>
-          <w:color w:val="4F81BD"/>
-          <w:sz w:val="28"/>
-        </w:rPr>
+        <w:t>Documento interno: `02_MasterDictionary/VIDA/VIDA-0006.md`</w:t>
+      </w:r>
+    </w:p>
+    <w:p/>
+    <w:p>
+      <w:pPr>
+        <w:pStyle w:val="Heading2"/>
+      </w:pPr>
+      <w:r>
         <w:t>Tags</w:t>
       </w:r>
     </w:p>
+    <w:p/>
     <w:p>
       <w:pPr>
         <w:pStyle w:val="ListBullet"/>
@@ -1935,96 +2137,85 @@
         <w:t>fundamento</w:t>
       </w:r>
     </w:p>
-    <w:p>
-      <w:pPr>
-        <w:pStyle w:val="Heading2"/>
-      </w:pPr>
-      <w:r>
-        <w:rPr>
-          <w:color w:val="4F81BD"/>
-          <w:sz w:val="28"/>
-        </w:rPr>
+    <w:p/>
+    <w:p>
+      <w:pPr>
+        <w:pStyle w:val="Heading2"/>
+      </w:pPr>
+      <w:r>
         <w:t>Veja também</w:t>
       </w:r>
     </w:p>
+    <w:p/>
     <w:p>
       <w:pPr>
         <w:pStyle w:val="ListBullet"/>
       </w:pPr>
       <w:r>
-        <w:t>02_MasterDictionary/VIDA/VIDA-0006.md</w:t>
-      </w:r>
-    </w:p>
-    <w:p>
-      <w:pPr>
-        <w:pStyle w:val="Heading2"/>
-      </w:pPr>
-      <w:r>
-        <w:rPr>
-          <w:color w:val="4F81BD"/>
-          <w:sz w:val="28"/>
-        </w:rPr>
+        <w:t>`02_MasterDictionary/VIDA/VIDA-0006.md`</w:t>
+      </w:r>
+    </w:p>
+    <w:p/>
+    <w:p>
+      <w:pPr>
+        <w:pStyle w:val="Heading2"/>
+      </w:pPr>
+      <w:r>
         <w:t>Histórico de revisão</w:t>
       </w:r>
     </w:p>
-    <w:p>
-      <w:r>
-        <w:rPr>
-          <w:rFonts w:ascii="Courier New" w:hAnsi="Courier New"/>
-          <w:sz w:val="16"/>
-        </w:rPr>
+    <w:p/>
+    <w:p>
+      <w:r>
         <w:t>| Data | Versão | Autor | Alteração |</w:t>
       </w:r>
     </w:p>
     <w:p>
       <w:r>
-        <w:rPr>
-          <w:rFonts w:ascii="Courier New" w:hAnsi="Courier New"/>
-          <w:sz w:val="16"/>
-        </w:rPr>
         <w:t>| --- | --- | --- | --- |</w:t>
       </w:r>
     </w:p>
     <w:p>
       <w:r>
-        <w:rPr>
-          <w:rFonts w:ascii="Courier New" w:hAnsi="Courier New"/>
-          <w:sz w:val="16"/>
-        </w:rPr>
         <w:t>| 2026-06-25 | 0.1 | JP-BR Insurance Knowledge Base | Criação inicial. |</w:t>
       </w:r>
     </w:p>
+    <w:p>
+      <w:r>
+        <w:t>| 2026-06-26 | 0.2 | JP-BR Insurance Knowledge Base | Inclusão de consulta japonesa, próximo passo seguro e limite comercial/compliance. |</w:t>
+      </w:r>
+    </w:p>
+    <w:p/>
+    <w:p>
+      <w:r>
+        <w:br w:type="page"/>
+      </w:r>
+    </w:p>
     <w:p/>
     <w:p>
       <w:pPr>
         <w:pStyle w:val="Heading1"/>
       </w:pPr>
       <w:r>
-        <w:rPr>
-          <w:color w:val="4F81BD"/>
-          <w:sz w:val="32"/>
-        </w:rPr>
         <w:t>FAQ-VIDA-0007 - Para que serve o seguro contra câncer?</w:t>
       </w:r>
     </w:p>
-    <w:p>
-      <w:pPr>
-        <w:pStyle w:val="Heading2"/>
-      </w:pPr>
-      <w:r>
-        <w:rPr>
-          <w:color w:val="4F81BD"/>
-          <w:sz w:val="28"/>
-        </w:rPr>
+    <w:p/>
+    <w:p>
+      <w:pPr>
+        <w:pStyle w:val="Heading2"/>
+      </w:pPr>
+      <w:r>
         <w:t>Controle</w:t>
       </w:r>
     </w:p>
+    <w:p/>
     <w:p>
       <w:pPr>
         <w:pStyle w:val="ListBullet"/>
       </w:pPr>
       <w:r>
-        <w:t>Versão: 0.1</w:t>
+        <w:t>Versão: 0.2</w:t>
       </w:r>
     </w:p>
     <w:p>
@@ -2048,123 +2239,165 @@
         <w:pStyle w:val="ListBullet"/>
       </w:pPr>
       <w:r>
-        <w:t>Histórico: Criação inicial.</w:t>
-      </w:r>
-    </w:p>
-    <w:p>
-      <w:pPr>
-        <w:pStyle w:val="Heading2"/>
-      </w:pPr>
-      <w:r>
-        <w:rPr>
-          <w:color w:val="4F81BD"/>
-          <w:sz w:val="28"/>
-        </w:rPr>
+        <w:t>Histórico: Criação inicial; reforço NotebookLM e compliance.</w:t>
+      </w:r>
+    </w:p>
+    <w:p/>
+    <w:p>
+      <w:pPr>
+        <w:pStyle w:val="Heading2"/>
+      </w:pPr>
+      <w:r>
         <w:t>Código</w:t>
       </w:r>
     </w:p>
+    <w:p/>
     <w:p>
       <w:r>
         <w:t>FAQ-VIDA-0007</w:t>
       </w:r>
     </w:p>
-    <w:p>
-      <w:pPr>
-        <w:pStyle w:val="Heading2"/>
-      </w:pPr>
-      <w:r>
-        <w:rPr>
-          <w:color w:val="4F81BD"/>
-          <w:sz w:val="28"/>
-        </w:rPr>
+    <w:p/>
+    <w:p>
+      <w:pPr>
+        <w:pStyle w:val="Heading2"/>
+      </w:pPr>
+      <w:r>
         <w:t>Categoria</w:t>
       </w:r>
     </w:p>
+    <w:p/>
     <w:p>
       <w:r>
         <w:t>VIDA</w:t>
       </w:r>
     </w:p>
-    <w:p>
-      <w:pPr>
-        <w:pStyle w:val="Heading2"/>
-      </w:pPr>
-      <w:r>
-        <w:rPr>
-          <w:color w:val="4F81BD"/>
-          <w:sz w:val="28"/>
-        </w:rPr>
+    <w:p/>
+    <w:p>
+      <w:pPr>
+        <w:pStyle w:val="Heading2"/>
+      </w:pPr>
+      <w:r>
         <w:t>Pergunta</w:t>
       </w:r>
     </w:p>
+    <w:p/>
     <w:p>
       <w:r>
         <w:t>Para que serve o seguro contra câncer?</w:t>
       </w:r>
     </w:p>
-    <w:p>
-      <w:pPr>
-        <w:pStyle w:val="Heading2"/>
-      </w:pPr>
-      <w:r>
-        <w:rPr>
-          <w:color w:val="4F81BD"/>
-          <w:sz w:val="28"/>
-        </w:rPr>
+    <w:p/>
+    <w:p>
+      <w:pPr>
+        <w:pStyle w:val="Heading2"/>
+      </w:pPr>
+      <w:r>
+        <w:t>Consulta natural em japonês</w:t>
+      </w:r>
+    </w:p>
+    <w:p/>
+    <w:p>
+      <w:pPr>
+        <w:pStyle w:val="ListBullet"/>
+      </w:pPr>
+      <w:r>
+        <w:t>がん保険は何のためにありますか。</w:t>
+      </w:r>
+    </w:p>
+    <w:p>
+      <w:pPr>
+        <w:pStyle w:val="ListBullet"/>
+      </w:pPr>
+      <w:r>
+        <w:t>がん診断や治療の保障をどう説明しますか。</w:t>
+      </w:r>
+    </w:p>
+    <w:p/>
+    <w:p>
+      <w:pPr>
+        <w:pStyle w:val="Heading2"/>
+      </w:pPr>
+      <w:r>
         <w:t>Situação de atendimento</w:t>
       </w:r>
     </w:p>
+    <w:p/>
     <w:p>
       <w:r>
         <w:t>Cliente brasileiro quer entender fundamentos de seguro de vida no Japão.</w:t>
       </w:r>
     </w:p>
-    <w:p>
-      <w:pPr>
-        <w:pStyle w:val="Heading2"/>
-      </w:pPr>
-      <w:r>
-        <w:rPr>
-          <w:color w:val="4F81BD"/>
-          <w:sz w:val="28"/>
-        </w:rPr>
+    <w:p/>
+    <w:p>
+      <w:pPr>
+        <w:pStyle w:val="Heading2"/>
+      </w:pPr>
+      <w:r>
         <w:t>Resposta técnica</w:t>
       </w:r>
     </w:p>
+    <w:p/>
     <w:p>
       <w:r>
         <w:t>Seguro focado em diagnóstico, tratamento, internação ou benefícios relacionados a câncer, conforme contrato.</w:t>
       </w:r>
     </w:p>
-    <w:p>
-      <w:pPr>
-        <w:pStyle w:val="Heading2"/>
-      </w:pPr>
-      <w:r>
-        <w:rPr>
-          <w:color w:val="4F81BD"/>
-          <w:sz w:val="28"/>
-        </w:rPr>
+    <w:p/>
+    <w:p>
+      <w:pPr>
+        <w:pStyle w:val="Heading2"/>
+      </w:pPr>
+      <w:r>
         <w:t>Como responder ao cliente brasileiro</w:t>
       </w:r>
     </w:p>
+    <w:p/>
     <w:p>
       <w:r>
         <w:t>Se houver diagnóstico ou tratamento de câncer, essa cobertura pode ajudar conforme as regras contratadas.</w:t>
       </w:r>
     </w:p>
-    <w:p>
-      <w:pPr>
-        <w:pStyle w:val="Heading2"/>
-      </w:pPr>
-      <w:r>
-        <w:rPr>
-          <w:color w:val="4F81BD"/>
-          <w:sz w:val="28"/>
-        </w:rPr>
+    <w:p/>
+    <w:p>
+      <w:pPr>
+        <w:pStyle w:val="Heading2"/>
+      </w:pPr>
+      <w:r>
+        <w:t>Próximo passo seguro</w:t>
+      </w:r>
+    </w:p>
+    <w:p/>
+    <w:p>
+      <w:r>
+        <w:t>診断給付金、入院、通院、治療、待機期間、再発時条件を確認する。</w:t>
+      </w:r>
+    </w:p>
+    <w:p/>
+    <w:p>
+      <w:pPr>
+        <w:pStyle w:val="Heading2"/>
+      </w:pPr>
+      <w:r>
+        <w:t>Limite comercial/compliance</w:t>
+      </w:r>
+    </w:p>
+    <w:p/>
+    <w:p>
+      <w:r>
+        <w:t>がん関連費用がすべて支払われるとは説明せず、約款上の対象条件を確認する。</w:t>
+      </w:r>
+    </w:p>
+    <w:p/>
+    <w:p>
+      <w:pPr>
+        <w:pStyle w:val="Heading2"/>
+      </w:pPr>
+      <w:r>
         <w:t>Termos relacionados</w:t>
       </w:r>
     </w:p>
+    <w:p/>
     <w:p>
       <w:pPr>
         <w:pStyle w:val="ListBullet"/>
@@ -2173,18 +2406,16 @@
         <w:t>VIDA-0007 - がん保険 - Seguro contra câncer</w:t>
       </w:r>
     </w:p>
-    <w:p>
-      <w:pPr>
-        <w:pStyle w:val="Heading2"/>
-      </w:pPr>
-      <w:r>
-        <w:rPr>
-          <w:color w:val="4F81BD"/>
-          <w:sz w:val="28"/>
-        </w:rPr>
+    <w:p/>
+    <w:p>
+      <w:pPr>
+        <w:pStyle w:val="Heading2"/>
+      </w:pPr>
+      <w:r>
         <w:t>Referências cruzadas</w:t>
       </w:r>
     </w:p>
+    <w:p/>
     <w:p>
       <w:pPr>
         <w:pStyle w:val="ListBullet"/>
@@ -2201,38 +2432,34 @@
         <w:t>CASE-VIDA-0003</w:t>
       </w:r>
     </w:p>
-    <w:p>
-      <w:pPr>
-        <w:pStyle w:val="Heading2"/>
-      </w:pPr>
-      <w:r>
-        <w:rPr>
-          <w:color w:val="4F81BD"/>
-          <w:sz w:val="28"/>
-        </w:rPr>
+    <w:p/>
+    <w:p>
+      <w:pPr>
+        <w:pStyle w:val="Heading2"/>
+      </w:pPr>
+      <w:r>
         <w:t>Referências</w:t>
       </w:r>
     </w:p>
+    <w:p/>
     <w:p>
       <w:pPr>
         <w:pStyle w:val="ListBullet"/>
       </w:pPr>
       <w:r>
-        <w:t>Documento interno: 02_MasterDictionary/VIDA/VIDA-0007.md</w:t>
-      </w:r>
-    </w:p>
-    <w:p>
-      <w:pPr>
-        <w:pStyle w:val="Heading2"/>
-      </w:pPr>
-      <w:r>
-        <w:rPr>
-          <w:color w:val="4F81BD"/>
-          <w:sz w:val="28"/>
-        </w:rPr>
+        <w:t>Documento interno: `02_MasterDictionary/VIDA/VIDA-0007.md`</w:t>
+      </w:r>
+    </w:p>
+    <w:p/>
+    <w:p>
+      <w:pPr>
+        <w:pStyle w:val="Heading2"/>
+      </w:pPr>
+      <w:r>
         <w:t>Tags</w:t>
       </w:r>
     </w:p>
+    <w:p/>
     <w:p>
       <w:pPr>
         <w:pStyle w:val="ListBullet"/>
@@ -2265,96 +2492,85 @@
         <w:t>fundamento</w:t>
       </w:r>
     </w:p>
-    <w:p>
-      <w:pPr>
-        <w:pStyle w:val="Heading2"/>
-      </w:pPr>
-      <w:r>
-        <w:rPr>
-          <w:color w:val="4F81BD"/>
-          <w:sz w:val="28"/>
-        </w:rPr>
+    <w:p/>
+    <w:p>
+      <w:pPr>
+        <w:pStyle w:val="Heading2"/>
+      </w:pPr>
+      <w:r>
         <w:t>Veja também</w:t>
       </w:r>
     </w:p>
+    <w:p/>
     <w:p>
       <w:pPr>
         <w:pStyle w:val="ListBullet"/>
       </w:pPr>
       <w:r>
-        <w:t>02_MasterDictionary/VIDA/VIDA-0007.md</w:t>
-      </w:r>
-    </w:p>
-    <w:p>
-      <w:pPr>
-        <w:pStyle w:val="Heading2"/>
-      </w:pPr>
-      <w:r>
-        <w:rPr>
-          <w:color w:val="4F81BD"/>
-          <w:sz w:val="28"/>
-        </w:rPr>
+        <w:t>`02_MasterDictionary/VIDA/VIDA-0007.md`</w:t>
+      </w:r>
+    </w:p>
+    <w:p/>
+    <w:p>
+      <w:pPr>
+        <w:pStyle w:val="Heading2"/>
+      </w:pPr>
+      <w:r>
         <w:t>Histórico de revisão</w:t>
       </w:r>
     </w:p>
-    <w:p>
-      <w:r>
-        <w:rPr>
-          <w:rFonts w:ascii="Courier New" w:hAnsi="Courier New"/>
-          <w:sz w:val="16"/>
-        </w:rPr>
+    <w:p/>
+    <w:p>
+      <w:r>
         <w:t>| Data | Versão | Autor | Alteração |</w:t>
       </w:r>
     </w:p>
     <w:p>
       <w:r>
-        <w:rPr>
-          <w:rFonts w:ascii="Courier New" w:hAnsi="Courier New"/>
-          <w:sz w:val="16"/>
-        </w:rPr>
         <w:t>| --- | --- | --- | --- |</w:t>
       </w:r>
     </w:p>
     <w:p>
       <w:r>
-        <w:rPr>
-          <w:rFonts w:ascii="Courier New" w:hAnsi="Courier New"/>
-          <w:sz w:val="16"/>
-        </w:rPr>
         <w:t>| 2026-06-25 | 0.1 | JP-BR Insurance Knowledge Base | Criação inicial. |</w:t>
       </w:r>
     </w:p>
+    <w:p>
+      <w:r>
+        <w:t>| 2026-06-26 | 0.2 | JP-BR Insurance Knowledge Base | Inclusão de consulta japonesa, próximo passo seguro e limite comercial/compliance. |</w:t>
+      </w:r>
+    </w:p>
+    <w:p/>
+    <w:p>
+      <w:r>
+        <w:br w:type="page"/>
+      </w:r>
+    </w:p>
     <w:p/>
     <w:p>
       <w:pPr>
         <w:pStyle w:val="Heading1"/>
       </w:pPr>
       <w:r>
-        <w:rPr>
-          <w:color w:val="4F81BD"/>
-          <w:sz w:val="32"/>
-        </w:rPr>
         <w:t>FAQ-VIDA-0008 - Existe seguro se eu não puder trabalhar?</w:t>
       </w:r>
     </w:p>
-    <w:p>
-      <w:pPr>
-        <w:pStyle w:val="Heading2"/>
-      </w:pPr>
-      <w:r>
-        <w:rPr>
-          <w:color w:val="4F81BD"/>
-          <w:sz w:val="28"/>
-        </w:rPr>
+    <w:p/>
+    <w:p>
+      <w:pPr>
+        <w:pStyle w:val="Heading2"/>
+      </w:pPr>
+      <w:r>
         <w:t>Controle</w:t>
       </w:r>
     </w:p>
+    <w:p/>
     <w:p>
       <w:pPr>
         <w:pStyle w:val="ListBullet"/>
       </w:pPr>
       <w:r>
-        <w:t>Versão: 0.1</w:t>
+        <w:t>Versão: 0.2</w:t>
       </w:r>
     </w:p>
     <w:p>
@@ -2378,123 +2594,165 @@
         <w:pStyle w:val="ListBullet"/>
       </w:pPr>
       <w:r>
-        <w:t>Histórico: Criação inicial.</w:t>
-      </w:r>
-    </w:p>
-    <w:p>
-      <w:pPr>
-        <w:pStyle w:val="Heading2"/>
-      </w:pPr>
-      <w:r>
-        <w:rPr>
-          <w:color w:val="4F81BD"/>
-          <w:sz w:val="28"/>
-        </w:rPr>
+        <w:t>Histórico: Criação inicial; reforço NotebookLM e compliance.</w:t>
+      </w:r>
+    </w:p>
+    <w:p/>
+    <w:p>
+      <w:pPr>
+        <w:pStyle w:val="Heading2"/>
+      </w:pPr>
+      <w:r>
         <w:t>Código</w:t>
       </w:r>
     </w:p>
+    <w:p/>
     <w:p>
       <w:r>
         <w:t>FAQ-VIDA-0008</w:t>
       </w:r>
     </w:p>
-    <w:p>
-      <w:pPr>
-        <w:pStyle w:val="Heading2"/>
-      </w:pPr>
-      <w:r>
-        <w:rPr>
-          <w:color w:val="4F81BD"/>
-          <w:sz w:val="28"/>
-        </w:rPr>
+    <w:p/>
+    <w:p>
+      <w:pPr>
+        <w:pStyle w:val="Heading2"/>
+      </w:pPr>
+      <w:r>
         <w:t>Categoria</w:t>
       </w:r>
     </w:p>
+    <w:p/>
     <w:p>
       <w:r>
         <w:t>VIDA</w:t>
       </w:r>
     </w:p>
-    <w:p>
-      <w:pPr>
-        <w:pStyle w:val="Heading2"/>
-      </w:pPr>
-      <w:r>
-        <w:rPr>
-          <w:color w:val="4F81BD"/>
-          <w:sz w:val="28"/>
-        </w:rPr>
+    <w:p/>
+    <w:p>
+      <w:pPr>
+        <w:pStyle w:val="Heading2"/>
+      </w:pPr>
+      <w:r>
         <w:t>Pergunta</w:t>
       </w:r>
     </w:p>
+    <w:p/>
     <w:p>
       <w:r>
         <w:t>Existe seguro se eu não puder trabalhar?</w:t>
       </w:r>
     </w:p>
-    <w:p>
-      <w:pPr>
-        <w:pStyle w:val="Heading2"/>
-      </w:pPr>
-      <w:r>
-        <w:rPr>
-          <w:color w:val="4F81BD"/>
-          <w:sz w:val="28"/>
-        </w:rPr>
+    <w:p/>
+    <w:p>
+      <w:pPr>
+        <w:pStyle w:val="Heading2"/>
+      </w:pPr>
+      <w:r>
+        <w:t>Consulta natural em japonês</w:t>
+      </w:r>
+    </w:p>
+    <w:p/>
+    <w:p>
+      <w:pPr>
+        <w:pStyle w:val="ListBullet"/>
+      </w:pPr>
+      <w:r>
+        <w:t>働けなくなった場合に使える保険はありますか。</w:t>
+      </w:r>
+    </w:p>
+    <w:p>
+      <w:pPr>
+        <w:pStyle w:val="ListBullet"/>
+      </w:pPr>
+      <w:r>
+        <w:t>就業不能保障をブラジル人のお客様にどう説明しますか。</w:t>
+      </w:r>
+    </w:p>
+    <w:p/>
+    <w:p>
+      <w:pPr>
+        <w:pStyle w:val="Heading2"/>
+      </w:pPr>
+      <w:r>
         <w:t>Situação de atendimento</w:t>
       </w:r>
     </w:p>
+    <w:p/>
     <w:p>
       <w:r>
         <w:t>Cliente brasileiro quer entender fundamentos de seguro de vida no Japão.</w:t>
       </w:r>
     </w:p>
-    <w:p>
-      <w:pPr>
-        <w:pStyle w:val="Heading2"/>
-      </w:pPr>
-      <w:r>
-        <w:rPr>
-          <w:color w:val="4F81BD"/>
-          <w:sz w:val="28"/>
-        </w:rPr>
+    <w:p/>
+    <w:p>
+      <w:pPr>
+        <w:pStyle w:val="Heading2"/>
+      </w:pPr>
+      <w:r>
         <w:t>Resposta técnica</w:t>
       </w:r>
     </w:p>
+    <w:p/>
     <w:p>
       <w:r>
         <w:t>Seguro que oferece benefício quando o segurado fica impossibilitado de trabalhar por doença ou acidente, conforme contrato.</w:t>
       </w:r>
     </w:p>
-    <w:p>
-      <w:pPr>
-        <w:pStyle w:val="Heading2"/>
-      </w:pPr>
-      <w:r>
-        <w:rPr>
-          <w:color w:val="4F81BD"/>
-          <w:sz w:val="28"/>
-        </w:rPr>
+    <w:p/>
+    <w:p>
+      <w:pPr>
+        <w:pStyle w:val="Heading2"/>
+      </w:pPr>
+      <w:r>
         <w:t>Como responder ao cliente brasileiro</w:t>
       </w:r>
     </w:p>
+    <w:p/>
     <w:p>
       <w:r>
         <w:t>Se você não puder trabalhar por uma condição prevista, esse seguro pode ajudar na renda.</w:t>
       </w:r>
     </w:p>
-    <w:p>
-      <w:pPr>
-        <w:pStyle w:val="Heading2"/>
-      </w:pPr>
-      <w:r>
-        <w:rPr>
-          <w:color w:val="4F81BD"/>
-          <w:sz w:val="28"/>
-        </w:rPr>
+    <w:p/>
+    <w:p>
+      <w:pPr>
+        <w:pStyle w:val="Heading2"/>
+      </w:pPr>
+      <w:r>
+        <w:t>Próximo passo seguro</w:t>
+      </w:r>
+    </w:p>
+    <w:p/>
+    <w:p>
+      <w:r>
+        <w:t>就業不能状態の定義、待機期間、支払期間、対象外条件を確認する。</w:t>
+      </w:r>
+    </w:p>
+    <w:p/>
+    <w:p>
+      <w:pPr>
+        <w:pStyle w:val="Heading2"/>
+      </w:pPr>
+      <w:r>
+        <w:t>Limite comercial/compliance</w:t>
+      </w:r>
+    </w:p>
+    <w:p/>
+    <w:p>
+      <w:r>
+        <w:t>働けないという自己申告だけで支払対象とは説明せず、所定状態と医師書類を確認する。</w:t>
+      </w:r>
+    </w:p>
+    <w:p/>
+    <w:p>
+      <w:pPr>
+        <w:pStyle w:val="Heading2"/>
+      </w:pPr>
+      <w:r>
         <w:t>Termos relacionados</w:t>
       </w:r>
     </w:p>
+    <w:p/>
     <w:p>
       <w:pPr>
         <w:pStyle w:val="ListBullet"/>
@@ -2503,18 +2761,16 @@
         <w:t>VIDA-0008 - 就業不能保険 - Seguro por incapacidade de trabalhar</w:t>
       </w:r>
     </w:p>
-    <w:p>
-      <w:pPr>
-        <w:pStyle w:val="Heading2"/>
-      </w:pPr>
-      <w:r>
-        <w:rPr>
-          <w:color w:val="4F81BD"/>
-          <w:sz w:val="28"/>
-        </w:rPr>
+    <w:p/>
+    <w:p>
+      <w:pPr>
+        <w:pStyle w:val="Heading2"/>
+      </w:pPr>
+      <w:r>
         <w:t>Referências cruzadas</w:t>
       </w:r>
     </w:p>
+    <w:p/>
     <w:p>
       <w:pPr>
         <w:pStyle w:val="ListBullet"/>
@@ -2531,38 +2787,34 @@
         <w:t>CASE-VIDA-0003</w:t>
       </w:r>
     </w:p>
-    <w:p>
-      <w:pPr>
-        <w:pStyle w:val="Heading2"/>
-      </w:pPr>
-      <w:r>
-        <w:rPr>
-          <w:color w:val="4F81BD"/>
-          <w:sz w:val="28"/>
-        </w:rPr>
+    <w:p/>
+    <w:p>
+      <w:pPr>
+        <w:pStyle w:val="Heading2"/>
+      </w:pPr>
+      <w:r>
         <w:t>Referências</w:t>
       </w:r>
     </w:p>
+    <w:p/>
     <w:p>
       <w:pPr>
         <w:pStyle w:val="ListBullet"/>
       </w:pPr>
       <w:r>
-        <w:t>Documento interno: 02_MasterDictionary/VIDA/VIDA-0008.md</w:t>
-      </w:r>
-    </w:p>
-    <w:p>
-      <w:pPr>
-        <w:pStyle w:val="Heading2"/>
-      </w:pPr>
-      <w:r>
-        <w:rPr>
-          <w:color w:val="4F81BD"/>
-          <w:sz w:val="28"/>
-        </w:rPr>
+        <w:t>Documento interno: `02_MasterDictionary/VIDA/VIDA-0008.md`</w:t>
+      </w:r>
+    </w:p>
+    <w:p/>
+    <w:p>
+      <w:pPr>
+        <w:pStyle w:val="Heading2"/>
+      </w:pPr>
+      <w:r>
         <w:t>Tags</w:t>
       </w:r>
     </w:p>
+    <w:p/>
     <w:p>
       <w:pPr>
         <w:pStyle w:val="ListBullet"/>
@@ -2595,96 +2847,85 @@
         <w:t>fundamento</w:t>
       </w:r>
     </w:p>
-    <w:p>
-      <w:pPr>
-        <w:pStyle w:val="Heading2"/>
-      </w:pPr>
-      <w:r>
-        <w:rPr>
-          <w:color w:val="4F81BD"/>
-          <w:sz w:val="28"/>
-        </w:rPr>
+    <w:p/>
+    <w:p>
+      <w:pPr>
+        <w:pStyle w:val="Heading2"/>
+      </w:pPr>
+      <w:r>
         <w:t>Veja também</w:t>
       </w:r>
     </w:p>
+    <w:p/>
     <w:p>
       <w:pPr>
         <w:pStyle w:val="ListBullet"/>
       </w:pPr>
       <w:r>
-        <w:t>02_MasterDictionary/VIDA/VIDA-0008.md</w:t>
-      </w:r>
-    </w:p>
-    <w:p>
-      <w:pPr>
-        <w:pStyle w:val="Heading2"/>
-      </w:pPr>
-      <w:r>
-        <w:rPr>
-          <w:color w:val="4F81BD"/>
-          <w:sz w:val="28"/>
-        </w:rPr>
+        <w:t>`02_MasterDictionary/VIDA/VIDA-0008.md`</w:t>
+      </w:r>
+    </w:p>
+    <w:p/>
+    <w:p>
+      <w:pPr>
+        <w:pStyle w:val="Heading2"/>
+      </w:pPr>
+      <w:r>
         <w:t>Histórico de revisão</w:t>
       </w:r>
     </w:p>
-    <w:p>
-      <w:r>
-        <w:rPr>
-          <w:rFonts w:ascii="Courier New" w:hAnsi="Courier New"/>
-          <w:sz w:val="16"/>
-        </w:rPr>
+    <w:p/>
+    <w:p>
+      <w:r>
         <w:t>| Data | Versão | Autor | Alteração |</w:t>
       </w:r>
     </w:p>
     <w:p>
       <w:r>
-        <w:rPr>
-          <w:rFonts w:ascii="Courier New" w:hAnsi="Courier New"/>
-          <w:sz w:val="16"/>
-        </w:rPr>
         <w:t>| --- | --- | --- | --- |</w:t>
       </w:r>
     </w:p>
     <w:p>
       <w:r>
-        <w:rPr>
-          <w:rFonts w:ascii="Courier New" w:hAnsi="Courier New"/>
-          <w:sz w:val="16"/>
-        </w:rPr>
         <w:t>| 2026-06-25 | 0.1 | JP-BR Insurance Knowledge Base | Criação inicial. |</w:t>
       </w:r>
     </w:p>
+    <w:p>
+      <w:r>
+        <w:t>| 2026-06-26 | 0.2 | JP-BR Insurance Knowledge Base | Inclusão de consulta japonesa, próximo passo seguro e limite comercial/compliance. |</w:t>
+      </w:r>
+    </w:p>
+    <w:p/>
+    <w:p>
+      <w:r>
+        <w:br w:type="page"/>
+      </w:r>
+    </w:p>
     <w:p/>
     <w:p>
       <w:pPr>
         <w:pStyle w:val="Heading1"/>
       </w:pPr>
       <w:r>
-        <w:rPr>
-          <w:color w:val="4F81BD"/>
-          <w:sz w:val="32"/>
-        </w:rPr>
         <w:t>FAQ-VIDA-0009 - Quem é o contratante do seguro de vida?</w:t>
       </w:r>
     </w:p>
-    <w:p>
-      <w:pPr>
-        <w:pStyle w:val="Heading2"/>
-      </w:pPr>
-      <w:r>
-        <w:rPr>
-          <w:color w:val="4F81BD"/>
-          <w:sz w:val="28"/>
-        </w:rPr>
+    <w:p/>
+    <w:p>
+      <w:pPr>
+        <w:pStyle w:val="Heading2"/>
+      </w:pPr>
+      <w:r>
         <w:t>Controle</w:t>
       </w:r>
     </w:p>
+    <w:p/>
     <w:p>
       <w:pPr>
         <w:pStyle w:val="ListBullet"/>
       </w:pPr>
       <w:r>
-        <w:t>Versão: 0.1</w:t>
+        <w:t>Versão: 0.2</w:t>
       </w:r>
     </w:p>
     <w:p>
@@ -2708,123 +2949,165 @@
         <w:pStyle w:val="ListBullet"/>
       </w:pPr>
       <w:r>
-        <w:t>Histórico: Criação inicial.</w:t>
-      </w:r>
-    </w:p>
-    <w:p>
-      <w:pPr>
-        <w:pStyle w:val="Heading2"/>
-      </w:pPr>
-      <w:r>
-        <w:rPr>
-          <w:color w:val="4F81BD"/>
-          <w:sz w:val="28"/>
-        </w:rPr>
+        <w:t>Histórico: Criação inicial; reforço NotebookLM e compliance.</w:t>
+      </w:r>
+    </w:p>
+    <w:p/>
+    <w:p>
+      <w:pPr>
+        <w:pStyle w:val="Heading2"/>
+      </w:pPr>
+      <w:r>
         <w:t>Código</w:t>
       </w:r>
     </w:p>
+    <w:p/>
     <w:p>
       <w:r>
         <w:t>FAQ-VIDA-0009</w:t>
       </w:r>
     </w:p>
-    <w:p>
-      <w:pPr>
-        <w:pStyle w:val="Heading2"/>
-      </w:pPr>
-      <w:r>
-        <w:rPr>
-          <w:color w:val="4F81BD"/>
-          <w:sz w:val="28"/>
-        </w:rPr>
+    <w:p/>
+    <w:p>
+      <w:pPr>
+        <w:pStyle w:val="Heading2"/>
+      </w:pPr>
+      <w:r>
         <w:t>Categoria</w:t>
       </w:r>
     </w:p>
+    <w:p/>
     <w:p>
       <w:r>
         <w:t>VIDA</w:t>
       </w:r>
     </w:p>
-    <w:p>
-      <w:pPr>
-        <w:pStyle w:val="Heading2"/>
-      </w:pPr>
-      <w:r>
-        <w:rPr>
-          <w:color w:val="4F81BD"/>
-          <w:sz w:val="28"/>
-        </w:rPr>
+    <w:p/>
+    <w:p>
+      <w:pPr>
+        <w:pStyle w:val="Heading2"/>
+      </w:pPr>
+      <w:r>
         <w:t>Pergunta</w:t>
       </w:r>
     </w:p>
+    <w:p/>
     <w:p>
       <w:r>
         <w:t>Quem é o contratante do seguro de vida?</w:t>
       </w:r>
     </w:p>
-    <w:p>
-      <w:pPr>
-        <w:pStyle w:val="Heading2"/>
-      </w:pPr>
-      <w:r>
-        <w:rPr>
-          <w:color w:val="4F81BD"/>
-          <w:sz w:val="28"/>
-        </w:rPr>
+    <w:p/>
+    <w:p>
+      <w:pPr>
+        <w:pStyle w:val="Heading2"/>
+      </w:pPr>
+      <w:r>
+        <w:t>Consulta natural em japonês</w:t>
+      </w:r>
+    </w:p>
+    <w:p/>
+    <w:p>
+      <w:pPr>
+        <w:pStyle w:val="ListBullet"/>
+      </w:pPr>
+      <w:r>
+        <w:t>生命保険の契約者とは誰ですか。</w:t>
+      </w:r>
+    </w:p>
+    <w:p>
+      <w:pPr>
+        <w:pStyle w:val="ListBullet"/>
+      </w:pPr>
+      <w:r>
+        <w:t>契約者の役割をブラジル人のお客様にどう説明しますか。</w:t>
+      </w:r>
+    </w:p>
+    <w:p/>
+    <w:p>
+      <w:pPr>
+        <w:pStyle w:val="Heading2"/>
+      </w:pPr>
+      <w:r>
         <w:t>Situação de atendimento</w:t>
       </w:r>
     </w:p>
+    <w:p/>
     <w:p>
       <w:r>
         <w:t>Cliente brasileiro quer entender fundamentos de seguro de vida no Japão.</w:t>
       </w:r>
     </w:p>
-    <w:p>
-      <w:pPr>
-        <w:pStyle w:val="Heading2"/>
-      </w:pPr>
-      <w:r>
-        <w:rPr>
-          <w:color w:val="4F81BD"/>
-          <w:sz w:val="28"/>
-        </w:rPr>
+    <w:p/>
+    <w:p>
+      <w:pPr>
+        <w:pStyle w:val="Heading2"/>
+      </w:pPr>
+      <w:r>
         <w:t>Resposta técnica</w:t>
       </w:r>
     </w:p>
+    <w:p/>
     <w:p>
       <w:r>
         <w:t>Pessoa que firma o contrato e assume obrigações como pagamento do prêmio.</w:t>
       </w:r>
     </w:p>
-    <w:p>
-      <w:pPr>
-        <w:pStyle w:val="Heading2"/>
-      </w:pPr>
-      <w:r>
-        <w:rPr>
-          <w:color w:val="4F81BD"/>
-          <w:sz w:val="28"/>
-        </w:rPr>
+    <w:p/>
+    <w:p>
+      <w:pPr>
+        <w:pStyle w:val="Heading2"/>
+      </w:pPr>
+      <w:r>
         <w:t>Como responder ao cliente brasileiro</w:t>
       </w:r>
     </w:p>
+    <w:p/>
     <w:p>
       <w:r>
         <w:t>O contratante é a pessoa responsável pelo contrato e pelo pagamento.</w:t>
       </w:r>
     </w:p>
-    <w:p>
-      <w:pPr>
-        <w:pStyle w:val="Heading2"/>
-      </w:pPr>
-      <w:r>
-        <w:rPr>
-          <w:color w:val="4F81BD"/>
-          <w:sz w:val="28"/>
-        </w:rPr>
+    <w:p/>
+    <w:p>
+      <w:pPr>
+        <w:pStyle w:val="Heading2"/>
+      </w:pPr>
+      <w:r>
+        <w:t>Próximo passo seguro</w:t>
+      </w:r>
+    </w:p>
+    <w:p/>
+    <w:p>
+      <w:r>
+        <w:t>契約者、被保険者、受取人、保険料負担者の関係を整理する。</w:t>
+      </w:r>
+    </w:p>
+    <w:p/>
+    <w:p>
+      <w:pPr>
+        <w:pStyle w:val="Heading2"/>
+      </w:pPr>
+      <w:r>
+        <w:t>Limite comercial/compliance</w:t>
+      </w:r>
+    </w:p>
+    <w:p/>
+    <w:p>
+      <w:r>
+        <w:t>名義や変更権限を混同せず、正式な本人確認と手続に基づいて案内する。</w:t>
+      </w:r>
+    </w:p>
+    <w:p/>
+    <w:p>
+      <w:pPr>
+        <w:pStyle w:val="Heading2"/>
+      </w:pPr>
+      <w:r>
         <w:t>Termos relacionados</w:t>
       </w:r>
     </w:p>
+    <w:p/>
     <w:p>
       <w:pPr>
         <w:pStyle w:val="ListBullet"/>
@@ -2833,18 +3116,16 @@
         <w:t>VIDA-0009 - 保険契約者 - Contratante do seguro de vida</w:t>
       </w:r>
     </w:p>
-    <w:p>
-      <w:pPr>
-        <w:pStyle w:val="Heading2"/>
-      </w:pPr>
-      <w:r>
-        <w:rPr>
-          <w:color w:val="4F81BD"/>
-          <w:sz w:val="28"/>
-        </w:rPr>
+    <w:p/>
+    <w:p>
+      <w:pPr>
+        <w:pStyle w:val="Heading2"/>
+      </w:pPr>
+      <w:r>
         <w:t>Referências cruzadas</w:t>
       </w:r>
     </w:p>
+    <w:p/>
     <w:p>
       <w:pPr>
         <w:pStyle w:val="ListBullet"/>
@@ -2861,38 +3142,34 @@
         <w:t>CASE-VIDA-0003</w:t>
       </w:r>
     </w:p>
-    <w:p>
-      <w:pPr>
-        <w:pStyle w:val="Heading2"/>
-      </w:pPr>
-      <w:r>
-        <w:rPr>
-          <w:color w:val="4F81BD"/>
-          <w:sz w:val="28"/>
-        </w:rPr>
+    <w:p/>
+    <w:p>
+      <w:pPr>
+        <w:pStyle w:val="Heading2"/>
+      </w:pPr>
+      <w:r>
         <w:t>Referências</w:t>
       </w:r>
     </w:p>
+    <w:p/>
     <w:p>
       <w:pPr>
         <w:pStyle w:val="ListBullet"/>
       </w:pPr>
       <w:r>
-        <w:t>Documento interno: 02_MasterDictionary/VIDA/VIDA-0009.md</w:t>
-      </w:r>
-    </w:p>
-    <w:p>
-      <w:pPr>
-        <w:pStyle w:val="Heading2"/>
-      </w:pPr>
-      <w:r>
-        <w:rPr>
-          <w:color w:val="4F81BD"/>
-          <w:sz w:val="28"/>
-        </w:rPr>
+        <w:t>Documento interno: `02_MasterDictionary/VIDA/VIDA-0009.md`</w:t>
+      </w:r>
+    </w:p>
+    <w:p/>
+    <w:p>
+      <w:pPr>
+        <w:pStyle w:val="Heading2"/>
+      </w:pPr>
+      <w:r>
         <w:t>Tags</w:t>
       </w:r>
     </w:p>
+    <w:p/>
     <w:p>
       <w:pPr>
         <w:pStyle w:val="ListBullet"/>
@@ -2925,96 +3202,85 @@
         <w:t>fundamento</w:t>
       </w:r>
     </w:p>
-    <w:p>
-      <w:pPr>
-        <w:pStyle w:val="Heading2"/>
-      </w:pPr>
-      <w:r>
-        <w:rPr>
-          <w:color w:val="4F81BD"/>
-          <w:sz w:val="28"/>
-        </w:rPr>
+    <w:p/>
+    <w:p>
+      <w:pPr>
+        <w:pStyle w:val="Heading2"/>
+      </w:pPr>
+      <w:r>
         <w:t>Veja também</w:t>
       </w:r>
     </w:p>
+    <w:p/>
     <w:p>
       <w:pPr>
         <w:pStyle w:val="ListBullet"/>
       </w:pPr>
       <w:r>
-        <w:t>02_MasterDictionary/VIDA/VIDA-0009.md</w:t>
-      </w:r>
-    </w:p>
-    <w:p>
-      <w:pPr>
-        <w:pStyle w:val="Heading2"/>
-      </w:pPr>
-      <w:r>
-        <w:rPr>
-          <w:color w:val="4F81BD"/>
-          <w:sz w:val="28"/>
-        </w:rPr>
+        <w:t>`02_MasterDictionary/VIDA/VIDA-0009.md`</w:t>
+      </w:r>
+    </w:p>
+    <w:p/>
+    <w:p>
+      <w:pPr>
+        <w:pStyle w:val="Heading2"/>
+      </w:pPr>
+      <w:r>
         <w:t>Histórico de revisão</w:t>
       </w:r>
     </w:p>
-    <w:p>
-      <w:r>
-        <w:rPr>
-          <w:rFonts w:ascii="Courier New" w:hAnsi="Courier New"/>
-          <w:sz w:val="16"/>
-        </w:rPr>
+    <w:p/>
+    <w:p>
+      <w:r>
         <w:t>| Data | Versão | Autor | Alteração |</w:t>
       </w:r>
     </w:p>
     <w:p>
       <w:r>
-        <w:rPr>
-          <w:rFonts w:ascii="Courier New" w:hAnsi="Courier New"/>
-          <w:sz w:val="16"/>
-        </w:rPr>
         <w:t>| --- | --- | --- | --- |</w:t>
       </w:r>
     </w:p>
     <w:p>
       <w:r>
-        <w:rPr>
-          <w:rFonts w:ascii="Courier New" w:hAnsi="Courier New"/>
-          <w:sz w:val="16"/>
-        </w:rPr>
         <w:t>| 2026-06-25 | 0.1 | JP-BR Insurance Knowledge Base | Criação inicial. |</w:t>
       </w:r>
     </w:p>
+    <w:p>
+      <w:r>
+        <w:t>| 2026-06-26 | 0.2 | JP-BR Insurance Knowledge Base | Inclusão de consulta japonesa, próximo passo seguro e limite comercial/compliance. |</w:t>
+      </w:r>
+    </w:p>
+    <w:p/>
+    <w:p>
+      <w:r>
+        <w:br w:type="page"/>
+      </w:r>
+    </w:p>
     <w:p/>
     <w:p>
       <w:pPr>
         <w:pStyle w:val="Heading1"/>
       </w:pPr>
       <w:r>
-        <w:rPr>
-          <w:color w:val="4F81BD"/>
-          <w:sz w:val="32"/>
-        </w:rPr>
         <w:t>FAQ-VIDA-0010 - Quem é o segurado?</w:t>
       </w:r>
     </w:p>
-    <w:p>
-      <w:pPr>
-        <w:pStyle w:val="Heading2"/>
-      </w:pPr>
-      <w:r>
-        <w:rPr>
-          <w:color w:val="4F81BD"/>
-          <w:sz w:val="28"/>
-        </w:rPr>
+    <w:p/>
+    <w:p>
+      <w:pPr>
+        <w:pStyle w:val="Heading2"/>
+      </w:pPr>
+      <w:r>
         <w:t>Controle</w:t>
       </w:r>
     </w:p>
+    <w:p/>
     <w:p>
       <w:pPr>
         <w:pStyle w:val="ListBullet"/>
       </w:pPr>
       <w:r>
-        <w:t>Versão: 0.1</w:t>
+        <w:t>Versão: 0.2</w:t>
       </w:r>
     </w:p>
     <w:p>
@@ -3038,123 +3304,165 @@
         <w:pStyle w:val="ListBullet"/>
       </w:pPr>
       <w:r>
-        <w:t>Histórico: Criação inicial.</w:t>
-      </w:r>
-    </w:p>
-    <w:p>
-      <w:pPr>
-        <w:pStyle w:val="Heading2"/>
-      </w:pPr>
-      <w:r>
-        <w:rPr>
-          <w:color w:val="4F81BD"/>
-          <w:sz w:val="28"/>
-        </w:rPr>
+        <w:t>Histórico: Criação inicial; reforço NotebookLM e compliance.</w:t>
+      </w:r>
+    </w:p>
+    <w:p/>
+    <w:p>
+      <w:pPr>
+        <w:pStyle w:val="Heading2"/>
+      </w:pPr>
+      <w:r>
         <w:t>Código</w:t>
       </w:r>
     </w:p>
+    <w:p/>
     <w:p>
       <w:r>
         <w:t>FAQ-VIDA-0010</w:t>
       </w:r>
     </w:p>
-    <w:p>
-      <w:pPr>
-        <w:pStyle w:val="Heading2"/>
-      </w:pPr>
-      <w:r>
-        <w:rPr>
-          <w:color w:val="4F81BD"/>
-          <w:sz w:val="28"/>
-        </w:rPr>
+    <w:p/>
+    <w:p>
+      <w:pPr>
+        <w:pStyle w:val="Heading2"/>
+      </w:pPr>
+      <w:r>
         <w:t>Categoria</w:t>
       </w:r>
     </w:p>
+    <w:p/>
     <w:p>
       <w:r>
         <w:t>VIDA</w:t>
       </w:r>
     </w:p>
-    <w:p>
-      <w:pPr>
-        <w:pStyle w:val="Heading2"/>
-      </w:pPr>
-      <w:r>
-        <w:rPr>
-          <w:color w:val="4F81BD"/>
-          <w:sz w:val="28"/>
-        </w:rPr>
+    <w:p/>
+    <w:p>
+      <w:pPr>
+        <w:pStyle w:val="Heading2"/>
+      </w:pPr>
+      <w:r>
         <w:t>Pergunta</w:t>
       </w:r>
     </w:p>
+    <w:p/>
     <w:p>
       <w:r>
         <w:t>Quem é o segurado?</w:t>
       </w:r>
     </w:p>
-    <w:p>
-      <w:pPr>
-        <w:pStyle w:val="Heading2"/>
-      </w:pPr>
-      <w:r>
-        <w:rPr>
-          <w:color w:val="4F81BD"/>
-          <w:sz w:val="28"/>
-        </w:rPr>
+    <w:p/>
+    <w:p>
+      <w:pPr>
+        <w:pStyle w:val="Heading2"/>
+      </w:pPr>
+      <w:r>
+        <w:t>Consulta natural em japonês</w:t>
+      </w:r>
+    </w:p>
+    <w:p/>
+    <w:p>
+      <w:pPr>
+        <w:pStyle w:val="ListBullet"/>
+      </w:pPr>
+      <w:r>
+        <w:t>生命保険の被保険者とは誰ですか。</w:t>
+      </w:r>
+    </w:p>
+    <w:p>
+      <w:pPr>
+        <w:pStyle w:val="ListBullet"/>
+      </w:pPr>
+      <w:r>
+        <w:t>保障対象者をブラジル人のお客様にどう説明しますか。</w:t>
+      </w:r>
+    </w:p>
+    <w:p/>
+    <w:p>
+      <w:pPr>
+        <w:pStyle w:val="Heading2"/>
+      </w:pPr>
+      <w:r>
         <w:t>Situação de atendimento</w:t>
       </w:r>
     </w:p>
+    <w:p/>
     <w:p>
       <w:r>
         <w:t>Cliente brasileiro quer entender fundamentos de seguro de vida no Japão.</w:t>
       </w:r>
     </w:p>
-    <w:p>
-      <w:pPr>
-        <w:pStyle w:val="Heading2"/>
-      </w:pPr>
-      <w:r>
-        <w:rPr>
-          <w:color w:val="4F81BD"/>
-          <w:sz w:val="28"/>
-        </w:rPr>
+    <w:p/>
+    <w:p>
+      <w:pPr>
+        <w:pStyle w:val="Heading2"/>
+      </w:pPr>
+      <w:r>
         <w:t>Resposta técnica</w:t>
       </w:r>
     </w:p>
+    <w:p/>
     <w:p>
       <w:r>
         <w:t>Pessoa cuja vida, saúde ou condição é objeto da cobertura do seguro.</w:t>
       </w:r>
     </w:p>
-    <w:p>
-      <w:pPr>
-        <w:pStyle w:val="Heading2"/>
-      </w:pPr>
-      <w:r>
-        <w:rPr>
-          <w:color w:val="4F81BD"/>
-          <w:sz w:val="28"/>
-        </w:rPr>
+    <w:p/>
+    <w:p>
+      <w:pPr>
+        <w:pStyle w:val="Heading2"/>
+      </w:pPr>
+      <w:r>
         <w:t>Como responder ao cliente brasileiro</w:t>
       </w:r>
     </w:p>
+    <w:p/>
     <w:p>
       <w:r>
         <w:t>O segurado é a pessoa que está protegida pela cobertura.</w:t>
       </w:r>
     </w:p>
-    <w:p>
-      <w:pPr>
-        <w:pStyle w:val="Heading2"/>
-      </w:pPr>
-      <w:r>
-        <w:rPr>
-          <w:color w:val="4F81BD"/>
-          <w:sz w:val="28"/>
-        </w:rPr>
+    <w:p/>
+    <w:p>
+      <w:pPr>
+        <w:pStyle w:val="Heading2"/>
+      </w:pPr>
+      <w:r>
+        <w:t>Próximo passo seguro</w:t>
+      </w:r>
+    </w:p>
+    <w:p/>
+    <w:p>
+      <w:r>
+        <w:t>保障の対象となる本人、告知対象者、契約者との関係を確認する。</w:t>
+      </w:r>
+    </w:p>
+    <w:p/>
+    <w:p>
+      <w:pPr>
+        <w:pStyle w:val="Heading2"/>
+      </w:pPr>
+      <w:r>
+        <w:t>Limite comercial/compliance</w:t>
+      </w:r>
+    </w:p>
+    <w:p/>
+    <w:p>
+      <w:r>
+        <w:t>被保険者本人の同意や告知を軽視せず、正確な手続を案内する。</w:t>
+      </w:r>
+    </w:p>
+    <w:p/>
+    <w:p>
+      <w:pPr>
+        <w:pStyle w:val="Heading2"/>
+      </w:pPr>
+      <w:r>
         <w:t>Termos relacionados</w:t>
       </w:r>
     </w:p>
+    <w:p/>
     <w:p>
       <w:pPr>
         <w:pStyle w:val="ListBullet"/>
@@ -3163,18 +3471,16 @@
         <w:t>VIDA-0010 - 被保険者 - Segurado do seguro de vida</w:t>
       </w:r>
     </w:p>
-    <w:p>
-      <w:pPr>
-        <w:pStyle w:val="Heading2"/>
-      </w:pPr>
-      <w:r>
-        <w:rPr>
-          <w:color w:val="4F81BD"/>
-          <w:sz w:val="28"/>
-        </w:rPr>
+    <w:p/>
+    <w:p>
+      <w:pPr>
+        <w:pStyle w:val="Heading2"/>
+      </w:pPr>
+      <w:r>
         <w:t>Referências cruzadas</w:t>
       </w:r>
     </w:p>
+    <w:p/>
     <w:p>
       <w:pPr>
         <w:pStyle w:val="ListBullet"/>
@@ -3191,38 +3497,34 @@
         <w:t>CASE-VIDA-0004</w:t>
       </w:r>
     </w:p>
-    <w:p>
-      <w:pPr>
-        <w:pStyle w:val="Heading2"/>
-      </w:pPr>
-      <w:r>
-        <w:rPr>
-          <w:color w:val="4F81BD"/>
-          <w:sz w:val="28"/>
-        </w:rPr>
+    <w:p/>
+    <w:p>
+      <w:pPr>
+        <w:pStyle w:val="Heading2"/>
+      </w:pPr>
+      <w:r>
         <w:t>Referências</w:t>
       </w:r>
     </w:p>
+    <w:p/>
     <w:p>
       <w:pPr>
         <w:pStyle w:val="ListBullet"/>
       </w:pPr>
       <w:r>
-        <w:t>Documento interno: 02_MasterDictionary/VIDA/VIDA-0010.md</w:t>
-      </w:r>
-    </w:p>
-    <w:p>
-      <w:pPr>
-        <w:pStyle w:val="Heading2"/>
-      </w:pPr>
-      <w:r>
-        <w:rPr>
-          <w:color w:val="4F81BD"/>
-          <w:sz w:val="28"/>
-        </w:rPr>
+        <w:t>Documento interno: `02_MasterDictionary/VIDA/VIDA-0010.md`</w:t>
+      </w:r>
+    </w:p>
+    <w:p/>
+    <w:p>
+      <w:pPr>
+        <w:pStyle w:val="Heading2"/>
+      </w:pPr>
+      <w:r>
         <w:t>Tags</w:t>
       </w:r>
     </w:p>
+    <w:p/>
     <w:p>
       <w:pPr>
         <w:pStyle w:val="ListBullet"/>
@@ -3255,96 +3557,85 @@
         <w:t>fundamento</w:t>
       </w:r>
     </w:p>
-    <w:p>
-      <w:pPr>
-        <w:pStyle w:val="Heading2"/>
-      </w:pPr>
-      <w:r>
-        <w:rPr>
-          <w:color w:val="4F81BD"/>
-          <w:sz w:val="28"/>
-        </w:rPr>
+    <w:p/>
+    <w:p>
+      <w:pPr>
+        <w:pStyle w:val="Heading2"/>
+      </w:pPr>
+      <w:r>
         <w:t>Veja também</w:t>
       </w:r>
     </w:p>
+    <w:p/>
     <w:p>
       <w:pPr>
         <w:pStyle w:val="ListBullet"/>
       </w:pPr>
       <w:r>
-        <w:t>02_MasterDictionary/VIDA/VIDA-0010.md</w:t>
-      </w:r>
-    </w:p>
-    <w:p>
-      <w:pPr>
-        <w:pStyle w:val="Heading2"/>
-      </w:pPr>
-      <w:r>
-        <w:rPr>
-          <w:color w:val="4F81BD"/>
-          <w:sz w:val="28"/>
-        </w:rPr>
+        <w:t>`02_MasterDictionary/VIDA/VIDA-0010.md`</w:t>
+      </w:r>
+    </w:p>
+    <w:p/>
+    <w:p>
+      <w:pPr>
+        <w:pStyle w:val="Heading2"/>
+      </w:pPr>
+      <w:r>
         <w:t>Histórico de revisão</w:t>
       </w:r>
     </w:p>
-    <w:p>
-      <w:r>
-        <w:rPr>
-          <w:rFonts w:ascii="Courier New" w:hAnsi="Courier New"/>
-          <w:sz w:val="16"/>
-        </w:rPr>
+    <w:p/>
+    <w:p>
+      <w:r>
         <w:t>| Data | Versão | Autor | Alteração |</w:t>
       </w:r>
     </w:p>
     <w:p>
       <w:r>
-        <w:rPr>
-          <w:rFonts w:ascii="Courier New" w:hAnsi="Courier New"/>
-          <w:sz w:val="16"/>
-        </w:rPr>
         <w:t>| --- | --- | --- | --- |</w:t>
       </w:r>
     </w:p>
     <w:p>
       <w:r>
-        <w:rPr>
-          <w:rFonts w:ascii="Courier New" w:hAnsi="Courier New"/>
-          <w:sz w:val="16"/>
-        </w:rPr>
         <w:t>| 2026-06-25 | 0.1 | JP-BR Insurance Knowledge Base | Criação inicial. |</w:t>
       </w:r>
     </w:p>
+    <w:p>
+      <w:r>
+        <w:t>| 2026-06-26 | 0.2 | JP-BR Insurance Knowledge Base | Inclusão de consulta japonesa, próximo passo seguro e limite comercial/compliance. |</w:t>
+      </w:r>
+    </w:p>
+    <w:p/>
+    <w:p>
+      <w:r>
+        <w:br w:type="page"/>
+      </w:r>
+    </w:p>
     <w:p/>
     <w:p>
       <w:pPr>
         <w:pStyle w:val="Heading1"/>
       </w:pPr>
       <w:r>
-        <w:rPr>
-          <w:color w:val="4F81BD"/>
-          <w:sz w:val="32"/>
-        </w:rPr>
         <w:t>FAQ-VIDA-0011 - Quem recebe o valor do seguro?</w:t>
       </w:r>
     </w:p>
-    <w:p>
-      <w:pPr>
-        <w:pStyle w:val="Heading2"/>
-      </w:pPr>
-      <w:r>
-        <w:rPr>
-          <w:color w:val="4F81BD"/>
-          <w:sz w:val="28"/>
-        </w:rPr>
+    <w:p/>
+    <w:p>
+      <w:pPr>
+        <w:pStyle w:val="Heading2"/>
+      </w:pPr>
+      <w:r>
         <w:t>Controle</w:t>
       </w:r>
     </w:p>
+    <w:p/>
     <w:p>
       <w:pPr>
         <w:pStyle w:val="ListBullet"/>
       </w:pPr>
       <w:r>
-        <w:t>Versão: 0.1</w:t>
+        <w:t>Versão: 0.2</w:t>
       </w:r>
     </w:p>
     <w:p>
@@ -3368,123 +3659,165 @@
         <w:pStyle w:val="ListBullet"/>
       </w:pPr>
       <w:r>
-        <w:t>Histórico: Criação inicial.</w:t>
-      </w:r>
-    </w:p>
-    <w:p>
-      <w:pPr>
-        <w:pStyle w:val="Heading2"/>
-      </w:pPr>
-      <w:r>
-        <w:rPr>
-          <w:color w:val="4F81BD"/>
-          <w:sz w:val="28"/>
-        </w:rPr>
+        <w:t>Histórico: Criação inicial; reforço NotebookLM e compliance.</w:t>
+      </w:r>
+    </w:p>
+    <w:p/>
+    <w:p>
+      <w:pPr>
+        <w:pStyle w:val="Heading2"/>
+      </w:pPr>
+      <w:r>
         <w:t>Código</w:t>
       </w:r>
     </w:p>
+    <w:p/>
     <w:p>
       <w:r>
         <w:t>FAQ-VIDA-0011</w:t>
       </w:r>
     </w:p>
-    <w:p>
-      <w:pPr>
-        <w:pStyle w:val="Heading2"/>
-      </w:pPr>
-      <w:r>
-        <w:rPr>
-          <w:color w:val="4F81BD"/>
-          <w:sz w:val="28"/>
-        </w:rPr>
+    <w:p/>
+    <w:p>
+      <w:pPr>
+        <w:pStyle w:val="Heading2"/>
+      </w:pPr>
+      <w:r>
         <w:t>Categoria</w:t>
       </w:r>
     </w:p>
+    <w:p/>
     <w:p>
       <w:r>
         <w:t>VIDA</w:t>
       </w:r>
     </w:p>
-    <w:p>
-      <w:pPr>
-        <w:pStyle w:val="Heading2"/>
-      </w:pPr>
-      <w:r>
-        <w:rPr>
-          <w:color w:val="4F81BD"/>
-          <w:sz w:val="28"/>
-        </w:rPr>
+    <w:p/>
+    <w:p>
+      <w:pPr>
+        <w:pStyle w:val="Heading2"/>
+      </w:pPr>
+      <w:r>
         <w:t>Pergunta</w:t>
       </w:r>
     </w:p>
+    <w:p/>
     <w:p>
       <w:r>
         <w:t>Quem recebe o valor do seguro?</w:t>
       </w:r>
     </w:p>
-    <w:p>
-      <w:pPr>
-        <w:pStyle w:val="Heading2"/>
-      </w:pPr>
-      <w:r>
-        <w:rPr>
-          <w:color w:val="4F81BD"/>
-          <w:sz w:val="28"/>
-        </w:rPr>
+    <w:p/>
+    <w:p>
+      <w:pPr>
+        <w:pStyle w:val="Heading2"/>
+      </w:pPr>
+      <w:r>
+        <w:t>Consulta natural em japonês</w:t>
+      </w:r>
+    </w:p>
+    <w:p/>
+    <w:p>
+      <w:pPr>
+        <w:pStyle w:val="ListBullet"/>
+      </w:pPr>
+      <w:r>
+        <w:t>生命保険金は誰が受け取りますか。</w:t>
+      </w:r>
+    </w:p>
+    <w:p>
+      <w:pPr>
+        <w:pStyle w:val="ListBullet"/>
+      </w:pPr>
+      <w:r>
+        <w:t>受取人の指定をブラジル人のお客様にどう説明しますか。</w:t>
+      </w:r>
+    </w:p>
+    <w:p/>
+    <w:p>
+      <w:pPr>
+        <w:pStyle w:val="Heading2"/>
+      </w:pPr>
+      <w:r>
         <w:t>Situação de atendimento</w:t>
       </w:r>
     </w:p>
+    <w:p/>
     <w:p>
       <w:r>
         <w:t>Cliente brasileiro quer entender fundamentos de seguro de vida no Japão.</w:t>
       </w:r>
     </w:p>
-    <w:p>
-      <w:pPr>
-        <w:pStyle w:val="Heading2"/>
-      </w:pPr>
-      <w:r>
-        <w:rPr>
-          <w:color w:val="4F81BD"/>
-          <w:sz w:val="28"/>
-        </w:rPr>
+    <w:p/>
+    <w:p>
+      <w:pPr>
+        <w:pStyle w:val="Heading2"/>
+      </w:pPr>
+      <w:r>
         <w:t>Resposta técnica</w:t>
       </w:r>
     </w:p>
+    <w:p/>
     <w:p>
       <w:r>
         <w:t>Pessoa ou entidade indicada para receber o valor do seguro em caso previsto no contrato.</w:t>
       </w:r>
     </w:p>
-    <w:p>
-      <w:pPr>
-        <w:pStyle w:val="Heading2"/>
-      </w:pPr>
-      <w:r>
-        <w:rPr>
-          <w:color w:val="4F81BD"/>
-          <w:sz w:val="28"/>
-        </w:rPr>
+    <w:p/>
+    <w:p>
+      <w:pPr>
+        <w:pStyle w:val="Heading2"/>
+      </w:pPr>
+      <w:r>
         <w:t>Como responder ao cliente brasileiro</w:t>
       </w:r>
     </w:p>
+    <w:p/>
     <w:p>
       <w:r>
         <w:t>O beneficiário precisa ser definido corretamente, porque é ele quem receberá o valor quando houver direito.</w:t>
       </w:r>
     </w:p>
-    <w:p>
-      <w:pPr>
-        <w:pStyle w:val="Heading2"/>
-      </w:pPr>
-      <w:r>
-        <w:rPr>
-          <w:color w:val="4F81BD"/>
-          <w:sz w:val="28"/>
-        </w:rPr>
+    <w:p/>
+    <w:p>
+      <w:pPr>
+        <w:pStyle w:val="Heading2"/>
+      </w:pPr>
+      <w:r>
+        <w:t>Próximo passo seguro</w:t>
+      </w:r>
+    </w:p>
+    <w:p/>
+    <w:p>
+      <w:r>
+        <w:t>指定受取人、法定相続人、変更手続、本人確認、必要書類を確認する。</w:t>
+      </w:r>
+    </w:p>
+    <w:p/>
+    <w:p>
+      <w:pPr>
+        <w:pStyle w:val="Heading2"/>
+      </w:pPr>
+      <w:r>
+        <w:t>Limite comercial/compliance</w:t>
+      </w:r>
+    </w:p>
+    <w:p/>
+    <w:p>
+      <w:r>
+        <w:t>受取人を口頭だけで変更できるとは説明せず、正式手続を確認する。</w:t>
+      </w:r>
+    </w:p>
+    <w:p/>
+    <w:p>
+      <w:pPr>
+        <w:pStyle w:val="Heading2"/>
+      </w:pPr>
+      <w:r>
         <w:t>Termos relacionados</w:t>
       </w:r>
     </w:p>
+    <w:p/>
     <w:p>
       <w:pPr>
         <w:pStyle w:val="ListBullet"/>
@@ -3493,18 +3826,16 @@
         <w:t>VIDA-0011 - 受取人 - Beneficiário</w:t>
       </w:r>
     </w:p>
-    <w:p>
-      <w:pPr>
-        <w:pStyle w:val="Heading2"/>
-      </w:pPr>
-      <w:r>
-        <w:rPr>
-          <w:color w:val="4F81BD"/>
-          <w:sz w:val="28"/>
-        </w:rPr>
+    <w:p/>
+    <w:p>
+      <w:pPr>
+        <w:pStyle w:val="Heading2"/>
+      </w:pPr>
+      <w:r>
         <w:t>Referências cruzadas</w:t>
       </w:r>
     </w:p>
+    <w:p/>
     <w:p>
       <w:pPr>
         <w:pStyle w:val="ListBullet"/>
@@ -3521,38 +3852,34 @@
         <w:t>CASE-VIDA-0004</w:t>
       </w:r>
     </w:p>
-    <w:p>
-      <w:pPr>
-        <w:pStyle w:val="Heading2"/>
-      </w:pPr>
-      <w:r>
-        <w:rPr>
-          <w:color w:val="4F81BD"/>
-          <w:sz w:val="28"/>
-        </w:rPr>
+    <w:p/>
+    <w:p>
+      <w:pPr>
+        <w:pStyle w:val="Heading2"/>
+      </w:pPr>
+      <w:r>
         <w:t>Referências</w:t>
       </w:r>
     </w:p>
+    <w:p/>
     <w:p>
       <w:pPr>
         <w:pStyle w:val="ListBullet"/>
       </w:pPr>
       <w:r>
-        <w:t>Documento interno: 02_MasterDictionary/VIDA/VIDA-0011.md</w:t>
-      </w:r>
-    </w:p>
-    <w:p>
-      <w:pPr>
-        <w:pStyle w:val="Heading2"/>
-      </w:pPr>
-      <w:r>
-        <w:rPr>
-          <w:color w:val="4F81BD"/>
-          <w:sz w:val="28"/>
-        </w:rPr>
+        <w:t>Documento interno: `02_MasterDictionary/VIDA/VIDA-0011.md`</w:t>
+      </w:r>
+    </w:p>
+    <w:p/>
+    <w:p>
+      <w:pPr>
+        <w:pStyle w:val="Heading2"/>
+      </w:pPr>
+      <w:r>
         <w:t>Tags</w:t>
       </w:r>
     </w:p>
+    <w:p/>
     <w:p>
       <w:pPr>
         <w:pStyle w:val="ListBullet"/>
@@ -3585,96 +3912,85 @@
         <w:t>fundamento</w:t>
       </w:r>
     </w:p>
-    <w:p>
-      <w:pPr>
-        <w:pStyle w:val="Heading2"/>
-      </w:pPr>
-      <w:r>
-        <w:rPr>
-          <w:color w:val="4F81BD"/>
-          <w:sz w:val="28"/>
-        </w:rPr>
+    <w:p/>
+    <w:p>
+      <w:pPr>
+        <w:pStyle w:val="Heading2"/>
+      </w:pPr>
+      <w:r>
         <w:t>Veja também</w:t>
       </w:r>
     </w:p>
+    <w:p/>
     <w:p>
       <w:pPr>
         <w:pStyle w:val="ListBullet"/>
       </w:pPr>
       <w:r>
-        <w:t>02_MasterDictionary/VIDA/VIDA-0011.md</w:t>
-      </w:r>
-    </w:p>
-    <w:p>
-      <w:pPr>
-        <w:pStyle w:val="Heading2"/>
-      </w:pPr>
-      <w:r>
-        <w:rPr>
-          <w:color w:val="4F81BD"/>
-          <w:sz w:val="28"/>
-        </w:rPr>
+        <w:t>`02_MasterDictionary/VIDA/VIDA-0011.md`</w:t>
+      </w:r>
+    </w:p>
+    <w:p/>
+    <w:p>
+      <w:pPr>
+        <w:pStyle w:val="Heading2"/>
+      </w:pPr>
+      <w:r>
         <w:t>Histórico de revisão</w:t>
       </w:r>
     </w:p>
-    <w:p>
-      <w:r>
-        <w:rPr>
-          <w:rFonts w:ascii="Courier New" w:hAnsi="Courier New"/>
-          <w:sz w:val="16"/>
-        </w:rPr>
+    <w:p/>
+    <w:p>
+      <w:r>
         <w:t>| Data | Versão | Autor | Alteração |</w:t>
       </w:r>
     </w:p>
     <w:p>
       <w:r>
-        <w:rPr>
-          <w:rFonts w:ascii="Courier New" w:hAnsi="Courier New"/>
-          <w:sz w:val="16"/>
-        </w:rPr>
         <w:t>| --- | --- | --- | --- |</w:t>
       </w:r>
     </w:p>
     <w:p>
       <w:r>
-        <w:rPr>
-          <w:rFonts w:ascii="Courier New" w:hAnsi="Courier New"/>
-          <w:sz w:val="16"/>
-        </w:rPr>
         <w:t>| 2026-06-25 | 0.1 | JP-BR Insurance Knowledge Base | Criação inicial. |</w:t>
       </w:r>
     </w:p>
+    <w:p>
+      <w:r>
+        <w:t>| 2026-06-26 | 0.2 | JP-BR Insurance Knowledge Base | Inclusão de consulta japonesa, próximo passo seguro e limite comercial/compliance. |</w:t>
+      </w:r>
+    </w:p>
+    <w:p/>
+    <w:p>
+      <w:r>
+        <w:br w:type="page"/>
+      </w:r>
+    </w:p>
     <w:p/>
     <w:p>
       <w:pPr>
         <w:pStyle w:val="Heading1"/>
       </w:pPr>
       <w:r>
-        <w:rPr>
-          <w:color w:val="4F81BD"/>
-          <w:sz w:val="32"/>
-        </w:rPr>
         <w:t>FAQ-VIDA-0012 - O que é o valor de indenização?</w:t>
       </w:r>
     </w:p>
-    <w:p>
-      <w:pPr>
-        <w:pStyle w:val="Heading2"/>
-      </w:pPr>
-      <w:r>
-        <w:rPr>
-          <w:color w:val="4F81BD"/>
-          <w:sz w:val="28"/>
-        </w:rPr>
+    <w:p/>
+    <w:p>
+      <w:pPr>
+        <w:pStyle w:val="Heading2"/>
+      </w:pPr>
+      <w:r>
         <w:t>Controle</w:t>
       </w:r>
     </w:p>
+    <w:p/>
     <w:p>
       <w:pPr>
         <w:pStyle w:val="ListBullet"/>
       </w:pPr>
       <w:r>
-        <w:t>Versão: 0.1</w:t>
+        <w:t>Versão: 0.2</w:t>
       </w:r>
     </w:p>
     <w:p>
@@ -3698,123 +4014,165 @@
         <w:pStyle w:val="ListBullet"/>
       </w:pPr>
       <w:r>
-        <w:t>Histórico: Criação inicial.</w:t>
-      </w:r>
-    </w:p>
-    <w:p>
-      <w:pPr>
-        <w:pStyle w:val="Heading2"/>
-      </w:pPr>
-      <w:r>
-        <w:rPr>
-          <w:color w:val="4F81BD"/>
-          <w:sz w:val="28"/>
-        </w:rPr>
+        <w:t>Histórico: Criação inicial; reforço NotebookLM e compliance.</w:t>
+      </w:r>
+    </w:p>
+    <w:p/>
+    <w:p>
+      <w:pPr>
+        <w:pStyle w:val="Heading2"/>
+      </w:pPr>
+      <w:r>
         <w:t>Código</w:t>
       </w:r>
     </w:p>
+    <w:p/>
     <w:p>
       <w:r>
         <w:t>FAQ-VIDA-0012</w:t>
       </w:r>
     </w:p>
-    <w:p>
-      <w:pPr>
-        <w:pStyle w:val="Heading2"/>
-      </w:pPr>
-      <w:r>
-        <w:rPr>
-          <w:color w:val="4F81BD"/>
-          <w:sz w:val="28"/>
-        </w:rPr>
+    <w:p/>
+    <w:p>
+      <w:pPr>
+        <w:pStyle w:val="Heading2"/>
+      </w:pPr>
+      <w:r>
         <w:t>Categoria</w:t>
       </w:r>
     </w:p>
+    <w:p/>
     <w:p>
       <w:r>
         <w:t>VIDA</w:t>
       </w:r>
     </w:p>
-    <w:p>
-      <w:pPr>
-        <w:pStyle w:val="Heading2"/>
-      </w:pPr>
-      <w:r>
-        <w:rPr>
-          <w:color w:val="4F81BD"/>
-          <w:sz w:val="28"/>
-        </w:rPr>
+    <w:p/>
+    <w:p>
+      <w:pPr>
+        <w:pStyle w:val="Heading2"/>
+      </w:pPr>
+      <w:r>
         <w:t>Pergunta</w:t>
       </w:r>
     </w:p>
+    <w:p/>
     <w:p>
       <w:r>
         <w:t>O que é o valor de indenização?</w:t>
       </w:r>
     </w:p>
-    <w:p>
-      <w:pPr>
-        <w:pStyle w:val="Heading2"/>
-      </w:pPr>
-      <w:r>
-        <w:rPr>
-          <w:color w:val="4F81BD"/>
-          <w:sz w:val="28"/>
-        </w:rPr>
+    <w:p/>
+    <w:p>
+      <w:pPr>
+        <w:pStyle w:val="Heading2"/>
+      </w:pPr>
+      <w:r>
+        <w:t>Consulta natural em japonês</w:t>
+      </w:r>
+    </w:p>
+    <w:p/>
+    <w:p>
+      <w:pPr>
+        <w:pStyle w:val="ListBullet"/>
+      </w:pPr>
+      <w:r>
+        <w:t>生命保険の保険金額とは何ですか。</w:t>
+      </w:r>
+    </w:p>
+    <w:p>
+      <w:pPr>
+        <w:pStyle w:val="ListBullet"/>
+      </w:pPr>
+      <w:r>
+        <w:t>死亡時に受け取る金額をどう説明しますか。</w:t>
+      </w:r>
+    </w:p>
+    <w:p/>
+    <w:p>
+      <w:pPr>
+        <w:pStyle w:val="Heading2"/>
+      </w:pPr>
+      <w:r>
         <w:t>Situação de atendimento</w:t>
       </w:r>
     </w:p>
+    <w:p/>
     <w:p>
       <w:r>
         <w:t>Cliente brasileiro quer entender fundamentos de seguro de vida no Japão.</w:t>
       </w:r>
     </w:p>
-    <w:p>
-      <w:pPr>
-        <w:pStyle w:val="Heading2"/>
-      </w:pPr>
-      <w:r>
-        <w:rPr>
-          <w:color w:val="4F81BD"/>
-          <w:sz w:val="28"/>
-        </w:rPr>
+    <w:p/>
+    <w:p>
+      <w:pPr>
+        <w:pStyle w:val="Heading2"/>
+      </w:pPr>
+      <w:r>
         <w:t>Resposta técnica</w:t>
       </w:r>
     </w:p>
+    <w:p/>
     <w:p>
       <w:r>
         <w:t>Valor pago pela seguradora quando ocorre evento coberto, como morte ou outro evento previsto.</w:t>
       </w:r>
     </w:p>
-    <w:p>
-      <w:pPr>
-        <w:pStyle w:val="Heading2"/>
-      </w:pPr>
-      <w:r>
-        <w:rPr>
-          <w:color w:val="4F81BD"/>
-          <w:sz w:val="28"/>
-        </w:rPr>
+    <w:p/>
+    <w:p>
+      <w:pPr>
+        <w:pStyle w:val="Heading2"/>
+      </w:pPr>
+      <w:r>
         <w:t>Como responder ao cliente brasileiro</w:t>
       </w:r>
     </w:p>
+    <w:p/>
     <w:p>
       <w:r>
         <w:t>Quando acontece uma situação coberta, a seguradora paga o valor definido no contrato.</w:t>
       </w:r>
     </w:p>
-    <w:p>
-      <w:pPr>
-        <w:pStyle w:val="Heading2"/>
-      </w:pPr>
-      <w:r>
-        <w:rPr>
-          <w:color w:val="4F81BD"/>
-          <w:sz w:val="28"/>
-        </w:rPr>
+    <w:p/>
+    <w:p>
+      <w:pPr>
+        <w:pStyle w:val="Heading2"/>
+      </w:pPr>
+      <w:r>
+        <w:t>Próximo passo seguro</w:t>
+      </w:r>
+    </w:p>
+    <w:p/>
+    <w:p>
+      <w:r>
+        <w:t>保険金額、特約、減額、免責、不払事由、受取人を確認する。</w:t>
+      </w:r>
+    </w:p>
+    <w:p/>
+    <w:p>
+      <w:pPr>
+        <w:pStyle w:val="Heading2"/>
+      </w:pPr>
+      <w:r>
+        <w:t>Limite comercial/compliance</w:t>
+      </w:r>
+    </w:p>
+    <w:p/>
+    <w:p>
+      <w:r>
+        <w:t>表示金額が常に支払われるとは断定せず、契約条件と査定を確認する。</w:t>
+      </w:r>
+    </w:p>
+    <w:p/>
+    <w:p>
+      <w:pPr>
+        <w:pStyle w:val="Heading2"/>
+      </w:pPr>
+      <w:r>
         <w:t>Termos relacionados</w:t>
       </w:r>
     </w:p>
+    <w:p/>
     <w:p>
       <w:pPr>
         <w:pStyle w:val="ListBullet"/>
@@ -3823,18 +4181,16 @@
         <w:t>VIDA-0012 - 保険金 - Valor de indenização do seguro de vida</w:t>
       </w:r>
     </w:p>
-    <w:p>
-      <w:pPr>
-        <w:pStyle w:val="Heading2"/>
-      </w:pPr>
-      <w:r>
-        <w:rPr>
-          <w:color w:val="4F81BD"/>
-          <w:sz w:val="28"/>
-        </w:rPr>
+    <w:p/>
+    <w:p>
+      <w:pPr>
+        <w:pStyle w:val="Heading2"/>
+      </w:pPr>
+      <w:r>
         <w:t>Referências cruzadas</w:t>
       </w:r>
     </w:p>
+    <w:p/>
     <w:p>
       <w:pPr>
         <w:pStyle w:val="ListBullet"/>
@@ -3851,38 +4207,34 @@
         <w:t>CASE-VIDA-0004</w:t>
       </w:r>
     </w:p>
-    <w:p>
-      <w:pPr>
-        <w:pStyle w:val="Heading2"/>
-      </w:pPr>
-      <w:r>
-        <w:rPr>
-          <w:color w:val="4F81BD"/>
-          <w:sz w:val="28"/>
-        </w:rPr>
+    <w:p/>
+    <w:p>
+      <w:pPr>
+        <w:pStyle w:val="Heading2"/>
+      </w:pPr>
+      <w:r>
         <w:t>Referências</w:t>
       </w:r>
     </w:p>
+    <w:p/>
     <w:p>
       <w:pPr>
         <w:pStyle w:val="ListBullet"/>
       </w:pPr>
       <w:r>
-        <w:t>Documento interno: 02_MasterDictionary/VIDA/VIDA-0012.md</w:t>
-      </w:r>
-    </w:p>
-    <w:p>
-      <w:pPr>
-        <w:pStyle w:val="Heading2"/>
-      </w:pPr>
-      <w:r>
-        <w:rPr>
-          <w:color w:val="4F81BD"/>
-          <w:sz w:val="28"/>
-        </w:rPr>
+        <w:t>Documento interno: `02_MasterDictionary/VIDA/VIDA-0012.md`</w:t>
+      </w:r>
+    </w:p>
+    <w:p/>
+    <w:p>
+      <w:pPr>
+        <w:pStyle w:val="Heading2"/>
+      </w:pPr>
+      <w:r>
         <w:t>Tags</w:t>
       </w:r>
     </w:p>
+    <w:p/>
     <w:p>
       <w:pPr>
         <w:pStyle w:val="ListBullet"/>
@@ -3915,96 +4267,85 @@
         <w:t>fundamento</w:t>
       </w:r>
     </w:p>
-    <w:p>
-      <w:pPr>
-        <w:pStyle w:val="Heading2"/>
-      </w:pPr>
-      <w:r>
-        <w:rPr>
-          <w:color w:val="4F81BD"/>
-          <w:sz w:val="28"/>
-        </w:rPr>
+    <w:p/>
+    <w:p>
+      <w:pPr>
+        <w:pStyle w:val="Heading2"/>
+      </w:pPr>
+      <w:r>
         <w:t>Veja também</w:t>
       </w:r>
     </w:p>
+    <w:p/>
     <w:p>
       <w:pPr>
         <w:pStyle w:val="ListBullet"/>
       </w:pPr>
       <w:r>
-        <w:t>02_MasterDictionary/VIDA/VIDA-0012.md</w:t>
-      </w:r>
-    </w:p>
-    <w:p>
-      <w:pPr>
-        <w:pStyle w:val="Heading2"/>
-      </w:pPr>
-      <w:r>
-        <w:rPr>
-          <w:color w:val="4F81BD"/>
-          <w:sz w:val="28"/>
-        </w:rPr>
+        <w:t>`02_MasterDictionary/VIDA/VIDA-0012.md`</w:t>
+      </w:r>
+    </w:p>
+    <w:p/>
+    <w:p>
+      <w:pPr>
+        <w:pStyle w:val="Heading2"/>
+      </w:pPr>
+      <w:r>
         <w:t>Histórico de revisão</w:t>
       </w:r>
     </w:p>
-    <w:p>
-      <w:r>
-        <w:rPr>
-          <w:rFonts w:ascii="Courier New" w:hAnsi="Courier New"/>
-          <w:sz w:val="16"/>
-        </w:rPr>
+    <w:p/>
+    <w:p>
+      <w:r>
         <w:t>| Data | Versão | Autor | Alteração |</w:t>
       </w:r>
     </w:p>
     <w:p>
       <w:r>
-        <w:rPr>
-          <w:rFonts w:ascii="Courier New" w:hAnsi="Courier New"/>
-          <w:sz w:val="16"/>
-        </w:rPr>
         <w:t>| --- | --- | --- | --- |</w:t>
       </w:r>
     </w:p>
     <w:p>
       <w:r>
-        <w:rPr>
-          <w:rFonts w:ascii="Courier New" w:hAnsi="Courier New"/>
-          <w:sz w:val="16"/>
-        </w:rPr>
         <w:t>| 2026-06-25 | 0.1 | JP-BR Insurance Knowledge Base | Criação inicial. |</w:t>
       </w:r>
     </w:p>
+    <w:p>
+      <w:r>
+        <w:t>| 2026-06-26 | 0.2 | JP-BR Insurance Knowledge Base | Inclusão de consulta japonesa, próximo passo seguro e limite comercial/compliance. |</w:t>
+      </w:r>
+    </w:p>
+    <w:p/>
+    <w:p>
+      <w:r>
+        <w:br w:type="page"/>
+      </w:r>
+    </w:p>
     <w:p/>
     <w:p>
       <w:pPr>
         <w:pStyle w:val="Heading1"/>
       </w:pPr>
       <w:r>
-        <w:rPr>
-          <w:color w:val="4F81BD"/>
-          <w:sz w:val="32"/>
-        </w:rPr>
         <w:t>FAQ-VIDA-0013 - Qual é a diferença entre indenização e benefício?</w:t>
       </w:r>
     </w:p>
-    <w:p>
-      <w:pPr>
-        <w:pStyle w:val="Heading2"/>
-      </w:pPr>
-      <w:r>
-        <w:rPr>
-          <w:color w:val="4F81BD"/>
-          <w:sz w:val="28"/>
-        </w:rPr>
+    <w:p/>
+    <w:p>
+      <w:pPr>
+        <w:pStyle w:val="Heading2"/>
+      </w:pPr>
+      <w:r>
         <w:t>Controle</w:t>
       </w:r>
     </w:p>
+    <w:p/>
     <w:p>
       <w:pPr>
         <w:pStyle w:val="ListBullet"/>
       </w:pPr>
       <w:r>
-        <w:t>Versão: 0.1</w:t>
+        <w:t>Versão: 0.2</w:t>
       </w:r>
     </w:p>
     <w:p>
@@ -4028,123 +4369,165 @@
         <w:pStyle w:val="ListBullet"/>
       </w:pPr>
       <w:r>
-        <w:t>Histórico: Criação inicial.</w:t>
-      </w:r>
-    </w:p>
-    <w:p>
-      <w:pPr>
-        <w:pStyle w:val="Heading2"/>
-      </w:pPr>
-      <w:r>
-        <w:rPr>
-          <w:color w:val="4F81BD"/>
-          <w:sz w:val="28"/>
-        </w:rPr>
+        <w:t>Histórico: Criação inicial; reforço NotebookLM e compliance.</w:t>
+      </w:r>
+    </w:p>
+    <w:p/>
+    <w:p>
+      <w:pPr>
+        <w:pStyle w:val="Heading2"/>
+      </w:pPr>
+      <w:r>
         <w:t>Código</w:t>
       </w:r>
     </w:p>
+    <w:p/>
     <w:p>
       <w:r>
         <w:t>FAQ-VIDA-0013</w:t>
       </w:r>
     </w:p>
-    <w:p>
-      <w:pPr>
-        <w:pStyle w:val="Heading2"/>
-      </w:pPr>
-      <w:r>
-        <w:rPr>
-          <w:color w:val="4F81BD"/>
-          <w:sz w:val="28"/>
-        </w:rPr>
+    <w:p/>
+    <w:p>
+      <w:pPr>
+        <w:pStyle w:val="Heading2"/>
+      </w:pPr>
+      <w:r>
         <w:t>Categoria</w:t>
       </w:r>
     </w:p>
+    <w:p/>
     <w:p>
       <w:r>
         <w:t>VIDA</w:t>
       </w:r>
     </w:p>
-    <w:p>
-      <w:pPr>
-        <w:pStyle w:val="Heading2"/>
-      </w:pPr>
-      <w:r>
-        <w:rPr>
-          <w:color w:val="4F81BD"/>
-          <w:sz w:val="28"/>
-        </w:rPr>
+    <w:p/>
+    <w:p>
+      <w:pPr>
+        <w:pStyle w:val="Heading2"/>
+      </w:pPr>
+      <w:r>
         <w:t>Pergunta</w:t>
       </w:r>
     </w:p>
+    <w:p/>
     <w:p>
       <w:r>
         <w:t>Qual é a diferença entre indenização e benefício?</w:t>
       </w:r>
     </w:p>
-    <w:p>
-      <w:pPr>
-        <w:pStyle w:val="Heading2"/>
-      </w:pPr>
-      <w:r>
-        <w:rPr>
-          <w:color w:val="4F81BD"/>
-          <w:sz w:val="28"/>
-        </w:rPr>
+    <w:p/>
+    <w:p>
+      <w:pPr>
+        <w:pStyle w:val="Heading2"/>
+      </w:pPr>
+      <w:r>
+        <w:t>Consulta natural em japonês</w:t>
+      </w:r>
+    </w:p>
+    <w:p/>
+    <w:p>
+      <w:pPr>
+        <w:pStyle w:val="ListBullet"/>
+      </w:pPr>
+      <w:r>
+        <w:t>保険金と給付金の違いは何ですか。</w:t>
+      </w:r>
+    </w:p>
+    <w:p>
+      <w:pPr>
+        <w:pStyle w:val="ListBullet"/>
+      </w:pPr>
+      <w:r>
+        <w:t>死亡保険金と医療給付金の違いをどう説明しますか。</w:t>
+      </w:r>
+    </w:p>
+    <w:p/>
+    <w:p>
+      <w:pPr>
+        <w:pStyle w:val="Heading2"/>
+      </w:pPr>
+      <w:r>
         <w:t>Situação de atendimento</w:t>
       </w:r>
     </w:p>
+    <w:p/>
     <w:p>
       <w:r>
         <w:t>Cliente brasileiro quer entender fundamentos de seguro de vida no Japão.</w:t>
       </w:r>
     </w:p>
-    <w:p>
-      <w:pPr>
-        <w:pStyle w:val="Heading2"/>
-      </w:pPr>
-      <w:r>
-        <w:rPr>
-          <w:color w:val="4F81BD"/>
-          <w:sz w:val="28"/>
-        </w:rPr>
+    <w:p/>
+    <w:p>
+      <w:pPr>
+        <w:pStyle w:val="Heading2"/>
+      </w:pPr>
+      <w:r>
         <w:t>Resposta técnica</w:t>
       </w:r>
     </w:p>
+    <w:p/>
     <w:p>
       <w:r>
         <w:t>Valor pago em situações como internação, cirurgia, diagnóstico ou incapacidade, conforme cobertura contratada.</w:t>
       </w:r>
     </w:p>
-    <w:p>
-      <w:pPr>
-        <w:pStyle w:val="Heading2"/>
-      </w:pPr>
-      <w:r>
-        <w:rPr>
-          <w:color w:val="4F81BD"/>
-          <w:sz w:val="28"/>
-        </w:rPr>
+    <w:p/>
+    <w:p>
+      <w:pPr>
+        <w:pStyle w:val="Heading2"/>
+      </w:pPr>
+      <w:r>
         <w:t>Como responder ao cliente brasileiro</w:t>
       </w:r>
     </w:p>
+    <w:p/>
     <w:p>
       <w:r>
         <w:t>Algumas coberturas pagam benefício por internação, cirurgia ou diagnóstico, conforme contrato.</w:t>
       </w:r>
     </w:p>
-    <w:p>
-      <w:pPr>
-        <w:pStyle w:val="Heading2"/>
-      </w:pPr>
-      <w:r>
-        <w:rPr>
-          <w:color w:val="4F81BD"/>
-          <w:sz w:val="28"/>
-        </w:rPr>
+    <w:p/>
+    <w:p>
+      <w:pPr>
+        <w:pStyle w:val="Heading2"/>
+      </w:pPr>
+      <w:r>
+        <w:t>Próximo passo seguro</w:t>
+      </w:r>
+    </w:p>
+    <w:p/>
+    <w:p>
+      <w:r>
+        <w:t>死亡、入院、手術、診断など支払事由ごとに用語を整理する。</w:t>
+      </w:r>
+    </w:p>
+    <w:p/>
+    <w:p>
+      <w:pPr>
+        <w:pStyle w:val="Heading2"/>
+      </w:pPr>
+      <w:r>
+        <w:t>Limite comercial/compliance</w:t>
+      </w:r>
+    </w:p>
+    <w:p/>
+    <w:p>
+      <w:r>
+        <w:t>用語を混同して案内せず、契約書の名称に合わせて説明する。</w:t>
+      </w:r>
+    </w:p>
+    <w:p/>
+    <w:p>
+      <w:pPr>
+        <w:pStyle w:val="Heading2"/>
+      </w:pPr>
+      <w:r>
         <w:t>Termos relacionados</w:t>
       </w:r>
     </w:p>
+    <w:p/>
     <w:p>
       <w:pPr>
         <w:pStyle w:val="ListBullet"/>
@@ -4153,18 +4536,16 @@
         <w:t>VIDA-0013 - 給付金 - Benefício pago pelo seguro</w:t>
       </w:r>
     </w:p>
-    <w:p>
-      <w:pPr>
-        <w:pStyle w:val="Heading2"/>
-      </w:pPr>
-      <w:r>
-        <w:rPr>
-          <w:color w:val="4F81BD"/>
-          <w:sz w:val="28"/>
-        </w:rPr>
+    <w:p/>
+    <w:p>
+      <w:pPr>
+        <w:pStyle w:val="Heading2"/>
+      </w:pPr>
+      <w:r>
         <w:t>Referências cruzadas</w:t>
       </w:r>
     </w:p>
+    <w:p/>
     <w:p>
       <w:pPr>
         <w:pStyle w:val="ListBullet"/>
@@ -4181,38 +4562,34 @@
         <w:t>CASE-VIDA-0005</w:t>
       </w:r>
     </w:p>
-    <w:p>
-      <w:pPr>
-        <w:pStyle w:val="Heading2"/>
-      </w:pPr>
-      <w:r>
-        <w:rPr>
-          <w:color w:val="4F81BD"/>
-          <w:sz w:val="28"/>
-        </w:rPr>
+    <w:p/>
+    <w:p>
+      <w:pPr>
+        <w:pStyle w:val="Heading2"/>
+      </w:pPr>
+      <w:r>
         <w:t>Referências</w:t>
       </w:r>
     </w:p>
+    <w:p/>
     <w:p>
       <w:pPr>
         <w:pStyle w:val="ListBullet"/>
       </w:pPr>
       <w:r>
-        <w:t>Documento interno: 02_MasterDictionary/VIDA/VIDA-0013.md</w:t>
-      </w:r>
-    </w:p>
-    <w:p>
-      <w:pPr>
-        <w:pStyle w:val="Heading2"/>
-      </w:pPr>
-      <w:r>
-        <w:rPr>
-          <w:color w:val="4F81BD"/>
-          <w:sz w:val="28"/>
-        </w:rPr>
+        <w:t>Documento interno: `02_MasterDictionary/VIDA/VIDA-0013.md`</w:t>
+      </w:r>
+    </w:p>
+    <w:p/>
+    <w:p>
+      <w:pPr>
+        <w:pStyle w:val="Heading2"/>
+      </w:pPr>
+      <w:r>
         <w:t>Tags</w:t>
       </w:r>
     </w:p>
+    <w:p/>
     <w:p>
       <w:pPr>
         <w:pStyle w:val="ListBullet"/>
@@ -4245,96 +4622,85 @@
         <w:t>fundamento</w:t>
       </w:r>
     </w:p>
-    <w:p>
-      <w:pPr>
-        <w:pStyle w:val="Heading2"/>
-      </w:pPr>
-      <w:r>
-        <w:rPr>
-          <w:color w:val="4F81BD"/>
-          <w:sz w:val="28"/>
-        </w:rPr>
+    <w:p/>
+    <w:p>
+      <w:pPr>
+        <w:pStyle w:val="Heading2"/>
+      </w:pPr>
+      <w:r>
         <w:t>Veja também</w:t>
       </w:r>
     </w:p>
+    <w:p/>
     <w:p>
       <w:pPr>
         <w:pStyle w:val="ListBullet"/>
       </w:pPr>
       <w:r>
-        <w:t>02_MasterDictionary/VIDA/VIDA-0013.md</w:t>
-      </w:r>
-    </w:p>
-    <w:p>
-      <w:pPr>
-        <w:pStyle w:val="Heading2"/>
-      </w:pPr>
-      <w:r>
-        <w:rPr>
-          <w:color w:val="4F81BD"/>
-          <w:sz w:val="28"/>
-        </w:rPr>
+        <w:t>`02_MasterDictionary/VIDA/VIDA-0013.md`</w:t>
+      </w:r>
+    </w:p>
+    <w:p/>
+    <w:p>
+      <w:pPr>
+        <w:pStyle w:val="Heading2"/>
+      </w:pPr>
+      <w:r>
         <w:t>Histórico de revisão</w:t>
       </w:r>
     </w:p>
-    <w:p>
-      <w:r>
-        <w:rPr>
-          <w:rFonts w:ascii="Courier New" w:hAnsi="Courier New"/>
-          <w:sz w:val="16"/>
-        </w:rPr>
+    <w:p/>
+    <w:p>
+      <w:r>
         <w:t>| Data | Versão | Autor | Alteração |</w:t>
       </w:r>
     </w:p>
     <w:p>
       <w:r>
-        <w:rPr>
-          <w:rFonts w:ascii="Courier New" w:hAnsi="Courier New"/>
-          <w:sz w:val="16"/>
-        </w:rPr>
         <w:t>| --- | --- | --- | --- |</w:t>
       </w:r>
     </w:p>
     <w:p>
       <w:r>
-        <w:rPr>
-          <w:rFonts w:ascii="Courier New" w:hAnsi="Courier New"/>
-          <w:sz w:val="16"/>
-        </w:rPr>
         <w:t>| 2026-06-25 | 0.1 | JP-BR Insurance Knowledge Base | Criação inicial. |</w:t>
       </w:r>
     </w:p>
+    <w:p>
+      <w:r>
+        <w:t>| 2026-06-26 | 0.2 | JP-BR Insurance Knowledge Base | Inclusão de consulta japonesa, próximo passo seguro e limite comercial/compliance. |</w:t>
+      </w:r>
+    </w:p>
+    <w:p/>
+    <w:p>
+      <w:r>
+        <w:br w:type="page"/>
+      </w:r>
+    </w:p>
     <w:p/>
     <w:p>
       <w:pPr>
         <w:pStyle w:val="Heading1"/>
       </w:pPr>
       <w:r>
-        <w:rPr>
-          <w:color w:val="4F81BD"/>
-          <w:sz w:val="32"/>
-        </w:rPr>
         <w:t>FAQ-VIDA-0014 - O que é prêmio do seguro de vida?</w:t>
       </w:r>
     </w:p>
-    <w:p>
-      <w:pPr>
-        <w:pStyle w:val="Heading2"/>
-      </w:pPr>
-      <w:r>
-        <w:rPr>
-          <w:color w:val="4F81BD"/>
-          <w:sz w:val="28"/>
-        </w:rPr>
+    <w:p/>
+    <w:p>
+      <w:pPr>
+        <w:pStyle w:val="Heading2"/>
+      </w:pPr>
+      <w:r>
         <w:t>Controle</w:t>
       </w:r>
     </w:p>
+    <w:p/>
     <w:p>
       <w:pPr>
         <w:pStyle w:val="ListBullet"/>
       </w:pPr>
       <w:r>
-        <w:t>Versão: 0.1</w:t>
+        <w:t>Versão: 0.2</w:t>
       </w:r>
     </w:p>
     <w:p>
@@ -4358,123 +4724,165 @@
         <w:pStyle w:val="ListBullet"/>
       </w:pPr>
       <w:r>
-        <w:t>Histórico: Criação inicial.</w:t>
-      </w:r>
-    </w:p>
-    <w:p>
-      <w:pPr>
-        <w:pStyle w:val="Heading2"/>
-      </w:pPr>
-      <w:r>
-        <w:rPr>
-          <w:color w:val="4F81BD"/>
-          <w:sz w:val="28"/>
-        </w:rPr>
+        <w:t>Histórico: Criação inicial; reforço NotebookLM e compliance.</w:t>
+      </w:r>
+    </w:p>
+    <w:p/>
+    <w:p>
+      <w:pPr>
+        <w:pStyle w:val="Heading2"/>
+      </w:pPr>
+      <w:r>
         <w:t>Código</w:t>
       </w:r>
     </w:p>
+    <w:p/>
     <w:p>
       <w:r>
         <w:t>FAQ-VIDA-0014</w:t>
       </w:r>
     </w:p>
-    <w:p>
-      <w:pPr>
-        <w:pStyle w:val="Heading2"/>
-      </w:pPr>
-      <w:r>
-        <w:rPr>
-          <w:color w:val="4F81BD"/>
-          <w:sz w:val="28"/>
-        </w:rPr>
+    <w:p/>
+    <w:p>
+      <w:pPr>
+        <w:pStyle w:val="Heading2"/>
+      </w:pPr>
+      <w:r>
         <w:t>Categoria</w:t>
       </w:r>
     </w:p>
+    <w:p/>
     <w:p>
       <w:r>
         <w:t>VIDA</w:t>
       </w:r>
     </w:p>
-    <w:p>
-      <w:pPr>
-        <w:pStyle w:val="Heading2"/>
-      </w:pPr>
-      <w:r>
-        <w:rPr>
-          <w:color w:val="4F81BD"/>
-          <w:sz w:val="28"/>
-        </w:rPr>
+    <w:p/>
+    <w:p>
+      <w:pPr>
+        <w:pStyle w:val="Heading2"/>
+      </w:pPr>
+      <w:r>
         <w:t>Pergunta</w:t>
       </w:r>
     </w:p>
+    <w:p/>
     <w:p>
       <w:r>
         <w:t>O que é prêmio do seguro de vida?</w:t>
       </w:r>
     </w:p>
-    <w:p>
-      <w:pPr>
-        <w:pStyle w:val="Heading2"/>
-      </w:pPr>
-      <w:r>
-        <w:rPr>
-          <w:color w:val="4F81BD"/>
-          <w:sz w:val="28"/>
-        </w:rPr>
+    <w:p/>
+    <w:p>
+      <w:pPr>
+        <w:pStyle w:val="Heading2"/>
+      </w:pPr>
+      <w:r>
+        <w:t>Consulta natural em japonês</w:t>
+      </w:r>
+    </w:p>
+    <w:p/>
+    <w:p>
+      <w:pPr>
+        <w:pStyle w:val="ListBullet"/>
+      </w:pPr>
+      <w:r>
+        <w:t>生命保険の保険料とは何ですか。</w:t>
+      </w:r>
+    </w:p>
+    <w:p>
+      <w:pPr>
+        <w:pStyle w:val="ListBullet"/>
+      </w:pPr>
+      <w:r>
+        <w:t>毎月払うお金をブラジル人のお客様にどう説明しますか。</w:t>
+      </w:r>
+    </w:p>
+    <w:p/>
+    <w:p>
+      <w:pPr>
+        <w:pStyle w:val="Heading2"/>
+      </w:pPr>
+      <w:r>
         <w:t>Situação de atendimento</w:t>
       </w:r>
     </w:p>
+    <w:p/>
     <w:p>
       <w:r>
         <w:t>Cliente brasileiro quer entender fundamentos de seguro de vida no Japão.</w:t>
       </w:r>
     </w:p>
-    <w:p>
-      <w:pPr>
-        <w:pStyle w:val="Heading2"/>
-      </w:pPr>
-      <w:r>
-        <w:rPr>
-          <w:color w:val="4F81BD"/>
-          <w:sz w:val="28"/>
-        </w:rPr>
+    <w:p/>
+    <w:p>
+      <w:pPr>
+        <w:pStyle w:val="Heading2"/>
+      </w:pPr>
+      <w:r>
         <w:t>Resposta técnica</w:t>
       </w:r>
     </w:p>
+    <w:p/>
     <w:p>
       <w:r>
         <w:t>Valor pago pelo contratante para manter o seguro ativo.</w:t>
       </w:r>
     </w:p>
-    <w:p>
-      <w:pPr>
-        <w:pStyle w:val="Heading2"/>
-      </w:pPr>
-      <w:r>
-        <w:rPr>
-          <w:color w:val="4F81BD"/>
-          <w:sz w:val="28"/>
-        </w:rPr>
+    <w:p/>
+    <w:p>
+      <w:pPr>
+        <w:pStyle w:val="Heading2"/>
+      </w:pPr>
+      <w:r>
         <w:t>Como responder ao cliente brasileiro</w:t>
       </w:r>
     </w:p>
+    <w:p/>
     <w:p>
       <w:r>
         <w:t>Para manter a cobertura, o prêmio precisa ser pago conforme a forma escolhida.</w:t>
       </w:r>
     </w:p>
-    <w:p>
-      <w:pPr>
-        <w:pStyle w:val="Heading2"/>
-      </w:pPr>
-      <w:r>
-        <w:rPr>
-          <w:color w:val="4F81BD"/>
-          <w:sz w:val="28"/>
-        </w:rPr>
+    <w:p/>
+    <w:p>
+      <w:pPr>
+        <w:pStyle w:val="Heading2"/>
+      </w:pPr>
+      <w:r>
+        <w:t>Próximo passo seguro</w:t>
+      </w:r>
+    </w:p>
+    <w:p/>
+    <w:p>
+      <w:r>
+        <w:t>保険料、払込方法、払込期間、未払い時の影響を確認する。</w:t>
+      </w:r>
+    </w:p>
+    <w:p/>
+    <w:p>
+      <w:pPr>
+        <w:pStyle w:val="Heading2"/>
+      </w:pPr>
+      <w:r>
+        <w:t>Limite comercial/compliance</w:t>
+      </w:r>
+    </w:p>
+    <w:p/>
+    <w:p>
+      <w:r>
+        <w:t>保険料は年齢・保障・健康状態で変わるため、正式見積前に断定しない。</w:t>
+      </w:r>
+    </w:p>
+    <w:p/>
+    <w:p>
+      <w:pPr>
+        <w:pStyle w:val="Heading2"/>
+      </w:pPr>
+      <w:r>
         <w:t>Termos relacionados</w:t>
       </w:r>
     </w:p>
+    <w:p/>
     <w:p>
       <w:pPr>
         <w:pStyle w:val="ListBullet"/>
@@ -4483,18 +4891,16 @@
         <w:t>VIDA-0014 - 保険料 - Prêmio do seguro de vida</w:t>
       </w:r>
     </w:p>
-    <w:p>
-      <w:pPr>
-        <w:pStyle w:val="Heading2"/>
-      </w:pPr>
-      <w:r>
-        <w:rPr>
-          <w:color w:val="4F81BD"/>
-          <w:sz w:val="28"/>
-        </w:rPr>
+    <w:p/>
+    <w:p>
+      <w:pPr>
+        <w:pStyle w:val="Heading2"/>
+      </w:pPr>
+      <w:r>
         <w:t>Referências cruzadas</w:t>
       </w:r>
     </w:p>
+    <w:p/>
     <w:p>
       <w:pPr>
         <w:pStyle w:val="ListBullet"/>
@@ -4511,38 +4917,34 @@
         <w:t>CASE-VIDA-0005</w:t>
       </w:r>
     </w:p>
-    <w:p>
-      <w:pPr>
-        <w:pStyle w:val="Heading2"/>
-      </w:pPr>
-      <w:r>
-        <w:rPr>
-          <w:color w:val="4F81BD"/>
-          <w:sz w:val="28"/>
-        </w:rPr>
+    <w:p/>
+    <w:p>
+      <w:pPr>
+        <w:pStyle w:val="Heading2"/>
+      </w:pPr>
+      <w:r>
         <w:t>Referências</w:t>
       </w:r>
     </w:p>
+    <w:p/>
     <w:p>
       <w:pPr>
         <w:pStyle w:val="ListBullet"/>
       </w:pPr>
       <w:r>
-        <w:t>Documento interno: 02_MasterDictionary/VIDA/VIDA-0014.md</w:t>
-      </w:r>
-    </w:p>
-    <w:p>
-      <w:pPr>
-        <w:pStyle w:val="Heading2"/>
-      </w:pPr>
-      <w:r>
-        <w:rPr>
-          <w:color w:val="4F81BD"/>
-          <w:sz w:val="28"/>
-        </w:rPr>
+        <w:t>Documento interno: `02_MasterDictionary/VIDA/VIDA-0014.md`</w:t>
+      </w:r>
+    </w:p>
+    <w:p/>
+    <w:p>
+      <w:pPr>
+        <w:pStyle w:val="Heading2"/>
+      </w:pPr>
+      <w:r>
         <w:t>Tags</w:t>
       </w:r>
     </w:p>
+    <w:p/>
     <w:p>
       <w:pPr>
         <w:pStyle w:val="ListBullet"/>
@@ -4575,96 +4977,85 @@
         <w:t>fundamento</w:t>
       </w:r>
     </w:p>
-    <w:p>
-      <w:pPr>
-        <w:pStyle w:val="Heading2"/>
-      </w:pPr>
-      <w:r>
-        <w:rPr>
-          <w:color w:val="4F81BD"/>
-          <w:sz w:val="28"/>
-        </w:rPr>
+    <w:p/>
+    <w:p>
+      <w:pPr>
+        <w:pStyle w:val="Heading2"/>
+      </w:pPr>
+      <w:r>
         <w:t>Veja também</w:t>
       </w:r>
     </w:p>
+    <w:p/>
     <w:p>
       <w:pPr>
         <w:pStyle w:val="ListBullet"/>
       </w:pPr>
       <w:r>
-        <w:t>02_MasterDictionary/VIDA/VIDA-0014.md</w:t>
-      </w:r>
-    </w:p>
-    <w:p>
-      <w:pPr>
-        <w:pStyle w:val="Heading2"/>
-      </w:pPr>
-      <w:r>
-        <w:rPr>
-          <w:color w:val="4F81BD"/>
-          <w:sz w:val="28"/>
-        </w:rPr>
+        <w:t>`02_MasterDictionary/VIDA/VIDA-0014.md`</w:t>
+      </w:r>
+    </w:p>
+    <w:p/>
+    <w:p>
+      <w:pPr>
+        <w:pStyle w:val="Heading2"/>
+      </w:pPr>
+      <w:r>
         <w:t>Histórico de revisão</w:t>
       </w:r>
     </w:p>
-    <w:p>
-      <w:r>
-        <w:rPr>
-          <w:rFonts w:ascii="Courier New" w:hAnsi="Courier New"/>
-          <w:sz w:val="16"/>
-        </w:rPr>
+    <w:p/>
+    <w:p>
+      <w:r>
         <w:t>| Data | Versão | Autor | Alteração |</w:t>
       </w:r>
     </w:p>
     <w:p>
       <w:r>
-        <w:rPr>
-          <w:rFonts w:ascii="Courier New" w:hAnsi="Courier New"/>
-          <w:sz w:val="16"/>
-        </w:rPr>
         <w:t>| --- | --- | --- | --- |</w:t>
       </w:r>
     </w:p>
     <w:p>
       <w:r>
-        <w:rPr>
-          <w:rFonts w:ascii="Courier New" w:hAnsi="Courier New"/>
-          <w:sz w:val="16"/>
-        </w:rPr>
         <w:t>| 2026-06-25 | 0.1 | JP-BR Insurance Knowledge Base | Criação inicial. |</w:t>
       </w:r>
     </w:p>
+    <w:p>
+      <w:r>
+        <w:t>| 2026-06-26 | 0.2 | JP-BR Insurance Knowledge Base | Inclusão de consulta japonesa, próximo passo seguro e limite comercial/compliance. |</w:t>
+      </w:r>
+    </w:p>
+    <w:p/>
+    <w:p>
+      <w:r>
+        <w:br w:type="page"/>
+      </w:r>
+    </w:p>
     <w:p/>
     <w:p>
       <w:pPr>
         <w:pStyle w:val="Heading1"/>
       </w:pPr>
       <w:r>
-        <w:rPr>
-          <w:color w:val="4F81BD"/>
-          <w:sz w:val="32"/>
-        </w:rPr>
         <w:t>FAQ-VIDA-0015 - Por quanto tempo preciso pagar?</w:t>
       </w:r>
     </w:p>
-    <w:p>
-      <w:pPr>
-        <w:pStyle w:val="Heading2"/>
-      </w:pPr>
-      <w:r>
-        <w:rPr>
-          <w:color w:val="4F81BD"/>
-          <w:sz w:val="28"/>
-        </w:rPr>
+    <w:p/>
+    <w:p>
+      <w:pPr>
+        <w:pStyle w:val="Heading2"/>
+      </w:pPr>
+      <w:r>
         <w:t>Controle</w:t>
       </w:r>
     </w:p>
+    <w:p/>
     <w:p>
       <w:pPr>
         <w:pStyle w:val="ListBullet"/>
       </w:pPr>
       <w:r>
-        <w:t>Versão: 0.1</w:t>
+        <w:t>Versão: 0.2</w:t>
       </w:r>
     </w:p>
     <w:p>
@@ -4688,123 +5079,165 @@
         <w:pStyle w:val="ListBullet"/>
       </w:pPr>
       <w:r>
-        <w:t>Histórico: Criação inicial.</w:t>
-      </w:r>
-    </w:p>
-    <w:p>
-      <w:pPr>
-        <w:pStyle w:val="Heading2"/>
-      </w:pPr>
-      <w:r>
-        <w:rPr>
-          <w:color w:val="4F81BD"/>
-          <w:sz w:val="28"/>
-        </w:rPr>
+        <w:t>Histórico: Criação inicial; reforço NotebookLM e compliance.</w:t>
+      </w:r>
+    </w:p>
+    <w:p/>
+    <w:p>
+      <w:pPr>
+        <w:pStyle w:val="Heading2"/>
+      </w:pPr>
+      <w:r>
         <w:t>Código</w:t>
       </w:r>
     </w:p>
+    <w:p/>
     <w:p>
       <w:r>
         <w:t>FAQ-VIDA-0015</w:t>
       </w:r>
     </w:p>
-    <w:p>
-      <w:pPr>
-        <w:pStyle w:val="Heading2"/>
-      </w:pPr>
-      <w:r>
-        <w:rPr>
-          <w:color w:val="4F81BD"/>
-          <w:sz w:val="28"/>
-        </w:rPr>
+    <w:p/>
+    <w:p>
+      <w:pPr>
+        <w:pStyle w:val="Heading2"/>
+      </w:pPr>
+      <w:r>
         <w:t>Categoria</w:t>
       </w:r>
     </w:p>
+    <w:p/>
     <w:p>
       <w:r>
         <w:t>VIDA</w:t>
       </w:r>
     </w:p>
-    <w:p>
-      <w:pPr>
-        <w:pStyle w:val="Heading2"/>
-      </w:pPr>
-      <w:r>
-        <w:rPr>
-          <w:color w:val="4F81BD"/>
-          <w:sz w:val="28"/>
-        </w:rPr>
+    <w:p/>
+    <w:p>
+      <w:pPr>
+        <w:pStyle w:val="Heading2"/>
+      </w:pPr>
+      <w:r>
         <w:t>Pergunta</w:t>
       </w:r>
     </w:p>
+    <w:p/>
     <w:p>
       <w:r>
         <w:t>Por quanto tempo preciso pagar?</w:t>
       </w:r>
     </w:p>
-    <w:p>
-      <w:pPr>
-        <w:pStyle w:val="Heading2"/>
-      </w:pPr>
-      <w:r>
-        <w:rPr>
-          <w:color w:val="4F81BD"/>
-          <w:sz w:val="28"/>
-        </w:rPr>
+    <w:p/>
+    <w:p>
+      <w:pPr>
+        <w:pStyle w:val="Heading2"/>
+      </w:pPr>
+      <w:r>
+        <w:t>Consulta natural em japonês</w:t>
+      </w:r>
+    </w:p>
+    <w:p/>
+    <w:p>
+      <w:pPr>
+        <w:pStyle w:val="ListBullet"/>
+      </w:pPr>
+      <w:r>
+        <w:t>生命保険料はいつまで払いますか。</w:t>
+      </w:r>
+    </w:p>
+    <w:p>
+      <w:pPr>
+        <w:pStyle w:val="ListBullet"/>
+      </w:pPr>
+      <w:r>
+        <w:t>払込期間をブラジル人のお客様にどう説明しますか。</w:t>
+      </w:r>
+    </w:p>
+    <w:p/>
+    <w:p>
+      <w:pPr>
+        <w:pStyle w:val="Heading2"/>
+      </w:pPr>
+      <w:r>
         <w:t>Situação de atendimento</w:t>
       </w:r>
     </w:p>
+    <w:p/>
     <w:p>
       <w:r>
         <w:t>Cliente brasileiro quer entender fundamentos de seguro de vida no Japão.</w:t>
       </w:r>
     </w:p>
-    <w:p>
-      <w:pPr>
-        <w:pStyle w:val="Heading2"/>
-      </w:pPr>
-      <w:r>
-        <w:rPr>
-          <w:color w:val="4F81BD"/>
-          <w:sz w:val="28"/>
-        </w:rPr>
+    <w:p/>
+    <w:p>
+      <w:pPr>
+        <w:pStyle w:val="Heading2"/>
+      </w:pPr>
+      <w:r>
         <w:t>Resposta técnica</w:t>
       </w:r>
     </w:p>
+    <w:p/>
     <w:p>
       <w:r>
         <w:t>Período durante o qual o contratante deve pagar os prêmios do seguro.</w:t>
       </w:r>
     </w:p>
-    <w:p>
-      <w:pPr>
-        <w:pStyle w:val="Heading2"/>
-      </w:pPr>
-      <w:r>
-        <w:rPr>
-          <w:color w:val="4F81BD"/>
-          <w:sz w:val="28"/>
-        </w:rPr>
+    <w:p/>
+    <w:p>
+      <w:pPr>
+        <w:pStyle w:val="Heading2"/>
+      </w:pPr>
+      <w:r>
         <w:t>Como responder ao cliente brasileiro</w:t>
       </w:r>
     </w:p>
+    <w:p/>
     <w:p>
       <w:r>
         <w:t>Alguns seguros são pagos por toda a vida, outros por um período definido.</w:t>
       </w:r>
     </w:p>
-    <w:p>
-      <w:pPr>
-        <w:pStyle w:val="Heading2"/>
-      </w:pPr>
-      <w:r>
-        <w:rPr>
-          <w:color w:val="4F81BD"/>
-          <w:sz w:val="28"/>
-        </w:rPr>
+    <w:p/>
+    <w:p>
+      <w:pPr>
+        <w:pStyle w:val="Heading2"/>
+      </w:pPr>
+      <w:r>
+        <w:t>Próximo passo seguro</w:t>
+      </w:r>
+    </w:p>
+    <w:p/>
+    <w:p>
+      <w:r>
+        <w:t>終身払、短期払、保険期間、払込満了、保障継続の関係を確認する。</w:t>
+      </w:r>
+    </w:p>
+    <w:p/>
+    <w:p>
+      <w:pPr>
+        <w:pStyle w:val="Heading2"/>
+      </w:pPr>
+      <w:r>
+        <w:t>Limite comercial/compliance</w:t>
+      </w:r>
+    </w:p>
+    <w:p/>
+    <w:p>
+      <w:r>
+        <w:t>払込終了と保障終了を混同せず、商品条件で確認する。</w:t>
+      </w:r>
+    </w:p>
+    <w:p/>
+    <w:p>
+      <w:pPr>
+        <w:pStyle w:val="Heading2"/>
+      </w:pPr>
+      <w:r>
         <w:t>Termos relacionados</w:t>
       </w:r>
     </w:p>
+    <w:p/>
     <w:p>
       <w:pPr>
         <w:pStyle w:val="ListBullet"/>
@@ -4813,18 +5246,16 @@
         <w:t>VIDA-0015 - 払込期間 - Período de pagamento</w:t>
       </w:r>
     </w:p>
-    <w:p>
-      <w:pPr>
-        <w:pStyle w:val="Heading2"/>
-      </w:pPr>
-      <w:r>
-        <w:rPr>
-          <w:color w:val="4F81BD"/>
-          <w:sz w:val="28"/>
-        </w:rPr>
+    <w:p/>
+    <w:p>
+      <w:pPr>
+        <w:pStyle w:val="Heading2"/>
+      </w:pPr>
+      <w:r>
         <w:t>Referências cruzadas</w:t>
       </w:r>
     </w:p>
+    <w:p/>
     <w:p>
       <w:pPr>
         <w:pStyle w:val="ListBullet"/>
@@ -4841,38 +5272,34 @@
         <w:t>CASE-VIDA-0005</w:t>
       </w:r>
     </w:p>
-    <w:p>
-      <w:pPr>
-        <w:pStyle w:val="Heading2"/>
-      </w:pPr>
-      <w:r>
-        <w:rPr>
-          <w:color w:val="4F81BD"/>
-          <w:sz w:val="28"/>
-        </w:rPr>
+    <w:p/>
+    <w:p>
+      <w:pPr>
+        <w:pStyle w:val="Heading2"/>
+      </w:pPr>
+      <w:r>
         <w:t>Referências</w:t>
       </w:r>
     </w:p>
+    <w:p/>
     <w:p>
       <w:pPr>
         <w:pStyle w:val="ListBullet"/>
       </w:pPr>
       <w:r>
-        <w:t>Documento interno: 02_MasterDictionary/VIDA/VIDA-0015.md</w:t>
-      </w:r>
-    </w:p>
-    <w:p>
-      <w:pPr>
-        <w:pStyle w:val="Heading2"/>
-      </w:pPr>
-      <w:r>
-        <w:rPr>
-          <w:color w:val="4F81BD"/>
-          <w:sz w:val="28"/>
-        </w:rPr>
+        <w:t>Documento interno: `02_MasterDictionary/VIDA/VIDA-0015.md`</w:t>
+      </w:r>
+    </w:p>
+    <w:p/>
+    <w:p>
+      <w:pPr>
+        <w:pStyle w:val="Heading2"/>
+      </w:pPr>
+      <w:r>
         <w:t>Tags</w:t>
       </w:r>
     </w:p>
+    <w:p/>
     <w:p>
       <w:pPr>
         <w:pStyle w:val="ListBullet"/>
@@ -4905,96 +5332,85 @@
         <w:t>fundamento</w:t>
       </w:r>
     </w:p>
-    <w:p>
-      <w:pPr>
-        <w:pStyle w:val="Heading2"/>
-      </w:pPr>
-      <w:r>
-        <w:rPr>
-          <w:color w:val="4F81BD"/>
-          <w:sz w:val="28"/>
-        </w:rPr>
+    <w:p/>
+    <w:p>
+      <w:pPr>
+        <w:pStyle w:val="Heading2"/>
+      </w:pPr>
+      <w:r>
         <w:t>Veja também</w:t>
       </w:r>
     </w:p>
+    <w:p/>
     <w:p>
       <w:pPr>
         <w:pStyle w:val="ListBullet"/>
       </w:pPr>
       <w:r>
-        <w:t>02_MasterDictionary/VIDA/VIDA-0015.md</w:t>
-      </w:r>
-    </w:p>
-    <w:p>
-      <w:pPr>
-        <w:pStyle w:val="Heading2"/>
-      </w:pPr>
-      <w:r>
-        <w:rPr>
-          <w:color w:val="4F81BD"/>
-          <w:sz w:val="28"/>
-        </w:rPr>
+        <w:t>`02_MasterDictionary/VIDA/VIDA-0015.md`</w:t>
+      </w:r>
+    </w:p>
+    <w:p/>
+    <w:p>
+      <w:pPr>
+        <w:pStyle w:val="Heading2"/>
+      </w:pPr>
+      <w:r>
         <w:t>Histórico de revisão</w:t>
       </w:r>
     </w:p>
-    <w:p>
-      <w:r>
-        <w:rPr>
-          <w:rFonts w:ascii="Courier New" w:hAnsi="Courier New"/>
-          <w:sz w:val="16"/>
-        </w:rPr>
+    <w:p/>
+    <w:p>
+      <w:r>
         <w:t>| Data | Versão | Autor | Alteração |</w:t>
       </w:r>
     </w:p>
     <w:p>
       <w:r>
-        <w:rPr>
-          <w:rFonts w:ascii="Courier New" w:hAnsi="Courier New"/>
-          <w:sz w:val="16"/>
-        </w:rPr>
         <w:t>| --- | --- | --- | --- |</w:t>
       </w:r>
     </w:p>
     <w:p>
       <w:r>
-        <w:rPr>
-          <w:rFonts w:ascii="Courier New" w:hAnsi="Courier New"/>
-          <w:sz w:val="16"/>
-        </w:rPr>
         <w:t>| 2026-06-25 | 0.1 | JP-BR Insurance Knowledge Base | Criação inicial. |</w:t>
       </w:r>
     </w:p>
+    <w:p>
+      <w:r>
+        <w:t>| 2026-06-26 | 0.2 | JP-BR Insurance Knowledge Base | Inclusão de consulta japonesa, próximo passo seguro e limite comercial/compliance. |</w:t>
+      </w:r>
+    </w:p>
+    <w:p/>
+    <w:p>
+      <w:r>
+        <w:br w:type="page"/>
+      </w:r>
+    </w:p>
     <w:p/>
     <w:p>
       <w:pPr>
         <w:pStyle w:val="Heading1"/>
       </w:pPr>
       <w:r>
-        <w:rPr>
-          <w:color w:val="4F81BD"/>
-          <w:sz w:val="32"/>
-        </w:rPr>
         <w:t>FAQ-VIDA-0016 - Por quanto tempo o seguro fica válido?</w:t>
       </w:r>
     </w:p>
-    <w:p>
-      <w:pPr>
-        <w:pStyle w:val="Heading2"/>
-      </w:pPr>
-      <w:r>
-        <w:rPr>
-          <w:color w:val="4F81BD"/>
-          <w:sz w:val="28"/>
-        </w:rPr>
+    <w:p/>
+    <w:p>
+      <w:pPr>
+        <w:pStyle w:val="Heading2"/>
+      </w:pPr>
+      <w:r>
         <w:t>Controle</w:t>
       </w:r>
     </w:p>
+    <w:p/>
     <w:p>
       <w:pPr>
         <w:pStyle w:val="ListBullet"/>
       </w:pPr>
       <w:r>
-        <w:t>Versão: 0.1</w:t>
+        <w:t>Versão: 0.2</w:t>
       </w:r>
     </w:p>
     <w:p>
@@ -5018,123 +5434,165 @@
         <w:pStyle w:val="ListBullet"/>
       </w:pPr>
       <w:r>
-        <w:t>Histórico: Criação inicial.</w:t>
-      </w:r>
-    </w:p>
-    <w:p>
-      <w:pPr>
-        <w:pStyle w:val="Heading2"/>
-      </w:pPr>
-      <w:r>
-        <w:rPr>
-          <w:color w:val="4F81BD"/>
-          <w:sz w:val="28"/>
-        </w:rPr>
+        <w:t>Histórico: Criação inicial; reforço NotebookLM e compliance.</w:t>
+      </w:r>
+    </w:p>
+    <w:p/>
+    <w:p>
+      <w:pPr>
+        <w:pStyle w:val="Heading2"/>
+      </w:pPr>
+      <w:r>
         <w:t>Código</w:t>
       </w:r>
     </w:p>
+    <w:p/>
     <w:p>
       <w:r>
         <w:t>FAQ-VIDA-0016</w:t>
       </w:r>
     </w:p>
-    <w:p>
-      <w:pPr>
-        <w:pStyle w:val="Heading2"/>
-      </w:pPr>
-      <w:r>
-        <w:rPr>
-          <w:color w:val="4F81BD"/>
-          <w:sz w:val="28"/>
-        </w:rPr>
+    <w:p/>
+    <w:p>
+      <w:pPr>
+        <w:pStyle w:val="Heading2"/>
+      </w:pPr>
+      <w:r>
         <w:t>Categoria</w:t>
       </w:r>
     </w:p>
+    <w:p/>
     <w:p>
       <w:r>
         <w:t>VIDA</w:t>
       </w:r>
     </w:p>
-    <w:p>
-      <w:pPr>
-        <w:pStyle w:val="Heading2"/>
-      </w:pPr>
-      <w:r>
-        <w:rPr>
-          <w:color w:val="4F81BD"/>
-          <w:sz w:val="28"/>
-        </w:rPr>
+    <w:p/>
+    <w:p>
+      <w:pPr>
+        <w:pStyle w:val="Heading2"/>
+      </w:pPr>
+      <w:r>
         <w:t>Pergunta</w:t>
       </w:r>
     </w:p>
+    <w:p/>
     <w:p>
       <w:r>
         <w:t>Por quanto tempo o seguro fica válido?</w:t>
       </w:r>
     </w:p>
-    <w:p>
-      <w:pPr>
-        <w:pStyle w:val="Heading2"/>
-      </w:pPr>
-      <w:r>
-        <w:rPr>
-          <w:color w:val="4F81BD"/>
-          <w:sz w:val="28"/>
-        </w:rPr>
+    <w:p/>
+    <w:p>
+      <w:pPr>
+        <w:pStyle w:val="Heading2"/>
+      </w:pPr>
+      <w:r>
+        <w:t>Consulta natural em japonês</w:t>
+      </w:r>
+    </w:p>
+    <w:p/>
+    <w:p>
+      <w:pPr>
+        <w:pStyle w:val="ListBullet"/>
+      </w:pPr>
+      <w:r>
+        <w:t>生命保険の保障期間はどれくらいですか。</w:t>
+      </w:r>
+    </w:p>
+    <w:p>
+      <w:pPr>
+        <w:pStyle w:val="ListBullet"/>
+      </w:pPr>
+      <w:r>
+        <w:t>保険期間をブラジル人のお客様にどう説明しますか。</w:t>
+      </w:r>
+    </w:p>
+    <w:p/>
+    <w:p>
+      <w:pPr>
+        <w:pStyle w:val="Heading2"/>
+      </w:pPr>
+      <w:r>
         <w:t>Situação de atendimento</w:t>
       </w:r>
     </w:p>
+    <w:p/>
     <w:p>
       <w:r>
         <w:t>Cliente brasileiro quer entender fundamentos de seguro de vida no Japão.</w:t>
       </w:r>
     </w:p>
-    <w:p>
-      <w:pPr>
-        <w:pStyle w:val="Heading2"/>
-      </w:pPr>
-      <w:r>
-        <w:rPr>
-          <w:color w:val="4F81BD"/>
-          <w:sz w:val="28"/>
-        </w:rPr>
+    <w:p/>
+    <w:p>
+      <w:pPr>
+        <w:pStyle w:val="Heading2"/>
+      </w:pPr>
+      <w:r>
         <w:t>Resposta técnica</w:t>
       </w:r>
     </w:p>
+    <w:p/>
     <w:p>
       <w:r>
         <w:t>Período durante o qual a cobertura do seguro permanece válida, conforme contrato.</w:t>
       </w:r>
     </w:p>
-    <w:p>
-      <w:pPr>
-        <w:pStyle w:val="Heading2"/>
-      </w:pPr>
-      <w:r>
-        <w:rPr>
-          <w:color w:val="4F81BD"/>
-          <w:sz w:val="28"/>
-        </w:rPr>
+    <w:p/>
+    <w:p>
+      <w:pPr>
+        <w:pStyle w:val="Heading2"/>
+      </w:pPr>
+      <w:r>
         <w:t>Como responder ao cliente brasileiro</w:t>
       </w:r>
     </w:p>
+    <w:p/>
     <w:p>
       <w:r>
         <w:t>Precisamos separar o período de pagamento do período de cobertura, porque podem ser diferentes.</w:t>
       </w:r>
     </w:p>
-    <w:p>
-      <w:pPr>
-        <w:pStyle w:val="Heading2"/>
-      </w:pPr>
-      <w:r>
-        <w:rPr>
-          <w:color w:val="4F81BD"/>
-          <w:sz w:val="28"/>
-        </w:rPr>
+    <w:p/>
+    <w:p>
+      <w:pPr>
+        <w:pStyle w:val="Heading2"/>
+      </w:pPr>
+      <w:r>
+        <w:t>Próximo passo seguro</w:t>
+      </w:r>
+    </w:p>
+    <w:p/>
+    <w:p>
+      <w:r>
+        <w:t>定期・終身・満期、更新、保障終了日、払込期間を確認する。</w:t>
+      </w:r>
+    </w:p>
+    <w:p/>
+    <w:p>
+      <w:pPr>
+        <w:pStyle w:val="Heading2"/>
+      </w:pPr>
+      <w:r>
+        <w:t>Limite comercial/compliance</w:t>
+      </w:r>
+    </w:p>
+    <w:p/>
+    <w:p>
+      <w:r>
+        <w:t>保障が一生続くかどうかは商品により異なるため、証券で確認する。</w:t>
+      </w:r>
+    </w:p>
+    <w:p/>
+    <w:p>
+      <w:pPr>
+        <w:pStyle w:val="Heading2"/>
+      </w:pPr>
+      <w:r>
         <w:t>Termos relacionados</w:t>
       </w:r>
     </w:p>
+    <w:p/>
     <w:p>
       <w:pPr>
         <w:pStyle w:val="ListBullet"/>
@@ -5143,18 +5601,16 @@
         <w:t>VIDA-0016 - 保険期間 - Período de cobertura</w:t>
       </w:r>
     </w:p>
-    <w:p>
-      <w:pPr>
-        <w:pStyle w:val="Heading2"/>
-      </w:pPr>
-      <w:r>
-        <w:rPr>
-          <w:color w:val="4F81BD"/>
-          <w:sz w:val="28"/>
-        </w:rPr>
+    <w:p/>
+    <w:p>
+      <w:pPr>
+        <w:pStyle w:val="Heading2"/>
+      </w:pPr>
+      <w:r>
         <w:t>Referências cruzadas</w:t>
       </w:r>
     </w:p>
+    <w:p/>
     <w:p>
       <w:pPr>
         <w:pStyle w:val="ListBullet"/>
@@ -5171,38 +5627,34 @@
         <w:t>CASE-VIDA-0006</w:t>
       </w:r>
     </w:p>
-    <w:p>
-      <w:pPr>
-        <w:pStyle w:val="Heading2"/>
-      </w:pPr>
-      <w:r>
-        <w:rPr>
-          <w:color w:val="4F81BD"/>
-          <w:sz w:val="28"/>
-        </w:rPr>
+    <w:p/>
+    <w:p>
+      <w:pPr>
+        <w:pStyle w:val="Heading2"/>
+      </w:pPr>
+      <w:r>
         <w:t>Referências</w:t>
       </w:r>
     </w:p>
+    <w:p/>
     <w:p>
       <w:pPr>
         <w:pStyle w:val="ListBullet"/>
       </w:pPr>
       <w:r>
-        <w:t>Documento interno: 02_MasterDictionary/VIDA/VIDA-0016.md</w:t>
-      </w:r>
-    </w:p>
-    <w:p>
-      <w:pPr>
-        <w:pStyle w:val="Heading2"/>
-      </w:pPr>
-      <w:r>
-        <w:rPr>
-          <w:color w:val="4F81BD"/>
-          <w:sz w:val="28"/>
-        </w:rPr>
+        <w:t>Documento interno: `02_MasterDictionary/VIDA/VIDA-0016.md`</w:t>
+      </w:r>
+    </w:p>
+    <w:p/>
+    <w:p>
+      <w:pPr>
+        <w:pStyle w:val="Heading2"/>
+      </w:pPr>
+      <w:r>
         <w:t>Tags</w:t>
       </w:r>
     </w:p>
+    <w:p/>
     <w:p>
       <w:pPr>
         <w:pStyle w:val="ListBullet"/>
@@ -5235,96 +5687,85 @@
         <w:t>fundamento</w:t>
       </w:r>
     </w:p>
-    <w:p>
-      <w:pPr>
-        <w:pStyle w:val="Heading2"/>
-      </w:pPr>
-      <w:r>
-        <w:rPr>
-          <w:color w:val="4F81BD"/>
-          <w:sz w:val="28"/>
-        </w:rPr>
+    <w:p/>
+    <w:p>
+      <w:pPr>
+        <w:pStyle w:val="Heading2"/>
+      </w:pPr>
+      <w:r>
         <w:t>Veja também</w:t>
       </w:r>
     </w:p>
+    <w:p/>
     <w:p>
       <w:pPr>
         <w:pStyle w:val="ListBullet"/>
       </w:pPr>
       <w:r>
-        <w:t>02_MasterDictionary/VIDA/VIDA-0016.md</w:t>
-      </w:r>
-    </w:p>
-    <w:p>
-      <w:pPr>
-        <w:pStyle w:val="Heading2"/>
-      </w:pPr>
-      <w:r>
-        <w:rPr>
-          <w:color w:val="4F81BD"/>
-          <w:sz w:val="28"/>
-        </w:rPr>
+        <w:t>`02_MasterDictionary/VIDA/VIDA-0016.md`</w:t>
+      </w:r>
+    </w:p>
+    <w:p/>
+    <w:p>
+      <w:pPr>
+        <w:pStyle w:val="Heading2"/>
+      </w:pPr>
+      <w:r>
         <w:t>Histórico de revisão</w:t>
       </w:r>
     </w:p>
-    <w:p>
-      <w:r>
-        <w:rPr>
-          <w:rFonts w:ascii="Courier New" w:hAnsi="Courier New"/>
-          <w:sz w:val="16"/>
-        </w:rPr>
+    <w:p/>
+    <w:p>
+      <w:r>
         <w:t>| Data | Versão | Autor | Alteração |</w:t>
       </w:r>
     </w:p>
     <w:p>
       <w:r>
-        <w:rPr>
-          <w:rFonts w:ascii="Courier New" w:hAnsi="Courier New"/>
-          <w:sz w:val="16"/>
-        </w:rPr>
         <w:t>| --- | --- | --- | --- |</w:t>
       </w:r>
     </w:p>
     <w:p>
       <w:r>
-        <w:rPr>
-          <w:rFonts w:ascii="Courier New" w:hAnsi="Courier New"/>
-          <w:sz w:val="16"/>
-        </w:rPr>
         <w:t>| 2026-06-25 | 0.1 | JP-BR Insurance Knowledge Base | Criação inicial. |</w:t>
       </w:r>
     </w:p>
+    <w:p>
+      <w:r>
+        <w:t>| 2026-06-26 | 0.2 | JP-BR Insurance Knowledge Base | Inclusão de consulta japonesa, próximo passo seguro e limite comercial/compliance. |</w:t>
+      </w:r>
+    </w:p>
+    <w:p/>
+    <w:p>
+      <w:r>
+        <w:br w:type="page"/>
+      </w:r>
+    </w:p>
     <w:p/>
     <w:p>
       <w:pPr>
         <w:pStyle w:val="Heading1"/>
       </w:pPr>
       <w:r>
-        <w:rPr>
-          <w:color w:val="4F81BD"/>
-          <w:sz w:val="32"/>
-        </w:rPr>
         <w:t>FAQ-VIDA-0017 - Recebo dinheiro se cancelar?</w:t>
       </w:r>
     </w:p>
-    <w:p>
-      <w:pPr>
-        <w:pStyle w:val="Heading2"/>
-      </w:pPr>
-      <w:r>
-        <w:rPr>
-          <w:color w:val="4F81BD"/>
-          <w:sz w:val="28"/>
-        </w:rPr>
+    <w:p/>
+    <w:p>
+      <w:pPr>
+        <w:pStyle w:val="Heading2"/>
+      </w:pPr>
+      <w:r>
         <w:t>Controle</w:t>
       </w:r>
     </w:p>
+    <w:p/>
     <w:p>
       <w:pPr>
         <w:pStyle w:val="ListBullet"/>
       </w:pPr>
       <w:r>
-        <w:t>Versão: 0.1</w:t>
+        <w:t>Versão: 0.2</w:t>
       </w:r>
     </w:p>
     <w:p>
@@ -5348,123 +5789,165 @@
         <w:pStyle w:val="ListBullet"/>
       </w:pPr>
       <w:r>
-        <w:t>Histórico: Criação inicial.</w:t>
-      </w:r>
-    </w:p>
-    <w:p>
-      <w:pPr>
-        <w:pStyle w:val="Heading2"/>
-      </w:pPr>
-      <w:r>
-        <w:rPr>
-          <w:color w:val="4F81BD"/>
-          <w:sz w:val="28"/>
-        </w:rPr>
+        <w:t>Histórico: Criação inicial; reforço NotebookLM e compliance.</w:t>
+      </w:r>
+    </w:p>
+    <w:p/>
+    <w:p>
+      <w:pPr>
+        <w:pStyle w:val="Heading2"/>
+      </w:pPr>
+      <w:r>
         <w:t>Código</w:t>
       </w:r>
     </w:p>
+    <w:p/>
     <w:p>
       <w:r>
         <w:t>FAQ-VIDA-0017</w:t>
       </w:r>
     </w:p>
-    <w:p>
-      <w:pPr>
-        <w:pStyle w:val="Heading2"/>
-      </w:pPr>
-      <w:r>
-        <w:rPr>
-          <w:color w:val="4F81BD"/>
-          <w:sz w:val="28"/>
-        </w:rPr>
+    <w:p/>
+    <w:p>
+      <w:pPr>
+        <w:pStyle w:val="Heading2"/>
+      </w:pPr>
+      <w:r>
         <w:t>Categoria</w:t>
       </w:r>
     </w:p>
+    <w:p/>
     <w:p>
       <w:r>
         <w:t>VIDA</w:t>
       </w:r>
     </w:p>
-    <w:p>
-      <w:pPr>
-        <w:pStyle w:val="Heading2"/>
-      </w:pPr>
-      <w:r>
-        <w:rPr>
-          <w:color w:val="4F81BD"/>
-          <w:sz w:val="28"/>
-        </w:rPr>
+    <w:p/>
+    <w:p>
+      <w:pPr>
+        <w:pStyle w:val="Heading2"/>
+      </w:pPr>
+      <w:r>
         <w:t>Pergunta</w:t>
       </w:r>
     </w:p>
+    <w:p/>
     <w:p>
       <w:r>
         <w:t>Recebo dinheiro se cancelar?</w:t>
       </w:r>
     </w:p>
-    <w:p>
-      <w:pPr>
-        <w:pStyle w:val="Heading2"/>
-      </w:pPr>
-      <w:r>
-        <w:rPr>
-          <w:color w:val="4F81BD"/>
-          <w:sz w:val="28"/>
-        </w:rPr>
+    <w:p/>
+    <w:p>
+      <w:pPr>
+        <w:pStyle w:val="Heading2"/>
+      </w:pPr>
+      <w:r>
+        <w:t>Consulta natural em japonês</w:t>
+      </w:r>
+    </w:p>
+    <w:p/>
+    <w:p>
+      <w:pPr>
+        <w:pStyle w:val="ListBullet"/>
+      </w:pPr>
+      <w:r>
+        <w:t>生命保険を解約するとお金は戻りますか。</w:t>
+      </w:r>
+    </w:p>
+    <w:p>
+      <w:pPr>
+        <w:pStyle w:val="ListBullet"/>
+      </w:pPr>
+      <w:r>
+        <w:t>解約返戻金をブラジル人のお客様にどう説明しますか。</w:t>
+      </w:r>
+    </w:p>
+    <w:p/>
+    <w:p>
+      <w:pPr>
+        <w:pStyle w:val="Heading2"/>
+      </w:pPr>
+      <w:r>
         <w:t>Situação de atendimento</w:t>
       </w:r>
     </w:p>
+    <w:p/>
     <w:p>
       <w:r>
         <w:t>Cliente brasileiro quer entender fundamentos de seguro de vida no Japão.</w:t>
       </w:r>
     </w:p>
-    <w:p>
-      <w:pPr>
-        <w:pStyle w:val="Heading2"/>
-      </w:pPr>
-      <w:r>
-        <w:rPr>
-          <w:color w:val="4F81BD"/>
-          <w:sz w:val="28"/>
-        </w:rPr>
+    <w:p/>
+    <w:p>
+      <w:pPr>
+        <w:pStyle w:val="Heading2"/>
+      </w:pPr>
+      <w:r>
         <w:t>Resposta técnica</w:t>
       </w:r>
     </w:p>
+    <w:p/>
     <w:p>
       <w:r>
         <w:t>Valor que pode ser devolvido ao cancelar certos contratos, conforme regras, tempo decorrido e tipo de produto.</w:t>
       </w:r>
     </w:p>
-    <w:p>
-      <w:pPr>
-        <w:pStyle w:val="Heading2"/>
-      </w:pPr>
-      <w:r>
-        <w:rPr>
-          <w:color w:val="4F81BD"/>
-          <w:sz w:val="28"/>
-        </w:rPr>
+    <w:p/>
+    <w:p>
+      <w:pPr>
+        <w:pStyle w:val="Heading2"/>
+      </w:pPr>
+      <w:r>
         <w:t>Como responder ao cliente brasileiro</w:t>
       </w:r>
     </w:p>
+    <w:p/>
     <w:p>
       <w:r>
         <w:t>Nem todo seguro tem resgate. Quando existe, o valor depende do contrato e do tempo pago.</w:t>
       </w:r>
     </w:p>
-    <w:p>
-      <w:pPr>
-        <w:pStyle w:val="Heading2"/>
-      </w:pPr>
-      <w:r>
-        <w:rPr>
-          <w:color w:val="4F81BD"/>
-          <w:sz w:val="28"/>
-        </w:rPr>
+    <w:p/>
+    <w:p>
+      <w:pPr>
+        <w:pStyle w:val="Heading2"/>
+      </w:pPr>
+      <w:r>
+        <w:t>Próximo passo seguro</w:t>
+      </w:r>
+    </w:p>
+    <w:p/>
+    <w:p>
+      <w:r>
+        <w:t>解約返戻金の有無、時期、金額、税務、保障終了を確認する。</w:t>
+      </w:r>
+    </w:p>
+    <w:p/>
+    <w:p>
+      <w:pPr>
+        <w:pStyle w:val="Heading2"/>
+      </w:pPr>
+      <w:r>
+        <w:t>Limite comercial/compliance</w:t>
+      </w:r>
+    </w:p>
+    <w:p/>
+    <w:p>
+      <w:r>
+        <w:t>返戻金額を概算で確定せず、保険会社の正式計算を確認する。</w:t>
+      </w:r>
+    </w:p>
+    <w:p/>
+    <w:p>
+      <w:pPr>
+        <w:pStyle w:val="Heading2"/>
+      </w:pPr>
+      <w:r>
         <w:t>Termos relacionados</w:t>
       </w:r>
     </w:p>
+    <w:p/>
     <w:p>
       <w:pPr>
         <w:pStyle w:val="ListBullet"/>
@@ -5473,18 +5956,16 @@
         <w:t>VIDA-0017 - 解約返戻金 - Valor de resgate por cancelamento</w:t>
       </w:r>
     </w:p>
-    <w:p>
-      <w:pPr>
-        <w:pStyle w:val="Heading2"/>
-      </w:pPr>
-      <w:r>
-        <w:rPr>
-          <w:color w:val="4F81BD"/>
-          <w:sz w:val="28"/>
-        </w:rPr>
+    <w:p/>
+    <w:p>
+      <w:pPr>
+        <w:pStyle w:val="Heading2"/>
+      </w:pPr>
+      <w:r>
         <w:t>Referências cruzadas</w:t>
       </w:r>
     </w:p>
+    <w:p/>
     <w:p>
       <w:pPr>
         <w:pStyle w:val="ListBullet"/>
@@ -5501,38 +5982,34 @@
         <w:t>CASE-VIDA-0006</w:t>
       </w:r>
     </w:p>
-    <w:p>
-      <w:pPr>
-        <w:pStyle w:val="Heading2"/>
-      </w:pPr>
-      <w:r>
-        <w:rPr>
-          <w:color w:val="4F81BD"/>
-          <w:sz w:val="28"/>
-        </w:rPr>
+    <w:p/>
+    <w:p>
+      <w:pPr>
+        <w:pStyle w:val="Heading2"/>
+      </w:pPr>
+      <w:r>
         <w:t>Referências</w:t>
       </w:r>
     </w:p>
+    <w:p/>
     <w:p>
       <w:pPr>
         <w:pStyle w:val="ListBullet"/>
       </w:pPr>
       <w:r>
-        <w:t>Documento interno: 02_MasterDictionary/VIDA/VIDA-0017.md</w:t>
-      </w:r>
-    </w:p>
-    <w:p>
-      <w:pPr>
-        <w:pStyle w:val="Heading2"/>
-      </w:pPr>
-      <w:r>
-        <w:rPr>
-          <w:color w:val="4F81BD"/>
-          <w:sz w:val="28"/>
-        </w:rPr>
+        <w:t>Documento interno: `02_MasterDictionary/VIDA/VIDA-0017.md`</w:t>
+      </w:r>
+    </w:p>
+    <w:p/>
+    <w:p>
+      <w:pPr>
+        <w:pStyle w:val="Heading2"/>
+      </w:pPr>
+      <w:r>
         <w:t>Tags</w:t>
       </w:r>
     </w:p>
+    <w:p/>
     <w:p>
       <w:pPr>
         <w:pStyle w:val="ListBullet"/>
@@ -5565,90 +6042,79 @@
         <w:t>fundamento</w:t>
       </w:r>
     </w:p>
-    <w:p>
-      <w:pPr>
-        <w:pStyle w:val="Heading2"/>
-      </w:pPr>
-      <w:r>
-        <w:rPr>
-          <w:color w:val="4F81BD"/>
-          <w:sz w:val="28"/>
-        </w:rPr>
+    <w:p/>
+    <w:p>
+      <w:pPr>
+        <w:pStyle w:val="Heading2"/>
+      </w:pPr>
+      <w:r>
         <w:t>Veja também</w:t>
       </w:r>
     </w:p>
+    <w:p/>
     <w:p>
       <w:pPr>
         <w:pStyle w:val="ListBullet"/>
       </w:pPr>
       <w:r>
-        <w:t>02_MasterDictionary/VIDA/VIDA-0017.md</w:t>
-      </w:r>
-    </w:p>
-    <w:p>
-      <w:pPr>
-        <w:pStyle w:val="Heading2"/>
-      </w:pPr>
-      <w:r>
-        <w:rPr>
-          <w:color w:val="4F81BD"/>
-          <w:sz w:val="28"/>
-        </w:rPr>
+        <w:t>`02_MasterDictionary/VIDA/VIDA-0017.md`</w:t>
+      </w:r>
+    </w:p>
+    <w:p/>
+    <w:p>
+      <w:pPr>
+        <w:pStyle w:val="Heading2"/>
+      </w:pPr>
+      <w:r>
         <w:t>Histórico de revisão</w:t>
       </w:r>
     </w:p>
-    <w:p>
-      <w:r>
-        <w:rPr>
-          <w:rFonts w:ascii="Courier New" w:hAnsi="Courier New"/>
-          <w:sz w:val="16"/>
-        </w:rPr>
+    <w:p/>
+    <w:p>
+      <w:r>
         <w:t>| Data | Versão | Autor | Alteração |</w:t>
       </w:r>
     </w:p>
     <w:p>
       <w:r>
-        <w:rPr>
-          <w:rFonts w:ascii="Courier New" w:hAnsi="Courier New"/>
-          <w:sz w:val="16"/>
-        </w:rPr>
         <w:t>| --- | --- | --- | --- |</w:t>
       </w:r>
     </w:p>
     <w:p>
       <w:r>
-        <w:rPr>
-          <w:rFonts w:ascii="Courier New" w:hAnsi="Courier New"/>
-          <w:sz w:val="16"/>
-        </w:rPr>
         <w:t>| 2026-06-25 | 0.1 | JP-BR Insurance Knowledge Base | Criação inicial. |</w:t>
       </w:r>
     </w:p>
+    <w:p>
+      <w:r>
+        <w:t>| 2026-06-26 | 0.2 | JP-BR Insurance Knowledge Base | Inclusão de consulta japonesa, próximo passo seguro e limite comercial/compliance. |</w:t>
+      </w:r>
+    </w:p>
+    <w:p/>
+    <w:p>
+      <w:r>
+        <w:br w:type="page"/>
+      </w:r>
+    </w:p>
     <w:p/>
     <w:p>
       <w:pPr>
         <w:pStyle w:val="Heading1"/>
       </w:pPr>
       <w:r>
-        <w:rPr>
-          <w:color w:val="4F81BD"/>
-          <w:sz w:val="32"/>
-        </w:rPr>
         <w:t>FAQ-VIDA-0018 - Por que preciso declarar minha saúde?</w:t>
       </w:r>
     </w:p>
-    <w:p>
-      <w:pPr>
-        <w:pStyle w:val="Heading2"/>
-      </w:pPr>
-      <w:r>
-        <w:rPr>
-          <w:color w:val="4F81BD"/>
-          <w:sz w:val="28"/>
-        </w:rPr>
+    <w:p/>
+    <w:p>
+      <w:pPr>
+        <w:pStyle w:val="Heading2"/>
+      </w:pPr>
+      <w:r>
         <w:t>Controle</w:t>
       </w:r>
     </w:p>
+    <w:p/>
     <w:p>
       <w:pPr>
         <w:pStyle w:val="ListBullet"/>
@@ -5681,103 +6147,91 @@
         <w:t>Histórico: Criação inicial; reforço de consulta japonesa, próximo passo e limite comercial.</w:t>
       </w:r>
     </w:p>
-    <w:p>
-      <w:pPr>
-        <w:pStyle w:val="Heading2"/>
-      </w:pPr>
-      <w:r>
-        <w:rPr>
-          <w:color w:val="4F81BD"/>
-          <w:sz w:val="28"/>
-        </w:rPr>
+    <w:p/>
+    <w:p>
+      <w:pPr>
+        <w:pStyle w:val="Heading2"/>
+      </w:pPr>
+      <w:r>
         <w:t>Código</w:t>
       </w:r>
     </w:p>
+    <w:p/>
     <w:p>
       <w:r>
         <w:t>FAQ-VIDA-0018</w:t>
       </w:r>
     </w:p>
-    <w:p>
-      <w:pPr>
-        <w:pStyle w:val="Heading2"/>
-      </w:pPr>
-      <w:r>
-        <w:rPr>
-          <w:color w:val="4F81BD"/>
-          <w:sz w:val="28"/>
-        </w:rPr>
+    <w:p/>
+    <w:p>
+      <w:pPr>
+        <w:pStyle w:val="Heading2"/>
+      </w:pPr>
+      <w:r>
         <w:t>Categoria</w:t>
       </w:r>
     </w:p>
+    <w:p/>
     <w:p>
       <w:r>
         <w:t>VIDA</w:t>
       </w:r>
     </w:p>
-    <w:p>
-      <w:pPr>
-        <w:pStyle w:val="Heading2"/>
-      </w:pPr>
-      <w:r>
-        <w:rPr>
-          <w:color w:val="4F81BD"/>
-          <w:sz w:val="28"/>
-        </w:rPr>
+    <w:p/>
+    <w:p>
+      <w:pPr>
+        <w:pStyle w:val="Heading2"/>
+      </w:pPr>
+      <w:r>
         <w:t>Pergunta</w:t>
       </w:r>
     </w:p>
+    <w:p/>
     <w:p>
       <w:r>
         <w:t>Por que preciso declarar minha saúde?</w:t>
       </w:r>
     </w:p>
-    <w:p>
-      <w:pPr>
-        <w:pStyle w:val="Heading2"/>
-      </w:pPr>
-      <w:r>
-        <w:rPr>
-          <w:color w:val="4F81BD"/>
-          <w:sz w:val="28"/>
-        </w:rPr>
+    <w:p/>
+    <w:p>
+      <w:pPr>
+        <w:pStyle w:val="Heading2"/>
+      </w:pPr>
+      <w:r>
         <w:t>Situação de atendimento</w:t>
       </w:r>
     </w:p>
+    <w:p/>
     <w:p>
       <w:r>
         <w:t>Cliente brasileiro quer entender fundamentos de seguro de vida no Japão.</w:t>
       </w:r>
     </w:p>
-    <w:p>
-      <w:pPr>
-        <w:pStyle w:val="Heading2"/>
-      </w:pPr>
-      <w:r>
-        <w:rPr>
-          <w:color w:val="4F81BD"/>
-          <w:sz w:val="28"/>
-        </w:rPr>
+    <w:p/>
+    <w:p>
+      <w:pPr>
+        <w:pStyle w:val="Heading2"/>
+      </w:pPr>
+      <w:r>
         <w:t>Resposta técnica</w:t>
       </w:r>
     </w:p>
+    <w:p/>
     <w:p>
       <w:r>
         <w:t>Dever de declarar corretamente informações de saúde e outros dados solicitados na contratação.</w:t>
       </w:r>
     </w:p>
-    <w:p>
-      <w:pPr>
-        <w:pStyle w:val="Heading2"/>
-      </w:pPr>
-      <w:r>
-        <w:rPr>
-          <w:color w:val="4F81BD"/>
-          <w:sz w:val="28"/>
-        </w:rPr>
+    <w:p/>
+    <w:p>
+      <w:pPr>
+        <w:pStyle w:val="Heading2"/>
+      </w:pPr>
+      <w:r>
         <w:t>Consulta natural em japonês</w:t>
       </w:r>
     </w:p>
+    <w:p/>
     <w:p>
       <w:pPr>
         <w:pStyle w:val="ListBullet"/>
@@ -5794,69 +6248,61 @@
         <w:t>健康状態を正しく申告しないと、どんな問題がありますか。</w:t>
       </w:r>
     </w:p>
-    <w:p>
-      <w:pPr>
-        <w:pStyle w:val="Heading2"/>
-      </w:pPr>
-      <w:r>
-        <w:rPr>
-          <w:color w:val="4F81BD"/>
-          <w:sz w:val="28"/>
-        </w:rPr>
+    <w:p/>
+    <w:p>
+      <w:pPr>
+        <w:pStyle w:val="Heading2"/>
+      </w:pPr>
+      <w:r>
         <w:t>Como responder ao cliente brasileiro</w:t>
       </w:r>
     </w:p>
+    <w:p/>
     <w:p>
       <w:r>
         <w:t>A declaração de saúde precisa ser verdadeira e completa. Se alguma informação importante estiver errada ou for omitida, a seguradora pode aceitar com condição, recusar a contratação, investigar o caso ou questionar o pagamento no futuro, conforme o contrato e as regras aplicáveis.</w:t>
       </w:r>
     </w:p>
-    <w:p>
-      <w:pPr>
-        <w:pStyle w:val="Heading2"/>
-      </w:pPr>
-      <w:r>
-        <w:rPr>
-          <w:color w:val="4F81BD"/>
-          <w:sz w:val="28"/>
-        </w:rPr>
+    <w:p/>
+    <w:p>
+      <w:pPr>
+        <w:pStyle w:val="Heading2"/>
+      </w:pPr>
+      <w:r>
         <w:t>Limite comercial/compliance</w:t>
       </w:r>
     </w:p>
+    <w:p/>
     <w:p>
       <w:r>
         <w:t>O corretor deve explicar a importância da declaração correta, mas não deve decidir aceitação, cobertura ou pagamento. A decisão depende da análise formal da seguradora.</w:t>
       </w:r>
     </w:p>
-    <w:p>
-      <w:pPr>
-        <w:pStyle w:val="Heading2"/>
-      </w:pPr>
-      <w:r>
-        <w:rPr>
-          <w:color w:val="4F81BD"/>
-          <w:sz w:val="28"/>
-        </w:rPr>
+    <w:p/>
+    <w:p>
+      <w:pPr>
+        <w:pStyle w:val="Heading2"/>
+      </w:pPr>
+      <w:r>
         <w:t>Próximo passo seguro</w:t>
       </w:r>
     </w:p>
+    <w:p/>
     <w:p>
       <w:r>
         <w:t>Orientar o cliente a responder exatamente ao que foi perguntado no formulário, conferir datas, tratamentos e medicamentos, e pedir confirmação à seguradora quando houver dúvida sobre como declarar.</w:t>
       </w:r>
     </w:p>
-    <w:p>
-      <w:pPr>
-        <w:pStyle w:val="Heading2"/>
-      </w:pPr>
-      <w:r>
-        <w:rPr>
-          <w:color w:val="4F81BD"/>
-          <w:sz w:val="28"/>
-        </w:rPr>
+    <w:p/>
+    <w:p>
+      <w:pPr>
+        <w:pStyle w:val="Heading2"/>
+      </w:pPr>
+      <w:r>
         <w:t>Termos relacionados</w:t>
       </w:r>
     </w:p>
+    <w:p/>
     <w:p>
       <w:pPr>
         <w:pStyle w:val="ListBullet"/>
@@ -5865,18 +6311,16 @@
         <w:t>VIDA-0018 - 告知義務 - Obrigação de declaração de saúde</w:t>
       </w:r>
     </w:p>
-    <w:p>
-      <w:pPr>
-        <w:pStyle w:val="Heading2"/>
-      </w:pPr>
-      <w:r>
-        <w:rPr>
-          <w:color w:val="4F81BD"/>
-          <w:sz w:val="28"/>
-        </w:rPr>
+    <w:p/>
+    <w:p>
+      <w:pPr>
+        <w:pStyle w:val="Heading2"/>
+      </w:pPr>
+      <w:r>
         <w:t>Referências cruzadas</w:t>
       </w:r>
     </w:p>
+    <w:p/>
     <w:p>
       <w:pPr>
         <w:pStyle w:val="ListBullet"/>
@@ -5893,38 +6337,34 @@
         <w:t>CASE-VIDA-0006</w:t>
       </w:r>
     </w:p>
-    <w:p>
-      <w:pPr>
-        <w:pStyle w:val="Heading2"/>
-      </w:pPr>
-      <w:r>
-        <w:rPr>
-          <w:color w:val="4F81BD"/>
-          <w:sz w:val="28"/>
-        </w:rPr>
+    <w:p/>
+    <w:p>
+      <w:pPr>
+        <w:pStyle w:val="Heading2"/>
+      </w:pPr>
+      <w:r>
         <w:t>Referências</w:t>
       </w:r>
     </w:p>
+    <w:p/>
     <w:p>
       <w:pPr>
         <w:pStyle w:val="ListBullet"/>
       </w:pPr>
       <w:r>
-        <w:t>Documento interno: 02_MasterDictionary/VIDA/VIDA-0018.md</w:t>
-      </w:r>
-    </w:p>
-    <w:p>
-      <w:pPr>
-        <w:pStyle w:val="Heading2"/>
-      </w:pPr>
-      <w:r>
-        <w:rPr>
-          <w:color w:val="4F81BD"/>
-          <w:sz w:val="28"/>
-        </w:rPr>
+        <w:t>Documento interno: `02_MasterDictionary/VIDA/VIDA-0018.md`</w:t>
+      </w:r>
+    </w:p>
+    <w:p/>
+    <w:p>
+      <w:pPr>
+        <w:pStyle w:val="Heading2"/>
+      </w:pPr>
+      <w:r>
         <w:t>Tags</w:t>
       </w:r>
     </w:p>
+    <w:p/>
     <w:p>
       <w:pPr>
         <w:pStyle w:val="ListBullet"/>
@@ -5957,114 +6397,90 @@
         <w:t>fundamento</w:t>
       </w:r>
     </w:p>
-    <w:p>
-      <w:pPr>
-        <w:pStyle w:val="Heading2"/>
-      </w:pPr>
-      <w:r>
-        <w:rPr>
-          <w:color w:val="4F81BD"/>
-          <w:sz w:val="28"/>
-        </w:rPr>
+    <w:p/>
+    <w:p>
+      <w:pPr>
+        <w:pStyle w:val="Heading2"/>
+      </w:pPr>
+      <w:r>
         <w:t>Veja também</w:t>
       </w:r>
     </w:p>
+    <w:p/>
     <w:p>
       <w:pPr>
         <w:pStyle w:val="ListBullet"/>
       </w:pPr>
       <w:r>
-        <w:t>02_MasterDictionary/VIDA/VIDA-0018.md</w:t>
-      </w:r>
-    </w:p>
-    <w:p>
-      <w:pPr>
-        <w:pStyle w:val="Heading2"/>
-      </w:pPr>
-      <w:r>
-        <w:rPr>
-          <w:color w:val="4F81BD"/>
-          <w:sz w:val="28"/>
-        </w:rPr>
+        <w:t>`02_MasterDictionary/VIDA/VIDA-0018.md`</w:t>
+      </w:r>
+    </w:p>
+    <w:p/>
+    <w:p>
+      <w:pPr>
+        <w:pStyle w:val="Heading2"/>
+      </w:pPr>
+      <w:r>
         <w:t>Histórico de revisão</w:t>
       </w:r>
     </w:p>
-    <w:p>
-      <w:r>
-        <w:rPr>
-          <w:rFonts w:ascii="Courier New" w:hAnsi="Courier New"/>
-          <w:sz w:val="16"/>
-        </w:rPr>
+    <w:p/>
+    <w:p>
+      <w:r>
         <w:t>| Data | Versão | Autor | Alteração |</w:t>
       </w:r>
     </w:p>
     <w:p>
       <w:r>
-        <w:rPr>
-          <w:rFonts w:ascii="Courier New" w:hAnsi="Courier New"/>
-          <w:sz w:val="16"/>
-        </w:rPr>
         <w:t>| --- | --- | --- | --- |</w:t>
       </w:r>
     </w:p>
     <w:p>
       <w:r>
-        <w:rPr>
-          <w:rFonts w:ascii="Courier New" w:hAnsi="Courier New"/>
-          <w:sz w:val="16"/>
-        </w:rPr>
         <w:t>| 2026-06-26 | 0.3 | JP-BR Insurance Knowledge Base | Inclusão de próximo passo seguro e ajuste de controle de versão. |</w:t>
       </w:r>
     </w:p>
     <w:p>
       <w:r>
-        <w:rPr>
-          <w:rFonts w:ascii="Courier New" w:hAnsi="Courier New"/>
-          <w:sz w:val="16"/>
-        </w:rPr>
         <w:t>| 2026-06-26 | 0.2 | JP-BR Insurance Knowledge Base | Reforço de consulta japonesa e limite comercial sobre declaração de saúde. |</w:t>
       </w:r>
     </w:p>
     <w:p>
       <w:r>
-        <w:rPr>
-          <w:rFonts w:ascii="Courier New" w:hAnsi="Courier New"/>
-          <w:sz w:val="16"/>
-        </w:rPr>
         <w:t>| 2026-06-25 | 0.1 | JP-BR Insurance Knowledge Base | Criação inicial. |</w:t>
       </w:r>
     </w:p>
     <w:p/>
     <w:p>
+      <w:r>
+        <w:br w:type="page"/>
+      </w:r>
+    </w:p>
+    <w:p/>
+    <w:p>
       <w:pPr>
         <w:pStyle w:val="Heading1"/>
       </w:pPr>
       <w:r>
-        <w:rPr>
-          <w:color w:val="4F81BD"/>
-          <w:sz w:val="32"/>
-        </w:rPr>
         <w:t>FAQ-VIDA-0019 - Existe carência no seguro de vida?</w:t>
       </w:r>
     </w:p>
-    <w:p>
-      <w:pPr>
-        <w:pStyle w:val="Heading2"/>
-      </w:pPr>
-      <w:r>
-        <w:rPr>
-          <w:color w:val="4F81BD"/>
-          <w:sz w:val="28"/>
-        </w:rPr>
+    <w:p/>
+    <w:p>
+      <w:pPr>
+        <w:pStyle w:val="Heading2"/>
+      </w:pPr>
+      <w:r>
         <w:t>Controle</w:t>
       </w:r>
     </w:p>
+    <w:p/>
     <w:p>
       <w:pPr>
         <w:pStyle w:val="ListBullet"/>
       </w:pPr>
       <w:r>
-        <w:t>Versão: 0.1</w:t>
+        <w:t>Versão: 0.2</w:t>
       </w:r>
     </w:p>
     <w:p>
@@ -6088,123 +6504,165 @@
         <w:pStyle w:val="ListBullet"/>
       </w:pPr>
       <w:r>
-        <w:t>Histórico: Criação inicial.</w:t>
-      </w:r>
-    </w:p>
-    <w:p>
-      <w:pPr>
-        <w:pStyle w:val="Heading2"/>
-      </w:pPr>
-      <w:r>
-        <w:rPr>
-          <w:color w:val="4F81BD"/>
-          <w:sz w:val="28"/>
-        </w:rPr>
+        <w:t>Histórico: Criação inicial; reforço NotebookLM e compliance.</w:t>
+      </w:r>
+    </w:p>
+    <w:p/>
+    <w:p>
+      <w:pPr>
+        <w:pStyle w:val="Heading2"/>
+      </w:pPr>
+      <w:r>
         <w:t>Código</w:t>
       </w:r>
     </w:p>
+    <w:p/>
     <w:p>
       <w:r>
         <w:t>FAQ-VIDA-0019</w:t>
       </w:r>
     </w:p>
-    <w:p>
-      <w:pPr>
-        <w:pStyle w:val="Heading2"/>
-      </w:pPr>
-      <w:r>
-        <w:rPr>
-          <w:color w:val="4F81BD"/>
-          <w:sz w:val="28"/>
-        </w:rPr>
+    <w:p/>
+    <w:p>
+      <w:pPr>
+        <w:pStyle w:val="Heading2"/>
+      </w:pPr>
+      <w:r>
         <w:t>Categoria</w:t>
       </w:r>
     </w:p>
+    <w:p/>
     <w:p>
       <w:r>
         <w:t>VIDA</w:t>
       </w:r>
     </w:p>
-    <w:p>
-      <w:pPr>
-        <w:pStyle w:val="Heading2"/>
-      </w:pPr>
-      <w:r>
-        <w:rPr>
-          <w:color w:val="4F81BD"/>
-          <w:sz w:val="28"/>
-        </w:rPr>
+    <w:p/>
+    <w:p>
+      <w:pPr>
+        <w:pStyle w:val="Heading2"/>
+      </w:pPr>
+      <w:r>
         <w:t>Pergunta</w:t>
       </w:r>
     </w:p>
+    <w:p/>
     <w:p>
       <w:r>
         <w:t>Existe carência no seguro de vida?</w:t>
       </w:r>
     </w:p>
-    <w:p>
-      <w:pPr>
-        <w:pStyle w:val="Heading2"/>
-      </w:pPr>
-      <w:r>
-        <w:rPr>
-          <w:color w:val="4F81BD"/>
-          <w:sz w:val="28"/>
-        </w:rPr>
+    <w:p/>
+    <w:p>
+      <w:pPr>
+        <w:pStyle w:val="Heading2"/>
+      </w:pPr>
+      <w:r>
+        <w:t>Consulta natural em japonês</w:t>
+      </w:r>
+    </w:p>
+    <w:p/>
+    <w:p>
+      <w:pPr>
+        <w:pStyle w:val="ListBullet"/>
+      </w:pPr>
+      <w:r>
+        <w:t>生命保険に免責期間や待機期間はありますか。</w:t>
+      </w:r>
+    </w:p>
+    <w:p>
+      <w:pPr>
+        <w:pStyle w:val="ListBullet"/>
+      </w:pPr>
+      <w:r>
+        <w:t>契約後すぐ支払われない場合をどう説明しますか。</w:t>
+      </w:r>
+    </w:p>
+    <w:p/>
+    <w:p>
+      <w:pPr>
+        <w:pStyle w:val="Heading2"/>
+      </w:pPr>
+      <w:r>
         <w:t>Situação de atendimento</w:t>
       </w:r>
     </w:p>
+    <w:p/>
     <w:p>
       <w:r>
         <w:t>Cliente brasileiro quer entender fundamentos de seguro de vida no Japão.</w:t>
       </w:r>
     </w:p>
-    <w:p>
-      <w:pPr>
-        <w:pStyle w:val="Heading2"/>
-      </w:pPr>
-      <w:r>
-        <w:rPr>
-          <w:color w:val="4F81BD"/>
-          <w:sz w:val="28"/>
-        </w:rPr>
+    <w:p/>
+    <w:p>
+      <w:pPr>
+        <w:pStyle w:val="Heading2"/>
+      </w:pPr>
+      <w:r>
         <w:t>Resposta técnica</w:t>
       </w:r>
     </w:p>
+    <w:p/>
     <w:p>
       <w:r>
         <w:t>Período inicial em que determinada cobertura pode não valer ou ter limitação, conforme contrato.</w:t>
       </w:r>
     </w:p>
-    <w:p>
-      <w:pPr>
-        <w:pStyle w:val="Heading2"/>
-      </w:pPr>
-      <w:r>
-        <w:rPr>
-          <w:color w:val="4F81BD"/>
-          <w:sz w:val="28"/>
-        </w:rPr>
+    <w:p/>
+    <w:p>
+      <w:pPr>
+        <w:pStyle w:val="Heading2"/>
+      </w:pPr>
+      <w:r>
         <w:t>Como responder ao cliente brasileiro</w:t>
       </w:r>
     </w:p>
+    <w:p/>
     <w:p>
       <w:r>
         <w:t>Alguns seguros têm período inicial com regra especial. Precisamos explicar isso antes da contratação.</w:t>
       </w:r>
     </w:p>
-    <w:p>
-      <w:pPr>
-        <w:pStyle w:val="Heading2"/>
-      </w:pPr>
-      <w:r>
-        <w:rPr>
-          <w:color w:val="4F81BD"/>
-          <w:sz w:val="28"/>
-        </w:rPr>
+    <w:p/>
+    <w:p>
+      <w:pPr>
+        <w:pStyle w:val="Heading2"/>
+      </w:pPr>
+      <w:r>
+        <w:t>Próximo passo seguro</w:t>
+      </w:r>
+    </w:p>
+    <w:p/>
+    <w:p>
+      <w:r>
+        <w:t>自殺免責、がん待機期間、責任開始日、支払対象外期間を確認する。</w:t>
+      </w:r>
+    </w:p>
+    <w:p/>
+    <w:p>
+      <w:pPr>
+        <w:pStyle w:val="Heading2"/>
+      </w:pPr>
+      <w:r>
+        <w:t>Limite comercial/compliance</w:t>
+      </w:r>
+    </w:p>
+    <w:p/>
+    <w:p>
+      <w:r>
+        <w:t>契約直後でも必ず支払われるとは説明せず、免責・待機期間を確認する。</w:t>
+      </w:r>
+    </w:p>
+    <w:p/>
+    <w:p>
+      <w:pPr>
+        <w:pStyle w:val="Heading2"/>
+      </w:pPr>
+      <w:r>
         <w:t>Termos relacionados</w:t>
       </w:r>
     </w:p>
+    <w:p/>
     <w:p>
       <w:pPr>
         <w:pStyle w:val="ListBullet"/>
@@ -6213,18 +6671,16 @@
         <w:t>VIDA-0019 - 免責期間 - Período de carência ou exclusão inicial</w:t>
       </w:r>
     </w:p>
-    <w:p>
-      <w:pPr>
-        <w:pStyle w:val="Heading2"/>
-      </w:pPr>
-      <w:r>
-        <w:rPr>
-          <w:color w:val="4F81BD"/>
-          <w:sz w:val="28"/>
-        </w:rPr>
+    <w:p/>
+    <w:p>
+      <w:pPr>
+        <w:pStyle w:val="Heading2"/>
+      </w:pPr>
+      <w:r>
         <w:t>Referências cruzadas</w:t>
       </w:r>
     </w:p>
+    <w:p/>
     <w:p>
       <w:pPr>
         <w:pStyle w:val="ListBullet"/>
@@ -6241,38 +6697,34 @@
         <w:t>CASE-VIDA-0007</w:t>
       </w:r>
     </w:p>
-    <w:p>
-      <w:pPr>
-        <w:pStyle w:val="Heading2"/>
-      </w:pPr>
-      <w:r>
-        <w:rPr>
-          <w:color w:val="4F81BD"/>
-          <w:sz w:val="28"/>
-        </w:rPr>
+    <w:p/>
+    <w:p>
+      <w:pPr>
+        <w:pStyle w:val="Heading2"/>
+      </w:pPr>
+      <w:r>
         <w:t>Referências</w:t>
       </w:r>
     </w:p>
+    <w:p/>
     <w:p>
       <w:pPr>
         <w:pStyle w:val="ListBullet"/>
       </w:pPr>
       <w:r>
-        <w:t>Documento interno: 02_MasterDictionary/VIDA/VIDA-0019.md</w:t>
-      </w:r>
-    </w:p>
-    <w:p>
-      <w:pPr>
-        <w:pStyle w:val="Heading2"/>
-      </w:pPr>
-      <w:r>
-        <w:rPr>
-          <w:color w:val="4F81BD"/>
-          <w:sz w:val="28"/>
-        </w:rPr>
+        <w:t>Documento interno: `02_MasterDictionary/VIDA/VIDA-0019.md`</w:t>
+      </w:r>
+    </w:p>
+    <w:p/>
+    <w:p>
+      <w:pPr>
+        <w:pStyle w:val="Heading2"/>
+      </w:pPr>
+      <w:r>
         <w:t>Tags</w:t>
       </w:r>
     </w:p>
+    <w:p/>
     <w:p>
       <w:pPr>
         <w:pStyle w:val="ListBullet"/>
@@ -6305,96 +6757,85 @@
         <w:t>fundamento</w:t>
       </w:r>
     </w:p>
-    <w:p>
-      <w:pPr>
-        <w:pStyle w:val="Heading2"/>
-      </w:pPr>
-      <w:r>
-        <w:rPr>
-          <w:color w:val="4F81BD"/>
-          <w:sz w:val="28"/>
-        </w:rPr>
+    <w:p/>
+    <w:p>
+      <w:pPr>
+        <w:pStyle w:val="Heading2"/>
+      </w:pPr>
+      <w:r>
         <w:t>Veja também</w:t>
       </w:r>
     </w:p>
+    <w:p/>
     <w:p>
       <w:pPr>
         <w:pStyle w:val="ListBullet"/>
       </w:pPr>
       <w:r>
-        <w:t>02_MasterDictionary/VIDA/VIDA-0019.md</w:t>
-      </w:r>
-    </w:p>
-    <w:p>
-      <w:pPr>
-        <w:pStyle w:val="Heading2"/>
-      </w:pPr>
-      <w:r>
-        <w:rPr>
-          <w:color w:val="4F81BD"/>
-          <w:sz w:val="28"/>
-        </w:rPr>
+        <w:t>`02_MasterDictionary/VIDA/VIDA-0019.md`</w:t>
+      </w:r>
+    </w:p>
+    <w:p/>
+    <w:p>
+      <w:pPr>
+        <w:pStyle w:val="Heading2"/>
+      </w:pPr>
+      <w:r>
         <w:t>Histórico de revisão</w:t>
       </w:r>
     </w:p>
-    <w:p>
-      <w:r>
-        <w:rPr>
-          <w:rFonts w:ascii="Courier New" w:hAnsi="Courier New"/>
-          <w:sz w:val="16"/>
-        </w:rPr>
+    <w:p/>
+    <w:p>
+      <w:r>
         <w:t>| Data | Versão | Autor | Alteração |</w:t>
       </w:r>
     </w:p>
     <w:p>
       <w:r>
-        <w:rPr>
-          <w:rFonts w:ascii="Courier New" w:hAnsi="Courier New"/>
-          <w:sz w:val="16"/>
-        </w:rPr>
         <w:t>| --- | --- | --- | --- |</w:t>
       </w:r>
     </w:p>
     <w:p>
       <w:r>
-        <w:rPr>
-          <w:rFonts w:ascii="Courier New" w:hAnsi="Courier New"/>
-          <w:sz w:val="16"/>
-        </w:rPr>
         <w:t>| 2026-06-25 | 0.1 | JP-BR Insurance Knowledge Base | Criação inicial. |</w:t>
       </w:r>
     </w:p>
+    <w:p>
+      <w:r>
+        <w:t>| 2026-06-26 | 0.2 | JP-BR Insurance Knowledge Base | Inclusão de consulta japonesa, próximo passo seguro e limite comercial/compliance. |</w:t>
+      </w:r>
+    </w:p>
+    <w:p/>
+    <w:p>
+      <w:r>
+        <w:br w:type="page"/>
+      </w:r>
+    </w:p>
     <w:p/>
     <w:p>
       <w:pPr>
         <w:pStyle w:val="Heading1"/>
       </w:pPr>
       <w:r>
-        <w:rPr>
-          <w:color w:val="4F81BD"/>
-          <w:sz w:val="32"/>
-        </w:rPr>
         <w:t>FAQ-VIDA-0020 - Quando a cobertura começa?</w:t>
       </w:r>
     </w:p>
-    <w:p>
-      <w:pPr>
-        <w:pStyle w:val="Heading2"/>
-      </w:pPr>
-      <w:r>
-        <w:rPr>
-          <w:color w:val="4F81BD"/>
-          <w:sz w:val="28"/>
-        </w:rPr>
+    <w:p/>
+    <w:p>
+      <w:pPr>
+        <w:pStyle w:val="Heading2"/>
+      </w:pPr>
+      <w:r>
         <w:t>Controle</w:t>
       </w:r>
     </w:p>
+    <w:p/>
     <w:p>
       <w:pPr>
         <w:pStyle w:val="ListBullet"/>
       </w:pPr>
       <w:r>
-        <w:t>Versão: 0.1</w:t>
+        <w:t>Versão: 0.2</w:t>
       </w:r>
     </w:p>
     <w:p>
@@ -6418,123 +6859,165 @@
         <w:pStyle w:val="ListBullet"/>
       </w:pPr>
       <w:r>
-        <w:t>Histórico: Criação inicial.</w:t>
-      </w:r>
-    </w:p>
-    <w:p>
-      <w:pPr>
-        <w:pStyle w:val="Heading2"/>
-      </w:pPr>
-      <w:r>
-        <w:rPr>
-          <w:color w:val="4F81BD"/>
-          <w:sz w:val="28"/>
-        </w:rPr>
+        <w:t>Histórico: Criação inicial; reforço NotebookLM e compliance.</w:t>
+      </w:r>
+    </w:p>
+    <w:p/>
+    <w:p>
+      <w:pPr>
+        <w:pStyle w:val="Heading2"/>
+      </w:pPr>
+      <w:r>
         <w:t>Código</w:t>
       </w:r>
     </w:p>
+    <w:p/>
     <w:p>
       <w:r>
         <w:t>FAQ-VIDA-0020</w:t>
       </w:r>
     </w:p>
-    <w:p>
-      <w:pPr>
-        <w:pStyle w:val="Heading2"/>
-      </w:pPr>
-      <w:r>
-        <w:rPr>
-          <w:color w:val="4F81BD"/>
-          <w:sz w:val="28"/>
-        </w:rPr>
+    <w:p/>
+    <w:p>
+      <w:pPr>
+        <w:pStyle w:val="Heading2"/>
+      </w:pPr>
+      <w:r>
         <w:t>Categoria</w:t>
       </w:r>
     </w:p>
+    <w:p/>
     <w:p>
       <w:r>
         <w:t>VIDA</w:t>
       </w:r>
     </w:p>
-    <w:p>
-      <w:pPr>
-        <w:pStyle w:val="Heading2"/>
-      </w:pPr>
-      <w:r>
-        <w:rPr>
-          <w:color w:val="4F81BD"/>
-          <w:sz w:val="28"/>
-        </w:rPr>
+    <w:p/>
+    <w:p>
+      <w:pPr>
+        <w:pStyle w:val="Heading2"/>
+      </w:pPr>
+      <w:r>
         <w:t>Pergunta</w:t>
       </w:r>
     </w:p>
+    <w:p/>
     <w:p>
       <w:r>
         <w:t>Quando a cobertura começa?</w:t>
       </w:r>
     </w:p>
-    <w:p>
-      <w:pPr>
-        <w:pStyle w:val="Heading2"/>
-      </w:pPr>
-      <w:r>
-        <w:rPr>
-          <w:color w:val="4F81BD"/>
-          <w:sz w:val="28"/>
-        </w:rPr>
+    <w:p/>
+    <w:p>
+      <w:pPr>
+        <w:pStyle w:val="Heading2"/>
+      </w:pPr>
+      <w:r>
+        <w:t>Consulta natural em japonês</w:t>
+      </w:r>
+    </w:p>
+    <w:p/>
+    <w:p>
+      <w:pPr>
+        <w:pStyle w:val="ListBullet"/>
+      </w:pPr>
+      <w:r>
+        <w:t>生命保険の保障はいつから始まりますか。</w:t>
+      </w:r>
+    </w:p>
+    <w:p>
+      <w:pPr>
+        <w:pStyle w:val="ListBullet"/>
+      </w:pPr>
+      <w:r>
+        <w:t>責任開始日をブラジル人のお客様にどう説明しますか。</w:t>
+      </w:r>
+    </w:p>
+    <w:p/>
+    <w:p>
+      <w:pPr>
+        <w:pStyle w:val="Heading2"/>
+      </w:pPr>
+      <w:r>
         <w:t>Situação de atendimento</w:t>
       </w:r>
     </w:p>
+    <w:p/>
     <w:p>
       <w:r>
         <w:t>Cliente brasileiro quer entender fundamentos de seguro de vida no Japão.</w:t>
       </w:r>
     </w:p>
-    <w:p>
-      <w:pPr>
-        <w:pStyle w:val="Heading2"/>
-      </w:pPr>
-      <w:r>
-        <w:rPr>
-          <w:color w:val="4F81BD"/>
-          <w:sz w:val="28"/>
-        </w:rPr>
+    <w:p/>
+    <w:p>
+      <w:pPr>
+        <w:pStyle w:val="Heading2"/>
+      </w:pPr>
+      <w:r>
         <w:t>Resposta técnica</w:t>
       </w:r>
     </w:p>
+    <w:p/>
     <w:p>
       <w:r>
         <w:t>Data a partir da qual a seguradora passa a assumir responsabilidade pela cobertura, conforme aceitação e condições do contrato.</w:t>
       </w:r>
     </w:p>
-    <w:p>
-      <w:pPr>
-        <w:pStyle w:val="Heading2"/>
-      </w:pPr>
-      <w:r>
-        <w:rPr>
-          <w:color w:val="4F81BD"/>
-          <w:sz w:val="28"/>
-        </w:rPr>
+    <w:p/>
+    <w:p>
+      <w:pPr>
+        <w:pStyle w:val="Heading2"/>
+      </w:pPr>
+      <w:r>
         <w:t>Como responder ao cliente brasileiro</w:t>
       </w:r>
     </w:p>
+    <w:p/>
     <w:p>
       <w:r>
         <w:t>A cobertura não começa apenas porque conversamos sobre o seguro. Ela começa conforme a data e as condições aceitas pela seguradora.</w:t>
       </w:r>
     </w:p>
-    <w:p>
-      <w:pPr>
-        <w:pStyle w:val="Heading2"/>
-      </w:pPr>
-      <w:r>
-        <w:rPr>
-          <w:color w:val="4F81BD"/>
-          <w:sz w:val="28"/>
-        </w:rPr>
+    <w:p/>
+    <w:p>
+      <w:pPr>
+        <w:pStyle w:val="Heading2"/>
+      </w:pPr>
+      <w:r>
+        <w:t>Próximo passo seguro</w:t>
+      </w:r>
+    </w:p>
+    <w:p/>
+    <w:p>
+      <w:r>
+        <w:t>申込、告知、第一回保険料、承諾、責任開始条件を確認する。</w:t>
+      </w:r>
+    </w:p>
+    <w:p/>
+    <w:p>
+      <w:pPr>
+        <w:pStyle w:val="Heading2"/>
+      </w:pPr>
+      <w:r>
+        <w:t>Limite comercial/compliance</w:t>
+      </w:r>
+    </w:p>
+    <w:p/>
+    <w:p>
+      <w:r>
+        <w:t>申込書提出だけで保障開始とは説明せず、正式な責任開始条件を確認する。</w:t>
+      </w:r>
+    </w:p>
+    <w:p/>
+    <w:p>
+      <w:pPr>
+        <w:pStyle w:val="Heading2"/>
+      </w:pPr>
+      <w:r>
         <w:t>Termos relacionados</w:t>
       </w:r>
     </w:p>
+    <w:p/>
     <w:p>
       <w:pPr>
         <w:pStyle w:val="ListBullet"/>
@@ -6543,18 +7026,16 @@
         <w:t>VIDA-0020 - 責任開始日 - Data de início da responsabilidade da seguradora</w:t>
       </w:r>
     </w:p>
-    <w:p>
-      <w:pPr>
-        <w:pStyle w:val="Heading2"/>
-      </w:pPr>
-      <w:r>
-        <w:rPr>
-          <w:color w:val="4F81BD"/>
-          <w:sz w:val="28"/>
-        </w:rPr>
+    <w:p/>
+    <w:p>
+      <w:pPr>
+        <w:pStyle w:val="Heading2"/>
+      </w:pPr>
+      <w:r>
         <w:t>Referências cruzadas</w:t>
       </w:r>
     </w:p>
+    <w:p/>
     <w:p>
       <w:pPr>
         <w:pStyle w:val="ListBullet"/>
@@ -6571,38 +7052,34 @@
         <w:t>CASE-VIDA-0007</w:t>
       </w:r>
     </w:p>
-    <w:p>
-      <w:pPr>
-        <w:pStyle w:val="Heading2"/>
-      </w:pPr>
-      <w:r>
-        <w:rPr>
-          <w:color w:val="4F81BD"/>
-          <w:sz w:val="28"/>
-        </w:rPr>
+    <w:p/>
+    <w:p>
+      <w:pPr>
+        <w:pStyle w:val="Heading2"/>
+      </w:pPr>
+      <w:r>
         <w:t>Referências</w:t>
       </w:r>
     </w:p>
+    <w:p/>
     <w:p>
       <w:pPr>
         <w:pStyle w:val="ListBullet"/>
       </w:pPr>
       <w:r>
-        <w:t>Documento interno: 02_MasterDictionary/VIDA/VIDA-0020.md</w:t>
-      </w:r>
-    </w:p>
-    <w:p>
-      <w:pPr>
-        <w:pStyle w:val="Heading2"/>
-      </w:pPr>
-      <w:r>
-        <w:rPr>
-          <w:color w:val="4F81BD"/>
-          <w:sz w:val="28"/>
-        </w:rPr>
+        <w:t>Documento interno: `02_MasterDictionary/VIDA/VIDA-0020.md`</w:t>
+      </w:r>
+    </w:p>
+    <w:p/>
+    <w:p>
+      <w:pPr>
+        <w:pStyle w:val="Heading2"/>
+      </w:pPr>
+      <w:r>
         <w:t>Tags</w:t>
       </w:r>
     </w:p>
+    <w:p/>
     <w:p>
       <w:pPr>
         <w:pStyle w:val="ListBullet"/>
@@ -6635,68 +7112,82 @@
         <w:t>fundamento</w:t>
       </w:r>
     </w:p>
-    <w:p>
-      <w:pPr>
-        <w:pStyle w:val="Heading2"/>
-      </w:pPr>
-      <w:r>
-        <w:rPr>
-          <w:color w:val="4F81BD"/>
-          <w:sz w:val="28"/>
-        </w:rPr>
+    <w:p/>
+    <w:p>
+      <w:pPr>
+        <w:pStyle w:val="Heading2"/>
+      </w:pPr>
+      <w:r>
         <w:t>Veja também</w:t>
       </w:r>
     </w:p>
+    <w:p/>
     <w:p>
       <w:pPr>
         <w:pStyle w:val="ListBullet"/>
       </w:pPr>
       <w:r>
-        <w:t>02_MasterDictionary/VIDA/VIDA-0020.md</w:t>
-      </w:r>
-    </w:p>
-    <w:p>
-      <w:pPr>
-        <w:pStyle w:val="Heading2"/>
-      </w:pPr>
-      <w:r>
-        <w:rPr>
-          <w:color w:val="4F81BD"/>
-          <w:sz w:val="28"/>
-        </w:rPr>
+        <w:t>`02_MasterDictionary/VIDA/VIDA-0020.md`</w:t>
+      </w:r>
+    </w:p>
+    <w:p/>
+    <w:p>
+      <w:pPr>
+        <w:pStyle w:val="Heading2"/>
+      </w:pPr>
+      <w:r>
         <w:t>Histórico de revisão</w:t>
       </w:r>
     </w:p>
-    <w:p>
-      <w:r>
-        <w:rPr>
-          <w:rFonts w:ascii="Courier New" w:hAnsi="Courier New"/>
-          <w:sz w:val="16"/>
-        </w:rPr>
+    <w:p/>
+    <w:p>
+      <w:r>
         <w:t>| Data | Versão | Autor | Alteração |</w:t>
       </w:r>
     </w:p>
     <w:p>
       <w:r>
-        <w:rPr>
-          <w:rFonts w:ascii="Courier New" w:hAnsi="Courier New"/>
-          <w:sz w:val="16"/>
-        </w:rPr>
         <w:t>| --- | --- | --- | --- |</w:t>
       </w:r>
     </w:p>
     <w:p>
       <w:r>
-        <w:rPr>
-          <w:rFonts w:ascii="Courier New" w:hAnsi="Courier New"/>
-          <w:sz w:val="16"/>
-        </w:rPr>
         <w:t>| 2026-06-25 | 0.1 | JP-BR Insurance Knowledge Base | Criação inicial. |</w:t>
+      </w:r>
+    </w:p>
+    <w:p>
+      <w:r>
+        <w:t>| 2026-06-26 | 0.2 | JP-BR Insurance Knowledge Base | Inclusão de consulta japonesa, próximo passo seguro e limite comercial/compliance. |</w:t>
+      </w:r>
+    </w:p>
+    <w:p/>
+    <w:p>
+      <w:pPr>
+        <w:pStyle w:val="Heading2"/>
+      </w:pPr>
+      <w:r>
+        <w:t>Histórico de revisão</w:t>
+      </w:r>
+    </w:p>
+    <w:p/>
+    <w:p>
+      <w:r>
+        <w:t>| Data | Versão | Autor | Alteração |</w:t>
+      </w:r>
+    </w:p>
+    <w:p>
+      <w:r>
+        <w:t>| --- | --- | --- | --- |</w:t>
+      </w:r>
+    </w:p>
+    <w:p>
+      <w:r>
+        <w:t>| 2026-06-26 | 0.2 | JP-BR Insurance Knowledge Base | Regeneração do pacote com normalização editorial das FAQs VIDA 0001-0020. |</w:t>
       </w:r>
     </w:p>
     <w:sectPr>
       <w:pgSz w:w="12240" w:h="15840"/>
-      <w:pgMar w:top="1440" w:right="1440" w:bottom="1440" w:left="1440" w:header="720" w:footer="720" w:gutter="0"/>
+      <w:pgMar w:top="1440" w:right="1800" w:bottom="1440" w:left="1800" w:header="720" w:footer="720" w:gutter="0"/>
       <w:cols w:space="720"/>
       <w:docGrid w:linePitch="360"/>
     </w:sectPr>
@@ -7069,7 +7560,7 @@
     <w:rsid w:val="00FC693F"/>
     <w:rPr>
       <w:rFonts w:ascii="Arial" w:hAnsi="Arial"/>
-      <w:sz w:val="22"/>
+      <w:sz w:val="20"/>
     </w:rPr>
   </w:style>
   <w:style w:type="paragraph" w:styleId="Header">
